--- a/public/contract.docx
+++ b/public/contract.docx
@@ -442,21 +442,7 @@
           <w:rFonts w:ascii="Arial" w:eastAsia="Arial" w:hAnsi="Arial" w:cs="Arial"/>
           <w:sz w:val="28"/>
         </w:rPr>
-        <w:t>{</w:t>
-      </w:r>
-      <w:r>
-        <w:rPr>
-          <w:rFonts w:ascii="Arial" w:eastAsia="Arial" w:hAnsi="Arial" w:cs="Arial"/>
-          <w:sz w:val="28"/>
-        </w:rPr>
         <w:t>organization</w:t>
-      </w:r>
-      <w:r>
-        <w:rPr>
-          <w:rFonts w:ascii="Arial" w:eastAsia="Arial" w:hAnsi="Arial" w:cs="Arial"/>
-          <w:sz w:val="28"/>
-        </w:rPr>
-        <w:t>}</w:t>
       </w:r>
       <w:r>
         <w:rPr>
@@ -527,13 +513,6 @@
         <w:spacing w:after="0"/>
         <w:ind w:right="77"/>
       </w:pPr>
-      <w:r>
-        <w:rPr>
-          <w:rFonts w:ascii="Arial" w:eastAsia="Arial" w:hAnsi="Arial" w:cs="Arial"/>
-          <w:sz w:val="28"/>
-        </w:rPr>
-        <w:t>{</w:t>
-      </w:r>
       <w:proofErr w:type="spellStart"/>
       <w:r>
         <w:rPr>
@@ -543,13 +522,6 @@
         <w:t>cr_number</w:t>
       </w:r>
       <w:proofErr w:type="spellEnd"/>
-      <w:r>
-        <w:rPr>
-          <w:rFonts w:ascii="Arial" w:eastAsia="Arial" w:hAnsi="Arial" w:cs="Arial"/>
-          <w:sz w:val="28"/>
-        </w:rPr>
-        <w:t>}</w:t>
-      </w:r>
       <w:r>
         <w:rPr>
           <w:rFonts w:ascii="Arial" w:eastAsia="Arial" w:hAnsi="Arial" w:cs="Arial"/>
@@ -618,13 +590,6 @@
         <w:spacing w:after="0"/>
         <w:ind w:right="77"/>
       </w:pPr>
-      <w:r>
-        <w:rPr>
-          <w:rFonts w:ascii="Arial" w:eastAsia="Arial" w:hAnsi="Arial" w:cs="Arial"/>
-          <w:sz w:val="28"/>
-        </w:rPr>
-        <w:t>{</w:t>
-      </w:r>
       <w:proofErr w:type="spellStart"/>
       <w:r>
         <w:rPr>
@@ -634,13 +599,6 @@
         <w:t>full_name</w:t>
       </w:r>
       <w:proofErr w:type="spellEnd"/>
-      <w:r>
-        <w:rPr>
-          <w:rFonts w:ascii="Arial" w:eastAsia="Arial" w:hAnsi="Arial" w:cs="Arial"/>
-          <w:sz w:val="28"/>
-        </w:rPr>
-        <w:t>}</w:t>
-      </w:r>
       <w:r>
         <w:rPr>
           <w:rFonts w:ascii="Arial" w:eastAsia="Arial" w:hAnsi="Arial" w:cs="Arial"/>
@@ -810,7 +768,6 @@
         <w:ind w:left="-3" w:hanging="10"/>
         <w:jc w:val="left"/>
       </w:pPr>
-      <w:proofErr w:type="gramStart"/>
       <w:r>
         <w:rPr>
           <w:rFonts w:ascii="Arial" w:eastAsia="Arial" w:hAnsi="Arial" w:cs="Arial"/>
@@ -853,7 +810,6 @@
         </w:rPr>
         <w:t>1</w:t>
       </w:r>
-      <w:proofErr w:type="gramEnd"/>
       <w:r>
         <w:rPr>
           <w:rFonts w:ascii="Arial" w:eastAsia="Arial" w:hAnsi="Arial" w:cs="Arial"/>
@@ -1095,31 +1051,19 @@
           <w:szCs w:val="28"/>
           <w:rtl/>
         </w:rPr>
+        <w:t xml:space="preserve"> (</w:t>
+      </w:r>
+      <w:r>
+        <w:rPr>
+          <w:rFonts w:ascii="Arial" w:eastAsia="Arial" w:hAnsi="Arial" w:cs="Arial"/>
+          <w:b/>
+          <w:bCs/>
+          <w:sz w:val="28"/>
+          <w:szCs w:val="28"/>
+          <w:rtl/>
+        </w:rPr>
         <w:t xml:space="preserve"> </w:t>
       </w:r>
-      <w:proofErr w:type="gramStart"/>
-      <w:r>
-        <w:rPr>
-          <w:rFonts w:ascii="Arial" w:eastAsia="Arial" w:hAnsi="Arial" w:cs="Arial" w:hint="cs"/>
-          <w:b/>
-          <w:bCs/>
-          <w:sz w:val="28"/>
-          <w:szCs w:val="28"/>
-          <w:rtl/>
-        </w:rPr>
-        <w:t>(</w:t>
-      </w:r>
-      <w:r>
-        <w:rPr>
-          <w:rFonts w:ascii="Arial" w:eastAsia="Arial" w:hAnsi="Arial" w:cs="Arial"/>
-          <w:b/>
-          <w:bCs/>
-          <w:sz w:val="28"/>
-          <w:szCs w:val="28"/>
-          <w:rtl/>
-        </w:rPr>
-        <w:t xml:space="preserve"> </w:t>
-      </w:r>
       <w:r>
         <w:rPr>
           <w:b/>
@@ -1129,7 +1073,6 @@
         </w:rPr>
         <w:t>2</w:t>
       </w:r>
-      <w:proofErr w:type="gramEnd"/>
       <w:r>
         <w:rPr>
           <w:rFonts w:ascii="Arial" w:eastAsia="Arial" w:hAnsi="Arial" w:cs="Arial"/>
@@ -1661,7 +1604,6 @@
         </w:rPr>
         <w:t xml:space="preserve">)، وإلا سيعتبر الحجز </w:t>
       </w:r>
-      <w:proofErr w:type="gramStart"/>
       <w:r>
         <w:rPr>
           <w:rFonts w:ascii="Arial" w:eastAsia="Arial" w:hAnsi="Arial" w:cs="Arial" w:hint="cs"/>
@@ -1690,7 +1632,6 @@
         </w:rPr>
         <w:t xml:space="preserve"> .</w:t>
       </w:r>
-      <w:proofErr w:type="gramEnd"/>
       <w:r>
         <w:rPr>
           <w:sz w:val="28"/>
@@ -2717,27 +2658,7 @@
           <w:szCs w:val="28"/>
           <w:rtl/>
         </w:rPr>
-        <w:t xml:space="preserve"> عن أي أضرار، أو </w:t>
-      </w:r>
-      <w:proofErr w:type="gramStart"/>
-      <w:r>
-        <w:rPr>
-          <w:rFonts w:ascii="Arial" w:eastAsia="Arial" w:hAnsi="Arial" w:cs="Arial"/>
-          <w:sz w:val="28"/>
-          <w:szCs w:val="28"/>
-          <w:rtl/>
-        </w:rPr>
-        <w:t>خسائر،  أو</w:t>
-      </w:r>
-      <w:proofErr w:type="gramEnd"/>
-      <w:r>
-        <w:rPr>
-          <w:rFonts w:ascii="Arial" w:eastAsia="Arial" w:hAnsi="Arial" w:cs="Arial"/>
-          <w:sz w:val="28"/>
-          <w:szCs w:val="28"/>
-          <w:rtl/>
-        </w:rPr>
-        <w:t xml:space="preserve"> مطالبات قضائية، أو إدارية تنتج عن تصرفاته أو إخلاله بالتزاماته</w:t>
+        <w:t xml:space="preserve"> عن أي أضرار، أو خسائر،  أو مطالبات قضائية، أو إدارية تنتج عن تصرفاته أو إخلاله بالتزاماته</w:t>
       </w:r>
       <w:r>
         <w:rPr>
@@ -3500,21 +3421,8 @@
           <w:szCs w:val="26"/>
           <w:rtl/>
         </w:rPr>
-        <w:t xml:space="preserve">لا يعتمد هذا العقد وتسقط مسؤولية الطرف الأول تجاه الطرف الثاني في حال لم يتم تحويل كامل المبلغ </w:t>
-      </w:r>
-      <w:proofErr w:type="gramStart"/>
-      <w:r>
-        <w:rPr>
-          <w:rFonts w:ascii="Arial" w:eastAsia="Arial" w:hAnsi="Arial" w:cs="Arial"/>
-          <w:b/>
-          <w:bCs/>
-          <w:sz w:val="26"/>
-          <w:szCs w:val="26"/>
-          <w:rtl/>
-        </w:rPr>
-        <w:t>المستحق .</w:t>
-      </w:r>
-      <w:proofErr w:type="gramEnd"/>
+        <w:t>لا يعتمد هذا العقد وتسقط مسؤولية الطرف الأول تجاه الطرف الثاني في حال لم يتم تحويل كامل المبلغ المستحق .</w:t>
+      </w:r>
     </w:p>
     <w:p>
       <w:pPr>
@@ -6123,6 +6031,7 @@
   <w:style w:type="character" w:default="1" w:styleId="DefaultParagraphFont">
     <w:name w:val="Default Paragraph Font"/>
     <w:uiPriority w:val="1"/>
+    <w:semiHidden/>
     <w:unhideWhenUsed/>
   </w:style>
   <w:style w:type="table" w:default="1" w:styleId="TableNormal">

--- a/public/contract.docx
+++ b/public/contract.docx
@@ -456,23 +456,32 @@
       <w:pPr>
         <w:bidi w:val="0"/>
         <w:spacing w:after="0"/>
-        <w:ind w:left="113"/>
+        <w:ind w:right="77"/>
+      </w:pPr>
+      <w:r>
+        <w:rPr>
+          <w:rFonts w:ascii="Arial" w:eastAsia="Arial" w:hAnsi="Arial" w:cs="Arial"/>
+          <w:sz w:val="28"/>
+        </w:rPr>
+        <w:t xml:space="preserve"> </w:t>
+      </w:r>
+    </w:p>
+    <w:p>
+      <w:pPr>
+        <w:spacing w:after="0"/>
+        <w:ind w:left="-3" w:hanging="10"/>
         <w:jc w:val="left"/>
       </w:pPr>
       <w:r>
         <w:rPr>
           <w:rFonts w:ascii="Arial" w:eastAsia="Arial" w:hAnsi="Arial" w:cs="Arial"/>
-          <w:sz w:val="28"/>
-        </w:rPr>
-        <w:t xml:space="preserve"> </w:t>
-      </w:r>
-      <w:r>
-        <w:rPr>
-          <w:rFonts w:ascii="Arial" w:eastAsia="Arial" w:hAnsi="Arial" w:cs="Arial"/>
-          <w:color w:val="A6A6A6"/>
-          <w:sz w:val="10"/>
-        </w:rPr>
-        <w:t>.................................................................................................................................................................................................................................................................................................................................................................................................</w:t>
+          <w:b/>
+          <w:bCs/>
+          <w:sz w:val="28"/>
+          <w:szCs w:val="28"/>
+          <w:rtl/>
+        </w:rPr>
+        <w:t xml:space="preserve">سجل تجاري رقم:  </w:t>
       </w:r>
     </w:p>
     <w:p>
@@ -481,6 +490,29 @@
         <w:spacing w:after="0"/>
         <w:ind w:right="77"/>
       </w:pPr>
+      <w:proofErr w:type="spellStart"/>
+      <w:r>
+        <w:rPr>
+          <w:rFonts w:ascii="Arial" w:eastAsia="Arial" w:hAnsi="Arial" w:cs="Arial"/>
+          <w:sz w:val="28"/>
+        </w:rPr>
+        <w:t>cr_number</w:t>
+      </w:r>
+      <w:proofErr w:type="spellEnd"/>
+      <w:r>
+        <w:rPr>
+          <w:rFonts w:ascii="Arial" w:eastAsia="Arial" w:hAnsi="Arial" w:cs="Arial"/>
+          <w:sz w:val="28"/>
+        </w:rPr>
+        <w:t xml:space="preserve"> </w:t>
+      </w:r>
+    </w:p>
+    <w:p>
+      <w:pPr>
+        <w:bidi w:val="0"/>
+        <w:spacing w:after="0"/>
+        <w:ind w:right="77"/>
+      </w:pPr>
       <w:r>
         <w:rPr>
           <w:rFonts w:ascii="Arial" w:eastAsia="Arial" w:hAnsi="Arial" w:cs="Arial"/>
@@ -504,7 +536,7 @@
           <w:szCs w:val="28"/>
           <w:rtl/>
         </w:rPr>
-        <w:t xml:space="preserve">سجل تجاري رقم:  </w:t>
+        <w:t xml:space="preserve">اسم مقدم الطلب:  </w:t>
       </w:r>
     </w:p>
     <w:p>
@@ -519,7 +551,7 @@
           <w:rFonts w:ascii="Arial" w:eastAsia="Arial" w:hAnsi="Arial" w:cs="Arial"/>
           <w:sz w:val="28"/>
         </w:rPr>
-        <w:t>cr_number</w:t>
+        <w:t>full_name</w:t>
       </w:r>
       <w:proofErr w:type="spellEnd"/>
       <w:r>
@@ -533,37 +565,15 @@
     <w:p>
       <w:pPr>
         <w:bidi w:val="0"/>
-        <w:spacing w:after="0"/>
-        <w:ind w:right="6"/>
-      </w:pPr>
-      <w:r>
-        <w:rPr>
-          <w:rFonts w:ascii="Arial" w:eastAsia="Arial" w:hAnsi="Arial" w:cs="Arial"/>
-          <w:sz w:val="28"/>
-        </w:rPr>
-        <w:t xml:space="preserve"> </w:t>
-      </w:r>
-      <w:r>
-        <w:rPr>
-          <w:rFonts w:ascii="Arial" w:eastAsia="Arial" w:hAnsi="Arial" w:cs="Arial"/>
-          <w:color w:val="A6A6A6"/>
-          <w:sz w:val="10"/>
-        </w:rPr>
-        <w:t>.......................................................................................................................................................................................................................</w:t>
-      </w:r>
-    </w:p>
-    <w:p>
-      <w:pPr>
-        <w:bidi w:val="0"/>
-        <w:spacing w:after="0"/>
-        <w:ind w:right="77"/>
-      </w:pPr>
-      <w:r>
-        <w:rPr>
-          <w:rFonts w:ascii="Arial" w:eastAsia="Arial" w:hAnsi="Arial" w:cs="Arial"/>
-          <w:sz w:val="28"/>
-        </w:rPr>
-        <w:t xml:space="preserve"> </w:t>
+        <w:spacing w:after="25"/>
+        <w:ind w:right="646"/>
+      </w:pPr>
+      <w:r>
+        <w:rPr>
+          <w:rFonts w:ascii="Arial" w:eastAsia="Arial" w:hAnsi="Arial" w:cs="Arial"/>
+          <w:sz w:val="28"/>
+        </w:rPr>
+        <w:t xml:space="preserve">  </w:t>
       </w:r>
     </w:p>
     <w:p>
@@ -581,85 +591,6 @@
           <w:szCs w:val="28"/>
           <w:rtl/>
         </w:rPr>
-        <w:t xml:space="preserve">اسم مقدم الطلب:  </w:t>
-      </w:r>
-    </w:p>
-    <w:p>
-      <w:pPr>
-        <w:bidi w:val="0"/>
-        <w:spacing w:after="0"/>
-        <w:ind w:right="77"/>
-      </w:pPr>
-      <w:proofErr w:type="spellStart"/>
-      <w:r>
-        <w:rPr>
-          <w:rFonts w:ascii="Arial" w:eastAsia="Arial" w:hAnsi="Arial" w:cs="Arial"/>
-          <w:sz w:val="28"/>
-        </w:rPr>
-        <w:t>full_name</w:t>
-      </w:r>
-      <w:proofErr w:type="spellEnd"/>
-      <w:r>
-        <w:rPr>
-          <w:rFonts w:ascii="Arial" w:eastAsia="Arial" w:hAnsi="Arial" w:cs="Arial"/>
-          <w:sz w:val="28"/>
-        </w:rPr>
-        <w:t xml:space="preserve"> </w:t>
-      </w:r>
-    </w:p>
-    <w:p>
-      <w:pPr>
-        <w:bidi w:val="0"/>
-        <w:spacing w:after="0"/>
-        <w:ind w:right="6"/>
-      </w:pPr>
-      <w:r>
-        <w:rPr>
-          <w:rFonts w:ascii="Arial" w:eastAsia="Arial" w:hAnsi="Arial" w:cs="Arial"/>
-          <w:b/>
-          <w:sz w:val="28"/>
-        </w:rPr>
-        <w:t xml:space="preserve"> </w:t>
-      </w:r>
-      <w:r>
-        <w:rPr>
-          <w:rFonts w:ascii="Arial" w:eastAsia="Arial" w:hAnsi="Arial" w:cs="Arial"/>
-          <w:b/>
-          <w:color w:val="A6A6A6"/>
-          <w:sz w:val="10"/>
-        </w:rPr>
-        <w:t>.......................................................................................................................................................................................................................</w:t>
-      </w:r>
-    </w:p>
-    <w:p>
-      <w:pPr>
-        <w:bidi w:val="0"/>
-        <w:spacing w:after="25"/>
-        <w:ind w:right="646"/>
-      </w:pPr>
-      <w:r>
-        <w:rPr>
-          <w:rFonts w:ascii="Arial" w:eastAsia="Arial" w:hAnsi="Arial" w:cs="Arial"/>
-          <w:sz w:val="28"/>
-        </w:rPr>
-        <w:t xml:space="preserve">  </w:t>
-      </w:r>
-    </w:p>
-    <w:p>
-      <w:pPr>
-        <w:spacing w:after="0"/>
-        <w:ind w:left="-3" w:hanging="10"/>
-        <w:jc w:val="left"/>
-      </w:pPr>
-      <w:r>
-        <w:rPr>
-          <w:rFonts w:ascii="Arial" w:eastAsia="Arial" w:hAnsi="Arial" w:cs="Arial"/>
-          <w:b/>
-          <w:bCs/>
-          <w:sz w:val="28"/>
-          <w:szCs w:val="28"/>
-          <w:rtl/>
-        </w:rPr>
         <w:t>ويشُار إليها ل</w:t>
       </w:r>
       <w:r>
@@ -1021,7 +952,6 @@
         <w:rPr>
           <w:sz w:val="28"/>
         </w:rPr>
-        <w:lastRenderedPageBreak/>
         <w:t xml:space="preserve"> </w:t>
       </w:r>
     </w:p>
@@ -1040,6 +970,7 @@
           <w:szCs w:val="28"/>
           <w:rtl/>
         </w:rPr>
+        <w:lastRenderedPageBreak/>
         <w:t>المادة</w:t>
       </w:r>
       <w:r>
@@ -1959,7 +1890,6 @@
         <w:rPr>
           <w:sz w:val="28"/>
         </w:rPr>
-        <w:lastRenderedPageBreak/>
         <w:t xml:space="preserve"> </w:t>
       </w:r>
     </w:p>
@@ -1978,6 +1908,7 @@
           <w:szCs w:val="28"/>
           <w:rtl/>
         </w:rPr>
+        <w:lastRenderedPageBreak/>
         <w:t>المادة</w:t>
       </w:r>
       <w:r>
@@ -2855,7 +2786,6 @@
           <w:szCs w:val="28"/>
           <w:rtl/>
         </w:rPr>
-        <w:lastRenderedPageBreak/>
         <w:t>المادة</w:t>
       </w:r>
       <w:r>
@@ -2947,6 +2877,7 @@
           <w:szCs w:val="28"/>
           <w:rtl/>
         </w:rPr>
+        <w:lastRenderedPageBreak/>
         <w:t xml:space="preserve">تعود ملكية جميع الصور والفيديوهات والمحتوى الإعلامي المصوّر داخل المعرض إلى </w:t>
       </w:r>
       <w:r>

--- a/public/contract.docx
+++ b/public/contract.docx
@@ -85,33 +85,22 @@
           <w:szCs w:val="28"/>
           <w:rtl/>
         </w:rPr>
-        <w:t xml:space="preserve">: </w:t>
-      </w:r>
-    </w:p>
-    <w:p>
-      <w:pPr>
-        <w:spacing w:after="0" w:line="365" w:lineRule="auto"/>
-        <w:ind w:left="1" w:right="9379" w:hanging="1"/>
-        <w:rPr>
-          <w:rFonts w:ascii="Arial" w:eastAsia="Arial" w:hAnsi="Arial" w:cs="Arial"/>
-          <w:b/>
-          <w:bCs/>
-          <w:sz w:val="28"/>
-          <w:szCs w:val="28"/>
-          <w:rtl/>
-        </w:rPr>
-      </w:pPr>
-      <w:r>
-        <w:rPr>
-          <w:rFonts w:ascii="Arial" w:eastAsia="Arial" w:hAnsi="Arial" w:cs="Arial"/>
-          <w:b/>
-          <w:bCs/>
-          <w:sz w:val="28"/>
-          <w:szCs w:val="28"/>
-          <w:rtl/>
-        </w:rPr>
-        <w:t>أو</w:t>
-      </w:r>
+        <w:t>:</w:t>
+      </w:r>
+    </w:p>
+    <w:p>
+      <w:pPr>
+        <w:spacing w:after="208"/>
+        <w:ind w:left="4" w:hanging="10"/>
+        <w:jc w:val="left"/>
+        <w:rPr>
+          <w:rFonts w:ascii="Arial" w:eastAsia="Arial" w:hAnsi="Arial" w:cs="Arial"/>
+          <w:b/>
+          <w:bCs/>
+          <w:sz w:val="28"/>
+          <w:szCs w:val="28"/>
+        </w:rPr>
+      </w:pPr>
       <w:r>
         <w:rPr>
           <w:rFonts w:ascii="Arial" w:eastAsia="Arial" w:hAnsi="Arial" w:cs="Arial" w:hint="cs"/>
@@ -121,11 +110,82 @@
           <w:szCs w:val="28"/>
           <w:rtl/>
         </w:rPr>
-        <w:t>لا</w:t>
-      </w:r>
-      <w:r>
-        <w:rPr>
-          <w:rFonts w:ascii="Arial" w:eastAsia="Arial" w:hAnsi="Arial" w:cs="Arial"/>
+        <w:t>أولا: أطرا</w:t>
+      </w:r>
+      <w:r>
+        <w:rPr>
+          <w:rFonts w:ascii="Arial" w:eastAsia="Arial" w:hAnsi="Arial" w:cs="Arial" w:hint="eastAsia"/>
+          <w:b/>
+          <w:bCs/>
+          <w:sz w:val="28"/>
+          <w:szCs w:val="28"/>
+          <w:rtl/>
+        </w:rPr>
+        <w:t>ف</w:t>
+      </w:r>
+      <w:r>
+        <w:rPr>
+          <w:rFonts w:ascii="Arial" w:eastAsia="Arial" w:hAnsi="Arial" w:cs="Arial"/>
+          <w:b/>
+          <w:bCs/>
+          <w:sz w:val="28"/>
+          <w:szCs w:val="28"/>
+        </w:rPr>
+        <w:t xml:space="preserve"> </w:t>
+      </w:r>
+      <w:r>
+        <w:rPr>
+          <w:rFonts w:ascii="Arial" w:eastAsia="Arial" w:hAnsi="Arial" w:cs="Arial" w:hint="cs"/>
+          <w:b/>
+          <w:bCs/>
+          <w:sz w:val="28"/>
+          <w:szCs w:val="28"/>
+          <w:rtl/>
+        </w:rPr>
+        <w:t>العقد</w:t>
+      </w:r>
+    </w:p>
+    <w:p>
+      <w:pPr>
+        <w:spacing w:after="208"/>
+        <w:ind w:left="4" w:hanging="10"/>
+        <w:jc w:val="left"/>
+      </w:pPr>
+      <w:r>
+        <w:rPr>
+          <w:rFonts w:ascii="Arial" w:eastAsia="Arial" w:hAnsi="Arial" w:cs="Arial" w:hint="cs"/>
+          <w:b/>
+          <w:bCs/>
+          <w:sz w:val="28"/>
+          <w:szCs w:val="28"/>
+          <w:rtl/>
+        </w:rPr>
+        <w:t>الطر</w:t>
+      </w:r>
+      <w:r>
+        <w:rPr>
+          <w:rFonts w:ascii="Arial" w:eastAsia="Arial" w:hAnsi="Arial" w:cs="Arial" w:hint="eastAsia"/>
+          <w:b/>
+          <w:bCs/>
+          <w:sz w:val="28"/>
+          <w:szCs w:val="28"/>
+          <w:rtl/>
+        </w:rPr>
+        <w:t>ف</w:t>
+      </w:r>
+      <w:r>
+        <w:rPr>
+          <w:rFonts w:ascii="Arial" w:eastAsia="Arial" w:hAnsi="Arial" w:cs="Arial"/>
+          <w:b/>
+          <w:bCs/>
+          <w:sz w:val="28"/>
+          <w:szCs w:val="28"/>
+          <w:rtl/>
+        </w:rPr>
+        <w:t xml:space="preserve"> الأول</w:t>
+      </w:r>
+      <w:r>
+        <w:rPr>
           <w:b/>
           <w:bCs/>
           <w:sz w:val="28"/>
@@ -134,100 +194,10 @@
         </w:rPr>
         <w:t>:</w:t>
       </w:r>
-      <w:r>
-        <w:rPr>
-          <w:rFonts w:ascii="Arial" w:eastAsia="Arial" w:hAnsi="Arial" w:cs="Arial" w:hint="cs"/>
-          <w:b/>
-          <w:bCs/>
-          <w:sz w:val="28"/>
-          <w:szCs w:val="28"/>
-          <w:rtl/>
-        </w:rPr>
-        <w:t xml:space="preserve"> </w:t>
-      </w:r>
-      <w:r>
-        <w:rPr>
-          <w:rFonts w:ascii="Arial" w:eastAsia="Arial" w:hAnsi="Arial" w:cs="Arial"/>
-          <w:b/>
-          <w:bCs/>
-          <w:sz w:val="28"/>
-          <w:szCs w:val="28"/>
-          <w:rtl/>
-        </w:rPr>
-        <w:t>أطراف</w:t>
-      </w:r>
-      <w:r>
-        <w:rPr>
-          <w:rFonts w:ascii="Arial" w:eastAsia="Arial" w:hAnsi="Arial" w:cs="Arial" w:hint="cs"/>
-          <w:b/>
-          <w:bCs/>
-          <w:sz w:val="28"/>
-          <w:szCs w:val="28"/>
-          <w:rtl/>
-        </w:rPr>
-        <w:t xml:space="preserve"> </w:t>
-      </w:r>
-      <w:r>
-        <w:rPr>
-          <w:rFonts w:ascii="Arial" w:eastAsia="Arial" w:hAnsi="Arial" w:cs="Arial"/>
-          <w:b/>
-          <w:bCs/>
-          <w:sz w:val="28"/>
-          <w:szCs w:val="28"/>
-          <w:rtl/>
-        </w:rPr>
-        <w:t>العق</w:t>
-      </w:r>
-      <w:r>
-        <w:rPr>
-          <w:rFonts w:ascii="Arial" w:eastAsia="Arial" w:hAnsi="Arial" w:cs="Arial" w:hint="cs"/>
-          <w:b/>
-          <w:bCs/>
-          <w:sz w:val="28"/>
-          <w:szCs w:val="28"/>
-          <w:rtl/>
-        </w:rPr>
-        <w:t>د</w:t>
-      </w:r>
-    </w:p>
-    <w:p>
-      <w:pPr>
-        <w:spacing w:after="0" w:line="365" w:lineRule="auto"/>
-        <w:ind w:left="1" w:right="9379" w:hanging="1"/>
-      </w:pPr>
-      <w:r>
-        <w:rPr>
-          <w:rFonts w:ascii="Arial" w:eastAsia="Arial" w:hAnsi="Arial" w:cs="Arial"/>
-          <w:b/>
-          <w:bCs/>
-          <w:sz w:val="28"/>
-          <w:szCs w:val="28"/>
-          <w:rtl/>
-        </w:rPr>
-        <w:t>الطرف الأول</w:t>
-      </w:r>
-      <w:r>
-        <w:rPr>
-          <w:b/>
-          <w:bCs/>
-          <w:sz w:val="28"/>
-          <w:szCs w:val="28"/>
-          <w:rtl/>
-        </w:rPr>
-        <w:t>:</w:t>
-      </w:r>
-      <w:r>
-        <w:rPr>
-          <w:sz w:val="28"/>
-          <w:szCs w:val="28"/>
-          <w:rtl/>
-        </w:rPr>
-        <w:t xml:space="preserve"> </w:t>
-      </w:r>
-    </w:p>
-    <w:p>
-      <w:pPr>
-        <w:spacing w:after="6"/>
+    </w:p>
+    <w:p>
+      <w:pPr>
+        <w:spacing w:after="208"/>
         <w:ind w:left="4" w:hanging="10"/>
         <w:jc w:val="left"/>
       </w:pPr>
@@ -239,21 +209,13 @@
           <w:rtl/>
         </w:rPr>
         <w:t>شركة مظلة الأعمال لتنظيم المعارض والمؤتمرات، شركة ذات مسؤولية محدودة،</w:t>
-      </w:r>
-      <w:r>
-        <w:rPr>
-          <w:sz w:val="28"/>
-          <w:szCs w:val="28"/>
-          <w:rtl/>
-        </w:rPr>
-        <w:t xml:space="preserve"> </w:t>
       </w:r>
     </w:p>
     <w:p>
       <w:pPr>
         <w:spacing w:after="0" w:line="321" w:lineRule="auto"/>
         <w:ind w:left="4" w:right="571" w:hanging="4"/>
-        <w:jc w:val="both"/>
+        <w:jc w:val="left"/>
         <w:rPr>
           <w:rFonts w:ascii="Arial" w:eastAsia="Arial" w:hAnsi="Arial" w:cs="Arial"/>
           <w:sz w:val="28"/>
@@ -341,7 +303,7 @@
       <w:pPr>
         <w:spacing w:after="0" w:line="321" w:lineRule="auto"/>
         <w:ind w:left="4" w:right="571" w:hanging="4"/>
-        <w:jc w:val="both"/>
+        <w:jc w:val="left"/>
         <w:rPr>
           <w:rFonts w:ascii="Arial" w:eastAsia="Arial" w:hAnsi="Arial" w:cs="Arial"/>
           <w:sz w:val="28"/>
@@ -381,7 +343,7 @@
       <w:pPr>
         <w:spacing w:after="0" w:line="321" w:lineRule="auto"/>
         <w:ind w:left="4" w:right="571" w:hanging="4"/>
-        <w:jc w:val="both"/>
+        <w:jc w:val="left"/>
       </w:pPr>
       <w:r>
         <w:rPr>
@@ -403,14 +365,6 @@
           <w:rtl/>
         </w:rPr>
         <w:t>:</w:t>
-      </w:r>
-      <w:r>
-        <w:rPr>
-          <w:sz w:val="28"/>
-          <w:szCs w:val="28"/>
-          <w:rtl/>
-        </w:rPr>
-        <w:t xml:space="preserve"> </w:t>
       </w:r>
     </w:p>
     <w:p>
@@ -428,7 +382,7 @@
           <w:szCs w:val="28"/>
           <w:rtl/>
         </w:rPr>
-        <w:t xml:space="preserve">اسم الجهة/ الشركة المتقدمة بطلب المشاركة في المعرض عبر الموقع الإلكتروني: </w:t>
+        <w:t>اسم الجهة/ الشركة المتقدمة بطلب المشاركة في المعرض عبر الموقع الإلكتروني:</w:t>
       </w:r>
     </w:p>
     <w:p>
@@ -436,6 +390,7 @@
         <w:bidi w:val="0"/>
         <w:spacing w:after="0"/>
         <w:ind w:right="77"/>
+        <w:jc w:val="left"/>
       </w:pPr>
       <w:r>
         <w:rPr>
@@ -444,12 +399,23 @@
         </w:rPr>
         <w:t>organization</w:t>
       </w:r>
-      <w:r>
-        <w:rPr>
-          <w:rFonts w:ascii="Arial" w:eastAsia="Arial" w:hAnsi="Arial" w:cs="Arial"/>
-          <w:sz w:val="28"/>
-        </w:rPr>
-        <w:t xml:space="preserve"> </w:t>
+    </w:p>
+    <w:p>
+      <w:pPr>
+        <w:spacing w:after="0"/>
+        <w:ind w:left="-3" w:hanging="10"/>
+        <w:jc w:val="left"/>
+      </w:pPr>
+      <w:r>
+        <w:rPr>
+          <w:rFonts w:ascii="Arial" w:eastAsia="Arial" w:hAnsi="Arial" w:cs="Arial"/>
+          <w:b/>
+          <w:bCs/>
+          <w:sz w:val="28"/>
+          <w:szCs w:val="28"/>
+          <w:rtl/>
+        </w:rPr>
+        <w:t>سجل تجاري رقم:</w:t>
       </w:r>
     </w:p>
     <w:p>
@@ -457,14 +423,17 @@
         <w:bidi w:val="0"/>
         <w:spacing w:after="0"/>
         <w:ind w:right="77"/>
-      </w:pPr>
-      <w:r>
-        <w:rPr>
-          <w:rFonts w:ascii="Arial" w:eastAsia="Arial" w:hAnsi="Arial" w:cs="Arial"/>
-          <w:sz w:val="28"/>
-        </w:rPr>
-        <w:t xml:space="preserve"> </w:t>
-      </w:r>
+        <w:jc w:val="left"/>
+      </w:pPr>
+      <w:proofErr w:type="spellStart"/>
+      <w:r>
+        <w:rPr>
+          <w:rFonts w:ascii="Arial" w:eastAsia="Arial" w:hAnsi="Arial" w:cs="Arial"/>
+          <w:sz w:val="28"/>
+        </w:rPr>
+        <w:t>cr_number</w:t>
+      </w:r>
+      <w:proofErr w:type="spellEnd"/>
     </w:p>
     <w:p>
       <w:pPr>
@@ -481,7 +450,7 @@
           <w:szCs w:val="28"/>
           <w:rtl/>
         </w:rPr>
-        <w:t xml:space="preserve">سجل تجاري رقم:  </w:t>
+        <w:t>اسم مقدم الطلب:</w:t>
       </w:r>
     </w:p>
     <w:p>
@@ -489,6 +458,7 @@
         <w:bidi w:val="0"/>
         <w:spacing w:after="0"/>
         <w:ind w:right="77"/>
+        <w:jc w:val="left"/>
       </w:pPr>
       <w:proofErr w:type="spellStart"/>
       <w:r>
@@ -496,30 +466,9 @@
           <w:rFonts w:ascii="Arial" w:eastAsia="Arial" w:hAnsi="Arial" w:cs="Arial"/>
           <w:sz w:val="28"/>
         </w:rPr>
-        <w:t>cr_number</w:t>
+        <w:t>full_name</w:t>
       </w:r>
       <w:proofErr w:type="spellEnd"/>
-      <w:r>
-        <w:rPr>
-          <w:rFonts w:ascii="Arial" w:eastAsia="Arial" w:hAnsi="Arial" w:cs="Arial"/>
-          <w:sz w:val="28"/>
-        </w:rPr>
-        <w:t xml:space="preserve"> </w:t>
-      </w:r>
-    </w:p>
-    <w:p>
-      <w:pPr>
-        <w:bidi w:val="0"/>
-        <w:spacing w:after="0"/>
-        <w:ind w:right="77"/>
-      </w:pPr>
-      <w:r>
-        <w:rPr>
-          <w:rFonts w:ascii="Arial" w:eastAsia="Arial" w:hAnsi="Arial" w:cs="Arial"/>
-          <w:sz w:val="28"/>
-        </w:rPr>
-        <w:t xml:space="preserve"> </w:t>
-      </w:r>
     </w:p>
     <w:p>
       <w:pPr>
@@ -536,61 +485,6 @@
           <w:szCs w:val="28"/>
           <w:rtl/>
         </w:rPr>
-        <w:t xml:space="preserve">اسم مقدم الطلب:  </w:t>
-      </w:r>
-    </w:p>
-    <w:p>
-      <w:pPr>
-        <w:bidi w:val="0"/>
-        <w:spacing w:after="0"/>
-        <w:ind w:right="77"/>
-      </w:pPr>
-      <w:proofErr w:type="spellStart"/>
-      <w:r>
-        <w:rPr>
-          <w:rFonts w:ascii="Arial" w:eastAsia="Arial" w:hAnsi="Arial" w:cs="Arial"/>
-          <w:sz w:val="28"/>
-        </w:rPr>
-        <w:t>full_name</w:t>
-      </w:r>
-      <w:proofErr w:type="spellEnd"/>
-      <w:r>
-        <w:rPr>
-          <w:rFonts w:ascii="Arial" w:eastAsia="Arial" w:hAnsi="Arial" w:cs="Arial"/>
-          <w:sz w:val="28"/>
-        </w:rPr>
-        <w:t xml:space="preserve"> </w:t>
-      </w:r>
-    </w:p>
-    <w:p>
-      <w:pPr>
-        <w:bidi w:val="0"/>
-        <w:spacing w:after="25"/>
-        <w:ind w:right="646"/>
-      </w:pPr>
-      <w:r>
-        <w:rPr>
-          <w:rFonts w:ascii="Arial" w:eastAsia="Arial" w:hAnsi="Arial" w:cs="Arial"/>
-          <w:sz w:val="28"/>
-        </w:rPr>
-        <w:t xml:space="preserve">  </w:t>
-      </w:r>
-    </w:p>
-    <w:p>
-      <w:pPr>
-        <w:spacing w:after="0"/>
-        <w:ind w:left="-3" w:hanging="10"/>
-        <w:jc w:val="left"/>
-      </w:pPr>
-      <w:r>
-        <w:rPr>
-          <w:rFonts w:ascii="Arial" w:eastAsia="Arial" w:hAnsi="Arial" w:cs="Arial"/>
-          <w:b/>
-          <w:bCs/>
-          <w:sz w:val="28"/>
-          <w:szCs w:val="28"/>
-          <w:rtl/>
-        </w:rPr>
         <w:t>ويشُار إليها ل</w:t>
       </w:r>
       <w:r>
@@ -647,20 +541,6 @@
           <w:rtl/>
         </w:rPr>
         <w:t>ي)</w:t>
-      </w:r>
-    </w:p>
-    <w:p>
-      <w:pPr>
-        <w:bidi w:val="0"/>
-        <w:spacing w:after="169"/>
-        <w:ind w:right="77"/>
-      </w:pPr>
-      <w:r>
-        <w:rPr>
-          <w:rFonts w:ascii="Arial" w:eastAsia="Arial" w:hAnsi="Arial" w:cs="Arial"/>
-          <w:sz w:val="28"/>
-        </w:rPr>
-        <w:t xml:space="preserve"> </w:t>
       </w:r>
     </w:p>
     <w:p>
@@ -676,21 +556,15 @@
           <w:szCs w:val="28"/>
           <w:rtl/>
         </w:rPr>
-        <w:t xml:space="preserve"> وقد اتفق الطرفان وهما بكامل أهليتهما الشرعية والنظامية على ما يلي</w:t>
-      </w:r>
-      <w:r>
-        <w:rPr>
-          <w:sz w:val="28"/>
-          <w:szCs w:val="28"/>
-          <w:rtl/>
-        </w:rPr>
-        <w:t xml:space="preserve">: </w:t>
-      </w:r>
-      <w:r>
-        <w:rPr>
-          <w:sz w:val="28"/>
-        </w:rPr>
-        <w:t xml:space="preserve"> </w:t>
+        <w:t>وقد اتفق الطرفان وهما بكامل أهليتهما الشرعية والنظامية على ما يلي</w:t>
+      </w:r>
+      <w:r>
+        <w:rPr>
+          <w:sz w:val="28"/>
+          <w:szCs w:val="28"/>
+          <w:rtl/>
+        </w:rPr>
+        <w:t>:</w:t>
       </w:r>
     </w:p>
     <w:p>
@@ -701,17 +575,6 @@
       </w:pPr>
       <w:r>
         <w:rPr>
-          <w:rFonts w:ascii="Arial" w:eastAsia="Arial" w:hAnsi="Arial" w:cs="Arial"/>
-          <w:b/>
-          <w:bCs/>
-          <w:sz w:val="28"/>
-          <w:szCs w:val="28"/>
-          <w:rtl/>
-        </w:rPr>
-        <w:t>المادة</w:t>
-      </w:r>
-      <w:r>
-        <w:rPr>
           <w:rFonts w:ascii="Arial" w:eastAsia="Arial" w:hAnsi="Arial" w:cs="Arial" w:hint="cs"/>
           <w:b/>
           <w:bCs/>
@@ -719,25 +582,27 @@
           <w:szCs w:val="28"/>
           <w:rtl/>
         </w:rPr>
+        <w:t xml:space="preserve">المادة </w:t>
+      </w:r>
+      <w:r>
+        <w:rPr>
+          <w:rFonts w:ascii="Arial" w:eastAsia="Arial" w:hAnsi="Arial" w:cs="Arial"/>
+          <w:b/>
+          <w:bCs/>
+          <w:sz w:val="28"/>
+          <w:szCs w:val="28"/>
+          <w:rtl/>
+        </w:rPr>
         <w:t>(</w:t>
       </w:r>
       <w:r>
         <w:rPr>
-          <w:rFonts w:ascii="Arial" w:eastAsia="Arial" w:hAnsi="Arial" w:cs="Arial"/>
-          <w:b/>
-          <w:bCs/>
-          <w:sz w:val="28"/>
-          <w:szCs w:val="28"/>
-          <w:rtl/>
-        </w:rPr>
-        <w:t xml:space="preserve"> </w:t>
-      </w:r>
-      <w:r>
-        <w:rPr>
-          <w:b/>
-          <w:bCs/>
-          <w:sz w:val="28"/>
-          <w:szCs w:val="28"/>
+          <w:rFonts w:ascii="Arial" w:eastAsia="Arial" w:hAnsi="Arial" w:cs="Arial" w:hint="cs"/>
+          <w:b/>
+          <w:bCs/>
+          <w:sz w:val="28"/>
+          <w:szCs w:val="28"/>
+          <w:rtl/>
         </w:rPr>
         <w:t>1</w:t>
       </w:r>
@@ -762,16 +627,6 @@
           <w:rtl/>
         </w:rPr>
         <w:t>: موضوع العقد</w:t>
-      </w:r>
-      <w:r>
-        <w:rPr>
-          <w:b/>
-          <w:bCs/>
-          <w:sz w:val="28"/>
-          <w:szCs w:val="28"/>
-          <w:rtl/>
-        </w:rPr>
-        <w:t xml:space="preserve"> </w:t>
       </w:r>
     </w:p>
     <w:p>
@@ -839,21 +694,12 @@
         </w:rPr>
         <w:t>.......................................................</w:t>
       </w:r>
-      <w:r>
-        <w:rPr>
-          <w:rFonts w:ascii="Arial" w:eastAsia="Arial" w:hAnsi="Arial" w:cs="Arial"/>
-          <w:sz w:val="28"/>
-          <w:szCs w:val="28"/>
-          <w:rtl/>
-        </w:rPr>
-        <w:t xml:space="preserve"> </w:t>
-      </w:r>
     </w:p>
     <w:p>
       <w:pPr>
         <w:spacing w:after="174" w:line="260" w:lineRule="auto"/>
         <w:ind w:left="4" w:right="237" w:hanging="4"/>
-        <w:jc w:val="both"/>
+        <w:jc w:val="left"/>
       </w:pPr>
       <w:r>
         <w:rPr>
@@ -939,20 +785,7 @@
           <w:szCs w:val="28"/>
           <w:rtl/>
         </w:rPr>
-        <w:t xml:space="preserve">. </w:t>
-      </w:r>
-    </w:p>
-    <w:p>
-      <w:pPr>
-        <w:bidi w:val="0"/>
-        <w:spacing w:after="163"/>
-        <w:ind w:right="103"/>
-      </w:pPr>
-      <w:r>
-        <w:rPr>
-          <w:sz w:val="28"/>
-        </w:rPr>
-        <w:t xml:space="preserve"> </w:t>
+        <w:t>.</w:t>
       </w:r>
     </w:p>
     <w:p>
@@ -970,7 +803,6 @@
           <w:szCs w:val="28"/>
           <w:rtl/>
         </w:rPr>
-        <w:lastRenderedPageBreak/>
         <w:t>المادة</w:t>
       </w:r>
       <w:r>
@@ -982,27 +814,18 @@
           <w:szCs w:val="28"/>
           <w:rtl/>
         </w:rPr>
-        <w:t xml:space="preserve"> (</w:t>
-      </w:r>
-      <w:r>
-        <w:rPr>
-          <w:rFonts w:ascii="Arial" w:eastAsia="Arial" w:hAnsi="Arial" w:cs="Arial"/>
-          <w:b/>
-          <w:bCs/>
-          <w:sz w:val="28"/>
-          <w:szCs w:val="28"/>
-          <w:rtl/>
-        </w:rPr>
         <w:t xml:space="preserve"> </w:t>
       </w:r>
       <w:r>
         <w:rPr>
-          <w:b/>
-          <w:bCs/>
-          <w:sz w:val="28"/>
-          <w:szCs w:val="28"/>
-        </w:rPr>
-        <w:t>2</w:t>
+          <w:rFonts w:ascii="Arial" w:eastAsia="Arial" w:hAnsi="Arial" w:cs="Arial" w:hint="cs"/>
+          <w:b/>
+          <w:bCs/>
+          <w:sz w:val="28"/>
+          <w:szCs w:val="28"/>
+          <w:rtl/>
+        </w:rPr>
+        <w:t>(2</w:t>
       </w:r>
       <w:r>
         <w:rPr>
@@ -1025,23 +848,13 @@
           <w:rtl/>
         </w:rPr>
         <w:t>: مدة العقد</w:t>
-      </w:r>
-      <w:r>
-        <w:rPr>
-          <w:b/>
-          <w:bCs/>
-          <w:sz w:val="28"/>
-          <w:szCs w:val="28"/>
-          <w:rtl/>
-        </w:rPr>
-        <w:t xml:space="preserve"> </w:t>
       </w:r>
     </w:p>
     <w:p>
       <w:pPr>
         <w:spacing w:after="174" w:line="260" w:lineRule="auto"/>
         <w:ind w:left="4" w:right="400" w:hanging="4"/>
-        <w:jc w:val="both"/>
+        <w:jc w:val="left"/>
       </w:pPr>
       <w:r>
         <w:rPr>
@@ -1218,7 +1031,7 @@
           <w:szCs w:val="28"/>
           <w:rtl/>
         </w:rPr>
-        <w:t xml:space="preserve">. </w:t>
+        <w:t>.</w:t>
       </w:r>
     </w:p>
     <w:p>
@@ -1226,13 +1039,8 @@
         <w:bidi w:val="0"/>
         <w:spacing w:after="166"/>
         <w:ind w:right="103"/>
-      </w:pPr>
-      <w:r>
-        <w:rPr>
-          <w:sz w:val="28"/>
-        </w:rPr>
-        <w:t xml:space="preserve"> </w:t>
-      </w:r>
+        <w:jc w:val="left"/>
+      </w:pPr>
     </w:p>
     <w:p>
       <w:pPr>
@@ -1283,16 +1091,6 @@
           <w:rtl/>
         </w:rPr>
         <w:t>: قيمة العقد وشروط الدفع</w:t>
-      </w:r>
-      <w:r>
-        <w:rPr>
-          <w:b/>
-          <w:bCs/>
-          <w:sz w:val="28"/>
-          <w:szCs w:val="28"/>
-          <w:rtl/>
-        </w:rPr>
-        <w:t xml:space="preserve"> </w:t>
       </w:r>
     </w:p>
     <w:p>
@@ -1376,7 +1174,7 @@
           <w:szCs w:val="28"/>
           <w:rtl/>
         </w:rPr>
-        <w:t xml:space="preserve">. </w:t>
+        <w:t>.</w:t>
       </w:r>
     </w:p>
     <w:p>
@@ -1396,15 +1194,7 @@
           <w:szCs w:val="28"/>
           <w:rtl/>
         </w:rPr>
-        <w:t xml:space="preserve">يجب تحويل المدفوعات صافية من أي رسوم بنكية او ضرائب. </w:t>
-      </w:r>
-      <w:r>
-        <w:rPr>
-          <w:sz w:val="28"/>
-          <w:szCs w:val="28"/>
-          <w:rtl/>
-        </w:rPr>
-        <w:t xml:space="preserve"> </w:t>
+        <w:t>يجب تحويل المدفوعات صافية من أي رسوم بنكية او ضرائب.</w:t>
       </w:r>
     </w:p>
     <w:p>
@@ -1452,7 +1242,7 @@
           <w:szCs w:val="28"/>
           <w:rtl/>
         </w:rPr>
-        <w:t xml:space="preserve">. </w:t>
+        <w:t>.</w:t>
       </w:r>
     </w:p>
     <w:p>
@@ -1480,7 +1270,7 @@
           <w:szCs w:val="28"/>
           <w:rtl/>
         </w:rPr>
-        <w:t xml:space="preserve">. </w:t>
+        <w:t>.</w:t>
       </w:r>
     </w:p>
     <w:p>
@@ -1500,7 +1290,7 @@
           <w:szCs w:val="28"/>
           <w:rtl/>
         </w:rPr>
-        <w:t xml:space="preserve">يلتزم الطرف الثاني بتزويد الطرف الأول بصورة من الحوالة البنكية عبر البريد الإلكتروني </w:t>
+        <w:t>يلتزم الطرف الثاني بتزويد الطرف الأول بصورة من الحوالة البنكية عبر البريد الإلكتروني</w:t>
       </w:r>
     </w:p>
     <w:p>
@@ -1535,6 +1325,7 @@
         </w:rPr>
         <w:t xml:space="preserve">)، وإلا سيعتبر الحجز </w:t>
       </w:r>
+      <w:proofErr w:type="gramStart"/>
       <w:r>
         <w:rPr>
           <w:rFonts w:ascii="Arial" w:eastAsia="Arial" w:hAnsi="Arial" w:cs="Arial" w:hint="cs"/>
@@ -1563,27 +1354,7 @@
         </w:rPr>
         <w:t xml:space="preserve"> .</w:t>
       </w:r>
-      <w:r>
-        <w:rPr>
-          <w:sz w:val="28"/>
-          <w:szCs w:val="28"/>
-          <w:rtl/>
-        </w:rPr>
-        <w:t xml:space="preserve"> </w:t>
-      </w:r>
-    </w:p>
-    <w:p>
-      <w:pPr>
-        <w:bidi w:val="0"/>
-        <w:spacing w:after="166"/>
-        <w:ind w:right="103"/>
-      </w:pPr>
-      <w:r>
-        <w:rPr>
-          <w:sz w:val="28"/>
-        </w:rPr>
-        <w:t xml:space="preserve"> </w:t>
-      </w:r>
+      <w:proofErr w:type="gramEnd"/>
     </w:p>
     <w:p>
       <w:pPr>
@@ -1635,16 +1406,6 @@
         </w:rPr>
         <w:t>: التزامات الطرف الثاني</w:t>
       </w:r>
-      <w:r>
-        <w:rPr>
-          <w:b/>
-          <w:bCs/>
-          <w:sz w:val="28"/>
-          <w:szCs w:val="28"/>
-          <w:rtl/>
-        </w:rPr>
-        <w:t xml:space="preserve"> </w:t>
-      </w:r>
     </w:p>
     <w:p>
       <w:pPr>
@@ -1687,7 +1448,7 @@
           <w:szCs w:val="28"/>
           <w:rtl/>
         </w:rPr>
-        <w:t xml:space="preserve">: </w:t>
+        <w:t>:</w:t>
       </w:r>
     </w:p>
     <w:p>
@@ -1698,7 +1459,7 @@
         </w:numPr>
         <w:spacing w:after="167"/>
         <w:ind w:right="489" w:hanging="367"/>
-        <w:jc w:val="both"/>
+        <w:jc w:val="left"/>
       </w:pPr>
       <w:r>
         <w:rPr>
@@ -1715,7 +1476,7 @@
           <w:szCs w:val="28"/>
           <w:rtl/>
         </w:rPr>
-        <w:t xml:space="preserve">. </w:t>
+        <w:t>.</w:t>
       </w:r>
     </w:p>
     <w:p>
@@ -1726,7 +1487,7 @@
         </w:numPr>
         <w:spacing w:after="174" w:line="260" w:lineRule="auto"/>
         <w:ind w:right="489" w:hanging="367"/>
-        <w:jc w:val="both"/>
+        <w:jc w:val="left"/>
       </w:pPr>
       <w:r>
         <w:rPr>
@@ -1743,7 +1504,7 @@
           <w:szCs w:val="28"/>
           <w:rtl/>
         </w:rPr>
-        <w:t xml:space="preserve">. </w:t>
+        <w:t>.</w:t>
       </w:r>
     </w:p>
     <w:p>
@@ -1754,7 +1515,7 @@
         </w:numPr>
         <w:spacing w:after="174" w:line="260" w:lineRule="auto"/>
         <w:ind w:right="489" w:hanging="367"/>
-        <w:jc w:val="both"/>
+        <w:jc w:val="left"/>
       </w:pPr>
       <w:r>
         <w:rPr>
@@ -1782,7 +1543,7 @@
           <w:szCs w:val="28"/>
           <w:rtl/>
         </w:rPr>
-        <w:t xml:space="preserve">. </w:t>
+        <w:t>.</w:t>
       </w:r>
     </w:p>
     <w:p>
@@ -1793,7 +1554,7 @@
         </w:numPr>
         <w:spacing w:after="167"/>
         <w:ind w:right="489" w:hanging="367"/>
-        <w:jc w:val="both"/>
+        <w:jc w:val="left"/>
       </w:pPr>
       <w:r>
         <w:rPr>
@@ -1810,7 +1571,7 @@
           <w:szCs w:val="28"/>
           <w:rtl/>
         </w:rPr>
-        <w:t xml:space="preserve">. </w:t>
+        <w:t>.</w:t>
       </w:r>
     </w:p>
     <w:p>
@@ -1821,7 +1582,7 @@
         </w:numPr>
         <w:spacing w:after="174" w:line="260" w:lineRule="auto"/>
         <w:ind w:right="489" w:hanging="367"/>
-        <w:jc w:val="both"/>
+        <w:jc w:val="left"/>
       </w:pPr>
       <w:r>
         <w:rPr>
@@ -1849,7 +1610,7 @@
           <w:szCs w:val="28"/>
           <w:rtl/>
         </w:rPr>
-        <w:t xml:space="preserve">. </w:t>
+        <w:t>.</w:t>
       </w:r>
     </w:p>
     <w:p>
@@ -1860,37 +1621,16 @@
         </w:numPr>
         <w:spacing w:after="174" w:line="260" w:lineRule="auto"/>
         <w:ind w:right="489" w:hanging="367"/>
-        <w:jc w:val="both"/>
-      </w:pPr>
-      <w:r>
-        <w:rPr>
-          <w:rFonts w:ascii="Arial" w:eastAsia="Arial" w:hAnsi="Arial" w:cs="Arial"/>
-          <w:sz w:val="28"/>
-          <w:szCs w:val="28"/>
-          <w:rtl/>
-        </w:rPr>
-        <w:t xml:space="preserve">الالتزام بحدود المساحة المؤجرة، وعدم وضع أي مواد او أغراض خارج حدود المساحة المؤجرة. </w:t>
-      </w:r>
-      <w:r>
-        <w:rPr>
-          <w:sz w:val="28"/>
-          <w:szCs w:val="28"/>
-          <w:rtl/>
-        </w:rPr>
-        <w:t xml:space="preserve"> </w:t>
-      </w:r>
-    </w:p>
-    <w:p>
-      <w:pPr>
-        <w:bidi w:val="0"/>
-        <w:spacing w:after="164"/>
-        <w:ind w:right="103"/>
-      </w:pPr>
-      <w:r>
-        <w:rPr>
-          <w:sz w:val="28"/>
-        </w:rPr>
-        <w:t xml:space="preserve"> </w:t>
+        <w:jc w:val="left"/>
+      </w:pPr>
+      <w:r>
+        <w:rPr>
+          <w:rFonts w:ascii="Arial" w:eastAsia="Arial" w:hAnsi="Arial" w:cs="Arial"/>
+          <w:sz w:val="28"/>
+          <w:szCs w:val="28"/>
+          <w:rtl/>
+        </w:rPr>
+        <w:t>الالتزام بحدود المساحة المؤجرة، وعدم وضع أي مواد او أغراض خارج حدود المساحة المؤجرة.</w:t>
       </w:r>
     </w:p>
     <w:p>
@@ -1908,7 +1648,6 @@
           <w:szCs w:val="28"/>
           <w:rtl/>
         </w:rPr>
-        <w:lastRenderedPageBreak/>
         <w:t>المادة</w:t>
       </w:r>
       <w:r>
@@ -1943,16 +1682,6 @@
           <w:rtl/>
         </w:rPr>
         <w:t>: التجهيزات والديكور</w:t>
-      </w:r>
-      <w:r>
-        <w:rPr>
-          <w:b/>
-          <w:bCs/>
-          <w:sz w:val="28"/>
-          <w:szCs w:val="28"/>
-          <w:rtl/>
-        </w:rPr>
-        <w:t xml:space="preserve"> </w:t>
       </w:r>
     </w:p>
     <w:p>
@@ -1963,7 +1692,7 @@
         </w:numPr>
         <w:spacing w:after="174" w:line="260" w:lineRule="auto"/>
         <w:ind w:right="400" w:hanging="363"/>
-        <w:jc w:val="both"/>
+        <w:jc w:val="left"/>
       </w:pPr>
       <w:r>
         <w:rPr>
@@ -2011,7 +1740,7 @@
           <w:szCs w:val="28"/>
           <w:rtl/>
         </w:rPr>
-        <w:t xml:space="preserve">. </w:t>
+        <w:t>.</w:t>
       </w:r>
     </w:p>
     <w:p>
@@ -2022,24 +1751,16 @@
         </w:numPr>
         <w:spacing w:after="174" w:line="260" w:lineRule="auto"/>
         <w:ind w:right="400" w:hanging="363"/>
-        <w:jc w:val="both"/>
-      </w:pPr>
-      <w:r>
-        <w:rPr>
-          <w:rFonts w:ascii="Arial" w:eastAsia="Arial" w:hAnsi="Arial" w:cs="Arial"/>
-          <w:sz w:val="28"/>
-          <w:szCs w:val="28"/>
-          <w:rtl/>
-        </w:rPr>
-        <w:t xml:space="preserve">لا يحق للطرف الثاني ثقب او حفر أو إجراء أي تعديلات على المساحة المستأجرة أو استخدام الملصقات على الجدران دون أخذ الموافقة الكتابية من الطرف الأول. </w:t>
-      </w:r>
-      <w:r>
-        <w:rPr>
-          <w:sz w:val="28"/>
-          <w:szCs w:val="28"/>
-          <w:rtl/>
-        </w:rPr>
-        <w:t xml:space="preserve"> </w:t>
+        <w:jc w:val="left"/>
+      </w:pPr>
+      <w:r>
+        <w:rPr>
+          <w:rFonts w:ascii="Arial" w:eastAsia="Arial" w:hAnsi="Arial" w:cs="Arial"/>
+          <w:sz w:val="28"/>
+          <w:szCs w:val="28"/>
+          <w:rtl/>
+        </w:rPr>
+        <w:t>لا يحق للطرف الثاني ثقب او حفر أو إجراء أي تعديلات على المساحة المستأجرة أو استخدام الملصقات على الجدران دون أخذ الموافقة الكتابية من الطرف الأول.</w:t>
       </w:r>
     </w:p>
     <w:p>
@@ -2050,15 +1771,16 @@
         </w:numPr>
         <w:spacing w:after="174" w:line="260" w:lineRule="auto"/>
         <w:ind w:right="400" w:hanging="363"/>
-        <w:jc w:val="both"/>
-      </w:pPr>
-      <w:r>
-        <w:rPr>
-          <w:rFonts w:ascii="Arial" w:eastAsia="Arial" w:hAnsi="Arial" w:cs="Arial"/>
-          <w:sz w:val="28"/>
-          <w:szCs w:val="28"/>
-          <w:rtl/>
-        </w:rPr>
+        <w:jc w:val="left"/>
+      </w:pPr>
+      <w:r>
+        <w:rPr>
+          <w:rFonts w:ascii="Arial" w:eastAsia="Arial" w:hAnsi="Arial" w:cs="Arial"/>
+          <w:sz w:val="28"/>
+          <w:szCs w:val="28"/>
+          <w:rtl/>
+        </w:rPr>
+        <w:lastRenderedPageBreak/>
         <w:t xml:space="preserve">يتحمل </w:t>
       </w:r>
       <w:r>
@@ -2107,20 +1829,7 @@
           <w:szCs w:val="28"/>
           <w:rtl/>
         </w:rPr>
-        <w:t xml:space="preserve">. </w:t>
-      </w:r>
-    </w:p>
-    <w:p>
-      <w:pPr>
-        <w:bidi w:val="0"/>
-        <w:spacing w:after="163"/>
-        <w:ind w:right="103"/>
-      </w:pPr>
-      <w:r>
-        <w:rPr>
-          <w:sz w:val="28"/>
-        </w:rPr>
-        <w:t xml:space="preserve"> </w:t>
+        <w:t>.</w:t>
       </w:r>
     </w:p>
     <w:p>
@@ -2192,16 +1901,6 @@
         </w:rPr>
         <w:t>: فسخ العقد</w:t>
       </w:r>
-      <w:r>
-        <w:rPr>
-          <w:b/>
-          <w:bCs/>
-          <w:sz w:val="28"/>
-          <w:szCs w:val="28"/>
-          <w:rtl/>
-        </w:rPr>
-        <w:t xml:space="preserve"> </w:t>
-      </w:r>
     </w:p>
     <w:p>
       <w:pPr>
@@ -2264,7 +1963,7 @@
           <w:szCs w:val="28"/>
           <w:rtl/>
         </w:rPr>
-        <w:t xml:space="preserve">: </w:t>
+        <w:t>:</w:t>
       </w:r>
     </w:p>
     <w:p>
@@ -2284,15 +1983,7 @@
           <w:szCs w:val="28"/>
           <w:rtl/>
         </w:rPr>
-        <w:t xml:space="preserve">وجود خلل في سير العمل. </w:t>
-      </w:r>
-      <w:r>
-        <w:rPr>
-          <w:sz w:val="28"/>
-          <w:szCs w:val="28"/>
-          <w:rtl/>
-        </w:rPr>
-        <w:t xml:space="preserve"> </w:t>
+        <w:t>وجود خلل في سير العمل.</w:t>
       </w:r>
     </w:p>
     <w:p>
@@ -2312,15 +2003,7 @@
           <w:szCs w:val="28"/>
           <w:rtl/>
         </w:rPr>
-        <w:t xml:space="preserve">مخالفة الطرف الثاني لتعليمات المعرض. </w:t>
-      </w:r>
-      <w:r>
-        <w:rPr>
-          <w:sz w:val="28"/>
-          <w:szCs w:val="28"/>
-          <w:rtl/>
-        </w:rPr>
-        <w:t xml:space="preserve"> </w:t>
+        <w:t>مخالفة الطرف الثاني لتعليمات المعرض.</w:t>
       </w:r>
     </w:p>
     <w:p>
@@ -2348,7 +2031,7 @@
           <w:szCs w:val="28"/>
           <w:rtl/>
         </w:rPr>
-        <w:t xml:space="preserve">. </w:t>
+        <w:t>.</w:t>
       </w:r>
     </w:p>
     <w:p>
@@ -2385,23 +2068,6 @@
         </w:rPr>
         <w:t>.</w:t>
       </w:r>
-      <w:r>
-        <w:rPr>
-          <w:rFonts w:ascii="Arial" w:eastAsia="Arial" w:hAnsi="Arial" w:cs="Arial"/>
-          <w:sz w:val="28"/>
-          <w:szCs w:val="28"/>
-          <w:rtl/>
-        </w:rPr>
-        <w:t xml:space="preserve"> </w:t>
-      </w:r>
-      <w:r>
-        <w:rPr>
-          <w:rFonts w:ascii="Arial" w:eastAsia="Arial" w:hAnsi="Arial" w:cs="Arial"/>
-          <w:b/>
-          <w:sz w:val="28"/>
-        </w:rPr>
-        <w:t xml:space="preserve"> </w:t>
-      </w:r>
     </w:p>
     <w:p>
       <w:pPr>
@@ -2472,16 +2138,6 @@
           <w:rtl/>
         </w:rPr>
         <w:t>: المسؤولية والتعويض</w:t>
-      </w:r>
-      <w:r>
-        <w:rPr>
-          <w:b/>
-          <w:bCs/>
-          <w:sz w:val="28"/>
-          <w:szCs w:val="28"/>
-          <w:rtl/>
-        </w:rPr>
-        <w:t xml:space="preserve"> </w:t>
       </w:r>
     </w:p>
     <w:p>
@@ -2492,7 +2148,7 @@
         </w:numPr>
         <w:spacing w:after="174" w:line="260" w:lineRule="auto"/>
         <w:ind w:right="381" w:hanging="362"/>
-        <w:jc w:val="both"/>
+        <w:jc w:val="left"/>
       </w:pPr>
       <w:r>
         <w:rPr>
@@ -2529,7 +2185,7 @@
           <w:szCs w:val="28"/>
           <w:rtl/>
         </w:rPr>
-        <w:t xml:space="preserve">. </w:t>
+        <w:t>.</w:t>
       </w:r>
     </w:p>
     <w:p>
@@ -2540,7 +2196,7 @@
         </w:numPr>
         <w:spacing w:after="174" w:line="260" w:lineRule="auto"/>
         <w:ind w:right="381" w:hanging="362"/>
-        <w:jc w:val="both"/>
+        <w:jc w:val="left"/>
       </w:pPr>
       <w:r>
         <w:rPr>
@@ -2589,23 +2245,35 @@
           <w:szCs w:val="28"/>
           <w:rtl/>
         </w:rPr>
-        <w:t xml:space="preserve"> عن أي أضرار، أو خسائر،  أو مطالبات قضائية، أو إدارية تنتج عن تصرفاته أو إخلاله بالتزاماته</w:t>
-      </w:r>
-      <w:r>
-        <w:rPr>
-          <w:sz w:val="28"/>
-          <w:szCs w:val="28"/>
-          <w:rtl/>
-        </w:rPr>
-        <w:t xml:space="preserve">. </w:t>
-      </w:r>
-      <w:r>
-        <w:rPr>
-          <w:rFonts w:ascii="Arial" w:eastAsia="Arial" w:hAnsi="Arial" w:cs="Arial"/>
-          <w:b/>
-          <w:sz w:val="28"/>
-        </w:rPr>
-        <w:t xml:space="preserve"> </w:t>
+        <w:t xml:space="preserve"> عن أي أضرار، أو </w:t>
+      </w:r>
+      <w:proofErr w:type="gramStart"/>
+      <w:r>
+        <w:rPr>
+          <w:rFonts w:ascii="Arial" w:eastAsia="Arial" w:hAnsi="Arial" w:cs="Arial"/>
+          <w:sz w:val="28"/>
+          <w:szCs w:val="28"/>
+          <w:rtl/>
+        </w:rPr>
+        <w:t>خسائر،  أو</w:t>
+      </w:r>
+      <w:proofErr w:type="gramEnd"/>
+      <w:r>
+        <w:rPr>
+          <w:rFonts w:ascii="Arial" w:eastAsia="Arial" w:hAnsi="Arial" w:cs="Arial"/>
+          <w:sz w:val="28"/>
+          <w:szCs w:val="28"/>
+          <w:rtl/>
+        </w:rPr>
+        <w:t xml:space="preserve"> مطالبات قضائية، أو إدارية تنتج عن تصرفاته أو إخلاله بالتزاماته</w:t>
+      </w:r>
+      <w:r>
+        <w:rPr>
+          <w:sz w:val="28"/>
+          <w:szCs w:val="28"/>
+          <w:rtl/>
+        </w:rPr>
+        <w:t>.</w:t>
       </w:r>
     </w:p>
     <w:p>
@@ -2678,16 +2346,6 @@
         </w:rPr>
         <w:t>: القوة القاهر ة</w:t>
       </w:r>
-      <w:r>
-        <w:rPr>
-          <w:b/>
-          <w:bCs/>
-          <w:sz w:val="28"/>
-          <w:szCs w:val="28"/>
-          <w:rtl/>
-        </w:rPr>
-        <w:t xml:space="preserve"> </w:t>
-      </w:r>
     </w:p>
     <w:p>
       <w:pPr>
@@ -2710,7 +2368,7 @@
           <w:szCs w:val="28"/>
           <w:rtl/>
         </w:rPr>
-        <w:t xml:space="preserve">. </w:t>
+        <w:t>.</w:t>
       </w:r>
     </w:p>
     <w:p>
@@ -2754,21 +2412,7 @@
           <w:szCs w:val="28"/>
           <w:rtl/>
         </w:rPr>
-        <w:t xml:space="preserve">. </w:t>
-      </w:r>
-    </w:p>
-    <w:p>
-      <w:pPr>
-        <w:bidi w:val="0"/>
-        <w:spacing w:after="168"/>
-        <w:ind w:right="77"/>
-      </w:pPr>
-      <w:r>
-        <w:rPr>
-          <w:rFonts w:ascii="Arial" w:eastAsia="Arial" w:hAnsi="Arial" w:cs="Arial"/>
-          <w:sz w:val="28"/>
-        </w:rPr>
-        <w:t xml:space="preserve"> </w:t>
+        <w:t>.</w:t>
       </w:r>
     </w:p>
     <w:p>
@@ -2853,31 +2497,20 @@
         </w:rPr>
         <w:t>ة</w:t>
       </w:r>
-      <w:r>
-        <w:rPr>
-          <w:b/>
-          <w:bCs/>
-          <w:sz w:val="28"/>
-          <w:szCs w:val="28"/>
-          <w:rtl/>
-        </w:rPr>
-        <w:t xml:space="preserve"> </w:t>
-      </w:r>
     </w:p>
     <w:p>
       <w:pPr>
         <w:spacing w:after="174" w:line="260" w:lineRule="auto"/>
         <w:ind w:left="4" w:right="274" w:hanging="4"/>
-        <w:jc w:val="both"/>
-      </w:pPr>
-      <w:r>
-        <w:rPr>
-          <w:rFonts w:ascii="Arial" w:eastAsia="Arial" w:hAnsi="Arial" w:cs="Arial"/>
-          <w:sz w:val="28"/>
-          <w:szCs w:val="28"/>
-          <w:rtl/>
-        </w:rPr>
-        <w:lastRenderedPageBreak/>
+        <w:jc w:val="left"/>
+      </w:pPr>
+      <w:r>
+        <w:rPr>
+          <w:rFonts w:ascii="Arial" w:eastAsia="Arial" w:hAnsi="Arial" w:cs="Arial"/>
+          <w:sz w:val="28"/>
+          <w:szCs w:val="28"/>
+          <w:rtl/>
+        </w:rPr>
         <w:t xml:space="preserve">تعود ملكية جميع الصور والفيديوهات والمحتوى الإعلامي المصوّر داخل المعرض إلى </w:t>
       </w:r>
       <w:r>
@@ -2926,20 +2559,7 @@
           <w:szCs w:val="28"/>
           <w:rtl/>
         </w:rPr>
-        <w:t xml:space="preserve">. </w:t>
-      </w:r>
-    </w:p>
-    <w:p>
-      <w:pPr>
-        <w:bidi w:val="0"/>
-        <w:spacing w:after="163"/>
-        <w:ind w:right="103"/>
-      </w:pPr>
-      <w:r>
-        <w:rPr>
-          <w:sz w:val="28"/>
-        </w:rPr>
-        <w:t xml:space="preserve"> </w:t>
+        <w:t>.</w:t>
       </w:r>
     </w:p>
     <w:p>
@@ -3034,22 +2654,12 @@
         </w:rPr>
         <w:t xml:space="preserve"> القضائي</w:t>
       </w:r>
-      <w:r>
-        <w:rPr>
-          <w:b/>
-          <w:bCs/>
-          <w:sz w:val="28"/>
-          <w:szCs w:val="28"/>
-          <w:rtl/>
-        </w:rPr>
-        <w:t xml:space="preserve"> </w:t>
-      </w:r>
     </w:p>
     <w:p>
       <w:pPr>
         <w:spacing w:after="174" w:line="260" w:lineRule="auto"/>
         <w:ind w:left="4" w:right="400" w:hanging="4"/>
-        <w:jc w:val="both"/>
+        <w:jc w:val="left"/>
       </w:pPr>
       <w:r>
         <w:rPr>
@@ -3093,24 +2703,8 @@
         <w:rPr>
           <w:sz w:val="28"/>
           <w:szCs w:val="28"/>
-          <w:rtl/>
-        </w:rPr>
-        <w:t xml:space="preserve">. </w:t>
-      </w:r>
-    </w:p>
-    <w:p>
-      <w:pPr>
-        <w:bidi w:val="0"/>
-        <w:spacing w:after="168"/>
-        <w:ind w:right="82"/>
-      </w:pPr>
-      <w:r>
-        <w:rPr>
-          <w:rFonts w:ascii="Arial" w:eastAsia="Arial" w:hAnsi="Arial" w:cs="Arial"/>
-          <w:b/>
-          <w:sz w:val="28"/>
-        </w:rPr>
-        <w:t xml:space="preserve"> </w:t>
+        </w:rPr>
+        <w:t>.</w:t>
       </w:r>
     </w:p>
     <w:p>
@@ -3193,16 +2787,6 @@
           <w:rtl/>
         </w:rPr>
         <w:t>ة</w:t>
-      </w:r>
-      <w:r>
-        <w:rPr>
-          <w:b/>
-          <w:bCs/>
-          <w:sz w:val="28"/>
-          <w:szCs w:val="28"/>
-          <w:rtl/>
-        </w:rPr>
-        <w:t xml:space="preserve"> </w:t>
       </w:r>
     </w:p>
     <w:p>
@@ -3228,6 +2812,7 @@
           <w:szCs w:val="26"/>
           <w:rtl/>
         </w:rPr>
+        <w:lastRenderedPageBreak/>
         <w:t>يشكل هذا العقد كامل الاتفاق بين الطرفين، ويلغي ما عداه من اتفاقات أو مراسلات سابقة، سواء كانت مكتوبة أو شفهية</w:t>
       </w:r>
       <w:r>
@@ -3352,27 +2937,17 @@
           <w:szCs w:val="26"/>
           <w:rtl/>
         </w:rPr>
-        <w:t>لا يعتمد هذا العقد وتسقط مسؤولية الطرف الأول تجاه الطرف الثاني في حال لم يتم تحويل كامل المبلغ المستحق .</w:t>
-      </w:r>
-    </w:p>
-    <w:p>
-      <w:pPr>
-        <w:bidi w:val="0"/>
-        <w:spacing w:after="167"/>
-        <w:ind w:right="791"/>
-        <w:rPr>
-          <w:b/>
-          <w:bCs/>
-        </w:rPr>
-      </w:pPr>
+        <w:t>لا يعتمد هذا العقد وتسقط مسؤولية الطرف الأول تجاه الطرف الثاني في حال لم يتم تحويل كامل المبلغ المستحق</w:t>
+      </w:r>
       <w:r>
         <w:rPr>
           <w:rFonts w:ascii="Arial" w:eastAsia="Arial" w:hAnsi="Arial" w:cs="Arial"/>
           <w:b/>
           <w:bCs/>
           <w:sz w:val="26"/>
-        </w:rPr>
-        <w:t xml:space="preserve"> </w:t>
+          <w:szCs w:val="26"/>
+        </w:rPr>
+        <w:t>.</w:t>
       </w:r>
     </w:p>
     <w:p>

--- a/public/contract.docx
+++ b/public/contract.docx
@@ -7,11 +7,17 @@
         <w:bidi w:val="0"/>
         <w:spacing w:after="245"/>
         <w:ind w:right="77"/>
-      </w:pPr>
-      <w:r>
-        <w:rPr>
-          <w:rFonts w:ascii="Arial" w:eastAsia="Arial" w:hAnsi="Arial" w:cs="Arial"/>
-          <w:sz w:val="28"/>
+        <w:rPr>
+          <w:rFonts w:asciiTheme="majorBidi" w:hAnsiTheme="majorBidi" w:cstheme="majorBidi"/>
+          <w:sz w:val="28"/>
+          <w:szCs w:val="28"/>
+        </w:rPr>
+      </w:pPr>
+      <w:r>
+        <w:rPr>
+          <w:rFonts w:asciiTheme="majorBidi" w:eastAsia="Arial" w:hAnsiTheme="majorBidi" w:cstheme="majorBidi"/>
+          <w:sz w:val="28"/>
+          <w:szCs w:val="28"/>
         </w:rPr>
         <w:t xml:space="preserve"> </w:t>
       </w:r>
@@ -20,31 +26,39 @@
       <w:pPr>
         <w:spacing w:after="96"/>
         <w:ind w:right="2266"/>
-      </w:pPr>
-      <w:r>
-        <w:rPr>
-          <w:rFonts w:ascii="Arial" w:eastAsia="Arial" w:hAnsi="Arial" w:cs="Arial"/>
-          <w:b/>
-          <w:bCs/>
-          <w:sz w:val="36"/>
-          <w:szCs w:val="36"/>
+        <w:rPr>
+          <w:rFonts w:asciiTheme="majorBidi" w:hAnsiTheme="majorBidi" w:cstheme="majorBidi"/>
+          <w:sz w:val="28"/>
+          <w:szCs w:val="28"/>
+        </w:rPr>
+      </w:pPr>
+      <w:r>
+        <w:rPr>
+          <w:rFonts w:asciiTheme="majorBidi" w:eastAsia="Arial" w:hAnsiTheme="majorBidi" w:cstheme="majorBidi"/>
+          <w:b/>
+          <w:bCs/>
+          <w:sz w:val="28"/>
+          <w:szCs w:val="28"/>
           <w:rtl/>
         </w:rPr>
         <w:t xml:space="preserve">عقد تأجير مساحة عرض في معرض </w:t>
       </w:r>
       <w:r>
         <w:rPr>
-          <w:b/>
-          <w:sz w:val="36"/>
+          <w:rFonts w:asciiTheme="majorBidi" w:hAnsiTheme="majorBidi" w:cstheme="majorBidi"/>
+          <w:b/>
+          <w:sz w:val="28"/>
+          <w:szCs w:val="28"/>
         </w:rPr>
         <w:t>IEC 360° EXPO</w:t>
       </w:r>
       <w:r>
         <w:rPr>
-          <w:b/>
-          <w:bCs/>
-          <w:sz w:val="36"/>
-          <w:szCs w:val="36"/>
+          <w:rFonts w:asciiTheme="majorBidi" w:hAnsiTheme="majorBidi" w:cstheme="majorBidi"/>
+          <w:b/>
+          <w:bCs/>
+          <w:sz w:val="28"/>
+          <w:szCs w:val="28"/>
           <w:rtl/>
         </w:rPr>
         <w:t xml:space="preserve"> </w:t>
@@ -55,11 +69,18 @@
         <w:bidi w:val="0"/>
         <w:spacing w:after="166"/>
         <w:ind w:right="108"/>
-      </w:pPr>
-      <w:r>
-        <w:rPr>
-          <w:b/>
-          <w:sz w:val="28"/>
+        <w:rPr>
+          <w:rFonts w:asciiTheme="majorBidi" w:hAnsiTheme="majorBidi" w:cstheme="majorBidi"/>
+          <w:sz w:val="28"/>
+          <w:szCs w:val="28"/>
+        </w:rPr>
+      </w:pPr>
+      <w:r>
+        <w:rPr>
+          <w:rFonts w:asciiTheme="majorBidi" w:hAnsiTheme="majorBidi" w:cstheme="majorBidi"/>
+          <w:b/>
+          <w:sz w:val="28"/>
+          <w:szCs w:val="28"/>
         </w:rPr>
         <w:t xml:space="preserve"> </w:t>
       </w:r>
@@ -69,10 +90,15 @@
         <w:spacing w:after="208"/>
         <w:ind w:left="4" w:hanging="10"/>
         <w:jc w:val="left"/>
-      </w:pPr>
-      <w:r>
-        <w:rPr>
-          <w:rFonts w:ascii="Arial" w:eastAsia="Arial" w:hAnsi="Arial" w:cs="Arial"/>
+        <w:rPr>
+          <w:rFonts w:asciiTheme="majorBidi" w:hAnsiTheme="majorBidi" w:cstheme="majorBidi"/>
+          <w:sz w:val="28"/>
+          <w:szCs w:val="28"/>
+        </w:rPr>
+      </w:pPr>
+      <w:r>
+        <w:rPr>
+          <w:rFonts w:asciiTheme="majorBidi" w:eastAsia="Arial" w:hAnsiTheme="majorBidi" w:cstheme="majorBidi"/>
           <w:sz w:val="28"/>
           <w:szCs w:val="28"/>
           <w:rtl/>
@@ -81,6 +107,7 @@
       </w:r>
       <w:r>
         <w:rPr>
+          <w:rFonts w:asciiTheme="majorBidi" w:hAnsiTheme="majorBidi" w:cstheme="majorBidi"/>
           <w:sz w:val="28"/>
           <w:szCs w:val="28"/>
           <w:rtl/>
@@ -94,38 +121,27 @@
         <w:ind w:left="4" w:hanging="10"/>
         <w:jc w:val="left"/>
         <w:rPr>
-          <w:rFonts w:ascii="Arial" w:eastAsia="Arial" w:hAnsi="Arial" w:cs="Arial"/>
-          <w:b/>
-          <w:bCs/>
-          <w:sz w:val="28"/>
-          <w:szCs w:val="28"/>
-        </w:rPr>
-      </w:pPr>
-      <w:r>
-        <w:rPr>
-          <w:rFonts w:ascii="Arial" w:eastAsia="Arial" w:hAnsi="Arial" w:cs="Arial" w:hint="cs"/>
-          <w:b/>
-          <w:bCs/>
-          <w:sz w:val="28"/>
-          <w:szCs w:val="28"/>
-          <w:rtl/>
-        </w:rPr>
-        <w:t>أولا: أطرا</w:t>
-      </w:r>
-      <w:r>
-        <w:rPr>
-          <w:rFonts w:ascii="Arial" w:eastAsia="Arial" w:hAnsi="Arial" w:cs="Arial" w:hint="eastAsia"/>
-          <w:b/>
-          <w:bCs/>
-          <w:sz w:val="28"/>
-          <w:szCs w:val="28"/>
-          <w:rtl/>
-        </w:rPr>
-        <w:t>ف</w:t>
-      </w:r>
-      <w:r>
-        <w:rPr>
-          <w:rFonts w:ascii="Arial" w:eastAsia="Arial" w:hAnsi="Arial" w:cs="Arial"/>
+          <w:rFonts w:asciiTheme="majorBidi" w:eastAsia="Arial" w:hAnsiTheme="majorBidi" w:cstheme="majorBidi"/>
+          <w:b/>
+          <w:bCs/>
+          <w:sz w:val="28"/>
+          <w:szCs w:val="28"/>
+        </w:rPr>
+      </w:pPr>
+      <w:r>
+        <w:rPr>
+          <w:rFonts w:asciiTheme="majorBidi" w:eastAsia="Arial" w:hAnsiTheme="majorBidi" w:cstheme="majorBidi"/>
+          <w:b/>
+          <w:bCs/>
+          <w:sz w:val="28"/>
+          <w:szCs w:val="28"/>
+          <w:rtl/>
+        </w:rPr>
+        <w:t>أولا: أطراف</w:t>
+      </w:r>
+      <w:r>
+        <w:rPr>
+          <w:rFonts w:asciiTheme="majorBidi" w:eastAsia="Arial" w:hAnsiTheme="majorBidi" w:cstheme="majorBidi"/>
           <w:b/>
           <w:bCs/>
           <w:sz w:val="28"/>
@@ -135,7 +151,7 @@
       </w:r>
       <w:r>
         <w:rPr>
-          <w:rFonts w:ascii="Arial" w:eastAsia="Arial" w:hAnsi="Arial" w:cs="Arial" w:hint="cs"/>
+          <w:rFonts w:asciiTheme="majorBidi" w:eastAsia="Arial" w:hAnsiTheme="majorBidi" w:cstheme="majorBidi"/>
           <w:b/>
           <w:bCs/>
           <w:sz w:val="28"/>
@@ -150,42 +166,26 @@
         <w:spacing w:after="208"/>
         <w:ind w:left="4" w:hanging="10"/>
         <w:jc w:val="left"/>
-      </w:pPr>
-      <w:r>
-        <w:rPr>
-          <w:rFonts w:ascii="Arial" w:eastAsia="Arial" w:hAnsi="Arial" w:cs="Arial" w:hint="cs"/>
-          <w:b/>
-          <w:bCs/>
-          <w:sz w:val="28"/>
-          <w:szCs w:val="28"/>
-          <w:rtl/>
-        </w:rPr>
-        <w:t>الطر</w:t>
-      </w:r>
-      <w:r>
-        <w:rPr>
-          <w:rFonts w:ascii="Arial" w:eastAsia="Arial" w:hAnsi="Arial" w:cs="Arial" w:hint="eastAsia"/>
-          <w:b/>
-          <w:bCs/>
-          <w:sz w:val="28"/>
-          <w:szCs w:val="28"/>
-          <w:rtl/>
-        </w:rPr>
-        <w:t>ف</w:t>
-      </w:r>
-      <w:r>
-        <w:rPr>
-          <w:rFonts w:ascii="Arial" w:eastAsia="Arial" w:hAnsi="Arial" w:cs="Arial"/>
-          <w:b/>
-          <w:bCs/>
-          <w:sz w:val="28"/>
-          <w:szCs w:val="28"/>
-          <w:rtl/>
-        </w:rPr>
-        <w:t xml:space="preserve"> الأول</w:t>
-      </w:r>
-      <w:r>
-        <w:rPr>
+        <w:rPr>
+          <w:rFonts w:asciiTheme="majorBidi" w:hAnsiTheme="majorBidi" w:cstheme="majorBidi"/>
+          <w:sz w:val="28"/>
+          <w:szCs w:val="28"/>
+        </w:rPr>
+      </w:pPr>
+      <w:r>
+        <w:rPr>
+          <w:rFonts w:asciiTheme="majorBidi" w:eastAsia="Arial" w:hAnsiTheme="majorBidi" w:cstheme="majorBidi"/>
+          <w:b/>
+          <w:bCs/>
+          <w:sz w:val="28"/>
+          <w:szCs w:val="28"/>
+          <w:rtl/>
+        </w:rPr>
+        <w:t>الطرف الأول</w:t>
+      </w:r>
+      <w:r>
+        <w:rPr>
+          <w:rFonts w:asciiTheme="majorBidi" w:hAnsiTheme="majorBidi" w:cstheme="majorBidi"/>
           <w:b/>
           <w:bCs/>
           <w:sz w:val="28"/>
@@ -200,10 +200,15 @@
         <w:spacing w:after="208"/>
         <w:ind w:left="4" w:hanging="10"/>
         <w:jc w:val="left"/>
-      </w:pPr>
-      <w:r>
-        <w:rPr>
-          <w:rFonts w:ascii="Arial" w:eastAsia="Arial" w:hAnsi="Arial" w:cs="Arial"/>
+        <w:rPr>
+          <w:rFonts w:asciiTheme="majorBidi" w:hAnsiTheme="majorBidi" w:cstheme="majorBidi"/>
+          <w:sz w:val="28"/>
+          <w:szCs w:val="28"/>
+        </w:rPr>
+      </w:pPr>
+      <w:r>
+        <w:rPr>
+          <w:rFonts w:asciiTheme="majorBidi" w:eastAsia="Arial" w:hAnsiTheme="majorBidi" w:cstheme="majorBidi"/>
           <w:sz w:val="28"/>
           <w:szCs w:val="28"/>
           <w:rtl/>
@@ -217,15 +222,15 @@
         <w:ind w:left="4" w:right="571" w:hanging="4"/>
         <w:jc w:val="left"/>
         <w:rPr>
-          <w:rFonts w:ascii="Arial" w:eastAsia="Arial" w:hAnsi="Arial" w:cs="Arial"/>
-          <w:sz w:val="28"/>
-          <w:szCs w:val="28"/>
-          <w:rtl/>
-        </w:rPr>
-      </w:pPr>
-      <w:r>
-        <w:rPr>
-          <w:rFonts w:ascii="Arial" w:eastAsia="Arial" w:hAnsi="Arial" w:cs="Arial"/>
+          <w:rFonts w:asciiTheme="majorBidi" w:eastAsia="Arial" w:hAnsiTheme="majorBidi" w:cstheme="majorBidi"/>
+          <w:sz w:val="28"/>
+          <w:szCs w:val="28"/>
+          <w:rtl/>
+        </w:rPr>
+      </w:pPr>
+      <w:r>
+        <w:rPr>
+          <w:rFonts w:asciiTheme="majorBidi" w:eastAsia="Arial" w:hAnsiTheme="majorBidi" w:cstheme="majorBidi"/>
           <w:sz w:val="28"/>
           <w:szCs w:val="28"/>
           <w:rtl/>
@@ -234,6 +239,7 @@
       </w:r>
       <w:r>
         <w:rPr>
+          <w:rFonts w:asciiTheme="majorBidi" w:hAnsiTheme="majorBidi" w:cstheme="majorBidi"/>
           <w:sz w:val="28"/>
           <w:szCs w:val="28"/>
         </w:rPr>
@@ -241,7 +247,7 @@
       </w:r>
       <w:r>
         <w:rPr>
-          <w:rFonts w:ascii="Arial" w:eastAsia="Arial" w:hAnsi="Arial" w:cs="Arial"/>
+          <w:rFonts w:asciiTheme="majorBidi" w:eastAsia="Arial" w:hAnsiTheme="majorBidi" w:cstheme="majorBidi"/>
           <w:sz w:val="28"/>
           <w:szCs w:val="28"/>
           <w:rtl/>
@@ -250,6 +256,7 @@
       </w:r>
       <w:r>
         <w:rPr>
+          <w:rFonts w:asciiTheme="majorBidi" w:hAnsiTheme="majorBidi" w:cstheme="majorBidi"/>
           <w:sz w:val="28"/>
           <w:szCs w:val="28"/>
           <w:rtl/>
@@ -258,7 +265,7 @@
       </w:r>
       <w:r>
         <w:rPr>
-          <w:rFonts w:ascii="Arial" w:eastAsia="Arial" w:hAnsi="Arial" w:cs="Arial"/>
+          <w:rFonts w:asciiTheme="majorBidi" w:eastAsia="Arial" w:hAnsiTheme="majorBidi" w:cstheme="majorBidi"/>
           <w:b/>
           <w:bCs/>
           <w:sz w:val="28"/>
@@ -270,7 +277,7 @@
       <w:proofErr w:type="spellStart"/>
       <w:r>
         <w:rPr>
-          <w:rFonts w:ascii="Arial" w:eastAsia="Arial" w:hAnsi="Arial" w:cs="Arial"/>
+          <w:rFonts w:asciiTheme="majorBidi" w:eastAsia="Arial" w:hAnsiTheme="majorBidi" w:cstheme="majorBidi"/>
           <w:b/>
           <w:bCs/>
           <w:sz w:val="28"/>
@@ -282,7 +289,7 @@
       <w:proofErr w:type="spellEnd"/>
       <w:r>
         <w:rPr>
-          <w:rFonts w:ascii="Arial" w:eastAsia="Arial" w:hAnsi="Arial" w:cs="Arial"/>
+          <w:rFonts w:asciiTheme="majorBidi" w:eastAsia="Arial" w:hAnsiTheme="majorBidi" w:cstheme="majorBidi"/>
           <w:sz w:val="28"/>
           <w:szCs w:val="28"/>
           <w:rtl/>
@@ -291,7 +298,7 @@
       </w:r>
       <w:r>
         <w:rPr>
-          <w:rFonts w:ascii="Arial" w:eastAsia="Arial" w:hAnsi="Arial" w:cs="Arial" w:hint="cs"/>
+          <w:rFonts w:asciiTheme="majorBidi" w:eastAsia="Arial" w:hAnsiTheme="majorBidi" w:cstheme="majorBidi"/>
           <w:sz w:val="28"/>
           <w:szCs w:val="28"/>
           <w:rtl/>
@@ -305,38 +312,20 @@
         <w:ind w:left="4" w:right="571" w:hanging="4"/>
         <w:jc w:val="left"/>
         <w:rPr>
-          <w:rFonts w:ascii="Arial" w:eastAsia="Arial" w:hAnsi="Arial" w:cs="Arial"/>
-          <w:sz w:val="28"/>
-          <w:szCs w:val="28"/>
-          <w:rtl/>
-        </w:rPr>
-      </w:pPr>
-      <w:r>
-        <w:rPr>
-          <w:rFonts w:ascii="Arial" w:eastAsia="Arial" w:hAnsi="Arial" w:cs="Arial" w:hint="cs"/>
-          <w:sz w:val="28"/>
-          <w:szCs w:val="28"/>
-          <w:rtl/>
-        </w:rPr>
-        <w:t>(الطرف</w:t>
-      </w:r>
-      <w:r>
-        <w:rPr>
-          <w:rFonts w:ascii="Arial" w:eastAsia="Arial" w:hAnsi="Arial" w:cs="Arial"/>
-          <w:sz w:val="28"/>
-          <w:szCs w:val="28"/>
-          <w:rtl/>
-        </w:rPr>
-        <w:t xml:space="preserve"> </w:t>
-      </w:r>
-      <w:r>
-        <w:rPr>
-          <w:rFonts w:ascii="Arial" w:eastAsia="Arial" w:hAnsi="Arial" w:cs="Arial" w:hint="cs"/>
-          <w:sz w:val="28"/>
-          <w:szCs w:val="28"/>
-          <w:rtl/>
-        </w:rPr>
-        <w:t>الأول)</w:t>
+          <w:rFonts w:asciiTheme="majorBidi" w:eastAsia="Arial" w:hAnsiTheme="majorBidi" w:cstheme="majorBidi"/>
+          <w:sz w:val="28"/>
+          <w:szCs w:val="28"/>
+          <w:rtl/>
+        </w:rPr>
+      </w:pPr>
+      <w:r>
+        <w:rPr>
+          <w:rFonts w:asciiTheme="majorBidi" w:eastAsia="Arial" w:hAnsiTheme="majorBidi" w:cstheme="majorBidi"/>
+          <w:sz w:val="28"/>
+          <w:szCs w:val="28"/>
+          <w:rtl/>
+        </w:rPr>
+        <w:t>(الطرف الأول)</w:t>
       </w:r>
     </w:p>
     <w:p>
@@ -344,10 +333,15 @@
         <w:spacing w:after="0" w:line="321" w:lineRule="auto"/>
         <w:ind w:left="4" w:right="571" w:hanging="4"/>
         <w:jc w:val="left"/>
-      </w:pPr>
-      <w:r>
-        <w:rPr>
-          <w:rFonts w:ascii="Arial" w:eastAsia="Arial" w:hAnsi="Arial" w:cs="Arial"/>
+        <w:rPr>
+          <w:rFonts w:asciiTheme="majorBidi" w:hAnsiTheme="majorBidi" w:cstheme="majorBidi"/>
+          <w:sz w:val="28"/>
+          <w:szCs w:val="28"/>
+        </w:rPr>
+      </w:pPr>
+      <w:r>
+        <w:rPr>
+          <w:rFonts w:asciiTheme="majorBidi" w:eastAsia="Arial" w:hAnsiTheme="majorBidi" w:cstheme="majorBidi"/>
           <w:b/>
           <w:bCs/>
           <w:sz w:val="28"/>
@@ -358,6 +352,7 @@
       </w:r>
       <w:r>
         <w:rPr>
+          <w:rFonts w:asciiTheme="majorBidi" w:hAnsiTheme="majorBidi" w:cstheme="majorBidi"/>
           <w:b/>
           <w:bCs/>
           <w:sz w:val="28"/>
@@ -372,10 +367,15 @@
         <w:spacing w:after="0"/>
         <w:ind w:left="-3" w:hanging="10"/>
         <w:jc w:val="left"/>
-      </w:pPr>
-      <w:r>
-        <w:rPr>
-          <w:rFonts w:ascii="Arial" w:eastAsia="Arial" w:hAnsi="Arial" w:cs="Arial"/>
+        <w:rPr>
+          <w:rFonts w:asciiTheme="majorBidi" w:hAnsiTheme="majorBidi" w:cstheme="majorBidi"/>
+          <w:sz w:val="28"/>
+          <w:szCs w:val="28"/>
+        </w:rPr>
+      </w:pPr>
+      <w:r>
+        <w:rPr>
+          <w:rFonts w:asciiTheme="majorBidi" w:eastAsia="Arial" w:hAnsiTheme="majorBidi" w:cstheme="majorBidi"/>
           <w:b/>
           <w:bCs/>
           <w:sz w:val="28"/>
@@ -391,11 +391,17 @@
         <w:spacing w:after="0"/>
         <w:ind w:right="77"/>
         <w:jc w:val="left"/>
-      </w:pPr>
-      <w:r>
-        <w:rPr>
-          <w:rFonts w:ascii="Arial" w:eastAsia="Arial" w:hAnsi="Arial" w:cs="Arial"/>
-          <w:sz w:val="28"/>
+        <w:rPr>
+          <w:rFonts w:asciiTheme="majorBidi" w:hAnsiTheme="majorBidi" w:cstheme="majorBidi"/>
+          <w:sz w:val="28"/>
+          <w:szCs w:val="28"/>
+        </w:rPr>
+      </w:pPr>
+      <w:r>
+        <w:rPr>
+          <w:rFonts w:asciiTheme="majorBidi" w:eastAsia="Arial" w:hAnsiTheme="majorBidi" w:cstheme="majorBidi"/>
+          <w:sz w:val="28"/>
+          <w:szCs w:val="28"/>
         </w:rPr>
         <w:t>organization</w:t>
       </w:r>
@@ -405,10 +411,15 @@
         <w:spacing w:after="0"/>
         <w:ind w:left="-3" w:hanging="10"/>
         <w:jc w:val="left"/>
-      </w:pPr>
-      <w:r>
-        <w:rPr>
-          <w:rFonts w:ascii="Arial" w:eastAsia="Arial" w:hAnsi="Arial" w:cs="Arial"/>
+        <w:rPr>
+          <w:rFonts w:asciiTheme="majorBidi" w:hAnsiTheme="majorBidi" w:cstheme="majorBidi"/>
+          <w:sz w:val="28"/>
+          <w:szCs w:val="28"/>
+        </w:rPr>
+      </w:pPr>
+      <w:r>
+        <w:rPr>
+          <w:rFonts w:asciiTheme="majorBidi" w:eastAsia="Arial" w:hAnsiTheme="majorBidi" w:cstheme="majorBidi"/>
           <w:b/>
           <w:bCs/>
           <w:sz w:val="28"/>
@@ -424,12 +435,18 @@
         <w:spacing w:after="0"/>
         <w:ind w:right="77"/>
         <w:jc w:val="left"/>
+        <w:rPr>
+          <w:rFonts w:asciiTheme="majorBidi" w:hAnsiTheme="majorBidi" w:cstheme="majorBidi"/>
+          <w:sz w:val="28"/>
+          <w:szCs w:val="28"/>
+        </w:rPr>
       </w:pPr>
       <w:proofErr w:type="spellStart"/>
       <w:r>
         <w:rPr>
-          <w:rFonts w:ascii="Arial" w:eastAsia="Arial" w:hAnsi="Arial" w:cs="Arial"/>
-          <w:sz w:val="28"/>
+          <w:rFonts w:asciiTheme="majorBidi" w:eastAsia="Arial" w:hAnsiTheme="majorBidi" w:cstheme="majorBidi"/>
+          <w:sz w:val="28"/>
+          <w:szCs w:val="28"/>
         </w:rPr>
         <w:t>cr_number</w:t>
       </w:r>
@@ -440,10 +457,15 @@
         <w:spacing w:after="0"/>
         <w:ind w:left="-3" w:hanging="10"/>
         <w:jc w:val="left"/>
-      </w:pPr>
-      <w:r>
-        <w:rPr>
-          <w:rFonts w:ascii="Arial" w:eastAsia="Arial" w:hAnsi="Arial" w:cs="Arial"/>
+        <w:rPr>
+          <w:rFonts w:asciiTheme="majorBidi" w:hAnsiTheme="majorBidi" w:cstheme="majorBidi"/>
+          <w:sz w:val="28"/>
+          <w:szCs w:val="28"/>
+        </w:rPr>
+      </w:pPr>
+      <w:r>
+        <w:rPr>
+          <w:rFonts w:asciiTheme="majorBidi" w:eastAsia="Arial" w:hAnsiTheme="majorBidi" w:cstheme="majorBidi"/>
           <w:b/>
           <w:bCs/>
           <w:sz w:val="28"/>
@@ -459,12 +481,18 @@
         <w:spacing w:after="0"/>
         <w:ind w:right="77"/>
         <w:jc w:val="left"/>
+        <w:rPr>
+          <w:rFonts w:asciiTheme="majorBidi" w:hAnsiTheme="majorBidi" w:cstheme="majorBidi"/>
+          <w:sz w:val="28"/>
+          <w:szCs w:val="28"/>
+        </w:rPr>
       </w:pPr>
       <w:proofErr w:type="spellStart"/>
       <w:r>
         <w:rPr>
-          <w:rFonts w:ascii="Arial" w:eastAsia="Arial" w:hAnsi="Arial" w:cs="Arial"/>
-          <w:sz w:val="28"/>
+          <w:rFonts w:asciiTheme="majorBidi" w:eastAsia="Arial" w:hAnsiTheme="majorBidi" w:cstheme="majorBidi"/>
+          <w:sz w:val="28"/>
+          <w:szCs w:val="28"/>
         </w:rPr>
         <w:t>full_name</w:t>
       </w:r>
@@ -475,10 +503,15 @@
         <w:spacing w:after="0"/>
         <w:ind w:left="-3" w:hanging="10"/>
         <w:jc w:val="left"/>
-      </w:pPr>
-      <w:r>
-        <w:rPr>
-          <w:rFonts w:ascii="Arial" w:eastAsia="Arial" w:hAnsi="Arial" w:cs="Arial"/>
+        <w:rPr>
+          <w:rFonts w:asciiTheme="majorBidi" w:hAnsiTheme="majorBidi" w:cstheme="majorBidi"/>
+          <w:sz w:val="28"/>
+          <w:szCs w:val="28"/>
+        </w:rPr>
+      </w:pPr>
+      <w:r>
+        <w:rPr>
+          <w:rFonts w:asciiTheme="majorBidi" w:eastAsia="Arial" w:hAnsiTheme="majorBidi" w:cstheme="majorBidi"/>
           <w:b/>
           <w:bCs/>
           <w:sz w:val="28"/>
@@ -489,7 +522,7 @@
       </w:r>
       <w:r>
         <w:rPr>
-          <w:rFonts w:ascii="Arial" w:eastAsia="Arial" w:hAnsi="Arial" w:cs="Arial" w:hint="cs"/>
+          <w:rFonts w:asciiTheme="majorBidi" w:eastAsia="Arial" w:hAnsiTheme="majorBidi" w:cstheme="majorBidi"/>
           <w:b/>
           <w:bCs/>
           <w:sz w:val="28"/>
@@ -500,7 +533,7 @@
       </w:r>
       <w:r>
         <w:rPr>
-          <w:rFonts w:ascii="Arial" w:eastAsia="Arial" w:hAnsi="Arial" w:cs="Arial"/>
+          <w:rFonts w:asciiTheme="majorBidi" w:eastAsia="Arial" w:hAnsiTheme="majorBidi" w:cstheme="majorBidi"/>
           <w:b/>
           <w:bCs/>
           <w:sz w:val="28"/>
@@ -511,7 +544,7 @@
       </w:r>
       <w:r>
         <w:rPr>
-          <w:rFonts w:ascii="Arial" w:eastAsia="Arial" w:hAnsi="Arial" w:cs="Arial" w:hint="cs"/>
+          <w:rFonts w:asciiTheme="majorBidi" w:eastAsia="Arial" w:hAnsiTheme="majorBidi" w:cstheme="majorBidi"/>
           <w:b/>
           <w:bCs/>
           <w:sz w:val="28"/>
@@ -522,7 +555,7 @@
       </w:r>
       <w:r>
         <w:rPr>
-          <w:rFonts w:ascii="Arial" w:eastAsia="Arial" w:hAnsi="Arial" w:cs="Arial"/>
+          <w:rFonts w:asciiTheme="majorBidi" w:eastAsia="Arial" w:hAnsiTheme="majorBidi" w:cstheme="majorBidi"/>
           <w:b/>
           <w:bCs/>
           <w:sz w:val="28"/>
@@ -533,7 +566,7 @@
       </w:r>
       <w:r>
         <w:rPr>
-          <w:rFonts w:ascii="Arial" w:eastAsia="Arial" w:hAnsi="Arial" w:cs="Arial" w:hint="cs"/>
+          <w:rFonts w:asciiTheme="majorBidi" w:eastAsia="Arial" w:hAnsiTheme="majorBidi" w:cstheme="majorBidi"/>
           <w:b/>
           <w:bCs/>
           <w:sz w:val="28"/>
@@ -548,10 +581,15 @@
         <w:spacing w:after="167"/>
         <w:ind w:left="4" w:hanging="10"/>
         <w:jc w:val="left"/>
-      </w:pPr>
-      <w:r>
-        <w:rPr>
-          <w:rFonts w:ascii="Arial" w:eastAsia="Arial" w:hAnsi="Arial" w:cs="Arial"/>
+        <w:rPr>
+          <w:rFonts w:asciiTheme="majorBidi" w:hAnsiTheme="majorBidi" w:cstheme="majorBidi"/>
+          <w:sz w:val="28"/>
+          <w:szCs w:val="28"/>
+        </w:rPr>
+      </w:pPr>
+      <w:r>
+        <w:rPr>
+          <w:rFonts w:asciiTheme="majorBidi" w:eastAsia="Arial" w:hAnsiTheme="majorBidi" w:cstheme="majorBidi"/>
           <w:sz w:val="28"/>
           <w:szCs w:val="28"/>
           <w:rtl/>
@@ -560,6 +598,7 @@
       </w:r>
       <w:r>
         <w:rPr>
+          <w:rFonts w:asciiTheme="majorBidi" w:hAnsiTheme="majorBidi" w:cstheme="majorBidi"/>
           <w:sz w:val="28"/>
           <w:szCs w:val="28"/>
           <w:rtl/>
@@ -572,43 +611,26 @@
         <w:spacing w:after="180"/>
         <w:ind w:left="-3" w:hanging="10"/>
         <w:jc w:val="left"/>
-      </w:pPr>
-      <w:r>
-        <w:rPr>
-          <w:rFonts w:ascii="Arial" w:eastAsia="Arial" w:hAnsi="Arial" w:cs="Arial" w:hint="cs"/>
-          <w:b/>
-          <w:bCs/>
-          <w:sz w:val="28"/>
-          <w:szCs w:val="28"/>
-          <w:rtl/>
-        </w:rPr>
-        <w:t xml:space="preserve">المادة </w:t>
-      </w:r>
-      <w:r>
-        <w:rPr>
-          <w:rFonts w:ascii="Arial" w:eastAsia="Arial" w:hAnsi="Arial" w:cs="Arial"/>
-          <w:b/>
-          <w:bCs/>
-          <w:sz w:val="28"/>
-          <w:szCs w:val="28"/>
-          <w:rtl/>
-        </w:rPr>
-        <w:t>(</w:t>
-      </w:r>
-      <w:r>
-        <w:rPr>
-          <w:rFonts w:ascii="Arial" w:eastAsia="Arial" w:hAnsi="Arial" w:cs="Arial" w:hint="cs"/>
-          <w:b/>
-          <w:bCs/>
-          <w:sz w:val="28"/>
-          <w:szCs w:val="28"/>
-          <w:rtl/>
-        </w:rPr>
-        <w:t>1</w:t>
-      </w:r>
-      <w:r>
-        <w:rPr>
-          <w:rFonts w:ascii="Arial" w:eastAsia="Arial" w:hAnsi="Arial" w:cs="Arial"/>
+        <w:rPr>
+          <w:rFonts w:asciiTheme="majorBidi" w:hAnsiTheme="majorBidi" w:cstheme="majorBidi"/>
+          <w:sz w:val="28"/>
+          <w:szCs w:val="28"/>
+        </w:rPr>
+      </w:pPr>
+      <w:r>
+        <w:rPr>
+          <w:rFonts w:asciiTheme="majorBidi" w:eastAsia="Arial" w:hAnsiTheme="majorBidi" w:cstheme="majorBidi"/>
+          <w:b/>
+          <w:bCs/>
+          <w:sz w:val="28"/>
+          <w:szCs w:val="28"/>
+          <w:rtl/>
+        </w:rPr>
+        <w:t>المادة (1</w:t>
+      </w:r>
+      <w:r>
+        <w:rPr>
+          <w:rFonts w:asciiTheme="majorBidi" w:eastAsia="Arial" w:hAnsiTheme="majorBidi" w:cstheme="majorBidi"/>
           <w:b/>
           <w:bCs/>
           <w:sz w:val="28"/>
@@ -619,7 +641,7 @@
       </w:r>
       <w:r>
         <w:rPr>
-          <w:rFonts w:ascii="Arial" w:eastAsia="Arial" w:hAnsi="Arial" w:cs="Arial"/>
+          <w:rFonts w:asciiTheme="majorBidi" w:eastAsia="Arial" w:hAnsiTheme="majorBidi" w:cstheme="majorBidi"/>
           <w:b/>
           <w:bCs/>
           <w:sz w:val="28"/>
@@ -634,10 +656,15 @@
         <w:spacing w:after="0"/>
         <w:ind w:left="3"/>
         <w:jc w:val="left"/>
-      </w:pPr>
-      <w:r>
-        <w:rPr>
-          <w:rFonts w:ascii="Arial" w:eastAsia="Arial" w:hAnsi="Arial" w:cs="Arial"/>
+        <w:rPr>
+          <w:rFonts w:asciiTheme="majorBidi" w:hAnsiTheme="majorBidi" w:cstheme="majorBidi"/>
+          <w:sz w:val="28"/>
+          <w:szCs w:val="28"/>
+        </w:rPr>
+      </w:pPr>
+      <w:r>
+        <w:rPr>
+          <w:rFonts w:asciiTheme="majorBidi" w:eastAsia="Arial" w:hAnsiTheme="majorBidi" w:cstheme="majorBidi"/>
           <w:sz w:val="28"/>
           <w:szCs w:val="28"/>
           <w:rtl/>
@@ -646,7 +673,7 @@
       </w:r>
       <w:r>
         <w:rPr>
-          <w:rFonts w:ascii="Arial" w:eastAsia="Arial" w:hAnsi="Arial" w:cs="Arial"/>
+          <w:rFonts w:asciiTheme="majorBidi" w:eastAsia="Arial" w:hAnsiTheme="majorBidi" w:cstheme="majorBidi"/>
           <w:b/>
           <w:bCs/>
           <w:sz w:val="28"/>
@@ -657,7 +684,7 @@
       </w:r>
       <w:r>
         <w:rPr>
-          <w:rFonts w:ascii="Arial" w:eastAsia="Arial" w:hAnsi="Arial" w:cs="Arial"/>
+          <w:rFonts w:asciiTheme="majorBidi" w:eastAsia="Arial" w:hAnsiTheme="majorBidi" w:cstheme="majorBidi"/>
           <w:sz w:val="28"/>
           <w:szCs w:val="28"/>
           <w:rtl/>
@@ -666,7 +693,7 @@
       </w:r>
       <w:r>
         <w:rPr>
-          <w:rFonts w:ascii="Arial" w:eastAsia="Arial" w:hAnsi="Arial" w:cs="Arial"/>
+          <w:rFonts w:asciiTheme="majorBidi" w:eastAsia="Arial" w:hAnsiTheme="majorBidi" w:cstheme="majorBidi"/>
           <w:b/>
           <w:bCs/>
           <w:sz w:val="28"/>
@@ -677,22 +704,29 @@
       </w:r>
       <w:r>
         <w:rPr>
-          <w:rFonts w:ascii="Arial" w:eastAsia="Arial" w:hAnsi="Arial" w:cs="Arial"/>
-          <w:sz w:val="28"/>
-          <w:szCs w:val="28"/>
-          <w:rtl/>
-        </w:rPr>
-        <w:t xml:space="preserve"> مساحة عرض رقم </w:t>
-      </w:r>
-      <w:r>
-        <w:rPr>
-          <w:rFonts w:ascii="Arial" w:eastAsia="Arial" w:hAnsi="Arial" w:cs="Arial"/>
-          <w:color w:val="A6A6A6"/>
-          <w:sz w:val="10"/>
-          <w:szCs w:val="10"/>
-          <w:rtl/>
-        </w:rPr>
-        <w:t>.......................................................</w:t>
+          <w:rFonts w:asciiTheme="majorBidi" w:eastAsia="Arial" w:hAnsiTheme="majorBidi" w:cstheme="majorBidi"/>
+          <w:sz w:val="28"/>
+          <w:szCs w:val="28"/>
+          <w:rtl/>
+        </w:rPr>
+        <w:t xml:space="preserve"> مساحة عرض </w:t>
+      </w:r>
+      <w:r>
+        <w:rPr>
+          <w:rFonts w:asciiTheme="majorBidi" w:eastAsia="Arial" w:hAnsiTheme="majorBidi" w:cstheme="majorBidi"/>
+          <w:sz w:val="28"/>
+          <w:szCs w:val="28"/>
+          <w:rtl/>
+        </w:rPr>
+        <w:t xml:space="preserve">رقم </w:t>
+      </w:r>
+      <w:r>
+        <w:rPr>
+          <w:rFonts w:asciiTheme="majorBidi" w:eastAsia="Arial" w:hAnsiTheme="majorBidi" w:cstheme="majorBidi"/>
+          <w:sz w:val="28"/>
+          <w:szCs w:val="28"/>
+        </w:rPr>
+        <w:t>icon-location-selection</w:t>
       </w:r>
     </w:p>
     <w:p>
@@ -700,10 +734,15 @@
         <w:spacing w:after="174" w:line="260" w:lineRule="auto"/>
         <w:ind w:left="4" w:right="237" w:hanging="4"/>
         <w:jc w:val="left"/>
-      </w:pPr>
-      <w:r>
-        <w:rPr>
-          <w:rFonts w:ascii="Arial" w:eastAsia="Arial" w:hAnsi="Arial" w:cs="Arial"/>
+        <w:rPr>
+          <w:rFonts w:asciiTheme="majorBidi" w:hAnsiTheme="majorBidi" w:cstheme="majorBidi"/>
+          <w:sz w:val="28"/>
+          <w:szCs w:val="28"/>
+        </w:rPr>
+      </w:pPr>
+      <w:r>
+        <w:rPr>
+          <w:rFonts w:asciiTheme="majorBidi" w:eastAsia="Arial" w:hAnsiTheme="majorBidi" w:cstheme="majorBidi"/>
           <w:sz w:val="28"/>
           <w:szCs w:val="28"/>
           <w:rtl/>
@@ -712,7 +751,7 @@
       </w:r>
       <w:r>
         <w:rPr>
-          <w:rFonts w:hint="cs"/>
+          <w:rFonts w:asciiTheme="majorBidi" w:hAnsiTheme="majorBidi" w:cstheme="majorBidi"/>
           <w:b/>
           <w:bCs/>
           <w:sz w:val="28"/>
@@ -723,6 +762,7 @@
       </w:r>
       <w:r>
         <w:rPr>
+          <w:rFonts w:asciiTheme="majorBidi" w:hAnsiTheme="majorBidi" w:cstheme="majorBidi"/>
           <w:b/>
           <w:bCs/>
           <w:sz w:val="28"/>
@@ -732,6 +772,7 @@
       </w:r>
       <w:r>
         <w:rPr>
+          <w:rFonts w:asciiTheme="majorBidi" w:hAnsiTheme="majorBidi" w:cstheme="majorBidi"/>
           <w:b/>
           <w:bCs/>
           <w:sz w:val="28"/>
@@ -742,6 +783,7 @@
       </w:r>
       <w:r>
         <w:rPr>
+          <w:rFonts w:asciiTheme="majorBidi" w:hAnsiTheme="majorBidi" w:cstheme="majorBidi"/>
           <w:b/>
           <w:bCs/>
           <w:sz w:val="28"/>
@@ -751,6 +793,7 @@
       </w:r>
       <w:r>
         <w:rPr>
+          <w:rFonts w:asciiTheme="majorBidi" w:hAnsiTheme="majorBidi" w:cstheme="majorBidi"/>
           <w:b/>
           <w:bCs/>
           <w:sz w:val="28"/>
@@ -761,7 +804,7 @@
       </w:r>
       <w:r>
         <w:rPr>
-          <w:rFonts w:ascii="Arial" w:eastAsia="Arial" w:hAnsi="Arial" w:cs="Arial"/>
+          <w:rFonts w:asciiTheme="majorBidi" w:eastAsia="Arial" w:hAnsiTheme="majorBidi" w:cstheme="majorBidi"/>
           <w:b/>
           <w:bCs/>
           <w:sz w:val="28"/>
@@ -772,7 +815,7 @@
       </w:r>
       <w:r>
         <w:rPr>
-          <w:rFonts w:ascii="Arial" w:eastAsia="Arial" w:hAnsi="Arial" w:cs="Arial"/>
+          <w:rFonts w:asciiTheme="majorBidi" w:eastAsia="Arial" w:hAnsiTheme="majorBidi" w:cstheme="majorBidi"/>
           <w:sz w:val="28"/>
           <w:szCs w:val="28"/>
           <w:rtl/>
@@ -781,6 +824,7 @@
       </w:r>
       <w:r>
         <w:rPr>
+          <w:rFonts w:asciiTheme="majorBidi" w:hAnsiTheme="majorBidi" w:cstheme="majorBidi"/>
           <w:sz w:val="28"/>
           <w:szCs w:val="28"/>
           <w:rtl/>
@@ -793,10 +837,15 @@
         <w:spacing w:after="180"/>
         <w:ind w:left="-3" w:hanging="10"/>
         <w:jc w:val="left"/>
-      </w:pPr>
-      <w:r>
-        <w:rPr>
-          <w:rFonts w:ascii="Arial" w:eastAsia="Arial" w:hAnsi="Arial" w:cs="Arial"/>
+        <w:rPr>
+          <w:rFonts w:asciiTheme="majorBidi" w:hAnsiTheme="majorBidi" w:cstheme="majorBidi"/>
+          <w:sz w:val="28"/>
+          <w:szCs w:val="28"/>
+        </w:rPr>
+      </w:pPr>
+      <w:r>
+        <w:rPr>
+          <w:rFonts w:asciiTheme="majorBidi" w:eastAsia="Arial" w:hAnsiTheme="majorBidi" w:cstheme="majorBidi"/>
           <w:b/>
           <w:bCs/>
           <w:sz w:val="28"/>
@@ -807,7 +856,7 @@
       </w:r>
       <w:r>
         <w:rPr>
-          <w:rFonts w:ascii="Arial" w:eastAsia="Arial" w:hAnsi="Arial" w:cs="Arial" w:hint="cs"/>
+          <w:rFonts w:asciiTheme="majorBidi" w:eastAsia="Arial" w:hAnsiTheme="majorBidi" w:cstheme="majorBidi"/>
           <w:b/>
           <w:bCs/>
           <w:sz w:val="28"/>
@@ -818,7 +867,7 @@
       </w:r>
       <w:r>
         <w:rPr>
-          <w:rFonts w:ascii="Arial" w:eastAsia="Arial" w:hAnsi="Arial" w:cs="Arial" w:hint="cs"/>
+          <w:rFonts w:asciiTheme="majorBidi" w:eastAsia="Arial" w:hAnsiTheme="majorBidi" w:cstheme="majorBidi"/>
           <w:b/>
           <w:bCs/>
           <w:sz w:val="28"/>
@@ -829,7 +878,7 @@
       </w:r>
       <w:r>
         <w:rPr>
-          <w:rFonts w:ascii="Arial" w:eastAsia="Arial" w:hAnsi="Arial" w:cs="Arial"/>
+          <w:rFonts w:asciiTheme="majorBidi" w:eastAsia="Arial" w:hAnsiTheme="majorBidi" w:cstheme="majorBidi"/>
           <w:b/>
           <w:bCs/>
           <w:sz w:val="28"/>
@@ -840,7 +889,7 @@
       </w:r>
       <w:r>
         <w:rPr>
-          <w:rFonts w:ascii="Arial" w:eastAsia="Arial" w:hAnsi="Arial" w:cs="Arial"/>
+          <w:rFonts w:asciiTheme="majorBidi" w:eastAsia="Arial" w:hAnsiTheme="majorBidi" w:cstheme="majorBidi"/>
           <w:b/>
           <w:bCs/>
           <w:sz w:val="28"/>
@@ -855,10 +904,15 @@
         <w:spacing w:after="174" w:line="260" w:lineRule="auto"/>
         <w:ind w:left="4" w:right="400" w:hanging="4"/>
         <w:jc w:val="left"/>
-      </w:pPr>
-      <w:r>
-        <w:rPr>
-          <w:rFonts w:ascii="Arial" w:eastAsia="Arial" w:hAnsi="Arial" w:cs="Arial"/>
+        <w:rPr>
+          <w:rFonts w:asciiTheme="majorBidi" w:hAnsiTheme="majorBidi" w:cstheme="majorBidi"/>
+          <w:sz w:val="28"/>
+          <w:szCs w:val="28"/>
+        </w:rPr>
+      </w:pPr>
+      <w:r>
+        <w:rPr>
+          <w:rFonts w:asciiTheme="majorBidi" w:eastAsia="Arial" w:hAnsiTheme="majorBidi" w:cstheme="majorBidi"/>
           <w:sz w:val="28"/>
           <w:szCs w:val="28"/>
           <w:rtl/>
@@ -867,6 +921,7 @@
       </w:r>
       <w:r>
         <w:rPr>
+          <w:rFonts w:asciiTheme="majorBidi" w:hAnsiTheme="majorBidi" w:cstheme="majorBidi"/>
           <w:sz w:val="28"/>
           <w:szCs w:val="28"/>
         </w:rPr>
@@ -874,7 +929,7 @@
       </w:r>
       <w:r>
         <w:rPr>
-          <w:rFonts w:ascii="Arial" w:eastAsia="Arial" w:hAnsi="Arial" w:cs="Arial"/>
+          <w:rFonts w:asciiTheme="majorBidi" w:eastAsia="Arial" w:hAnsiTheme="majorBidi" w:cstheme="majorBidi"/>
           <w:sz w:val="28"/>
           <w:szCs w:val="28"/>
           <w:rtl/>
@@ -883,6 +938,7 @@
       </w:r>
       <w:r>
         <w:rPr>
+          <w:rFonts w:asciiTheme="majorBidi" w:hAnsiTheme="majorBidi" w:cstheme="majorBidi"/>
           <w:sz w:val="28"/>
           <w:szCs w:val="28"/>
         </w:rPr>
@@ -890,7 +946,7 @@
       </w:r>
       <w:r>
         <w:rPr>
-          <w:rFonts w:ascii="Arial" w:eastAsia="Arial" w:hAnsi="Arial" w:cs="Arial"/>
+          <w:rFonts w:asciiTheme="majorBidi" w:eastAsia="Arial" w:hAnsiTheme="majorBidi" w:cstheme="majorBidi"/>
           <w:sz w:val="28"/>
           <w:szCs w:val="28"/>
           <w:rtl/>
@@ -899,7 +955,7 @@
       </w:r>
       <w:r>
         <w:rPr>
-          <w:rFonts w:ascii="Arial" w:eastAsia="Arial" w:hAnsi="Arial" w:cs="Arial" w:hint="cs"/>
+          <w:rFonts w:asciiTheme="majorBidi" w:eastAsia="Arial" w:hAnsiTheme="majorBidi" w:cstheme="majorBidi"/>
           <w:sz w:val="28"/>
           <w:szCs w:val="28"/>
           <w:rtl/>
@@ -908,7 +964,7 @@
       </w:r>
       <w:r>
         <w:rPr>
-          <w:rFonts w:ascii="Arial" w:eastAsia="Arial" w:hAnsi="Arial" w:cs="Arial"/>
+          <w:rFonts w:asciiTheme="majorBidi" w:eastAsia="Arial" w:hAnsiTheme="majorBidi" w:cstheme="majorBidi"/>
           <w:sz w:val="28"/>
           <w:szCs w:val="28"/>
           <w:rtl/>
@@ -917,6 +973,7 @@
       </w:r>
       <w:r>
         <w:rPr>
+          <w:rFonts w:asciiTheme="majorBidi" w:hAnsiTheme="majorBidi" w:cstheme="majorBidi"/>
           <w:sz w:val="28"/>
           <w:szCs w:val="28"/>
         </w:rPr>
@@ -924,7 +981,7 @@
       </w:r>
       <w:r>
         <w:rPr>
-          <w:rFonts w:ascii="Arial" w:eastAsia="Arial" w:hAnsi="Arial" w:cs="Arial" w:hint="cs"/>
+          <w:rFonts w:asciiTheme="majorBidi" w:eastAsia="Arial" w:hAnsiTheme="majorBidi" w:cstheme="majorBidi"/>
           <w:sz w:val="28"/>
           <w:szCs w:val="28"/>
           <w:rtl/>
@@ -933,7 +990,7 @@
       </w:r>
       <w:r>
         <w:rPr>
-          <w:rFonts w:ascii="Arial" w:eastAsia="Arial" w:hAnsi="Arial" w:cs="Arial"/>
+          <w:rFonts w:asciiTheme="majorBidi" w:eastAsia="Arial" w:hAnsiTheme="majorBidi" w:cstheme="majorBidi"/>
           <w:sz w:val="28"/>
           <w:szCs w:val="28"/>
           <w:rtl/>
@@ -942,7 +999,7 @@
       </w:r>
       <w:r>
         <w:rPr>
-          <w:rFonts w:ascii="Arial" w:eastAsia="Arial" w:hAnsi="Arial" w:cs="Arial" w:hint="cs"/>
+          <w:rFonts w:asciiTheme="majorBidi" w:eastAsia="Arial" w:hAnsiTheme="majorBidi" w:cstheme="majorBidi"/>
           <w:sz w:val="28"/>
           <w:szCs w:val="28"/>
           <w:rtl/>
@@ -951,7 +1008,7 @@
       </w:r>
       <w:r>
         <w:rPr>
-          <w:rFonts w:ascii="Arial" w:eastAsia="Arial" w:hAnsi="Arial" w:cs="Arial"/>
+          <w:rFonts w:asciiTheme="majorBidi" w:eastAsia="Arial" w:hAnsiTheme="majorBidi" w:cstheme="majorBidi"/>
           <w:sz w:val="28"/>
           <w:szCs w:val="28"/>
           <w:rtl/>
@@ -960,7 +1017,7 @@
       </w:r>
       <w:r>
         <w:rPr>
-          <w:rFonts w:ascii="Arial" w:eastAsia="Arial" w:hAnsi="Arial" w:cs="Arial"/>
+          <w:rFonts w:asciiTheme="majorBidi" w:eastAsia="Arial" w:hAnsiTheme="majorBidi" w:cstheme="majorBidi"/>
           <w:b/>
           <w:bCs/>
           <w:sz w:val="28"/>
@@ -971,7 +1028,7 @@
       </w:r>
       <w:r>
         <w:rPr>
-          <w:rFonts w:ascii="Arial" w:eastAsia="Arial" w:hAnsi="Arial" w:cs="Arial"/>
+          <w:rFonts w:asciiTheme="majorBidi" w:eastAsia="Arial" w:hAnsiTheme="majorBidi" w:cstheme="majorBidi"/>
           <w:sz w:val="28"/>
           <w:szCs w:val="28"/>
           <w:rtl/>
@@ -980,7 +1037,7 @@
       </w:r>
       <w:r>
         <w:rPr>
-          <w:rFonts w:ascii="Arial" w:eastAsia="Arial" w:hAnsi="Arial" w:cs="Arial"/>
+          <w:rFonts w:asciiTheme="majorBidi" w:eastAsia="Arial" w:hAnsiTheme="majorBidi" w:cstheme="majorBidi"/>
           <w:b/>
           <w:bCs/>
           <w:sz w:val="28"/>
@@ -991,7 +1048,7 @@
       </w:r>
       <w:r>
         <w:rPr>
-          <w:rFonts w:ascii="Arial" w:eastAsia="Arial" w:hAnsi="Arial" w:cs="Arial"/>
+          <w:rFonts w:asciiTheme="majorBidi" w:eastAsia="Arial" w:hAnsiTheme="majorBidi" w:cstheme="majorBidi"/>
           <w:sz w:val="28"/>
           <w:szCs w:val="28"/>
           <w:rtl/>
@@ -1000,25 +1057,16 @@
       </w:r>
       <w:r>
         <w:rPr>
-          <w:rFonts w:ascii="Arial" w:eastAsia="Arial" w:hAnsi="Arial" w:cs="Arial" w:hint="cs"/>
-          <w:sz w:val="28"/>
-          <w:szCs w:val="28"/>
-          <w:rtl/>
-        </w:rPr>
-        <w:t>بالالتزا</w:t>
-      </w:r>
-      <w:r>
-        <w:rPr>
-          <w:rFonts w:ascii="Arial" w:eastAsia="Arial" w:hAnsi="Arial" w:cs="Arial" w:hint="eastAsia"/>
-          <w:sz w:val="28"/>
-          <w:szCs w:val="28"/>
-          <w:rtl/>
-        </w:rPr>
-        <w:t>م</w:t>
-      </w:r>
-      <w:r>
-        <w:rPr>
-          <w:rFonts w:ascii="Arial" w:eastAsia="Arial" w:hAnsi="Arial" w:cs="Arial"/>
+          <w:rFonts w:asciiTheme="majorBidi" w:eastAsia="Arial" w:hAnsiTheme="majorBidi" w:cstheme="majorBidi"/>
+          <w:sz w:val="28"/>
+          <w:szCs w:val="28"/>
+          <w:rtl/>
+        </w:rPr>
+        <w:t>بالالتزام</w:t>
+      </w:r>
+      <w:r>
+        <w:rPr>
+          <w:rFonts w:asciiTheme="majorBidi" w:eastAsia="Arial" w:hAnsiTheme="majorBidi" w:cstheme="majorBidi"/>
           <w:sz w:val="28"/>
           <w:szCs w:val="28"/>
           <w:rtl/>
@@ -1027,6 +1075,7 @@
       </w:r>
       <w:r>
         <w:rPr>
+          <w:rFonts w:asciiTheme="majorBidi" w:hAnsiTheme="majorBidi" w:cstheme="majorBidi"/>
           <w:sz w:val="28"/>
           <w:szCs w:val="28"/>
           <w:rtl/>
@@ -1040,6 +1089,11 @@
         <w:spacing w:after="166"/>
         <w:ind w:right="103"/>
         <w:jc w:val="left"/>
+        <w:rPr>
+          <w:rFonts w:asciiTheme="majorBidi" w:hAnsiTheme="majorBidi" w:cstheme="majorBidi"/>
+          <w:sz w:val="28"/>
+          <w:szCs w:val="28"/>
+        </w:rPr>
       </w:pPr>
     </w:p>
     <w:p>
@@ -1047,10 +1101,15 @@
         <w:spacing w:after="180"/>
         <w:ind w:left="-3" w:hanging="10"/>
         <w:jc w:val="left"/>
-      </w:pPr>
-      <w:r>
-        <w:rPr>
-          <w:rFonts w:ascii="Arial" w:eastAsia="Arial" w:hAnsi="Arial" w:cs="Arial"/>
+        <w:rPr>
+          <w:rFonts w:asciiTheme="majorBidi" w:hAnsiTheme="majorBidi" w:cstheme="majorBidi"/>
+          <w:sz w:val="28"/>
+          <w:szCs w:val="28"/>
+        </w:rPr>
+      </w:pPr>
+      <w:r>
+        <w:rPr>
+          <w:rFonts w:asciiTheme="majorBidi" w:eastAsia="Arial" w:hAnsiTheme="majorBidi" w:cstheme="majorBidi"/>
           <w:b/>
           <w:bCs/>
           <w:sz w:val="28"/>
@@ -1061,29 +1120,18 @@
       </w:r>
       <w:r>
         <w:rPr>
-          <w:rFonts w:ascii="Arial" w:eastAsia="Arial" w:hAnsi="Arial" w:cs="Arial" w:hint="cs"/>
-          <w:b/>
-          <w:bCs/>
-          <w:sz w:val="28"/>
-          <w:szCs w:val="28"/>
-          <w:rtl/>
-        </w:rPr>
-        <w:t xml:space="preserve"> (3</w:t>
-      </w:r>
-      <w:r>
-        <w:rPr>
-          <w:rFonts w:ascii="Arial" w:eastAsia="Arial" w:hAnsi="Arial" w:cs="Arial"/>
-          <w:b/>
-          <w:bCs/>
-          <w:sz w:val="28"/>
-          <w:szCs w:val="28"/>
-          <w:rtl/>
-        </w:rPr>
-        <w:t>)</w:t>
-      </w:r>
-      <w:r>
-        <w:rPr>
-          <w:rFonts w:ascii="Arial" w:eastAsia="Arial" w:hAnsi="Arial" w:cs="Arial"/>
+          <w:rFonts w:asciiTheme="majorBidi" w:eastAsia="Arial" w:hAnsiTheme="majorBidi" w:cstheme="majorBidi"/>
+          <w:b/>
+          <w:bCs/>
+          <w:sz w:val="28"/>
+          <w:szCs w:val="28"/>
+          <w:rtl/>
+        </w:rPr>
+        <w:t xml:space="preserve"> (3)</w:t>
+      </w:r>
+      <w:r>
+        <w:rPr>
+          <w:rFonts w:asciiTheme="majorBidi" w:eastAsia="Arial" w:hAnsiTheme="majorBidi" w:cstheme="majorBidi"/>
           <w:b/>
           <w:bCs/>
           <w:sz w:val="28"/>
@@ -1102,39 +1150,24 @@
         <w:spacing w:after="174" w:line="260" w:lineRule="auto"/>
         <w:ind w:hanging="367"/>
         <w:jc w:val="left"/>
-      </w:pPr>
-      <w:r>
-        <w:rPr>
-          <w:rFonts w:ascii="Arial" w:eastAsia="Arial" w:hAnsi="Arial" w:cs="Arial"/>
-          <w:sz w:val="28"/>
-          <w:szCs w:val="28"/>
-          <w:rtl/>
-        </w:rPr>
-        <w:t xml:space="preserve">يلتزم </w:t>
-      </w:r>
-      <w:r>
-        <w:rPr>
-          <w:rFonts w:ascii="Arial" w:eastAsia="Arial" w:hAnsi="Arial" w:cs="Arial"/>
-          <w:b/>
-          <w:bCs/>
-          <w:sz w:val="28"/>
-          <w:szCs w:val="28"/>
-          <w:rtl/>
-        </w:rPr>
-        <w:t>الطرف الثاني</w:t>
-      </w:r>
-      <w:r>
-        <w:rPr>
-          <w:rFonts w:ascii="Arial" w:eastAsia="Arial" w:hAnsi="Arial" w:cs="Arial"/>
-          <w:sz w:val="28"/>
-          <w:szCs w:val="28"/>
-          <w:rtl/>
-        </w:rPr>
-        <w:t xml:space="preserve"> بسداد كامل قيمة تأجير المساحة </w:t>
-      </w:r>
-      <w:r>
-        <w:rPr>
-          <w:rFonts w:ascii="Arial" w:eastAsia="Arial" w:hAnsi="Arial" w:cs="Arial" w:hint="cs"/>
+        <w:rPr>
+          <w:rFonts w:asciiTheme="majorBidi" w:hAnsiTheme="majorBidi" w:cstheme="majorBidi"/>
+          <w:sz w:val="28"/>
+          <w:szCs w:val="28"/>
+        </w:rPr>
+      </w:pPr>
+      <w:r>
+        <w:rPr>
+          <w:rFonts w:asciiTheme="majorBidi" w:eastAsia="Arial" w:hAnsiTheme="majorBidi" w:cstheme="majorBidi"/>
+          <w:sz w:val="28"/>
+          <w:szCs w:val="28"/>
+          <w:rtl/>
+        </w:rPr>
+        <w:t xml:space="preserve">يلتزم الطرف الثاني بسداد كامل قيمة تأجير المساحة </w:t>
+      </w:r>
+      <w:r>
+        <w:rPr>
+          <w:rFonts w:asciiTheme="majorBidi" w:eastAsia="Arial" w:hAnsiTheme="majorBidi" w:cstheme="majorBidi"/>
           <w:sz w:val="28"/>
           <w:szCs w:val="28"/>
           <w:rtl/>
@@ -1143,7 +1176,7 @@
       </w:r>
       <w:r>
         <w:rPr>
-          <w:rFonts w:hint="cs"/>
+          <w:rFonts w:asciiTheme="majorBidi" w:hAnsiTheme="majorBidi" w:cstheme="majorBidi"/>
           <w:sz w:val="28"/>
           <w:szCs w:val="28"/>
           <w:rtl/>
@@ -1152,8 +1185,7 @@
       </w:r>
       <w:r>
         <w:rPr>
-          <w:b/>
-          <w:bCs/>
+          <w:rFonts w:asciiTheme="majorBidi" w:hAnsiTheme="majorBidi" w:cstheme="majorBidi"/>
           <w:sz w:val="28"/>
           <w:szCs w:val="28"/>
         </w:rPr>
@@ -1161,7 +1193,7 @@
       </w:r>
       <w:r>
         <w:rPr>
-          <w:rFonts w:ascii="Arial" w:eastAsia="Arial" w:hAnsi="Arial" w:cs="Arial"/>
+          <w:rFonts w:asciiTheme="majorBidi" w:eastAsia="Arial" w:hAnsiTheme="majorBidi" w:cstheme="majorBidi"/>
           <w:sz w:val="28"/>
           <w:szCs w:val="28"/>
           <w:rtl/>
@@ -1170,6 +1202,7 @@
       </w:r>
       <w:r>
         <w:rPr>
+          <w:rFonts w:asciiTheme="majorBidi" w:hAnsiTheme="majorBidi" w:cstheme="majorBidi"/>
           <w:sz w:val="28"/>
           <w:szCs w:val="28"/>
           <w:rtl/>
@@ -1186,10 +1219,15 @@
         <w:spacing w:after="167"/>
         <w:ind w:hanging="367"/>
         <w:jc w:val="left"/>
-      </w:pPr>
-      <w:r>
-        <w:rPr>
-          <w:rFonts w:ascii="Arial" w:eastAsia="Arial" w:hAnsi="Arial" w:cs="Arial"/>
+        <w:rPr>
+          <w:rFonts w:asciiTheme="majorBidi" w:hAnsiTheme="majorBidi" w:cstheme="majorBidi"/>
+          <w:sz w:val="28"/>
+          <w:szCs w:val="28"/>
+        </w:rPr>
+      </w:pPr>
+      <w:r>
+        <w:rPr>
+          <w:rFonts w:asciiTheme="majorBidi" w:eastAsia="Arial" w:hAnsiTheme="majorBidi" w:cstheme="majorBidi"/>
           <w:sz w:val="28"/>
           <w:szCs w:val="28"/>
           <w:rtl/>
@@ -1206,38 +1244,24 @@
         <w:spacing w:after="174" w:line="260" w:lineRule="auto"/>
         <w:ind w:hanging="367"/>
         <w:jc w:val="left"/>
-      </w:pPr>
-      <w:r>
-        <w:rPr>
-          <w:rFonts w:ascii="Arial" w:eastAsia="Arial" w:hAnsi="Arial" w:cs="Arial"/>
-          <w:sz w:val="28"/>
-          <w:szCs w:val="28"/>
-          <w:rtl/>
-        </w:rPr>
-        <w:t xml:space="preserve">تعُد جميع المبالغ المدفوعة </w:t>
-      </w:r>
-      <w:r>
-        <w:rPr>
-          <w:rFonts w:ascii="Arial" w:eastAsia="Arial" w:hAnsi="Arial" w:cs="Arial"/>
-          <w:b/>
-          <w:bCs/>
-          <w:sz w:val="28"/>
-          <w:szCs w:val="28"/>
-          <w:rtl/>
-        </w:rPr>
-        <w:t>غير قابلة للاسترداد نهائيا</w:t>
-      </w:r>
-      <w:r>
-        <w:rPr>
-          <w:rFonts w:ascii="Arial" w:eastAsia="Arial" w:hAnsi="Arial" w:cs="Arial"/>
-          <w:sz w:val="28"/>
-          <w:szCs w:val="28"/>
-          <w:rtl/>
-        </w:rPr>
-        <w:t xml:space="preserve"> في جميع الأحوال، بما في ذلك إلغاء المشاركة من قبل الطرف الثاني لأي سبب كان</w:t>
-      </w:r>
-      <w:r>
-        <w:rPr>
+        <w:rPr>
+          <w:rFonts w:asciiTheme="majorBidi" w:hAnsiTheme="majorBidi" w:cstheme="majorBidi"/>
+          <w:sz w:val="28"/>
+          <w:szCs w:val="28"/>
+        </w:rPr>
+      </w:pPr>
+      <w:r>
+        <w:rPr>
+          <w:rFonts w:asciiTheme="majorBidi" w:eastAsia="Arial" w:hAnsiTheme="majorBidi" w:cstheme="majorBidi"/>
+          <w:sz w:val="28"/>
+          <w:szCs w:val="28"/>
+          <w:rtl/>
+        </w:rPr>
+        <w:t>تعُد جميع المبالغ المدفوعة غير قابلة للاسترداد نهائيا في جميع الأحوال، بما في ذلك إلغاء المشاركة من قبل الطرف الثاني لأي سبب كان</w:t>
+      </w:r>
+      <w:r>
+        <w:rPr>
+          <w:rFonts w:asciiTheme="majorBidi" w:hAnsiTheme="majorBidi" w:cstheme="majorBidi"/>
           <w:sz w:val="28"/>
           <w:szCs w:val="28"/>
           <w:rtl/>
@@ -1254,10 +1278,15 @@
         <w:spacing w:after="167"/>
         <w:ind w:hanging="367"/>
         <w:jc w:val="left"/>
-      </w:pPr>
-      <w:r>
-        <w:rPr>
-          <w:rFonts w:ascii="Arial" w:eastAsia="Arial" w:hAnsi="Arial" w:cs="Arial"/>
+        <w:rPr>
+          <w:rFonts w:asciiTheme="majorBidi" w:hAnsiTheme="majorBidi" w:cstheme="majorBidi"/>
+          <w:sz w:val="28"/>
+          <w:szCs w:val="28"/>
+        </w:rPr>
+      </w:pPr>
+      <w:r>
+        <w:rPr>
+          <w:rFonts w:asciiTheme="majorBidi" w:eastAsia="Arial" w:hAnsiTheme="majorBidi" w:cstheme="majorBidi"/>
           <w:sz w:val="28"/>
           <w:szCs w:val="28"/>
           <w:rtl/>
@@ -1266,6 +1295,7 @@
       </w:r>
       <w:r>
         <w:rPr>
+          <w:rFonts w:asciiTheme="majorBidi" w:hAnsiTheme="majorBidi" w:cstheme="majorBidi"/>
           <w:sz w:val="28"/>
           <w:szCs w:val="28"/>
           <w:rtl/>
@@ -1282,10 +1312,15 @@
         <w:spacing w:after="28"/>
         <w:ind w:hanging="367"/>
         <w:jc w:val="left"/>
-      </w:pPr>
-      <w:r>
-        <w:rPr>
-          <w:rFonts w:ascii="Arial" w:eastAsia="Arial" w:hAnsi="Arial" w:cs="Arial"/>
+        <w:rPr>
+          <w:rFonts w:asciiTheme="majorBidi" w:hAnsiTheme="majorBidi" w:cstheme="majorBidi"/>
+          <w:sz w:val="28"/>
+          <w:szCs w:val="28"/>
+        </w:rPr>
+      </w:pPr>
+      <w:r>
+        <w:rPr>
+          <w:rFonts w:asciiTheme="majorBidi" w:eastAsia="Arial" w:hAnsiTheme="majorBidi" w:cstheme="majorBidi"/>
           <w:sz w:val="28"/>
           <w:szCs w:val="28"/>
           <w:rtl/>
@@ -1297,10 +1332,15 @@
       <w:pPr>
         <w:spacing w:after="167"/>
         <w:jc w:val="left"/>
-      </w:pPr>
-      <w:r>
-        <w:rPr>
-          <w:rFonts w:ascii="Arial" w:eastAsia="Arial" w:hAnsi="Arial" w:cs="Arial" w:hint="cs"/>
+        <w:rPr>
+          <w:rFonts w:asciiTheme="majorBidi" w:hAnsiTheme="majorBidi" w:cstheme="majorBidi"/>
+          <w:sz w:val="28"/>
+          <w:szCs w:val="28"/>
+        </w:rPr>
+      </w:pPr>
+      <w:r>
+        <w:rPr>
+          <w:rFonts w:asciiTheme="majorBidi" w:eastAsia="Arial" w:hAnsiTheme="majorBidi" w:cstheme="majorBidi"/>
           <w:sz w:val="28"/>
           <w:szCs w:val="28"/>
           <w:rtl/>
@@ -1310,15 +1350,17 @@
       </w:r>
       <w:r>
         <w:rPr>
+          <w:rFonts w:asciiTheme="majorBidi" w:hAnsiTheme="majorBidi" w:cstheme="majorBidi"/>
           <w:color w:val="0563C1"/>
           <w:sz w:val="28"/>
+          <w:szCs w:val="28"/>
           <w:u w:val="single" w:color="0563C1"/>
         </w:rPr>
         <w:t>finance@umbrella.sa</w:t>
       </w:r>
       <w:r>
         <w:rPr>
-          <w:rFonts w:ascii="Arial" w:eastAsia="Arial" w:hAnsi="Arial" w:cs="Arial"/>
+          <w:rFonts w:asciiTheme="majorBidi" w:eastAsia="Arial" w:hAnsiTheme="majorBidi" w:cstheme="majorBidi"/>
           <w:sz w:val="28"/>
           <w:szCs w:val="28"/>
           <w:rtl/>
@@ -1328,7 +1370,7 @@
       <w:proofErr w:type="gramStart"/>
       <w:r>
         <w:rPr>
-          <w:rFonts w:ascii="Arial" w:eastAsia="Arial" w:hAnsi="Arial" w:cs="Arial" w:hint="cs"/>
+          <w:rFonts w:asciiTheme="majorBidi" w:eastAsia="Arial" w:hAnsiTheme="majorBidi" w:cstheme="majorBidi"/>
           <w:sz w:val="28"/>
           <w:szCs w:val="28"/>
           <w:rtl/>
@@ -1337,7 +1379,7 @@
       </w:r>
       <w:r>
         <w:rPr>
-          <w:rFonts w:ascii="Arial" w:eastAsia="Arial" w:hAnsi="Arial" w:cs="Arial" w:hint="cs"/>
+          <w:rFonts w:asciiTheme="majorBidi" w:eastAsia="Arial" w:hAnsiTheme="majorBidi" w:cstheme="majorBidi"/>
           <w:sz w:val="28"/>
           <w:szCs w:val="28"/>
           <w:rtl/>
@@ -1347,7 +1389,7 @@
       </w:r>
       <w:r>
         <w:rPr>
-          <w:rFonts w:ascii="Arial" w:eastAsia="Arial" w:hAnsi="Arial" w:cs="Arial"/>
+          <w:rFonts w:asciiTheme="majorBidi" w:eastAsia="Arial" w:hAnsiTheme="majorBidi" w:cstheme="majorBidi"/>
           <w:sz w:val="28"/>
           <w:szCs w:val="28"/>
           <w:rtl/>
@@ -1361,10 +1403,15 @@
         <w:spacing w:after="180"/>
         <w:ind w:left="-3" w:hanging="10"/>
         <w:jc w:val="left"/>
-      </w:pPr>
-      <w:r>
-        <w:rPr>
-          <w:rFonts w:ascii="Arial" w:eastAsia="Arial" w:hAnsi="Arial" w:cs="Arial"/>
+        <w:rPr>
+          <w:rFonts w:asciiTheme="majorBidi" w:hAnsiTheme="majorBidi" w:cstheme="majorBidi"/>
+          <w:sz w:val="28"/>
+          <w:szCs w:val="28"/>
+        </w:rPr>
+      </w:pPr>
+      <w:r>
+        <w:rPr>
+          <w:rFonts w:asciiTheme="majorBidi" w:eastAsia="Arial" w:hAnsiTheme="majorBidi" w:cstheme="majorBidi"/>
           <w:b/>
           <w:bCs/>
           <w:sz w:val="28"/>
@@ -1375,29 +1422,18 @@
       </w:r>
       <w:r>
         <w:rPr>
-          <w:rFonts w:ascii="Arial" w:eastAsia="Arial" w:hAnsi="Arial" w:cs="Arial" w:hint="cs"/>
-          <w:b/>
-          <w:bCs/>
-          <w:sz w:val="28"/>
-          <w:szCs w:val="28"/>
-          <w:rtl/>
-        </w:rPr>
-        <w:t xml:space="preserve"> (4</w:t>
-      </w:r>
-      <w:r>
-        <w:rPr>
-          <w:rFonts w:ascii="Arial" w:eastAsia="Arial" w:hAnsi="Arial" w:cs="Arial"/>
-          <w:b/>
-          <w:bCs/>
-          <w:sz w:val="28"/>
-          <w:szCs w:val="28"/>
-          <w:rtl/>
-        </w:rPr>
-        <w:t>)</w:t>
-      </w:r>
-      <w:r>
-        <w:rPr>
-          <w:rFonts w:ascii="Arial" w:eastAsia="Arial" w:hAnsi="Arial" w:cs="Arial"/>
+          <w:rFonts w:asciiTheme="majorBidi" w:eastAsia="Arial" w:hAnsiTheme="majorBidi" w:cstheme="majorBidi"/>
+          <w:b/>
+          <w:bCs/>
+          <w:sz w:val="28"/>
+          <w:szCs w:val="28"/>
+          <w:rtl/>
+        </w:rPr>
+        <w:t xml:space="preserve"> (4)</w:t>
+      </w:r>
+      <w:r>
+        <w:rPr>
+          <w:rFonts w:asciiTheme="majorBidi" w:eastAsia="Arial" w:hAnsiTheme="majorBidi" w:cstheme="majorBidi"/>
           <w:b/>
           <w:bCs/>
           <w:sz w:val="28"/>
@@ -1412,38 +1448,24 @@
         <w:spacing w:after="167"/>
         <w:ind w:left="4" w:hanging="10"/>
         <w:jc w:val="left"/>
-      </w:pPr>
-      <w:r>
-        <w:rPr>
-          <w:rFonts w:ascii="Arial" w:eastAsia="Arial" w:hAnsi="Arial" w:cs="Arial"/>
-          <w:sz w:val="28"/>
-          <w:szCs w:val="28"/>
-          <w:rtl/>
-        </w:rPr>
-        <w:t xml:space="preserve">يلتزم </w:t>
-      </w:r>
-      <w:r>
-        <w:rPr>
-          <w:rFonts w:ascii="Arial" w:eastAsia="Arial" w:hAnsi="Arial" w:cs="Arial"/>
-          <w:b/>
-          <w:bCs/>
-          <w:sz w:val="28"/>
-          <w:szCs w:val="28"/>
-          <w:rtl/>
-        </w:rPr>
-        <w:t>الطرف الثاني</w:t>
-      </w:r>
-      <w:r>
-        <w:rPr>
-          <w:rFonts w:ascii="Arial" w:eastAsia="Arial" w:hAnsi="Arial" w:cs="Arial"/>
-          <w:sz w:val="28"/>
-          <w:szCs w:val="28"/>
-          <w:rtl/>
-        </w:rPr>
-        <w:t xml:space="preserve"> بما يلي</w:t>
-      </w:r>
-      <w:r>
-        <w:rPr>
+        <w:rPr>
+          <w:rFonts w:asciiTheme="majorBidi" w:hAnsiTheme="majorBidi" w:cstheme="majorBidi"/>
+          <w:sz w:val="28"/>
+          <w:szCs w:val="28"/>
+        </w:rPr>
+      </w:pPr>
+      <w:r>
+        <w:rPr>
+          <w:rFonts w:asciiTheme="majorBidi" w:eastAsia="Arial" w:hAnsiTheme="majorBidi" w:cstheme="majorBidi"/>
+          <w:sz w:val="28"/>
+          <w:szCs w:val="28"/>
+          <w:rtl/>
+        </w:rPr>
+        <w:t>يلتزم الطرف الثاني بما يلي</w:t>
+      </w:r>
+      <w:r>
+        <w:rPr>
+          <w:rFonts w:asciiTheme="majorBidi" w:hAnsiTheme="majorBidi" w:cstheme="majorBidi"/>
           <w:sz w:val="28"/>
           <w:szCs w:val="28"/>
           <w:rtl/>
@@ -1460,10 +1482,15 @@
         <w:spacing w:after="167"/>
         <w:ind w:right="489" w:hanging="367"/>
         <w:jc w:val="left"/>
-      </w:pPr>
-      <w:r>
-        <w:rPr>
-          <w:rFonts w:ascii="Arial" w:eastAsia="Arial" w:hAnsi="Arial" w:cs="Arial"/>
+        <w:rPr>
+          <w:rFonts w:asciiTheme="majorBidi" w:hAnsiTheme="majorBidi" w:cstheme="majorBidi"/>
+          <w:sz w:val="28"/>
+          <w:szCs w:val="28"/>
+        </w:rPr>
+      </w:pPr>
+      <w:r>
+        <w:rPr>
+          <w:rFonts w:asciiTheme="majorBidi" w:eastAsia="Arial" w:hAnsiTheme="majorBidi" w:cstheme="majorBidi"/>
           <w:sz w:val="28"/>
           <w:szCs w:val="28"/>
           <w:rtl/>
@@ -1472,6 +1499,7 @@
       </w:r>
       <w:r>
         <w:rPr>
+          <w:rFonts w:asciiTheme="majorBidi" w:hAnsiTheme="majorBidi" w:cstheme="majorBidi"/>
           <w:sz w:val="28"/>
           <w:szCs w:val="28"/>
           <w:rtl/>
@@ -1488,10 +1516,15 @@
         <w:spacing w:after="174" w:line="260" w:lineRule="auto"/>
         <w:ind w:right="489" w:hanging="367"/>
         <w:jc w:val="left"/>
-      </w:pPr>
-      <w:r>
-        <w:rPr>
-          <w:rFonts w:ascii="Arial" w:eastAsia="Arial" w:hAnsi="Arial" w:cs="Arial"/>
+        <w:rPr>
+          <w:rFonts w:asciiTheme="majorBidi" w:hAnsiTheme="majorBidi" w:cstheme="majorBidi"/>
+          <w:sz w:val="28"/>
+          <w:szCs w:val="28"/>
+        </w:rPr>
+      </w:pPr>
+      <w:r>
+        <w:rPr>
+          <w:rFonts w:asciiTheme="majorBidi" w:eastAsia="Arial" w:hAnsiTheme="majorBidi" w:cstheme="majorBidi"/>
           <w:sz w:val="28"/>
           <w:szCs w:val="28"/>
           <w:rtl/>
@@ -1500,6 +1533,7 @@
       </w:r>
       <w:r>
         <w:rPr>
+          <w:rFonts w:asciiTheme="majorBidi" w:hAnsiTheme="majorBidi" w:cstheme="majorBidi"/>
           <w:sz w:val="28"/>
           <w:szCs w:val="28"/>
           <w:rtl/>
@@ -1516,29 +1550,24 @@
         <w:spacing w:after="174" w:line="260" w:lineRule="auto"/>
         <w:ind w:right="489" w:hanging="367"/>
         <w:jc w:val="left"/>
-      </w:pPr>
-      <w:r>
-        <w:rPr>
-          <w:rFonts w:ascii="Arial" w:eastAsia="Arial" w:hAnsi="Arial" w:cs="Arial"/>
-          <w:sz w:val="28"/>
-          <w:szCs w:val="28"/>
-          <w:rtl/>
-        </w:rPr>
-        <w:t xml:space="preserve">عدم التنازل عن المساحة أو تأجيرها من الباطن أو مشاركتها مع أي طرف آخر إلا بعد الحصول على موافقة خطية مسبقة من </w:t>
-      </w:r>
-      <w:r>
-        <w:rPr>
-          <w:rFonts w:ascii="Arial" w:eastAsia="Arial" w:hAnsi="Arial" w:cs="Arial"/>
-          <w:b/>
-          <w:bCs/>
-          <w:sz w:val="28"/>
-          <w:szCs w:val="28"/>
-          <w:rtl/>
-        </w:rPr>
-        <w:t>الطرف الأول</w:t>
-      </w:r>
-      <w:r>
-        <w:rPr>
+        <w:rPr>
+          <w:rFonts w:asciiTheme="majorBidi" w:hAnsiTheme="majorBidi" w:cstheme="majorBidi"/>
+          <w:sz w:val="28"/>
+          <w:szCs w:val="28"/>
+        </w:rPr>
+      </w:pPr>
+      <w:r>
+        <w:rPr>
+          <w:rFonts w:asciiTheme="majorBidi" w:eastAsia="Arial" w:hAnsiTheme="majorBidi" w:cstheme="majorBidi"/>
+          <w:sz w:val="28"/>
+          <w:szCs w:val="28"/>
+          <w:rtl/>
+        </w:rPr>
+        <w:t>عدم التنازل عن المساحة أو تأجيرها من الباطن أو مشاركتها مع أي طرف آخر إلا بعد الحصول على موافقة خطية مسبقة من الطرف الأول</w:t>
+      </w:r>
+      <w:r>
+        <w:rPr>
+          <w:rFonts w:asciiTheme="majorBidi" w:hAnsiTheme="majorBidi" w:cstheme="majorBidi"/>
           <w:sz w:val="28"/>
           <w:szCs w:val="28"/>
           <w:rtl/>
@@ -1555,10 +1584,15 @@
         <w:spacing w:after="167"/>
         <w:ind w:right="489" w:hanging="367"/>
         <w:jc w:val="left"/>
-      </w:pPr>
-      <w:r>
-        <w:rPr>
-          <w:rFonts w:ascii="Arial" w:eastAsia="Arial" w:hAnsi="Arial" w:cs="Arial"/>
+        <w:rPr>
+          <w:rFonts w:asciiTheme="majorBidi" w:hAnsiTheme="majorBidi" w:cstheme="majorBidi"/>
+          <w:sz w:val="28"/>
+          <w:szCs w:val="28"/>
+        </w:rPr>
+      </w:pPr>
+      <w:r>
+        <w:rPr>
+          <w:rFonts w:asciiTheme="majorBidi" w:eastAsia="Arial" w:hAnsiTheme="majorBidi" w:cstheme="majorBidi"/>
           <w:sz w:val="28"/>
           <w:szCs w:val="28"/>
           <w:rtl/>
@@ -1567,6 +1601,7 @@
       </w:r>
       <w:r>
         <w:rPr>
+          <w:rFonts w:asciiTheme="majorBidi" w:hAnsiTheme="majorBidi" w:cstheme="majorBidi"/>
           <w:sz w:val="28"/>
           <w:szCs w:val="28"/>
           <w:rtl/>
@@ -1583,29 +1618,24 @@
         <w:spacing w:after="174" w:line="260" w:lineRule="auto"/>
         <w:ind w:right="489" w:hanging="367"/>
         <w:jc w:val="left"/>
-      </w:pPr>
-      <w:r>
-        <w:rPr>
-          <w:rFonts w:ascii="Arial" w:eastAsia="Arial" w:hAnsi="Arial" w:cs="Arial"/>
-          <w:sz w:val="28"/>
-          <w:szCs w:val="28"/>
-          <w:rtl/>
-        </w:rPr>
-        <w:t xml:space="preserve">الامتناع عن ممارسة أي نشاط مخالف للأنظمة، أو مخل بالنظام العام، أو بسمعة المعرض، أو </w:t>
-      </w:r>
-      <w:r>
-        <w:rPr>
-          <w:rFonts w:ascii="Arial" w:eastAsia="Arial" w:hAnsi="Arial" w:cs="Arial"/>
-          <w:b/>
-          <w:bCs/>
-          <w:sz w:val="28"/>
-          <w:szCs w:val="28"/>
-          <w:rtl/>
-        </w:rPr>
-        <w:t>الطرف الأول</w:t>
-      </w:r>
-      <w:r>
-        <w:rPr>
+        <w:rPr>
+          <w:rFonts w:asciiTheme="majorBidi" w:hAnsiTheme="majorBidi" w:cstheme="majorBidi"/>
+          <w:sz w:val="28"/>
+          <w:szCs w:val="28"/>
+        </w:rPr>
+      </w:pPr>
+      <w:r>
+        <w:rPr>
+          <w:rFonts w:asciiTheme="majorBidi" w:eastAsia="Arial" w:hAnsiTheme="majorBidi" w:cstheme="majorBidi"/>
+          <w:sz w:val="28"/>
+          <w:szCs w:val="28"/>
+          <w:rtl/>
+        </w:rPr>
+        <w:t>الامتناع عن ممارسة أي نشاط مخالف للأنظمة، أو مخل بالنظام العام، أو بسمعة المعرض، أو الطرف الأول</w:t>
+      </w:r>
+      <w:r>
+        <w:rPr>
+          <w:rFonts w:asciiTheme="majorBidi" w:hAnsiTheme="majorBidi" w:cstheme="majorBidi"/>
           <w:sz w:val="28"/>
           <w:szCs w:val="28"/>
           <w:rtl/>
@@ -1622,10 +1652,15 @@
         <w:spacing w:after="174" w:line="260" w:lineRule="auto"/>
         <w:ind w:right="489" w:hanging="367"/>
         <w:jc w:val="left"/>
-      </w:pPr>
-      <w:r>
-        <w:rPr>
-          <w:rFonts w:ascii="Arial" w:eastAsia="Arial" w:hAnsi="Arial" w:cs="Arial"/>
+        <w:rPr>
+          <w:rFonts w:asciiTheme="majorBidi" w:hAnsiTheme="majorBidi" w:cstheme="majorBidi"/>
+          <w:sz w:val="28"/>
+          <w:szCs w:val="28"/>
+        </w:rPr>
+      </w:pPr>
+      <w:r>
+        <w:rPr>
+          <w:rFonts w:asciiTheme="majorBidi" w:eastAsia="Arial" w:hAnsiTheme="majorBidi" w:cstheme="majorBidi"/>
           <w:sz w:val="28"/>
           <w:szCs w:val="28"/>
           <w:rtl/>
@@ -1638,10 +1673,15 @@
         <w:spacing w:after="180"/>
         <w:ind w:left="-3" w:hanging="10"/>
         <w:jc w:val="left"/>
-      </w:pPr>
-      <w:r>
-        <w:rPr>
-          <w:rFonts w:ascii="Arial" w:eastAsia="Arial" w:hAnsi="Arial" w:cs="Arial"/>
+        <w:rPr>
+          <w:rFonts w:asciiTheme="majorBidi" w:hAnsiTheme="majorBidi" w:cstheme="majorBidi"/>
+          <w:sz w:val="28"/>
+          <w:szCs w:val="28"/>
+        </w:rPr>
+      </w:pPr>
+      <w:r>
+        <w:rPr>
+          <w:rFonts w:asciiTheme="majorBidi" w:eastAsia="Arial" w:hAnsiTheme="majorBidi" w:cstheme="majorBidi"/>
           <w:b/>
           <w:bCs/>
           <w:sz w:val="28"/>
@@ -1652,7 +1692,7 @@
       </w:r>
       <w:r>
         <w:rPr>
-          <w:rFonts w:ascii="Arial" w:eastAsia="Arial" w:hAnsi="Arial" w:cs="Arial" w:hint="cs"/>
+          <w:rFonts w:asciiTheme="majorBidi" w:eastAsia="Arial" w:hAnsiTheme="majorBidi" w:cstheme="majorBidi"/>
           <w:b/>
           <w:bCs/>
           <w:sz w:val="28"/>
@@ -1663,7 +1703,7 @@
       </w:r>
       <w:r>
         <w:rPr>
-          <w:rFonts w:ascii="Arial" w:eastAsia="Arial" w:hAnsi="Arial" w:cs="Arial"/>
+          <w:rFonts w:asciiTheme="majorBidi" w:eastAsia="Arial" w:hAnsiTheme="majorBidi" w:cstheme="majorBidi"/>
           <w:b/>
           <w:bCs/>
           <w:sz w:val="28"/>
@@ -1674,7 +1714,7 @@
       </w:r>
       <w:r>
         <w:rPr>
-          <w:rFonts w:ascii="Arial" w:eastAsia="Arial" w:hAnsi="Arial" w:cs="Arial"/>
+          <w:rFonts w:asciiTheme="majorBidi" w:eastAsia="Arial" w:hAnsiTheme="majorBidi" w:cstheme="majorBidi"/>
           <w:b/>
           <w:bCs/>
           <w:sz w:val="28"/>
@@ -1693,49 +1733,24 @@
         <w:spacing w:after="174" w:line="260" w:lineRule="auto"/>
         <w:ind w:right="400" w:hanging="363"/>
         <w:jc w:val="left"/>
-      </w:pPr>
-      <w:r>
-        <w:rPr>
-          <w:rFonts w:ascii="Arial" w:eastAsia="Arial" w:hAnsi="Arial" w:cs="Arial"/>
-          <w:sz w:val="28"/>
-          <w:szCs w:val="28"/>
-          <w:rtl/>
-        </w:rPr>
-        <w:t xml:space="preserve">لا يجوز لـ </w:t>
-      </w:r>
-      <w:r>
-        <w:rPr>
-          <w:rFonts w:ascii="Arial" w:eastAsia="Arial" w:hAnsi="Arial" w:cs="Arial"/>
-          <w:b/>
-          <w:bCs/>
-          <w:sz w:val="28"/>
-          <w:szCs w:val="28"/>
-          <w:rtl/>
-        </w:rPr>
-        <w:t>الطرف الثاني</w:t>
-      </w:r>
-      <w:r>
-        <w:rPr>
-          <w:rFonts w:ascii="Arial" w:eastAsia="Arial" w:hAnsi="Arial" w:cs="Arial"/>
-          <w:sz w:val="28"/>
-          <w:szCs w:val="28"/>
-          <w:rtl/>
-        </w:rPr>
-        <w:t xml:space="preserve"> إجراء أي تعديلات أو إضافات أو تجهيزات داخل المساحة إلا بعد الحصول على موافقة كتابية مسبقة من </w:t>
-      </w:r>
-      <w:r>
-        <w:rPr>
-          <w:rFonts w:ascii="Arial" w:eastAsia="Arial" w:hAnsi="Arial" w:cs="Arial"/>
-          <w:b/>
-          <w:bCs/>
-          <w:sz w:val="28"/>
-          <w:szCs w:val="28"/>
-          <w:rtl/>
-        </w:rPr>
-        <w:t>الطرف الأول</w:t>
-      </w:r>
-      <w:r>
-        <w:rPr>
+        <w:rPr>
+          <w:rFonts w:asciiTheme="majorBidi" w:hAnsiTheme="majorBidi" w:cstheme="majorBidi"/>
+          <w:sz w:val="28"/>
+          <w:szCs w:val="28"/>
+        </w:rPr>
+      </w:pPr>
+      <w:r>
+        <w:rPr>
+          <w:rFonts w:asciiTheme="majorBidi" w:eastAsia="Arial" w:hAnsiTheme="majorBidi" w:cstheme="majorBidi"/>
+          <w:sz w:val="28"/>
+          <w:szCs w:val="28"/>
+          <w:rtl/>
+        </w:rPr>
+        <w:t>لا يجوز لـ الطرف الثاني إجراء أي تعديلات أو إضافات أو تجهيزات داخل المساحة إلا بعد الحصول على موافقة كتابية مسبقة من الطرف الأول</w:t>
+      </w:r>
+      <w:r>
+        <w:rPr>
+          <w:rFonts w:asciiTheme="majorBidi" w:hAnsiTheme="majorBidi" w:cstheme="majorBidi"/>
           <w:sz w:val="28"/>
           <w:szCs w:val="28"/>
           <w:rtl/>
@@ -1752,10 +1767,15 @@
         <w:spacing w:after="174" w:line="260" w:lineRule="auto"/>
         <w:ind w:right="400" w:hanging="363"/>
         <w:jc w:val="left"/>
-      </w:pPr>
-      <w:r>
-        <w:rPr>
-          <w:rFonts w:ascii="Arial" w:eastAsia="Arial" w:hAnsi="Arial" w:cs="Arial"/>
+        <w:rPr>
+          <w:rFonts w:asciiTheme="majorBidi" w:hAnsiTheme="majorBidi" w:cstheme="majorBidi"/>
+          <w:sz w:val="28"/>
+          <w:szCs w:val="28"/>
+        </w:rPr>
+      </w:pPr>
+      <w:r>
+        <w:rPr>
+          <w:rFonts w:asciiTheme="majorBidi" w:eastAsia="Arial" w:hAnsiTheme="majorBidi" w:cstheme="majorBidi"/>
           <w:sz w:val="28"/>
           <w:szCs w:val="28"/>
           <w:rtl/>
@@ -1772,59 +1792,25 @@
         <w:spacing w:after="174" w:line="260" w:lineRule="auto"/>
         <w:ind w:right="400" w:hanging="363"/>
         <w:jc w:val="left"/>
-      </w:pPr>
-      <w:r>
-        <w:rPr>
-          <w:rFonts w:ascii="Arial" w:eastAsia="Arial" w:hAnsi="Arial" w:cs="Arial"/>
+        <w:rPr>
+          <w:rFonts w:asciiTheme="majorBidi" w:hAnsiTheme="majorBidi" w:cstheme="majorBidi"/>
+          <w:sz w:val="28"/>
+          <w:szCs w:val="28"/>
+        </w:rPr>
+      </w:pPr>
+      <w:r>
+        <w:rPr>
+          <w:rFonts w:asciiTheme="majorBidi" w:eastAsia="Arial" w:hAnsiTheme="majorBidi" w:cstheme="majorBidi"/>
           <w:sz w:val="28"/>
           <w:szCs w:val="28"/>
           <w:rtl/>
         </w:rPr>
         <w:lastRenderedPageBreak/>
-        <w:t xml:space="preserve">يتحمل </w:t>
-      </w:r>
-      <w:r>
-        <w:rPr>
-          <w:rFonts w:ascii="Arial" w:eastAsia="Arial" w:hAnsi="Arial" w:cs="Arial"/>
-          <w:b/>
-          <w:bCs/>
-          <w:sz w:val="28"/>
-          <w:szCs w:val="28"/>
-          <w:rtl/>
-        </w:rPr>
-        <w:t>الطرف الثان ي</w:t>
-      </w:r>
-      <w:r>
-        <w:rPr>
-          <w:rFonts w:ascii="Arial" w:eastAsia="Arial" w:hAnsi="Arial" w:cs="Arial"/>
-          <w:sz w:val="28"/>
-          <w:szCs w:val="28"/>
-          <w:rtl/>
-        </w:rPr>
-        <w:t xml:space="preserve"> كامل المسؤولية عن أي أضرار أو تلفيات تنتج عن نشاطه أو تجهيزاته، ويلتزم بتعويض </w:t>
-      </w:r>
-      <w:r>
-        <w:rPr>
-          <w:rFonts w:ascii="Arial" w:eastAsia="Arial" w:hAnsi="Arial" w:cs="Arial"/>
-          <w:b/>
-          <w:bCs/>
-          <w:sz w:val="28"/>
-          <w:szCs w:val="28"/>
-          <w:rtl/>
-        </w:rPr>
-        <w:t>الطرف الأول</w:t>
-      </w:r>
-      <w:r>
-        <w:rPr>
-          <w:rFonts w:ascii="Arial" w:eastAsia="Arial" w:hAnsi="Arial" w:cs="Arial"/>
-          <w:sz w:val="28"/>
-          <w:szCs w:val="28"/>
-          <w:rtl/>
-        </w:rPr>
-        <w:t xml:space="preserve"> عن أي خسائر أو أضرار ناتجة عن ذلك</w:t>
-      </w:r>
-      <w:r>
-        <w:rPr>
+        <w:t>يتحمل الطرف الثاني كامل المسؤولية عن أي أضرار أو تلفيات تنتج عن نشاطه أو تجهيزاته، ويلتزم بتعويض الطرف الأول عن أي خسائر أو أضرار ناتجة عن ذلك</w:t>
+      </w:r>
+      <w:r>
+        <w:rPr>
+          <w:rFonts w:asciiTheme="majorBidi" w:hAnsiTheme="majorBidi" w:cstheme="majorBidi"/>
           <w:sz w:val="28"/>
           <w:szCs w:val="28"/>
           <w:rtl/>
@@ -1837,10 +1823,15 @@
         <w:spacing w:after="180"/>
         <w:ind w:left="-3" w:hanging="10"/>
         <w:jc w:val="left"/>
-      </w:pPr>
-      <w:r>
-        <w:rPr>
-          <w:rFonts w:ascii="Arial" w:eastAsia="Arial" w:hAnsi="Arial" w:cs="Arial"/>
+        <w:rPr>
+          <w:rFonts w:asciiTheme="majorBidi" w:hAnsiTheme="majorBidi" w:cstheme="majorBidi"/>
+          <w:sz w:val="28"/>
+          <w:szCs w:val="28"/>
+        </w:rPr>
+      </w:pPr>
+      <w:r>
+        <w:rPr>
+          <w:rFonts w:asciiTheme="majorBidi" w:eastAsia="Arial" w:hAnsiTheme="majorBidi" w:cstheme="majorBidi"/>
           <w:b/>
           <w:bCs/>
           <w:sz w:val="28"/>
@@ -1851,7 +1842,7 @@
       </w:r>
       <w:r>
         <w:rPr>
-          <w:rFonts w:ascii="Arial" w:eastAsia="Arial" w:hAnsi="Arial" w:cs="Arial"/>
+          <w:rFonts w:asciiTheme="majorBidi" w:eastAsia="Arial" w:hAnsiTheme="majorBidi" w:cstheme="majorBidi"/>
           <w:b/>
           <w:bCs/>
           <w:sz w:val="28"/>
@@ -1861,7 +1852,7 @@
       </w:r>
       <w:r>
         <w:rPr>
-          <w:rFonts w:ascii="Arial" w:eastAsia="Arial" w:hAnsi="Arial" w:cs="Arial"/>
+          <w:rFonts w:asciiTheme="majorBidi" w:eastAsia="Arial" w:hAnsiTheme="majorBidi" w:cstheme="majorBidi"/>
           <w:b/>
           <w:bCs/>
           <w:sz w:val="28"/>
@@ -1872,6 +1863,7 @@
       </w:r>
       <w:r>
         <w:rPr>
+          <w:rFonts w:asciiTheme="majorBidi" w:hAnsiTheme="majorBidi" w:cstheme="majorBidi"/>
           <w:b/>
           <w:bCs/>
           <w:sz w:val="28"/>
@@ -1881,7 +1873,7 @@
       </w:r>
       <w:r>
         <w:rPr>
-          <w:rFonts w:ascii="Arial" w:eastAsia="Arial" w:hAnsi="Arial" w:cs="Arial"/>
+          <w:rFonts w:asciiTheme="majorBidi" w:eastAsia="Arial" w:hAnsiTheme="majorBidi" w:cstheme="majorBidi"/>
           <w:b/>
           <w:bCs/>
           <w:sz w:val="28"/>
@@ -1892,7 +1884,7 @@
       </w:r>
       <w:r>
         <w:rPr>
-          <w:rFonts w:ascii="Arial" w:eastAsia="Arial" w:hAnsi="Arial" w:cs="Arial"/>
+          <w:rFonts w:asciiTheme="majorBidi" w:eastAsia="Arial" w:hAnsiTheme="majorBidi" w:cstheme="majorBidi"/>
           <w:b/>
           <w:bCs/>
           <w:sz w:val="28"/>
@@ -1907,58 +1899,24 @@
         <w:spacing w:after="206"/>
         <w:ind w:left="4" w:hanging="10"/>
         <w:jc w:val="left"/>
-      </w:pPr>
-      <w:r>
-        <w:rPr>
-          <w:rFonts w:ascii="Arial" w:eastAsia="Arial" w:hAnsi="Arial" w:cs="Arial"/>
-          <w:sz w:val="28"/>
-          <w:szCs w:val="28"/>
-          <w:rtl/>
-        </w:rPr>
-        <w:t xml:space="preserve">يحق لـ </w:t>
-      </w:r>
-      <w:r>
-        <w:rPr>
-          <w:rFonts w:ascii="Arial" w:eastAsia="Arial" w:hAnsi="Arial" w:cs="Arial"/>
-          <w:b/>
-          <w:bCs/>
-          <w:sz w:val="28"/>
-          <w:szCs w:val="28"/>
-          <w:rtl/>
-        </w:rPr>
-        <w:t>الطرف الأول</w:t>
-      </w:r>
-      <w:r>
-        <w:rPr>
-          <w:rFonts w:ascii="Arial" w:eastAsia="Arial" w:hAnsi="Arial" w:cs="Arial"/>
-          <w:sz w:val="28"/>
-          <w:szCs w:val="28"/>
-          <w:rtl/>
-        </w:rPr>
-        <w:t xml:space="preserve"> فسخ هذا العقد </w:t>
-      </w:r>
-      <w:r>
-        <w:rPr>
-          <w:rFonts w:ascii="Arial" w:eastAsia="Arial" w:hAnsi="Arial" w:cs="Arial"/>
-          <w:b/>
-          <w:bCs/>
-          <w:sz w:val="28"/>
-          <w:szCs w:val="28"/>
-          <w:rtl/>
-        </w:rPr>
-        <w:t>فو ارا ودون إشعار مسبق</w:t>
-      </w:r>
-      <w:r>
-        <w:rPr>
-          <w:rFonts w:ascii="Arial" w:eastAsia="Arial" w:hAnsi="Arial" w:cs="Arial"/>
-          <w:sz w:val="28"/>
-          <w:szCs w:val="28"/>
-          <w:rtl/>
-        </w:rPr>
-        <w:t xml:space="preserve"> في أي وقت، وذلك في حال</w:t>
-      </w:r>
-      <w:r>
-        <w:rPr>
+        <w:rPr>
+          <w:rFonts w:asciiTheme="majorBidi" w:hAnsiTheme="majorBidi" w:cstheme="majorBidi"/>
+          <w:sz w:val="28"/>
+          <w:szCs w:val="28"/>
+        </w:rPr>
+      </w:pPr>
+      <w:r>
+        <w:rPr>
+          <w:rFonts w:asciiTheme="majorBidi" w:eastAsia="Arial" w:hAnsiTheme="majorBidi" w:cstheme="majorBidi"/>
+          <w:sz w:val="28"/>
+          <w:szCs w:val="28"/>
+          <w:rtl/>
+        </w:rPr>
+        <w:t>يحق لـ الطرف الأول فسخ هذا العقد فو ارا ودون إشعار مسبق في أي وقت، وذلك في حال</w:t>
+      </w:r>
+      <w:r>
+        <w:rPr>
+          <w:rFonts w:asciiTheme="majorBidi" w:hAnsiTheme="majorBidi" w:cstheme="majorBidi"/>
           <w:sz w:val="28"/>
           <w:szCs w:val="28"/>
           <w:rtl/>
@@ -1975,10 +1933,15 @@
         <w:spacing w:after="130"/>
         <w:ind w:left="724" w:hanging="363"/>
         <w:jc w:val="left"/>
-      </w:pPr>
-      <w:r>
-        <w:rPr>
-          <w:rFonts w:ascii="Arial" w:eastAsia="Arial" w:hAnsi="Arial" w:cs="Arial"/>
+        <w:rPr>
+          <w:rFonts w:asciiTheme="majorBidi" w:hAnsiTheme="majorBidi" w:cstheme="majorBidi"/>
+          <w:sz w:val="28"/>
+          <w:szCs w:val="28"/>
+        </w:rPr>
+      </w:pPr>
+      <w:r>
+        <w:rPr>
+          <w:rFonts w:asciiTheme="majorBidi" w:eastAsia="Arial" w:hAnsiTheme="majorBidi" w:cstheme="majorBidi"/>
           <w:sz w:val="28"/>
           <w:szCs w:val="28"/>
           <w:rtl/>
@@ -1995,10 +1958,15 @@
         <w:spacing w:after="132"/>
         <w:ind w:left="724" w:hanging="363"/>
         <w:jc w:val="left"/>
-      </w:pPr>
-      <w:r>
-        <w:rPr>
-          <w:rFonts w:ascii="Arial" w:eastAsia="Arial" w:hAnsi="Arial" w:cs="Arial"/>
+        <w:rPr>
+          <w:rFonts w:asciiTheme="majorBidi" w:hAnsiTheme="majorBidi" w:cstheme="majorBidi"/>
+          <w:sz w:val="28"/>
+          <w:szCs w:val="28"/>
+        </w:rPr>
+      </w:pPr>
+      <w:r>
+        <w:rPr>
+          <w:rFonts w:asciiTheme="majorBidi" w:eastAsia="Arial" w:hAnsiTheme="majorBidi" w:cstheme="majorBidi"/>
           <w:sz w:val="28"/>
           <w:szCs w:val="28"/>
           <w:rtl/>
@@ -2015,10 +1983,15 @@
         <w:spacing w:after="167"/>
         <w:ind w:left="724" w:hanging="363"/>
         <w:jc w:val="left"/>
-      </w:pPr>
-      <w:r>
-        <w:rPr>
-          <w:rFonts w:ascii="Arial" w:eastAsia="Arial" w:hAnsi="Arial" w:cs="Arial"/>
+        <w:rPr>
+          <w:rFonts w:asciiTheme="majorBidi" w:hAnsiTheme="majorBidi" w:cstheme="majorBidi"/>
+          <w:sz w:val="28"/>
+          <w:szCs w:val="28"/>
+        </w:rPr>
+      </w:pPr>
+      <w:r>
+        <w:rPr>
+          <w:rFonts w:asciiTheme="majorBidi" w:eastAsia="Arial" w:hAnsiTheme="majorBidi" w:cstheme="majorBidi"/>
           <w:sz w:val="28"/>
           <w:szCs w:val="28"/>
           <w:rtl/>
@@ -2027,6 +2000,7 @@
       </w:r>
       <w:r>
         <w:rPr>
+          <w:rFonts w:asciiTheme="majorBidi" w:hAnsiTheme="majorBidi" w:cstheme="majorBidi"/>
           <w:sz w:val="28"/>
           <w:szCs w:val="28"/>
           <w:rtl/>
@@ -2039,29 +2013,24 @@
         <w:spacing w:after="167"/>
         <w:ind w:left="4" w:hanging="10"/>
         <w:jc w:val="left"/>
-      </w:pPr>
-      <w:r>
-        <w:rPr>
-          <w:rFonts w:ascii="Arial" w:eastAsia="Arial" w:hAnsi="Arial" w:cs="Arial"/>
-          <w:sz w:val="28"/>
-          <w:szCs w:val="28"/>
-          <w:rtl/>
-        </w:rPr>
-        <w:t xml:space="preserve">ولا يترتب على فسخ العقد في هذه الحالات أي التزام مالي أو تعويض لصالح </w:t>
-      </w:r>
-      <w:r>
-        <w:rPr>
-          <w:rFonts w:ascii="Arial" w:eastAsia="Arial" w:hAnsi="Arial" w:cs="Arial"/>
-          <w:b/>
-          <w:bCs/>
-          <w:sz w:val="28"/>
-          <w:szCs w:val="28"/>
-          <w:rtl/>
-        </w:rPr>
-        <w:t>الطرف الثاني</w:t>
-      </w:r>
-      <w:r>
-        <w:rPr>
+        <w:rPr>
+          <w:rFonts w:asciiTheme="majorBidi" w:hAnsiTheme="majorBidi" w:cstheme="majorBidi"/>
+          <w:sz w:val="28"/>
+          <w:szCs w:val="28"/>
+        </w:rPr>
+      </w:pPr>
+      <w:r>
+        <w:rPr>
+          <w:rFonts w:asciiTheme="majorBidi" w:eastAsia="Arial" w:hAnsiTheme="majorBidi" w:cstheme="majorBidi"/>
+          <w:sz w:val="28"/>
+          <w:szCs w:val="28"/>
+          <w:rtl/>
+        </w:rPr>
+        <w:t>ولا يترتب على فسخ العقد في هذه الحالات أي التزام مالي أو تعويض لصالح الطرف الثاني</w:t>
+      </w:r>
+      <w:r>
+        <w:rPr>
+          <w:rFonts w:asciiTheme="majorBidi" w:hAnsiTheme="majorBidi" w:cstheme="majorBidi"/>
           <w:sz w:val="28"/>
           <w:szCs w:val="28"/>
           <w:rtl/>
@@ -2074,10 +2043,15 @@
         <w:spacing w:after="180"/>
         <w:ind w:left="-3" w:hanging="10"/>
         <w:jc w:val="left"/>
-      </w:pPr>
-      <w:r>
-        <w:rPr>
-          <w:rFonts w:ascii="Arial" w:eastAsia="Arial" w:hAnsi="Arial" w:cs="Arial"/>
+        <w:rPr>
+          <w:rFonts w:asciiTheme="majorBidi" w:hAnsiTheme="majorBidi" w:cstheme="majorBidi"/>
+          <w:sz w:val="28"/>
+          <w:szCs w:val="28"/>
+        </w:rPr>
+      </w:pPr>
+      <w:r>
+        <w:rPr>
+          <w:rFonts w:asciiTheme="majorBidi" w:eastAsia="Arial" w:hAnsiTheme="majorBidi" w:cstheme="majorBidi"/>
           <w:b/>
           <w:bCs/>
           <w:sz w:val="28"/>
@@ -2088,7 +2062,7 @@
       </w:r>
       <w:r>
         <w:rPr>
-          <w:rFonts w:ascii="Arial" w:eastAsia="Arial" w:hAnsi="Arial" w:cs="Arial"/>
+          <w:rFonts w:asciiTheme="majorBidi" w:eastAsia="Arial" w:hAnsiTheme="majorBidi" w:cstheme="majorBidi"/>
           <w:b/>
           <w:bCs/>
           <w:sz w:val="28"/>
@@ -2099,7 +2073,7 @@
       </w:r>
       <w:r>
         <w:rPr>
-          <w:rFonts w:ascii="Arial" w:eastAsia="Arial" w:hAnsi="Arial" w:cs="Arial"/>
+          <w:rFonts w:asciiTheme="majorBidi" w:eastAsia="Arial" w:hAnsiTheme="majorBidi" w:cstheme="majorBidi"/>
           <w:b/>
           <w:bCs/>
           <w:sz w:val="28"/>
@@ -2110,6 +2084,7 @@
       </w:r>
       <w:r>
         <w:rPr>
+          <w:rFonts w:asciiTheme="majorBidi" w:hAnsiTheme="majorBidi" w:cstheme="majorBidi"/>
           <w:b/>
           <w:bCs/>
           <w:sz w:val="28"/>
@@ -2119,7 +2094,7 @@
       </w:r>
       <w:r>
         <w:rPr>
-          <w:rFonts w:ascii="Arial" w:eastAsia="Arial" w:hAnsi="Arial" w:cs="Arial"/>
+          <w:rFonts w:asciiTheme="majorBidi" w:eastAsia="Arial" w:hAnsiTheme="majorBidi" w:cstheme="majorBidi"/>
           <w:b/>
           <w:bCs/>
           <w:sz w:val="28"/>
@@ -2130,7 +2105,7 @@
       </w:r>
       <w:r>
         <w:rPr>
-          <w:rFonts w:ascii="Arial" w:eastAsia="Arial" w:hAnsi="Arial" w:cs="Arial"/>
+          <w:rFonts w:asciiTheme="majorBidi" w:eastAsia="Arial" w:hAnsiTheme="majorBidi" w:cstheme="majorBidi"/>
           <w:b/>
           <w:bCs/>
           <w:sz w:val="28"/>
@@ -2149,38 +2124,24 @@
         <w:spacing w:after="174" w:line="260" w:lineRule="auto"/>
         <w:ind w:right="381" w:hanging="362"/>
         <w:jc w:val="left"/>
-      </w:pPr>
-      <w:r>
-        <w:rPr>
-          <w:rFonts w:ascii="Arial" w:eastAsia="Arial" w:hAnsi="Arial" w:cs="Arial"/>
-          <w:sz w:val="28"/>
-          <w:szCs w:val="28"/>
-          <w:rtl/>
-        </w:rPr>
-        <w:t xml:space="preserve">يتحمل </w:t>
-      </w:r>
-      <w:r>
-        <w:rPr>
-          <w:rFonts w:ascii="Arial" w:eastAsia="Arial" w:hAnsi="Arial" w:cs="Arial"/>
-          <w:b/>
-          <w:bCs/>
-          <w:sz w:val="28"/>
-          <w:szCs w:val="28"/>
-          <w:rtl/>
-        </w:rPr>
-        <w:t>الطرف الثاني</w:t>
-      </w:r>
-      <w:r>
-        <w:rPr>
-          <w:rFonts w:ascii="Arial" w:eastAsia="Arial" w:hAnsi="Arial" w:cs="Arial"/>
-          <w:sz w:val="28"/>
-          <w:szCs w:val="28"/>
-          <w:rtl/>
-        </w:rPr>
-        <w:t xml:space="preserve"> كامل المسؤولية عن أي مخالفات أو غرامات أو مطالبات تنشأ نتيجة مشاركته أو نشاطه داخل المعرض</w:t>
-      </w:r>
-      <w:r>
-        <w:rPr>
+        <w:rPr>
+          <w:rFonts w:asciiTheme="majorBidi" w:hAnsiTheme="majorBidi" w:cstheme="majorBidi"/>
+          <w:sz w:val="28"/>
+          <w:szCs w:val="28"/>
+        </w:rPr>
+      </w:pPr>
+      <w:r>
+        <w:rPr>
+          <w:rFonts w:asciiTheme="majorBidi" w:eastAsia="Arial" w:hAnsiTheme="majorBidi" w:cstheme="majorBidi"/>
+          <w:sz w:val="28"/>
+          <w:szCs w:val="28"/>
+          <w:rtl/>
+        </w:rPr>
+        <w:t>يتحمل الطرف الثاني كامل المسؤولية عن أي مخالفات أو غرامات أو مطالبات تنشأ نتيجة مشاركته أو نشاطه داخل المعرض</w:t>
+      </w:r>
+      <w:r>
+        <w:rPr>
+          <w:rFonts w:asciiTheme="majorBidi" w:hAnsiTheme="majorBidi" w:cstheme="majorBidi"/>
           <w:sz w:val="28"/>
           <w:szCs w:val="28"/>
           <w:rtl/>
@@ -2197,60 +2158,25 @@
         <w:spacing w:after="174" w:line="260" w:lineRule="auto"/>
         <w:ind w:right="381" w:hanging="362"/>
         <w:jc w:val="left"/>
-      </w:pPr>
-      <w:r>
-        <w:rPr>
-          <w:rFonts w:ascii="Arial" w:eastAsia="Arial" w:hAnsi="Arial" w:cs="Arial"/>
-          <w:sz w:val="28"/>
-          <w:szCs w:val="28"/>
-          <w:rtl/>
-        </w:rPr>
-        <w:t xml:space="preserve">يلتزم </w:t>
-      </w:r>
-      <w:r>
-        <w:rPr>
-          <w:rFonts w:ascii="Arial" w:eastAsia="Arial" w:hAnsi="Arial" w:cs="Arial"/>
-          <w:b/>
-          <w:bCs/>
-          <w:sz w:val="28"/>
-          <w:szCs w:val="28"/>
-          <w:rtl/>
-        </w:rPr>
-        <w:t>الطرف الثاني</w:t>
-      </w:r>
-      <w:r>
-        <w:rPr>
-          <w:rFonts w:ascii="Arial" w:eastAsia="Arial" w:hAnsi="Arial" w:cs="Arial"/>
-          <w:sz w:val="28"/>
-          <w:szCs w:val="28"/>
-          <w:rtl/>
-        </w:rPr>
-        <w:t xml:space="preserve"> بتعويض </w:t>
-      </w:r>
-      <w:r>
-        <w:rPr>
-          <w:rFonts w:ascii="Arial" w:eastAsia="Arial" w:hAnsi="Arial" w:cs="Arial"/>
-          <w:b/>
-          <w:bCs/>
-          <w:sz w:val="28"/>
-          <w:szCs w:val="28"/>
-          <w:rtl/>
-        </w:rPr>
-        <w:t>الطرف الأول</w:t>
-      </w:r>
-      <w:r>
-        <w:rPr>
-          <w:rFonts w:ascii="Arial" w:eastAsia="Arial" w:hAnsi="Arial" w:cs="Arial"/>
-          <w:sz w:val="28"/>
-          <w:szCs w:val="28"/>
-          <w:rtl/>
-        </w:rPr>
-        <w:t xml:space="preserve"> عن أي أضرار، أو </w:t>
+        <w:rPr>
+          <w:rFonts w:asciiTheme="majorBidi" w:hAnsiTheme="majorBidi" w:cstheme="majorBidi"/>
+          <w:sz w:val="28"/>
+          <w:szCs w:val="28"/>
+        </w:rPr>
+      </w:pPr>
+      <w:r>
+        <w:rPr>
+          <w:rFonts w:asciiTheme="majorBidi" w:eastAsia="Arial" w:hAnsiTheme="majorBidi" w:cstheme="majorBidi"/>
+          <w:sz w:val="28"/>
+          <w:szCs w:val="28"/>
+          <w:rtl/>
+        </w:rPr>
+        <w:t xml:space="preserve">يلتزم الطرف الثاني بتعويض الطرف الأول عن أي أضرار، أو </w:t>
       </w:r>
       <w:proofErr w:type="gramStart"/>
       <w:r>
         <w:rPr>
-          <w:rFonts w:ascii="Arial" w:eastAsia="Arial" w:hAnsi="Arial" w:cs="Arial"/>
+          <w:rFonts w:asciiTheme="majorBidi" w:eastAsia="Arial" w:hAnsiTheme="majorBidi" w:cstheme="majorBidi"/>
           <w:sz w:val="28"/>
           <w:szCs w:val="28"/>
           <w:rtl/>
@@ -2260,7 +2186,7 @@
       <w:proofErr w:type="gramEnd"/>
       <w:r>
         <w:rPr>
-          <w:rFonts w:ascii="Arial" w:eastAsia="Arial" w:hAnsi="Arial" w:cs="Arial"/>
+          <w:rFonts w:asciiTheme="majorBidi" w:eastAsia="Arial" w:hAnsiTheme="majorBidi" w:cstheme="majorBidi"/>
           <w:sz w:val="28"/>
           <w:szCs w:val="28"/>
           <w:rtl/>
@@ -2269,6 +2195,7 @@
       </w:r>
       <w:r>
         <w:rPr>
+          <w:rFonts w:asciiTheme="majorBidi" w:hAnsiTheme="majorBidi" w:cstheme="majorBidi"/>
           <w:sz w:val="28"/>
           <w:szCs w:val="28"/>
           <w:rtl/>
@@ -2281,10 +2208,15 @@
         <w:spacing w:after="180"/>
         <w:ind w:left="-3" w:hanging="10"/>
         <w:jc w:val="left"/>
-      </w:pPr>
-      <w:r>
-        <w:rPr>
-          <w:rFonts w:ascii="Arial" w:eastAsia="Arial" w:hAnsi="Arial" w:cs="Arial"/>
+        <w:rPr>
+          <w:rFonts w:asciiTheme="majorBidi" w:hAnsiTheme="majorBidi" w:cstheme="majorBidi"/>
+          <w:sz w:val="28"/>
+          <w:szCs w:val="28"/>
+        </w:rPr>
+      </w:pPr>
+      <w:r>
+        <w:rPr>
+          <w:rFonts w:asciiTheme="majorBidi" w:eastAsia="Arial" w:hAnsiTheme="majorBidi" w:cstheme="majorBidi"/>
           <w:b/>
           <w:bCs/>
           <w:sz w:val="28"/>
@@ -2295,7 +2227,7 @@
       </w:r>
       <w:r>
         <w:rPr>
-          <w:rFonts w:ascii="Arial" w:eastAsia="Arial" w:hAnsi="Arial" w:cs="Arial"/>
+          <w:rFonts w:asciiTheme="majorBidi" w:eastAsia="Arial" w:hAnsiTheme="majorBidi" w:cstheme="majorBidi"/>
           <w:b/>
           <w:bCs/>
           <w:sz w:val="28"/>
@@ -2306,7 +2238,7 @@
       </w:r>
       <w:r>
         <w:rPr>
-          <w:rFonts w:ascii="Arial" w:eastAsia="Arial" w:hAnsi="Arial" w:cs="Arial"/>
+          <w:rFonts w:asciiTheme="majorBidi" w:eastAsia="Arial" w:hAnsiTheme="majorBidi" w:cstheme="majorBidi"/>
           <w:b/>
           <w:bCs/>
           <w:sz w:val="28"/>
@@ -2317,6 +2249,7 @@
       </w:r>
       <w:r>
         <w:rPr>
+          <w:rFonts w:asciiTheme="majorBidi" w:hAnsiTheme="majorBidi" w:cstheme="majorBidi"/>
           <w:b/>
           <w:bCs/>
           <w:sz w:val="28"/>
@@ -2326,7 +2259,7 @@
       </w:r>
       <w:r>
         <w:rPr>
-          <w:rFonts w:ascii="Arial" w:eastAsia="Arial" w:hAnsi="Arial" w:cs="Arial"/>
+          <w:rFonts w:asciiTheme="majorBidi" w:eastAsia="Arial" w:hAnsiTheme="majorBidi" w:cstheme="majorBidi"/>
           <w:b/>
           <w:bCs/>
           <w:sz w:val="28"/>
@@ -2337,7 +2270,7 @@
       </w:r>
       <w:r>
         <w:rPr>
-          <w:rFonts w:ascii="Arial" w:eastAsia="Arial" w:hAnsi="Arial" w:cs="Arial"/>
+          <w:rFonts w:asciiTheme="majorBidi" w:eastAsia="Arial" w:hAnsiTheme="majorBidi" w:cstheme="majorBidi"/>
           <w:b/>
           <w:bCs/>
           <w:sz w:val="28"/>
@@ -2352,10 +2285,15 @@
         <w:spacing w:after="19"/>
         <w:ind w:left="4" w:hanging="10"/>
         <w:jc w:val="left"/>
-      </w:pPr>
-      <w:r>
-        <w:rPr>
-          <w:rFonts w:ascii="Arial" w:eastAsia="Arial" w:hAnsi="Arial" w:cs="Arial"/>
+        <w:rPr>
+          <w:rFonts w:asciiTheme="majorBidi" w:hAnsiTheme="majorBidi" w:cstheme="majorBidi"/>
+          <w:sz w:val="28"/>
+          <w:szCs w:val="28"/>
+        </w:rPr>
+      </w:pPr>
+      <w:r>
+        <w:rPr>
+          <w:rFonts w:asciiTheme="majorBidi" w:eastAsia="Arial" w:hAnsiTheme="majorBidi" w:cstheme="majorBidi"/>
           <w:sz w:val="28"/>
           <w:szCs w:val="28"/>
           <w:rtl/>
@@ -2364,6 +2302,7 @@
       </w:r>
       <w:r>
         <w:rPr>
+          <w:rFonts w:asciiTheme="majorBidi" w:hAnsiTheme="majorBidi" w:cstheme="majorBidi"/>
           <w:sz w:val="28"/>
           <w:szCs w:val="28"/>
           <w:rtl/>
@@ -2376,38 +2315,24 @@
         <w:spacing w:after="167"/>
         <w:ind w:left="4" w:hanging="10"/>
         <w:jc w:val="left"/>
-      </w:pPr>
-      <w:r>
-        <w:rPr>
-          <w:rFonts w:ascii="Arial" w:eastAsia="Arial" w:hAnsi="Arial" w:cs="Arial"/>
-          <w:sz w:val="28"/>
-          <w:szCs w:val="28"/>
-          <w:rtl/>
-        </w:rPr>
-        <w:t xml:space="preserve">ولا تعُد الظروف التجارية، أو ضعف المبيعات، أو عدم تحقيق </w:t>
-      </w:r>
-      <w:r>
-        <w:rPr>
-          <w:rFonts w:ascii="Arial" w:eastAsia="Arial" w:hAnsi="Arial" w:cs="Arial"/>
-          <w:b/>
-          <w:bCs/>
-          <w:sz w:val="28"/>
-          <w:szCs w:val="28"/>
-          <w:rtl/>
-        </w:rPr>
-        <w:t>الطرف الثاني</w:t>
-      </w:r>
-      <w:r>
-        <w:rPr>
-          <w:rFonts w:ascii="Arial" w:eastAsia="Arial" w:hAnsi="Arial" w:cs="Arial"/>
-          <w:sz w:val="28"/>
-          <w:szCs w:val="28"/>
-          <w:rtl/>
-        </w:rPr>
-        <w:t xml:space="preserve"> لأهدافه قوة قاهرة بأي حال من الأحوال</w:t>
-      </w:r>
-      <w:r>
-        <w:rPr>
+        <w:rPr>
+          <w:rFonts w:asciiTheme="majorBidi" w:hAnsiTheme="majorBidi" w:cstheme="majorBidi"/>
+          <w:sz w:val="28"/>
+          <w:szCs w:val="28"/>
+        </w:rPr>
+      </w:pPr>
+      <w:r>
+        <w:rPr>
+          <w:rFonts w:asciiTheme="majorBidi" w:eastAsia="Arial" w:hAnsiTheme="majorBidi" w:cstheme="majorBidi"/>
+          <w:sz w:val="28"/>
+          <w:szCs w:val="28"/>
+          <w:rtl/>
+        </w:rPr>
+        <w:t>ولا تعُد الظروف التجارية، أو ضعف المبيعات، أو عدم تحقيق الطرف الثاني لأهدافه قوة قاهرة بأي حال من الأحوال</w:t>
+      </w:r>
+      <w:r>
+        <w:rPr>
+          <w:rFonts w:asciiTheme="majorBidi" w:hAnsiTheme="majorBidi" w:cstheme="majorBidi"/>
           <w:sz w:val="28"/>
           <w:szCs w:val="28"/>
           <w:rtl/>
@@ -2420,10 +2345,15 @@
         <w:spacing w:after="180"/>
         <w:ind w:left="-3" w:hanging="10"/>
         <w:jc w:val="left"/>
-      </w:pPr>
-      <w:r>
-        <w:rPr>
-          <w:rFonts w:ascii="Arial" w:eastAsia="Arial" w:hAnsi="Arial" w:cs="Arial"/>
+        <w:rPr>
+          <w:rFonts w:asciiTheme="majorBidi" w:hAnsiTheme="majorBidi" w:cstheme="majorBidi"/>
+          <w:sz w:val="28"/>
+          <w:szCs w:val="28"/>
+        </w:rPr>
+      </w:pPr>
+      <w:r>
+        <w:rPr>
+          <w:rFonts w:asciiTheme="majorBidi" w:eastAsia="Arial" w:hAnsiTheme="majorBidi" w:cstheme="majorBidi"/>
           <w:b/>
           <w:bCs/>
           <w:sz w:val="28"/>
@@ -2434,7 +2364,7 @@
       </w:r>
       <w:r>
         <w:rPr>
-          <w:rFonts w:ascii="Arial" w:eastAsia="Arial" w:hAnsi="Arial" w:cs="Arial"/>
+          <w:rFonts w:asciiTheme="majorBidi" w:eastAsia="Arial" w:hAnsiTheme="majorBidi" w:cstheme="majorBidi"/>
           <w:b/>
           <w:bCs/>
           <w:sz w:val="28"/>
@@ -2445,7 +2375,7 @@
       </w:r>
       <w:r>
         <w:rPr>
-          <w:rFonts w:ascii="Arial" w:eastAsia="Arial" w:hAnsi="Arial" w:cs="Arial"/>
+          <w:rFonts w:asciiTheme="majorBidi" w:eastAsia="Arial" w:hAnsiTheme="majorBidi" w:cstheme="majorBidi"/>
           <w:b/>
           <w:bCs/>
           <w:sz w:val="28"/>
@@ -2456,6 +2386,7 @@
       </w:r>
       <w:r>
         <w:rPr>
+          <w:rFonts w:asciiTheme="majorBidi" w:hAnsiTheme="majorBidi" w:cstheme="majorBidi"/>
           <w:b/>
           <w:bCs/>
           <w:sz w:val="28"/>
@@ -2465,7 +2396,7 @@
       </w:r>
       <w:r>
         <w:rPr>
-          <w:rFonts w:ascii="Arial" w:eastAsia="Arial" w:hAnsi="Arial" w:cs="Arial"/>
+          <w:rFonts w:asciiTheme="majorBidi" w:eastAsia="Arial" w:hAnsiTheme="majorBidi" w:cstheme="majorBidi"/>
           <w:b/>
           <w:bCs/>
           <w:sz w:val="28"/>
@@ -2476,7 +2407,7 @@
       </w:r>
       <w:r>
         <w:rPr>
-          <w:rFonts w:ascii="Arial" w:eastAsia="Arial" w:hAnsi="Arial" w:cs="Arial"/>
+          <w:rFonts w:asciiTheme="majorBidi" w:eastAsia="Arial" w:hAnsiTheme="majorBidi" w:cstheme="majorBidi"/>
           <w:b/>
           <w:bCs/>
           <w:sz w:val="28"/>
@@ -2487,7 +2418,7 @@
       </w:r>
       <w:r>
         <w:rPr>
-          <w:rFonts w:ascii="Arial" w:eastAsia="Arial" w:hAnsi="Arial" w:cs="Arial" w:hint="cs"/>
+          <w:rFonts w:asciiTheme="majorBidi" w:eastAsia="Arial" w:hAnsiTheme="majorBidi" w:cstheme="majorBidi"/>
           <w:b/>
           <w:bCs/>
           <w:sz w:val="28"/>
@@ -2503,58 +2434,24 @@
         <w:spacing w:after="174" w:line="260" w:lineRule="auto"/>
         <w:ind w:left="4" w:right="274" w:hanging="4"/>
         <w:jc w:val="left"/>
-      </w:pPr>
-      <w:r>
-        <w:rPr>
-          <w:rFonts w:ascii="Arial" w:eastAsia="Arial" w:hAnsi="Arial" w:cs="Arial"/>
-          <w:sz w:val="28"/>
-          <w:szCs w:val="28"/>
-          <w:rtl/>
-        </w:rPr>
-        <w:t xml:space="preserve">تعود ملكية جميع الصور والفيديوهات والمحتوى الإعلامي المصوّر داخل المعرض إلى </w:t>
-      </w:r>
-      <w:r>
-        <w:rPr>
-          <w:rFonts w:ascii="Arial" w:eastAsia="Arial" w:hAnsi="Arial" w:cs="Arial"/>
-          <w:b/>
-          <w:bCs/>
-          <w:sz w:val="28"/>
-          <w:szCs w:val="28"/>
-          <w:rtl/>
-        </w:rPr>
-        <w:t>الطرف الأول</w:t>
-      </w:r>
-      <w:r>
-        <w:rPr>
-          <w:rFonts w:ascii="Arial" w:eastAsia="Arial" w:hAnsi="Arial" w:cs="Arial"/>
-          <w:sz w:val="28"/>
-          <w:szCs w:val="28"/>
-          <w:rtl/>
-        </w:rPr>
-        <w:t xml:space="preserve">، ويحق له استخدامها لأغراض إعلامية وتسويقية دون الرجوع إلى </w:t>
-      </w:r>
-      <w:r>
-        <w:rPr>
-          <w:rFonts w:ascii="Arial" w:eastAsia="Arial" w:hAnsi="Arial" w:cs="Arial"/>
-          <w:b/>
-          <w:bCs/>
-          <w:sz w:val="28"/>
-          <w:szCs w:val="28"/>
-          <w:rtl/>
-        </w:rPr>
-        <w:t>الطرف الثاني</w:t>
-      </w:r>
-      <w:r>
-        <w:rPr>
-          <w:rFonts w:ascii="Arial" w:eastAsia="Arial" w:hAnsi="Arial" w:cs="Arial"/>
-          <w:sz w:val="28"/>
-          <w:szCs w:val="28"/>
-          <w:rtl/>
-        </w:rPr>
-        <w:t xml:space="preserve"> أو مطالبته بأي تعويض</w:t>
-      </w:r>
-      <w:r>
-        <w:rPr>
+        <w:rPr>
+          <w:rFonts w:asciiTheme="majorBidi" w:hAnsiTheme="majorBidi" w:cstheme="majorBidi"/>
+          <w:sz w:val="28"/>
+          <w:szCs w:val="28"/>
+        </w:rPr>
+      </w:pPr>
+      <w:r>
+        <w:rPr>
+          <w:rFonts w:asciiTheme="majorBidi" w:eastAsia="Arial" w:hAnsiTheme="majorBidi" w:cstheme="majorBidi"/>
+          <w:sz w:val="28"/>
+          <w:szCs w:val="28"/>
+          <w:rtl/>
+        </w:rPr>
+        <w:t>تعود ملكية جميع الصور والفيديوهات والمحتوى الإعلامي المصوّر داخل المعرض إلى الطرف الأول، ويحق له استخدامها لأغراض إعلامية وتسويقية دون الرجوع إلى الطرف الثاني أو مطالبته بأي تعويض</w:t>
+      </w:r>
+      <w:r>
+        <w:rPr>
+          <w:rFonts w:asciiTheme="majorBidi" w:hAnsiTheme="majorBidi" w:cstheme="majorBidi"/>
           <w:sz w:val="28"/>
           <w:szCs w:val="28"/>
           <w:rtl/>
@@ -2567,10 +2464,15 @@
         <w:spacing w:after="180"/>
         <w:ind w:left="-3" w:hanging="10"/>
         <w:jc w:val="left"/>
-      </w:pPr>
-      <w:r>
-        <w:rPr>
-          <w:rFonts w:ascii="Arial" w:eastAsia="Arial" w:hAnsi="Arial" w:cs="Arial"/>
+        <w:rPr>
+          <w:rFonts w:asciiTheme="majorBidi" w:hAnsiTheme="majorBidi" w:cstheme="majorBidi"/>
+          <w:sz w:val="28"/>
+          <w:szCs w:val="28"/>
+        </w:rPr>
+      </w:pPr>
+      <w:r>
+        <w:rPr>
+          <w:rFonts w:asciiTheme="majorBidi" w:eastAsia="Arial" w:hAnsiTheme="majorBidi" w:cstheme="majorBidi"/>
           <w:b/>
           <w:bCs/>
           <w:sz w:val="28"/>
@@ -2581,7 +2483,7 @@
       </w:r>
       <w:r>
         <w:rPr>
-          <w:rFonts w:ascii="Arial" w:eastAsia="Arial" w:hAnsi="Arial" w:cs="Arial"/>
+          <w:rFonts w:asciiTheme="majorBidi" w:eastAsia="Arial" w:hAnsiTheme="majorBidi" w:cstheme="majorBidi"/>
           <w:b/>
           <w:bCs/>
           <w:sz w:val="28"/>
@@ -2592,7 +2494,7 @@
       </w:r>
       <w:r>
         <w:rPr>
-          <w:rFonts w:ascii="Arial" w:eastAsia="Arial" w:hAnsi="Arial" w:cs="Arial"/>
+          <w:rFonts w:asciiTheme="majorBidi" w:eastAsia="Arial" w:hAnsiTheme="majorBidi" w:cstheme="majorBidi"/>
           <w:b/>
           <w:bCs/>
           <w:sz w:val="28"/>
@@ -2603,6 +2505,7 @@
       </w:r>
       <w:r>
         <w:rPr>
+          <w:rFonts w:asciiTheme="majorBidi" w:hAnsiTheme="majorBidi" w:cstheme="majorBidi"/>
           <w:b/>
           <w:bCs/>
           <w:sz w:val="28"/>
@@ -2612,7 +2515,7 @@
       </w:r>
       <w:r>
         <w:rPr>
-          <w:rFonts w:ascii="Arial" w:eastAsia="Arial" w:hAnsi="Arial" w:cs="Arial"/>
+          <w:rFonts w:asciiTheme="majorBidi" w:eastAsia="Arial" w:hAnsiTheme="majorBidi" w:cstheme="majorBidi"/>
           <w:b/>
           <w:bCs/>
           <w:sz w:val="28"/>
@@ -2623,7 +2526,7 @@
       </w:r>
       <w:r>
         <w:rPr>
-          <w:rFonts w:ascii="Arial" w:eastAsia="Arial" w:hAnsi="Arial" w:cs="Arial"/>
+          <w:rFonts w:asciiTheme="majorBidi" w:eastAsia="Arial" w:hAnsiTheme="majorBidi" w:cstheme="majorBidi"/>
           <w:b/>
           <w:bCs/>
           <w:sz w:val="28"/>
@@ -2634,7 +2537,7 @@
       </w:r>
       <w:r>
         <w:rPr>
-          <w:rFonts w:ascii="Arial" w:eastAsia="Arial" w:hAnsi="Arial" w:cs="Arial" w:hint="cs"/>
+          <w:rFonts w:asciiTheme="majorBidi" w:eastAsia="Arial" w:hAnsiTheme="majorBidi" w:cstheme="majorBidi"/>
           <w:b/>
           <w:bCs/>
           <w:sz w:val="28"/>
@@ -2645,7 +2548,7 @@
       </w:r>
       <w:r>
         <w:rPr>
-          <w:rFonts w:ascii="Arial" w:eastAsia="Arial" w:hAnsi="Arial" w:cs="Arial"/>
+          <w:rFonts w:asciiTheme="majorBidi" w:eastAsia="Arial" w:hAnsiTheme="majorBidi" w:cstheme="majorBidi"/>
           <w:b/>
           <w:bCs/>
           <w:sz w:val="28"/>
@@ -2660,10 +2563,15 @@
         <w:spacing w:after="174" w:line="260" w:lineRule="auto"/>
         <w:ind w:left="4" w:right="400" w:hanging="4"/>
         <w:jc w:val="left"/>
-      </w:pPr>
-      <w:r>
-        <w:rPr>
-          <w:rFonts w:ascii="Arial" w:eastAsia="Arial" w:hAnsi="Arial" w:cs="Arial"/>
+        <w:rPr>
+          <w:rFonts w:asciiTheme="majorBidi" w:hAnsiTheme="majorBidi" w:cstheme="majorBidi"/>
+          <w:sz w:val="28"/>
+          <w:szCs w:val="28"/>
+        </w:rPr>
+      </w:pPr>
+      <w:r>
+        <w:rPr>
+          <w:rFonts w:asciiTheme="majorBidi" w:eastAsia="Arial" w:hAnsiTheme="majorBidi" w:cstheme="majorBidi"/>
           <w:sz w:val="28"/>
           <w:szCs w:val="28"/>
           <w:rtl/>
@@ -2672,7 +2580,7 @@
       </w:r>
       <w:r>
         <w:rPr>
-          <w:rFonts w:ascii="Arial" w:eastAsia="Arial" w:hAnsi="Arial" w:cs="Arial" w:hint="cs"/>
+          <w:rFonts w:asciiTheme="majorBidi" w:eastAsia="Arial" w:hAnsiTheme="majorBidi" w:cstheme="majorBidi"/>
           <w:sz w:val="28"/>
           <w:szCs w:val="28"/>
           <w:rtl/>
@@ -2681,26 +2589,16 @@
       </w:r>
       <w:r>
         <w:rPr>
-          <w:rFonts w:ascii="Arial" w:eastAsia="Arial" w:hAnsi="Arial" w:cs="Arial"/>
-          <w:sz w:val="28"/>
-          <w:szCs w:val="28"/>
-          <w:rtl/>
-        </w:rPr>
-        <w:t xml:space="preserve">ي لمحاكم </w:t>
-      </w:r>
-      <w:r>
-        <w:rPr>
-          <w:rFonts w:ascii="Arial" w:eastAsia="Arial" w:hAnsi="Arial" w:cs="Arial"/>
-          <w:b/>
-          <w:bCs/>
-          <w:sz w:val="28"/>
-          <w:szCs w:val="28"/>
-          <w:rtl/>
-        </w:rPr>
-        <w:t>مدينة الرياض</w:t>
-      </w:r>
-      <w:r>
-        <w:rPr>
+          <w:rFonts w:asciiTheme="majorBidi" w:eastAsia="Arial" w:hAnsiTheme="majorBidi" w:cstheme="majorBidi"/>
+          <w:sz w:val="28"/>
+          <w:szCs w:val="28"/>
+          <w:rtl/>
+        </w:rPr>
+        <w:t>ي لمحاكم مدينة الرياض</w:t>
+      </w:r>
+      <w:r>
+        <w:rPr>
+          <w:rFonts w:asciiTheme="majorBidi" w:hAnsiTheme="majorBidi" w:cstheme="majorBidi"/>
           <w:sz w:val="28"/>
           <w:szCs w:val="28"/>
         </w:rPr>
@@ -2712,10 +2610,15 @@
         <w:spacing w:after="180"/>
         <w:ind w:left="-3" w:hanging="10"/>
         <w:jc w:val="left"/>
-      </w:pPr>
-      <w:r>
-        <w:rPr>
-          <w:rFonts w:ascii="Arial" w:eastAsia="Arial" w:hAnsi="Arial" w:cs="Arial"/>
+        <w:rPr>
+          <w:rFonts w:asciiTheme="majorBidi" w:hAnsiTheme="majorBidi" w:cstheme="majorBidi"/>
+          <w:sz w:val="28"/>
+          <w:szCs w:val="28"/>
+        </w:rPr>
+      </w:pPr>
+      <w:r>
+        <w:rPr>
+          <w:rFonts w:asciiTheme="majorBidi" w:eastAsia="Arial" w:hAnsiTheme="majorBidi" w:cstheme="majorBidi"/>
           <w:b/>
           <w:bCs/>
           <w:sz w:val="28"/>
@@ -2726,7 +2629,7 @@
       </w:r>
       <w:r>
         <w:rPr>
-          <w:rFonts w:ascii="Arial" w:eastAsia="Arial" w:hAnsi="Arial" w:cs="Arial"/>
+          <w:rFonts w:asciiTheme="majorBidi" w:eastAsia="Arial" w:hAnsiTheme="majorBidi" w:cstheme="majorBidi"/>
           <w:b/>
           <w:bCs/>
           <w:sz w:val="28"/>
@@ -2737,7 +2640,7 @@
       </w:r>
       <w:r>
         <w:rPr>
-          <w:rFonts w:ascii="Arial" w:eastAsia="Arial" w:hAnsi="Arial" w:cs="Arial"/>
+          <w:rFonts w:asciiTheme="majorBidi" w:eastAsia="Arial" w:hAnsiTheme="majorBidi" w:cstheme="majorBidi"/>
           <w:b/>
           <w:bCs/>
           <w:sz w:val="28"/>
@@ -2748,6 +2651,7 @@
       </w:r>
       <w:r>
         <w:rPr>
+          <w:rFonts w:asciiTheme="majorBidi" w:hAnsiTheme="majorBidi" w:cstheme="majorBidi"/>
           <w:b/>
           <w:bCs/>
           <w:sz w:val="28"/>
@@ -2757,7 +2661,7 @@
       </w:r>
       <w:r>
         <w:rPr>
-          <w:rFonts w:ascii="Arial" w:eastAsia="Arial" w:hAnsi="Arial" w:cs="Arial"/>
+          <w:rFonts w:asciiTheme="majorBidi" w:eastAsia="Arial" w:hAnsiTheme="majorBidi" w:cstheme="majorBidi"/>
           <w:b/>
           <w:bCs/>
           <w:sz w:val="28"/>
@@ -2768,7 +2672,7 @@
       </w:r>
       <w:r>
         <w:rPr>
-          <w:rFonts w:ascii="Arial" w:eastAsia="Arial" w:hAnsi="Arial" w:cs="Arial"/>
+          <w:rFonts w:asciiTheme="majorBidi" w:eastAsia="Arial" w:hAnsiTheme="majorBidi" w:cstheme="majorBidi"/>
           <w:b/>
           <w:bCs/>
           <w:sz w:val="28"/>
@@ -2779,7 +2683,7 @@
       </w:r>
       <w:r>
         <w:rPr>
-          <w:rFonts w:ascii="Arial" w:eastAsia="Arial" w:hAnsi="Arial" w:cs="Arial" w:hint="cs"/>
+          <w:rFonts w:asciiTheme="majorBidi" w:eastAsia="Arial" w:hAnsiTheme="majorBidi" w:cstheme="majorBidi"/>
           <w:b/>
           <w:bCs/>
           <w:sz w:val="28"/>
@@ -2799,28 +2703,25 @@
         <w:ind w:right="212" w:hanging="370"/>
         <w:jc w:val="left"/>
         <w:rPr>
-          <w:b/>
-          <w:bCs/>
-        </w:rPr>
-      </w:pPr>
-      <w:r>
-        <w:rPr>
-          <w:rFonts w:ascii="Arial" w:eastAsia="Arial" w:hAnsi="Arial" w:cs="Arial"/>
-          <w:b/>
-          <w:bCs/>
-          <w:sz w:val="26"/>
-          <w:szCs w:val="26"/>
-          <w:rtl/>
-        </w:rPr>
-        <w:lastRenderedPageBreak/>
+          <w:rFonts w:asciiTheme="majorBidi" w:hAnsiTheme="majorBidi" w:cstheme="majorBidi"/>
+          <w:sz w:val="28"/>
+          <w:szCs w:val="28"/>
+        </w:rPr>
+      </w:pPr>
+      <w:r>
+        <w:rPr>
+          <w:rFonts w:asciiTheme="majorBidi" w:eastAsia="Arial" w:hAnsiTheme="majorBidi" w:cstheme="majorBidi"/>
+          <w:sz w:val="28"/>
+          <w:szCs w:val="28"/>
+          <w:rtl/>
+        </w:rPr>
         <w:t>يشكل هذا العقد كامل الاتفاق بين الطرفين، ويلغي ما عداه من اتفاقات أو مراسلات سابقة، سواء كانت مكتوبة أو شفهية</w:t>
       </w:r>
       <w:r>
         <w:rPr>
-          <w:b/>
-          <w:bCs/>
-          <w:sz w:val="26"/>
-          <w:szCs w:val="26"/>
+          <w:rFonts w:asciiTheme="majorBidi" w:hAnsiTheme="majorBidi" w:cstheme="majorBidi"/>
+          <w:sz w:val="28"/>
+          <w:szCs w:val="28"/>
           <w:rtl/>
         </w:rPr>
         <w:t>.</w:t>
@@ -2836,27 +2737,26 @@
         <w:ind w:right="212" w:hanging="370"/>
         <w:jc w:val="left"/>
         <w:rPr>
-          <w:b/>
-          <w:bCs/>
-        </w:rPr>
-      </w:pPr>
-      <w:r>
-        <w:rPr>
-          <w:rFonts w:ascii="Arial" w:eastAsia="Arial" w:hAnsi="Arial" w:cs="Arial"/>
-          <w:b/>
-          <w:bCs/>
-          <w:sz w:val="26"/>
-          <w:szCs w:val="26"/>
-          <w:rtl/>
-        </w:rPr>
+          <w:rFonts w:asciiTheme="majorBidi" w:hAnsiTheme="majorBidi" w:cstheme="majorBidi"/>
+          <w:sz w:val="28"/>
+          <w:szCs w:val="28"/>
+        </w:rPr>
+      </w:pPr>
+      <w:r>
+        <w:rPr>
+          <w:rFonts w:asciiTheme="majorBidi" w:eastAsia="Arial" w:hAnsiTheme="majorBidi" w:cstheme="majorBidi"/>
+          <w:sz w:val="28"/>
+          <w:szCs w:val="28"/>
+          <w:rtl/>
+        </w:rPr>
+        <w:lastRenderedPageBreak/>
         <w:t>لا يعُد أي تعديل أو إضافة على هذا العقد نافذًا إلا إذا كان مكتوبًا وموقعًا من الطرفين</w:t>
       </w:r>
       <w:r>
         <w:rPr>
-          <w:b/>
-          <w:bCs/>
-          <w:sz w:val="26"/>
-          <w:szCs w:val="26"/>
+          <w:rFonts w:asciiTheme="majorBidi" w:hAnsiTheme="majorBidi" w:cstheme="majorBidi"/>
+          <w:sz w:val="28"/>
+          <w:szCs w:val="28"/>
           <w:rtl/>
         </w:rPr>
         <w:t>.</w:t>
@@ -2872,17 +2772,16 @@
         <w:ind w:right="212" w:hanging="370"/>
         <w:jc w:val="left"/>
         <w:rPr>
-          <w:b/>
-          <w:bCs/>
-        </w:rPr>
-      </w:pPr>
-      <w:r>
-        <w:rPr>
-          <w:rFonts w:ascii="Arial" w:eastAsia="Arial" w:hAnsi="Arial" w:cs="Arial"/>
-          <w:b/>
-          <w:bCs/>
-          <w:sz w:val="26"/>
-          <w:szCs w:val="26"/>
+          <w:rFonts w:asciiTheme="majorBidi" w:hAnsiTheme="majorBidi" w:cstheme="majorBidi"/>
+          <w:sz w:val="28"/>
+          <w:szCs w:val="28"/>
+        </w:rPr>
+      </w:pPr>
+      <w:r>
+        <w:rPr>
+          <w:rFonts w:asciiTheme="majorBidi" w:eastAsia="Arial" w:hAnsiTheme="majorBidi" w:cstheme="majorBidi"/>
+          <w:sz w:val="28"/>
+          <w:szCs w:val="28"/>
           <w:rtl/>
         </w:rPr>
         <w:t>حرر هذا العقد إلكترونيا بناء على ما قدمه الطرف الثاني من بيانات، ولا يسقط حق الطرف الأول لأي خطاء في البيانات المقدمة.</w:t>
@@ -2898,17 +2797,16 @@
         <w:ind w:right="212" w:hanging="370"/>
         <w:jc w:val="left"/>
         <w:rPr>
-          <w:b/>
-          <w:bCs/>
-        </w:rPr>
-      </w:pPr>
-      <w:r>
-        <w:rPr>
-          <w:rFonts w:ascii="Arial" w:eastAsia="Arial" w:hAnsi="Arial" w:cs="Arial"/>
-          <w:b/>
-          <w:bCs/>
-          <w:sz w:val="26"/>
-          <w:szCs w:val="26"/>
+          <w:rFonts w:asciiTheme="majorBidi" w:hAnsiTheme="majorBidi" w:cstheme="majorBidi"/>
+          <w:sz w:val="28"/>
+          <w:szCs w:val="28"/>
+        </w:rPr>
+      </w:pPr>
+      <w:r>
+        <w:rPr>
+          <w:rFonts w:asciiTheme="majorBidi" w:eastAsia="Arial" w:hAnsiTheme="majorBidi" w:cstheme="majorBidi"/>
+          <w:sz w:val="28"/>
+          <w:szCs w:val="28"/>
           <w:rtl/>
         </w:rPr>
         <w:t>يعد اصدار هذا العقد وتحويل مبلغ المساحة بمثابة موافقة إلكترونية بكافة ما ورد في بنوده، وإقرارا من الطرف الثاني بما ورد فيه.</w:t>
@@ -2924,28 +2822,25 @@
         <w:ind w:right="212" w:hanging="370"/>
         <w:jc w:val="left"/>
         <w:rPr>
-          <w:b/>
-          <w:bCs/>
-        </w:rPr>
-      </w:pPr>
-      <w:r>
-        <w:rPr>
-          <w:rFonts w:ascii="Arial" w:eastAsia="Arial" w:hAnsi="Arial" w:cs="Arial"/>
-          <w:b/>
-          <w:bCs/>
-          <w:sz w:val="26"/>
-          <w:szCs w:val="26"/>
+          <w:rFonts w:asciiTheme="majorBidi" w:hAnsiTheme="majorBidi" w:cstheme="majorBidi"/>
+          <w:sz w:val="28"/>
+          <w:szCs w:val="28"/>
+        </w:rPr>
+      </w:pPr>
+      <w:r>
+        <w:rPr>
+          <w:rFonts w:asciiTheme="majorBidi" w:eastAsia="Arial" w:hAnsiTheme="majorBidi" w:cstheme="majorBidi"/>
+          <w:sz w:val="28"/>
+          <w:szCs w:val="28"/>
           <w:rtl/>
         </w:rPr>
         <w:t>لا يعتمد هذا العقد وتسقط مسؤولية الطرف الأول تجاه الطرف الثاني في حال لم يتم تحويل كامل المبلغ المستحق</w:t>
       </w:r>
       <w:r>
         <w:rPr>
-          <w:rFonts w:ascii="Arial" w:eastAsia="Arial" w:hAnsi="Arial" w:cs="Arial"/>
-          <w:b/>
-          <w:bCs/>
-          <w:sz w:val="26"/>
-          <w:szCs w:val="26"/>
+          <w:rFonts w:asciiTheme="majorBidi" w:eastAsia="Arial" w:hAnsiTheme="majorBidi" w:cstheme="majorBidi"/>
+          <w:sz w:val="28"/>
+          <w:szCs w:val="28"/>
         </w:rPr>
         <w:t>.</w:t>
       </w:r>
@@ -2956,17 +2851,20 @@
         <w:ind w:left="735" w:hanging="10"/>
         <w:jc w:val="center"/>
         <w:rPr>
-          <w:b/>
-          <w:bCs/>
-        </w:rPr>
-      </w:pPr>
-      <w:r>
-        <w:rPr>
-          <w:rFonts w:ascii="Arial" w:eastAsia="Arial" w:hAnsi="Arial" w:cs="Arial"/>
-          <w:b/>
-          <w:bCs/>
-          <w:sz w:val="26"/>
-          <w:szCs w:val="26"/>
+          <w:rFonts w:asciiTheme="majorBidi" w:hAnsiTheme="majorBidi" w:cstheme="majorBidi"/>
+          <w:b/>
+          <w:bCs/>
+          <w:sz w:val="28"/>
+          <w:szCs w:val="28"/>
+        </w:rPr>
+      </w:pPr>
+      <w:r>
+        <w:rPr>
+          <w:rFonts w:asciiTheme="majorBidi" w:eastAsia="Arial" w:hAnsiTheme="majorBidi" w:cstheme="majorBidi"/>
+          <w:b/>
+          <w:bCs/>
+          <w:sz w:val="28"/>
+          <w:szCs w:val="28"/>
           <w:rtl/>
         </w:rPr>
         <w:t>هذا والله ولي التوفيق...</w:t>
@@ -2977,8 +2875,18 @@
         <w:bidi w:val="0"/>
         <w:spacing w:after="0"/>
         <w:ind w:right="83"/>
-      </w:pPr>
-      <w:r>
+        <w:rPr>
+          <w:rFonts w:asciiTheme="majorBidi" w:hAnsiTheme="majorBidi" w:cstheme="majorBidi"/>
+          <w:sz w:val="28"/>
+          <w:szCs w:val="28"/>
+        </w:rPr>
+      </w:pPr>
+      <w:r>
+        <w:rPr>
+          <w:rFonts w:asciiTheme="majorBidi" w:hAnsiTheme="majorBidi" w:cstheme="majorBidi"/>
+          <w:sz w:val="28"/>
+          <w:szCs w:val="28"/>
+        </w:rPr>
         <w:t xml:space="preserve"> </w:t>
       </w:r>
     </w:p>

--- a/public/contract.docx
+++ b/public/contract.docx
@@ -829,7 +829,7 @@
           <w:szCs w:val="28"/>
           <w:rtl/>
         </w:rPr>
-        <w:t>.</w:t>
+        <w:t xml:space="preserve"> </w:t>
       </w:r>
     </w:p>
     <w:p>
@@ -1080,7 +1080,7 @@
           <w:szCs w:val="28"/>
           <w:rtl/>
         </w:rPr>
-        <w:t>.</w:t>
+        <w:t xml:space="preserve"> </w:t>
       </w:r>
     </w:p>
     <w:p>
@@ -1207,7 +1207,7 @@
           <w:szCs w:val="28"/>
           <w:rtl/>
         </w:rPr>
-        <w:t>.</w:t>
+        <w:t xml:space="preserve"> </w:t>
       </w:r>
     </w:p>
     <w:p>
@@ -1232,7 +1232,16 @@
           <w:szCs w:val="28"/>
           <w:rtl/>
         </w:rPr>
-        <w:t>يجب تحويل المدفوعات صافية من أي رسوم بنكية او ضرائب.</w:t>
+        <w:t>يجب تحويل المدفوعات صافية من أي رسوم بنكية او ضرائب</w:t>
+      </w:r>
+      <w:r>
+        <w:rPr>
+          <w:rFonts w:asciiTheme="majorBidi" w:eastAsia="Arial" w:hAnsiTheme="majorBidi" w:cstheme="majorBidi"/>
+          <w:sz w:val="28"/>
+          <w:szCs w:val="28"/>
+          <w:rtl/>
+        </w:rPr>
+        <w:t xml:space="preserve"> </w:t>
       </w:r>
     </w:p>
     <w:p>
@@ -1266,7 +1275,7 @@
           <w:szCs w:val="28"/>
           <w:rtl/>
         </w:rPr>
-        <w:t>.</w:t>
+        <w:t xml:space="preserve"> </w:t>
       </w:r>
     </w:p>
     <w:p>
@@ -1300,7 +1309,7 @@
           <w:szCs w:val="28"/>
           <w:rtl/>
         </w:rPr>
-        <w:t>.</w:t>
+        <w:t xml:space="preserve"> </w:t>
       </w:r>
     </w:p>
     <w:p>
@@ -1348,6 +1357,7 @@
         </w:rPr>
         <w:t>(</w:t>
       </w:r>
+      <w:proofErr w:type="spellStart"/>
       <w:r>
         <w:rPr>
           <w:rFonts w:asciiTheme="majorBidi" w:hAnsiTheme="majorBidi" w:cstheme="majorBidi"/>
@@ -1356,8 +1366,31 @@
           <w:szCs w:val="28"/>
           <w:u w:val="single" w:color="0563C1"/>
         </w:rPr>
-        <w:t>finance@umbrella.sa</w:t>
-      </w:r>
+        <w:t>finance@umbrella</w:t>
+      </w:r>
+      <w:proofErr w:type="spellEnd"/>
+      <w:r>
+        <w:rPr>
+          <w:rFonts w:asciiTheme="majorBidi" w:hAnsiTheme="majorBidi" w:cstheme="majorBidi"/>
+          <w:color w:val="0563C1"/>
+          <w:sz w:val="28"/>
+          <w:szCs w:val="28"/>
+          <w:u w:val="single" w:color="0563C1"/>
+        </w:rPr>
+        <w:t xml:space="preserve"> </w:t>
+      </w:r>
+      <w:proofErr w:type="spellStart"/>
+      <w:r>
+        <w:rPr>
+          <w:rFonts w:asciiTheme="majorBidi" w:hAnsiTheme="majorBidi" w:cstheme="majorBidi"/>
+          <w:color w:val="0563C1"/>
+          <w:sz w:val="28"/>
+          <w:szCs w:val="28"/>
+          <w:u w:val="single" w:color="0563C1"/>
+        </w:rPr>
+        <w:t>sa</w:t>
+      </w:r>
+      <w:proofErr w:type="spellEnd"/>
       <w:r>
         <w:rPr>
           <w:rFonts w:asciiTheme="majorBidi" w:eastAsia="Arial" w:hAnsiTheme="majorBidi" w:cstheme="majorBidi"/>
@@ -1367,7 +1400,6 @@
         </w:rPr>
         <w:t xml:space="preserve">)، وإلا سيعتبر الحجز </w:t>
       </w:r>
-      <w:proofErr w:type="gramStart"/>
       <w:r>
         <w:rPr>
           <w:rFonts w:asciiTheme="majorBidi" w:eastAsia="Arial" w:hAnsiTheme="majorBidi" w:cstheme="majorBidi"/>
@@ -1394,9 +1426,17 @@
           <w:szCs w:val="28"/>
           <w:rtl/>
         </w:rPr>
-        <w:t xml:space="preserve"> .</w:t>
-      </w:r>
-      <w:proofErr w:type="gramEnd"/>
+        <w:t xml:space="preserve"> </w:t>
+      </w:r>
+      <w:r>
+        <w:rPr>
+          <w:rFonts w:asciiTheme="majorBidi" w:eastAsia="Arial" w:hAnsiTheme="majorBidi" w:cstheme="majorBidi"/>
+          <w:sz w:val="28"/>
+          <w:szCs w:val="28"/>
+          <w:rtl/>
+        </w:rPr>
+        <w:t xml:space="preserve"> </w:t>
+      </w:r>
     </w:p>
     <w:p>
       <w:pPr>
@@ -1504,7 +1544,7 @@
           <w:szCs w:val="28"/>
           <w:rtl/>
         </w:rPr>
-        <w:t>.</w:t>
+        <w:t xml:space="preserve"> </w:t>
       </w:r>
     </w:p>
     <w:p>
@@ -1538,7 +1578,7 @@
           <w:szCs w:val="28"/>
           <w:rtl/>
         </w:rPr>
-        <w:t>.</w:t>
+        <w:t xml:space="preserve"> </w:t>
       </w:r>
     </w:p>
     <w:p>
@@ -1572,7 +1612,7 @@
           <w:szCs w:val="28"/>
           <w:rtl/>
         </w:rPr>
-        <w:t>.</w:t>
+        <w:t xml:space="preserve"> </w:t>
       </w:r>
     </w:p>
     <w:p>
@@ -1606,7 +1646,7 @@
           <w:szCs w:val="28"/>
           <w:rtl/>
         </w:rPr>
-        <w:t>.</w:t>
+        <w:t xml:space="preserve"> </w:t>
       </w:r>
     </w:p>
     <w:p>
@@ -1640,7 +1680,7 @@
           <w:szCs w:val="28"/>
           <w:rtl/>
         </w:rPr>
-        <w:t>.</w:t>
+        <w:t xml:space="preserve"> </w:t>
       </w:r>
     </w:p>
     <w:p>
@@ -1665,7 +1705,16 @@
           <w:szCs w:val="28"/>
           <w:rtl/>
         </w:rPr>
-        <w:t>الالتزام بحدود المساحة المؤجرة، وعدم وضع أي مواد او أغراض خارج حدود المساحة المؤجرة.</w:t>
+        <w:t>الالتزام بحدود المساحة المؤجرة، وعدم وضع أي مواد او أغراض خارج حدود المساحة المؤجرة</w:t>
+      </w:r>
+      <w:r>
+        <w:rPr>
+          <w:rFonts w:asciiTheme="majorBidi" w:eastAsia="Arial" w:hAnsiTheme="majorBidi" w:cstheme="majorBidi"/>
+          <w:sz w:val="28"/>
+          <w:szCs w:val="28"/>
+          <w:rtl/>
+        </w:rPr>
+        <w:t xml:space="preserve"> </w:t>
       </w:r>
     </w:p>
     <w:p>
@@ -1755,7 +1804,7 @@
           <w:szCs w:val="28"/>
           <w:rtl/>
         </w:rPr>
-        <w:t>.</w:t>
+        <w:t xml:space="preserve"> </w:t>
       </w:r>
     </w:p>
     <w:p>
@@ -1780,7 +1829,16 @@
           <w:szCs w:val="28"/>
           <w:rtl/>
         </w:rPr>
-        <w:t>لا يحق للطرف الثاني ثقب او حفر أو إجراء أي تعديلات على المساحة المستأجرة أو استخدام الملصقات على الجدران دون أخذ الموافقة الكتابية من الطرف الأول.</w:t>
+        <w:t>لا يحق للطرف الثاني ثقب او حفر أو إجراء أي تعديلات على المساحة المستأجرة أو استخدام الملصقات على الجدران دون أخذ الموافقة الكتابية من الطرف الأول</w:t>
+      </w:r>
+      <w:r>
+        <w:rPr>
+          <w:rFonts w:asciiTheme="majorBidi" w:eastAsia="Arial" w:hAnsiTheme="majorBidi" w:cstheme="majorBidi"/>
+          <w:sz w:val="28"/>
+          <w:szCs w:val="28"/>
+          <w:rtl/>
+        </w:rPr>
+        <w:t xml:space="preserve"> </w:t>
       </w:r>
     </w:p>
     <w:p>
@@ -1815,7 +1873,7 @@
           <w:szCs w:val="28"/>
           <w:rtl/>
         </w:rPr>
-        <w:t>.</w:t>
+        <w:t xml:space="preserve"> </w:t>
       </w:r>
     </w:p>
     <w:p>
@@ -1946,7 +2004,16 @@
           <w:szCs w:val="28"/>
           <w:rtl/>
         </w:rPr>
-        <w:t>وجود خلل في سير العمل.</w:t>
+        <w:t>وجود خلل في سير العمل</w:t>
+      </w:r>
+      <w:r>
+        <w:rPr>
+          <w:rFonts w:asciiTheme="majorBidi" w:eastAsia="Arial" w:hAnsiTheme="majorBidi" w:cstheme="majorBidi"/>
+          <w:sz w:val="28"/>
+          <w:szCs w:val="28"/>
+          <w:rtl/>
+        </w:rPr>
+        <w:t xml:space="preserve"> </w:t>
       </w:r>
     </w:p>
     <w:p>
@@ -1971,7 +2038,16 @@
           <w:szCs w:val="28"/>
           <w:rtl/>
         </w:rPr>
-        <w:t>مخالفة الطرف الثاني لتعليمات المعرض.</w:t>
+        <w:t>مخالفة الطرف الثاني لتعليمات المعرض</w:t>
+      </w:r>
+      <w:r>
+        <w:rPr>
+          <w:rFonts w:asciiTheme="majorBidi" w:eastAsia="Arial" w:hAnsiTheme="majorBidi" w:cstheme="majorBidi"/>
+          <w:sz w:val="28"/>
+          <w:szCs w:val="28"/>
+          <w:rtl/>
+        </w:rPr>
+        <w:t xml:space="preserve"> </w:t>
       </w:r>
     </w:p>
     <w:p>
@@ -2005,7 +2081,7 @@
           <w:szCs w:val="28"/>
           <w:rtl/>
         </w:rPr>
-        <w:t>.</w:t>
+        <w:t xml:space="preserve"> </w:t>
       </w:r>
     </w:p>
     <w:p>
@@ -2035,7 +2111,7 @@
           <w:szCs w:val="28"/>
           <w:rtl/>
         </w:rPr>
-        <w:t>.</w:t>
+        <w:t xml:space="preserve"> </w:t>
       </w:r>
     </w:p>
     <w:p>
@@ -2146,7 +2222,7 @@
           <w:szCs w:val="28"/>
           <w:rtl/>
         </w:rPr>
-        <w:t>.</w:t>
+        <w:t xml:space="preserve"> </w:t>
       </w:r>
     </w:p>
     <w:p>
@@ -2200,7 +2276,7 @@
           <w:szCs w:val="28"/>
           <w:rtl/>
         </w:rPr>
-        <w:t>.</w:t>
+        <w:t xml:space="preserve"> </w:t>
       </w:r>
     </w:p>
     <w:p>
@@ -2307,7 +2383,7 @@
           <w:szCs w:val="28"/>
           <w:rtl/>
         </w:rPr>
-        <w:t>.</w:t>
+        <w:t xml:space="preserve"> </w:t>
       </w:r>
     </w:p>
     <w:p>
@@ -2337,7 +2413,7 @@
           <w:szCs w:val="28"/>
           <w:rtl/>
         </w:rPr>
-        <w:t>.</w:t>
+        <w:t xml:space="preserve"> </w:t>
       </w:r>
     </w:p>
     <w:p>
@@ -2456,7 +2532,7 @@
           <w:szCs w:val="28"/>
           <w:rtl/>
         </w:rPr>
-        <w:t>.</w:t>
+        <w:t xml:space="preserve"> </w:t>
       </w:r>
     </w:p>
     <w:p>
@@ -2601,8 +2677,9 @@
           <w:rFonts w:asciiTheme="majorBidi" w:hAnsiTheme="majorBidi" w:cstheme="majorBidi"/>
           <w:sz w:val="28"/>
           <w:szCs w:val="28"/>
-        </w:rPr>
-        <w:t>.</w:t>
+          <w:rtl/>
+        </w:rPr>
+        <w:t xml:space="preserve"> </w:t>
       </w:r>
     </w:p>
     <w:p>
@@ -2724,7 +2801,7 @@
           <w:szCs w:val="28"/>
           <w:rtl/>
         </w:rPr>
-        <w:t>.</w:t>
+        <w:t xml:space="preserve"> </w:t>
       </w:r>
     </w:p>
     <w:p>
@@ -2759,7 +2836,7 @@
           <w:szCs w:val="28"/>
           <w:rtl/>
         </w:rPr>
-        <w:t>.</w:t>
+        <w:t xml:space="preserve"> </w:t>
       </w:r>
     </w:p>
     <w:p>
@@ -2784,7 +2861,16 @@
           <w:szCs w:val="28"/>
           <w:rtl/>
         </w:rPr>
-        <w:t>حرر هذا العقد إلكترونيا بناء على ما قدمه الطرف الثاني من بيانات، ولا يسقط حق الطرف الأول لأي خطاء في البيانات المقدمة.</w:t>
+        <w:t>حرر هذا العقد إلكترونيا بناء على ما قدمه الطرف الثاني من بيانات، ولا يسقط حق الطرف الأول لأي خطاء في البيانات المقدمة</w:t>
+      </w:r>
+      <w:r>
+        <w:rPr>
+          <w:rFonts w:asciiTheme="majorBidi" w:eastAsia="Arial" w:hAnsiTheme="majorBidi" w:cstheme="majorBidi"/>
+          <w:sz w:val="28"/>
+          <w:szCs w:val="28"/>
+          <w:rtl/>
+        </w:rPr>
+        <w:t xml:space="preserve"> </w:t>
       </w:r>
     </w:p>
     <w:p>
@@ -2809,7 +2895,16 @@
           <w:szCs w:val="28"/>
           <w:rtl/>
         </w:rPr>
-        <w:t>يعد اصدار هذا العقد وتحويل مبلغ المساحة بمثابة موافقة إلكترونية بكافة ما ورد في بنوده، وإقرارا من الطرف الثاني بما ورد فيه.</w:t>
+        <w:t>يعد اصدار هذا العقد وتحويل مبلغ المساحة بمثابة موافقة إلكترونية بكافة ما ورد في بنوده، وإقرارا من الطرف الثاني بما ورد فيه</w:t>
+      </w:r>
+      <w:r>
+        <w:rPr>
+          <w:rFonts w:asciiTheme="majorBidi" w:eastAsia="Arial" w:hAnsiTheme="majorBidi" w:cstheme="majorBidi"/>
+          <w:sz w:val="28"/>
+          <w:szCs w:val="28"/>
+          <w:rtl/>
+        </w:rPr>
+        <w:t xml:space="preserve"> </w:t>
       </w:r>
     </w:p>
     <w:p>
@@ -2841,8 +2936,9 @@
           <w:rFonts w:asciiTheme="majorBidi" w:eastAsia="Arial" w:hAnsiTheme="majorBidi" w:cstheme="majorBidi"/>
           <w:sz w:val="28"/>
           <w:szCs w:val="28"/>
-        </w:rPr>
-        <w:t>.</w:t>
+          <w:rtl/>
+        </w:rPr>
+        <w:t xml:space="preserve"> </w:t>
       </w:r>
     </w:p>
     <w:p>
@@ -2867,7 +2963,18 @@
           <w:szCs w:val="28"/>
           <w:rtl/>
         </w:rPr>
-        <w:t>هذا والله ولي التوفيق...</w:t>
+        <w:t>هذا والله ولي التوفيق</w:t>
+      </w:r>
+      <w:r>
+        <w:rPr>
+          <w:rFonts w:asciiTheme="majorBidi" w:eastAsia="Arial" w:hAnsiTheme="majorBidi" w:cstheme="majorBidi"/>
+          <w:b/>
+          <w:bCs/>
+          <w:sz w:val="28"/>
+          <w:szCs w:val="28"/>
+          <w:rtl/>
+        </w:rPr>
+        <w:t xml:space="preserve">   </w:t>
       </w:r>
     </w:p>
     <w:p>

--- a/public/contract.docx
+++ b/public/contract.docx
@@ -1,53 +1,316 @@
 
 <file path=word/document.xml><?xml version="1.0" encoding="utf-8"?>
-<w:document xmlns:wpc="http://schemas.microsoft.com/office/word/2010/wordprocessingCanvas" xmlns:cx="http://schemas.microsoft.com/office/drawing/2014/chartex" xmlns:cx1="http://schemas.microsoft.com/office/drawing/2015/9/8/chartex" xmlns:cx2="http://schemas.microsoft.com/office/drawing/2015/10/21/chartex" xmlns:cx3="http://schemas.microsoft.com/office/drawing/2016/5/9/chartex" xmlns:cx4="http://schemas.microsoft.com/office/drawing/2016/5/10/chartex" xmlns:cx5="http://schemas.microsoft.com/office/drawing/2016/5/11/chartex" xmlns:cx6="http://schemas.microsoft.com/office/drawing/2016/5/12/chartex" xmlns:cx7="http://schemas.microsoft.com/office/drawing/2016/5/13/chartex" xmlns:cx8="http://schemas.microsoft.com/office/drawing/2016/5/14/chartex" xmlns:mc="http://schemas.openxmlformats.org/markup-compatibility/2006" xmlns:aink="http://schemas.microsoft.com/office/drawing/2016/ink" xmlns:am3d="http://schemas.microsoft.com/office/drawing/2017/model3d" xmlns:o="urn:schemas-microsoft-com:office:office" xmlns:oel="http://schemas.microsoft.com/office/2019/extlst" xmlns:r="http://schemas.openxmlformats.org/officeDocument/2006/relationships" xmlns:m="http://schemas.openxmlformats.org/officeDocument/2006/math" xmlns:v="urn:schemas-microsoft-com:vml" xmlns:wp14="http://schemas.microsoft.com/office/word/2010/wordprocessingDrawing" xmlns:wp="http://schemas.openxmlformats.org/drawingml/2006/wordprocessingDrawing" xmlns:w10="urn:schemas-microsoft-com:office:word" xmlns:w="http://schemas.openxmlformats.org/wordprocessingml/2006/main" xmlns:w14="http://schemas.microsoft.com/office/word/2010/wordml" xmlns:w15="http://schemas.microsoft.com/office/word/2012/wordml" xmlns:w16cex="http://schemas.microsoft.com/office/word/2018/wordml/cex" xmlns:w16cid="http://schemas.microsoft.com/office/word/2016/wordml/cid" xmlns:w16="http://schemas.microsoft.com/office/word/2018/wordml" xmlns:w16du="http://schemas.microsoft.com/office/word/2023/wordml/word16du" xmlns:w16sdtdh="http://schemas.microsoft.com/office/word/2020/wordml/sdtdatahash" xmlns:w16sdtfl="http://schemas.microsoft.com/office/word/2024/wordml/sdtformatlock" xmlns:w16se="http://schemas.microsoft.com/office/word/2015/wordml/symex" xmlns:wpg="http://schemas.microsoft.com/office/word/2010/wordprocessingGroup" xmlns:wpi="http://schemas.microsoft.com/office/word/2010/wordprocessingInk" xmlns:wne="http://schemas.microsoft.com/office/word/2006/wordml" xmlns:wps="http://schemas.microsoft.com/office/word/2010/wordprocessingShape" mc:Ignorable="w14 w15 w16se w16cid w16 w16cex w16sdtdh w16sdtfl w16du wp14">
+<w:document xmlns:wpc="http://schemas.microsoft.com/office/word/2010/wordprocessingCanvas" xmlns:cx="http://schemas.microsoft.com/office/drawing/2014/chartex" xmlns:cx1="http://schemas.microsoft.com/office/drawing/2015/9/8/chartex" xmlns:cx2="http://schemas.microsoft.com/office/drawing/2015/10/21/chartex" xmlns:cx3="http://schemas.microsoft.com/office/drawing/2016/5/9/chartex" xmlns:cx4="http://schemas.microsoft.com/office/drawing/2016/5/10/chartex" xmlns:cx5="http://schemas.microsoft.com/office/drawing/2016/5/11/chartex" xmlns:cx6="http://schemas.microsoft.com/office/drawing/2016/5/12/chartex" xmlns:cx7="http://schemas.microsoft.com/office/drawing/2016/5/13/chartex" xmlns:cx8="http://schemas.microsoft.com/office/drawing/2016/5/14/chartex" xmlns:mc="http://schemas.openxmlformats.org/markup-compatibility/2006" xmlns:aink="http://schemas.microsoft.com/office/drawing/2016/ink" xmlns:am3d="http://schemas.microsoft.com/office/drawing/2017/model3d" xmlns:o="urn:schemas-microsoft-com:office:office" xmlns:oel="http://schemas.microsoft.com/office/2019/extlst" xmlns:r="http://schemas.openxmlformats.org/officeDocument/2006/relationships" xmlns:m="http://schemas.openxmlformats.org/officeDocument/2006/math" xmlns:v="urn:schemas-microsoft-com:vml" xmlns:wp14="http://schemas.microsoft.com/office/word/2010/wordprocessingDrawing" xmlns:wp="http://schemas.openxmlformats.org/drawingml/2006/wordprocessingDrawing" xmlns:w10="urn:schemas-microsoft-com:office:word" xmlns:w="http://schemas.openxmlformats.org/wordprocessingml/2006/main" xmlns:w14="http://schemas.microsoft.com/office/word/2010/wordml" xmlns:w15="http://schemas.microsoft.com/office/word/2012/wordml" xmlns:w16cex="http://schemas.microsoft.com/office/word/2018/wordml/cex" xmlns:w16cid="http://schemas.microsoft.com/office/word/2016/wordml/cid" xmlns:w16="http://schemas.microsoft.com/office/word/2018/wordml" xmlns:w16du="http://schemas.microsoft.com/office/word/2023/wordml/word16du" xmlns:w16sdtdh="http://schemas.microsoft.com/office/word/2020/wordml/sdtdatahash" xmlns:w16sdtfl="http://schemas.microsoft.com/office/word/2024/wordml/sdtformatlock" xmlns:w16se="http://schemas.microsoft.com/office/word/2015/wordml/symex" xmlns:wpg="http://schemas.microsoft.com/office/word/2010/wordprocessingGroup" xmlns:wpi="http://schemas.microsoft.com/office/word/2010/wordprocessingInk" xmlns:wne="http://schemas.microsoft.com/office/word/2006/wordml" xmlns:wps="http://schemas.microsoft.com/office/word/2010/wordprocessingShape" xmlns:a="http://schemas.openxmlformats.org/drawingml/2006/main" xmlns:pic="http://schemas.openxmlformats.org/drawingml/2006/picture" xmlns:a14="http://schemas.microsoft.com/office/drawing/2010/main" mc:Ignorable="w14 w15 w16se w16cid w16 w16cex w16sdtdh w16sdtfl w16du wp14">
   <w:body>
     <w:p>
       <w:pPr>
         <w:bidi/>
         <w:rPr>
-          <w:sz w:val="28"/>
-          <w:szCs w:val="28"/>
-          <w:rtl/>
+          <w:rFonts w:ascii="Arial" w:hAnsi="Arial" w:eastAsia="Arial" w:cs="Arial"/>
+          <w:sz w:val="28"/>
+          <w:szCs w:val="28"/>
+          <w:rtl w:val="1"/>
+        </w:rPr>
+      </w:pPr>
+    </w:p>
+    <w:tbl>
+      <w:tblPr>
+        <w:tblStyle w:val="TableGrid"/>
+        <w:bidiVisual w:val="1"/>
+        <w:tblW w:w="0" w:type="auto"/>
+        <w:tblBorders>
+          <w:top w:val="none" w:color="000000" w:themeColor="text1" w:sz="12"/>
+          <w:left w:val="none" w:color="000000" w:themeColor="text1" w:sz="12"/>
+          <w:bottom w:val="none" w:color="000000" w:themeColor="text1" w:sz="12"/>
+          <w:right w:val="none" w:color="000000" w:themeColor="text1" w:sz="12"/>
+          <w:insideH w:val="none" w:color="000000" w:themeColor="text1" w:sz="12"/>
+          <w:insideV w:val="none" w:color="000000" w:themeColor="text1" w:sz="12"/>
+        </w:tblBorders>
+        <w:tblLook w:val="06A0" w:firstRow="1" w:lastRow="0" w:firstColumn="1" w:lastColumn="0" w:noHBand="1" w:noVBand="1"/>
+      </w:tblPr>
+      <w:tblGrid>
+        <w:gridCol w:w="3600"/>
+        <w:gridCol w:w="3990"/>
+        <w:gridCol w:w="3210"/>
+      </w:tblGrid>
+      <w:tr>
+        <w:trPr>
+          <w:trHeight w:val="300"/>
+        </w:trPr>
+        <w:tc>
+          <w:tcPr>
+            <w:tcW w:w="3600" w:type="dxa"/>
+            <w:tcMar/>
+          </w:tcPr>
+          <w:p>
+            <w:pPr>
+              <w:pStyle w:val="Header"/>
+              <w:jc w:val="right"/>
+              <w:rPr>
+                <w:rFonts w:ascii="Arial" w:hAnsi="Arial" w:eastAsia="Arial" w:cs="Arial"/>
+                <w:color w:val="7030A0"/>
+                <w:rtl w:val="1"/>
+              </w:rPr>
+            </w:pPr>
+            <w:r>
+              <w:drawing>
+                <wp:inline wp14:editId="6F171660" wp14:anchorId="4BADD35E">
+                  <wp:extent cx="2062595" cy="803564"/>
+                  <wp:effectExtent l="0" t="0" r="0" b="0"/>
+                  <wp:docPr id="729708804" name="Picture 1" descr="A logo with purple letters and numbers&#10;&#10;AI-generated content may be incorrect."/>
+                  <wp:cNvGraphicFramePr>
+                    <a:graphicFrameLocks noChangeAspect="1"/>
+                  </wp:cNvGraphicFramePr>
+                  <a:graphic>
+                    <a:graphicData xmlns:a="http://schemas.openxmlformats.org/drawingml/2006/main" uri="http://schemas.openxmlformats.org/drawingml/2006/picture">
+                      <pic:pic xmlns:pic="http://schemas.openxmlformats.org/drawingml/2006/picture">
+                        <pic:nvPicPr xmlns:pic="http://schemas.openxmlformats.org/drawingml/2006/picture">
+                          <pic:cNvPr xmlns:pic="http://schemas.openxmlformats.org/drawingml/2006/picture" id="1414396828" name="Picture 1" descr="A logo with purple letters and numbers&#10;&#10;AI-generated content may be incorrect."/>
+                          <pic:cNvPicPr xmlns:pic="http://schemas.openxmlformats.org/drawingml/2006/picture"/>
+                        </pic:nvPicPr>
+                        <pic:blipFill xmlns:pic="http://schemas.openxmlformats.org/drawingml/2006/picture">
+                          <a:blip xmlns:r="http://schemas.openxmlformats.org/officeDocument/2006/relationships" xmlns:a="http://schemas.openxmlformats.org/drawingml/2006/main" r:embed="R58e1ca21d5024694" cstate="print">
+                            <a:extLst xmlns:a="http://schemas.openxmlformats.org/drawingml/2006/main">
+                              <a:ext xmlns:a="http://schemas.openxmlformats.org/drawingml/2006/main" uri="{28A0092B-C50C-407E-A947-70E740481C1C}">
+                                <a14:useLocalDpi xmlns:a14="http://schemas.microsoft.com/office/drawing/2010/main" val="0"/>
+                              </a:ext>
+                            </a:extLst>
+                          </a:blip>
+                          <a:stretch xmlns:a="http://schemas.openxmlformats.org/drawingml/2006/main">
+                            <a:fillRect xmlns:a="http://schemas.openxmlformats.org/drawingml/2006/main"/>
+                          </a:stretch>
+                        </pic:blipFill>
+                        <pic:spPr xmlns:pic="http://schemas.openxmlformats.org/drawingml/2006/picture">
+                          <a:xfrm xmlns:a="http://schemas.openxmlformats.org/drawingml/2006/main">
+                            <a:off xmlns:a="http://schemas.openxmlformats.org/drawingml/2006/main" x="0" y="0"/>
+                            <a:ext xmlns:a="http://schemas.openxmlformats.org/drawingml/2006/main" cx="2062595" cy="803564"/>
+                          </a:xfrm>
+                          <a:prstGeom xmlns:a="http://schemas.openxmlformats.org/drawingml/2006/main" prst="rect">
+                            <a:avLst xmlns:a="http://schemas.openxmlformats.org/drawingml/2006/main"/>
+                          </a:prstGeom>
+                        </pic:spPr>
+                      </pic:pic>
+                    </a:graphicData>
+                  </a:graphic>
+                </wp:inline>
+              </w:drawing>
+            </w:r>
+            <w:r>
+              <w:rPr>
+                <w:rFonts w:ascii="Arial" w:hAnsi="Arial" w:eastAsia="Arial" w:cs="Arial"/>
+                <w:color w:val="7030A0"/>
+                <w:rtl w:val="1"/>
+              </w:rPr>
+              <w:t xml:space="preserve">رقم الرخصة: </w:t>
+            </w:r>
+            <w:r>
+              <w:rPr>
+                <w:rFonts w:ascii="Arial" w:hAnsi="Arial" w:eastAsia="Arial" w:cs="Arial"/>
+                <w:color w:val="7030A0"/>
+                <w:rtl w:val="1"/>
+              </w:rPr>
+              <w:t>165/26</w:t>
+            </w:r>
+          </w:p>
+          <w:p>
+            <w:pPr>
+              <w:pStyle w:val="Header"/>
+              <w:jc w:val="right"/>
+              <w:rPr>
+                <w:rFonts w:ascii="Arial" w:hAnsi="Arial" w:eastAsia="Arial" w:cs="Arial"/>
+              </w:rPr>
+            </w:pPr>
+          </w:p>
+        </w:tc>
+        <w:tc>
+          <w:tcPr>
+            <w:tcW w:w="3990" w:type="dxa"/>
+            <w:tcMar/>
+          </w:tcPr>
+          <w:p>
+            <w:pPr>
+              <w:pStyle w:val="Header"/>
+              <w:jc w:val="center"/>
+              <w:rPr>
+                <w:rFonts w:ascii="Arial" w:hAnsi="Arial" w:eastAsia="Arial" w:cs="Arial"/>
+              </w:rPr>
+            </w:pPr>
+            <w:r>
+              <w:drawing>
+                <wp:inline wp14:editId="13D69CD0" wp14:anchorId="4FA9C1C2">
+                  <wp:extent cx="1432560" cy="381000"/>
+                  <wp:effectExtent l="0" t="0" r="0" b="0"/>
+                  <wp:docPr id="745537985" name="Picture 734064909" descr="Background pattern&#10;&#10;Description automatically generated with low confidence"/>
+                  <wp:cNvGraphicFramePr>
+                    <a:graphicFrameLocks noChangeAspect="1"/>
+                  </wp:cNvGraphicFramePr>
+                  <a:graphic>
+                    <a:graphicData xmlns:a="http://schemas.openxmlformats.org/drawingml/2006/main" uri="http://schemas.openxmlformats.org/drawingml/2006/picture">
+                      <pic:pic xmlns:pic="http://schemas.openxmlformats.org/drawingml/2006/picture">
+                        <pic:nvPicPr xmlns:pic="http://schemas.openxmlformats.org/drawingml/2006/picture">
+                          <pic:cNvPr xmlns:pic="http://schemas.openxmlformats.org/drawingml/2006/picture" id="9" name="Picture 9" descr="Background pattern&#10;&#10;Description automatically generated with low confidence"/>
+                          <pic:cNvPicPr xmlns:pic="http://schemas.openxmlformats.org/drawingml/2006/picture"/>
+                        </pic:nvPicPr>
+                        <pic:blipFill xmlns:pic="http://schemas.openxmlformats.org/drawingml/2006/picture" rotWithShape="1">
+                          <a:blip xmlns:r="http://schemas.openxmlformats.org/officeDocument/2006/relationships" xmlns:a="http://schemas.openxmlformats.org/drawingml/2006/main" r:embed="R0ccda38738394d74" cstate="print">
+                            <a:extLst xmlns:a="http://schemas.openxmlformats.org/drawingml/2006/main">
+                              <a:ext xmlns:a="http://schemas.openxmlformats.org/drawingml/2006/main" uri="{28A0092B-C50C-407E-A947-70E740481C1C}">
+                                <a14:useLocalDpi xmlns:a14="http://schemas.microsoft.com/office/drawing/2010/main" val="0"/>
+                              </a:ext>
+                            </a:extLst>
+                          </a:blip>
+                          <a:srcRect xmlns:a="http://schemas.openxmlformats.org/drawingml/2006/main" l="73333" t="18912" r="2564" b="33807"/>
+                          <a:stretch xmlns:a="http://schemas.openxmlformats.org/drawingml/2006/main">
+                            <a:fillRect xmlns:a="http://schemas.openxmlformats.org/drawingml/2006/main"/>
+                          </a:stretch>
+                        </pic:blipFill>
+                        <pic:spPr xmlns:pic="http://schemas.openxmlformats.org/drawingml/2006/picture" bwMode="auto">
+                          <a:xfrm xmlns:a="http://schemas.openxmlformats.org/drawingml/2006/main">
+                            <a:off xmlns:a="http://schemas.openxmlformats.org/drawingml/2006/main" x="0" y="0"/>
+                            <a:ext xmlns:a="http://schemas.openxmlformats.org/drawingml/2006/main" cx="1432560" cy="381000"/>
+                          </a:xfrm>
+                          <a:prstGeom xmlns:a="http://schemas.openxmlformats.org/drawingml/2006/main" prst="rect">
+                            <a:avLst xmlns:a="http://schemas.openxmlformats.org/drawingml/2006/main"/>
+                          </a:prstGeom>
+                          <a:ln xmlns:a="http://schemas.openxmlformats.org/drawingml/2006/main">
+                            <a:noFill xmlns:a="http://schemas.openxmlformats.org/drawingml/2006/main"/>
+                          </a:ln>
+                          <a:extLst xmlns:a="http://schemas.openxmlformats.org/drawingml/2006/main">
+                            <a:ext xmlns:a="http://schemas.openxmlformats.org/drawingml/2006/main" uri="{53640926-AAD7-44D8-BBD7-CCE9431645EC}">
+                              <a14:shadowObscured xmlns:a14="http://schemas.microsoft.com/office/drawing/2010/main"/>
+                            </a:ext>
+                          </a:extLst>
+                        </pic:spPr>
+                      </pic:pic>
+                    </a:graphicData>
+                  </a:graphic>
+                </wp:inline>
+              </w:drawing>
+            </w:r>
+          </w:p>
+        </w:tc>
+        <w:tc>
+          <w:tcPr>
+            <w:tcW w:w="3210" w:type="dxa"/>
+            <w:tcMar/>
+          </w:tcPr>
+          <w:p>
+            <w:pPr>
+              <w:pStyle w:val="Header"/>
+              <w:rPr>
+                <w:rFonts w:ascii="Arial" w:hAnsi="Arial" w:eastAsia="Arial" w:cs="Arial"/>
+              </w:rPr>
+            </w:pPr>
+            <w:r>
+              <w:drawing>
+                <wp:inline wp14:editId="2293C72A" wp14:anchorId="19BFC17D">
+                  <wp:extent cx="1905000" cy="732155"/>
+                  <wp:effectExtent l="0" t="0" r="0" b="0"/>
+                  <wp:docPr id="1906785383" name="Picture 1157273046" descr="Background pattern&#10;&#10;Description automatically generated with low confidence"/>
+                  <wp:cNvGraphicFramePr>
+                    <a:graphicFrameLocks noChangeAspect="1"/>
+                  </wp:cNvGraphicFramePr>
+                  <a:graphic>
+                    <a:graphicData xmlns:a="http://schemas.openxmlformats.org/drawingml/2006/main" uri="http://schemas.openxmlformats.org/drawingml/2006/picture">
+                      <pic:pic xmlns:pic="http://schemas.openxmlformats.org/drawingml/2006/picture">
+                        <pic:nvPicPr xmlns:pic="http://schemas.openxmlformats.org/drawingml/2006/picture">
+                          <pic:cNvPr xmlns:pic="http://schemas.openxmlformats.org/drawingml/2006/picture" id="9" name="Picture 9" descr="Background pattern&#10;&#10;Description automatically generated with low confidence"/>
+                          <pic:cNvPicPr xmlns:pic="http://schemas.openxmlformats.org/drawingml/2006/picture"/>
+                        </pic:nvPicPr>
+                        <pic:blipFill xmlns:pic="http://schemas.openxmlformats.org/drawingml/2006/picture" rotWithShape="1">
+                          <a:blip xmlns:r="http://schemas.openxmlformats.org/officeDocument/2006/relationships" xmlns:a="http://schemas.openxmlformats.org/drawingml/2006/main" r:embed="R89858cde7cfc450a" cstate="print">
+                            <a:extLst xmlns:a="http://schemas.openxmlformats.org/drawingml/2006/main">
+                              <a:ext xmlns:a="http://schemas.openxmlformats.org/drawingml/2006/main" uri="{28A0092B-C50C-407E-A947-70E740481C1C}">
+                                <a14:useLocalDpi xmlns:a14="http://schemas.microsoft.com/office/drawing/2010/main" val="0"/>
+                              </a:ext>
+                            </a:extLst>
+                          </a:blip>
+                          <a:srcRect xmlns:a="http://schemas.openxmlformats.org/drawingml/2006/main" r="64744"/>
+                          <a:stretch xmlns:a="http://schemas.openxmlformats.org/drawingml/2006/main">
+                            <a:fillRect xmlns:a="http://schemas.openxmlformats.org/drawingml/2006/main"/>
+                          </a:stretch>
+                        </pic:blipFill>
+                        <pic:spPr xmlns:pic="http://schemas.openxmlformats.org/drawingml/2006/picture" bwMode="auto">
+                          <a:xfrm xmlns:a="http://schemas.openxmlformats.org/drawingml/2006/main">
+                            <a:off xmlns:a="http://schemas.openxmlformats.org/drawingml/2006/main" x="0" y="0"/>
+                            <a:ext xmlns:a="http://schemas.openxmlformats.org/drawingml/2006/main" cx="1905000" cy="732155"/>
+                          </a:xfrm>
+                          <a:prstGeom xmlns:a="http://schemas.openxmlformats.org/drawingml/2006/main" prst="rect">
+                            <a:avLst xmlns:a="http://schemas.openxmlformats.org/drawingml/2006/main"/>
+                          </a:prstGeom>
+                          <a:ln xmlns:a="http://schemas.openxmlformats.org/drawingml/2006/main">
+                            <a:noFill xmlns:a="http://schemas.openxmlformats.org/drawingml/2006/main"/>
+                          </a:ln>
+                          <a:extLst xmlns:a="http://schemas.openxmlformats.org/drawingml/2006/main">
+                            <a:ext xmlns:a="http://schemas.openxmlformats.org/drawingml/2006/main" uri="{53640926-AAD7-44D8-BBD7-CCE9431645EC}">
+                              <a14:shadowObscured xmlns:a14="http://schemas.microsoft.com/office/drawing/2010/main"/>
+                            </a:ext>
+                          </a:extLst>
+                        </pic:spPr>
+                      </pic:pic>
+                    </a:graphicData>
+                  </a:graphic>
+                </wp:inline>
+              </w:drawing>
+            </w:r>
+          </w:p>
+        </w:tc>
+      </w:tr>
+    </w:tbl>
+    <w:p>
+      <w:pPr>
+        <w:pStyle w:val="Header"/>
+        <w:suppressLineNumbers w:val="0"/>
+        <w:bidi w:val="1"/>
+        <w:spacing w:before="0" w:beforeAutospacing="off" w:after="0" w:afterAutospacing="off" w:line="240" w:lineRule="auto"/>
+        <w:ind w:left="0" w:right="0"/>
+        <w:jc w:val="left"/>
+        <w:rPr>
+          <w:rFonts w:ascii="Arial" w:hAnsi="Arial" w:eastAsia="Arial" w:cs="Arial"/>
+          <w:color w:val="7030A0"/>
         </w:rPr>
       </w:pPr>
     </w:p>
     <w:p>
       <w:pPr>
         <w:bidi/>
+        <w:ind w:left="0"/>
         <w:jc w:val="center"/>
         <w:rPr>
-          <w:b/>
-          <w:bCs/>
+          <w:rFonts w:ascii="Arial" w:hAnsi="Arial" w:eastAsia="Arial" w:cs="Arial"/>
+          <w:b w:val="1"/>
+          <w:bCs w:val="1"/>
           <w:sz w:val="36"/>
           <w:szCs w:val="36"/>
         </w:rPr>
       </w:pPr>
       <w:r>
         <w:rPr>
-          <w:b/>
-          <w:bCs/>
+          <w:rFonts w:ascii="Arial" w:hAnsi="Arial" w:eastAsia="Arial" w:cs="Arial"/>
+          <w:b w:val="1"/>
+          <w:bCs w:val="1"/>
           <w:sz w:val="36"/>
           <w:szCs w:val="36"/>
-          <w:rtl/>
+          <w:rtl w:val="1"/>
         </w:rPr>
         <w:t>عقد تأجير مساحة عرض</w:t>
       </w:r>
       <w:r>
         <w:rPr>
-          <w:rFonts w:hint="cs"/>
-          <w:b/>
-          <w:bCs/>
+          <w:rFonts w:ascii="Arial" w:hAnsi="Arial" w:eastAsia="Arial" w:cs="Arial"/>
+          <w:b w:val="1"/>
+          <w:bCs w:val="1"/>
           <w:sz w:val="36"/>
           <w:szCs w:val="36"/>
-          <w:rtl/>
+          <w:rtl w:val="1"/>
         </w:rPr>
         <w:t xml:space="preserve"> في معرض </w:t>
       </w:r>
       <w:r>
         <w:rPr>
-          <w:b/>
-          <w:bCs/>
+          <w:rFonts w:ascii="Arial" w:hAnsi="Arial" w:eastAsia="Arial" w:cs="Arial"/>
+          <w:b w:val="1"/>
+          <w:bCs w:val="1"/>
           <w:sz w:val="36"/>
           <w:szCs w:val="36"/>
         </w:rPr>
@@ -58,338 +321,353 @@
       <w:pPr>
         <w:bidi/>
         <w:rPr>
-          <w:b/>
-          <w:bCs/>
-          <w:sz w:val="28"/>
-          <w:szCs w:val="28"/>
-        </w:rPr>
-      </w:pPr>
+          <w:rFonts w:ascii="Arial" w:hAnsi="Arial" w:eastAsia="Arial" w:cs="Arial"/>
+          <w:sz w:val="28"/>
+          <w:szCs w:val="28"/>
+        </w:rPr>
+      </w:pPr>
+      <w:r>
+        <w:rPr>
+          <w:rFonts w:ascii="Arial" w:hAnsi="Arial" w:eastAsia="Arial" w:cs="Arial"/>
+          <w:sz w:val="28"/>
+          <w:szCs w:val="28"/>
+          <w:rtl w:val="1"/>
+        </w:rPr>
+        <w:t>بعون الله تعالى، تم الاتفاق في هذا اليوم بين كلٍ من</w:t>
+      </w:r>
+      <w:r>
+        <w:rPr>
+          <w:rFonts w:ascii="Arial" w:hAnsi="Arial" w:eastAsia="Arial" w:cs="Arial"/>
+          <w:sz w:val="28"/>
+          <w:szCs w:val="28"/>
+          <w:rtl w:val="1"/>
+        </w:rPr>
+        <w:t>:</w:t>
+      </w:r>
     </w:p>
     <w:p>
       <w:pPr>
         <w:bidi/>
         <w:rPr>
-          <w:sz w:val="28"/>
-          <w:szCs w:val="28"/>
-        </w:rPr>
-      </w:pPr>
-      <w:r>
-        <w:rPr>
-          <w:sz w:val="28"/>
-          <w:szCs w:val="28"/>
-          <w:rtl/>
-        </w:rPr>
-        <w:t>بعون الله تعالى، تم الاتفاق في هذا اليوم بين كلٍ من</w:t>
-      </w:r>
-      <w:r>
-        <w:rPr>
-          <w:sz w:val="28"/>
-          <w:szCs w:val="28"/>
-        </w:rPr>
-        <w:t>:</w:t>
+          <w:rFonts w:ascii="Arial" w:hAnsi="Arial" w:eastAsia="Arial" w:cs="Arial"/>
+          <w:b w:val="1"/>
+          <w:bCs w:val="1"/>
+          <w:sz w:val="28"/>
+          <w:szCs w:val="28"/>
+          <w:rtl w:val="1"/>
+        </w:rPr>
+      </w:pPr>
+      <w:r>
+        <w:rPr>
+          <w:rFonts w:ascii="Arial" w:hAnsi="Arial" w:eastAsia="Arial" w:cs="Arial"/>
+          <w:b w:val="1"/>
+          <w:bCs w:val="1"/>
+          <w:sz w:val="28"/>
+          <w:szCs w:val="28"/>
+          <w:rtl w:val="1"/>
+        </w:rPr>
+        <w:t>أولًا: أطراف العقد</w:t>
       </w:r>
     </w:p>
     <w:p>
       <w:pPr>
         <w:bidi/>
         <w:rPr>
-          <w:b/>
-          <w:bCs/>
-          <w:sz w:val="28"/>
-          <w:szCs w:val="28"/>
-          <w:rtl/>
-        </w:rPr>
-      </w:pPr>
-      <w:r>
-        <w:rPr>
-          <w:b/>
-          <w:bCs/>
-          <w:sz w:val="28"/>
-          <w:szCs w:val="28"/>
-          <w:rtl/>
-        </w:rPr>
-        <w:t>أولًا: أطراف العقد</w:t>
+          <w:rFonts w:ascii="Arial" w:hAnsi="Arial" w:eastAsia="Arial" w:cs="Arial"/>
+          <w:b w:val="1"/>
+          <w:bCs w:val="1"/>
+          <w:sz w:val="28"/>
+          <w:szCs w:val="28"/>
+          <w:rtl w:val="1"/>
+        </w:rPr>
+      </w:pPr>
+      <w:r>
+        <w:rPr>
+          <w:rFonts w:ascii="Arial" w:hAnsi="Arial" w:eastAsia="Arial" w:cs="Arial"/>
+          <w:b w:val="1"/>
+          <w:bCs w:val="1"/>
+          <w:sz w:val="28"/>
+          <w:szCs w:val="28"/>
+          <w:rtl w:val="1"/>
+        </w:rPr>
+        <w:t>الطرف الأول</w:t>
+      </w:r>
+      <w:r>
+        <w:rPr>
+          <w:rFonts w:ascii="Arial" w:hAnsi="Arial" w:eastAsia="Arial" w:cs="Arial"/>
+          <w:b w:val="1"/>
+          <w:bCs w:val="1"/>
+          <w:sz w:val="28"/>
+          <w:szCs w:val="28"/>
+          <w:rtl w:val="1"/>
+        </w:rPr>
+        <w:t>:</w:t>
+      </w:r>
+      <w:r>
+        <w:br/>
+      </w:r>
+      <w:r>
+        <w:rPr>
+          <w:rFonts w:ascii="Arial" w:hAnsi="Arial" w:eastAsia="Arial" w:cs="Arial"/>
+          <w:sz w:val="28"/>
+          <w:szCs w:val="28"/>
+          <w:rtl w:val="1"/>
+        </w:rPr>
+        <w:t>شركة مظلة الأعمال لتنظيم المعارض والمؤتمرات، شركة ذات مسؤولية محدودة،</w:t>
+      </w:r>
+      <w:r>
+        <w:br/>
+      </w:r>
+      <w:r>
+        <w:rPr>
+          <w:rFonts w:ascii="Arial" w:hAnsi="Arial" w:eastAsia="Arial" w:cs="Arial"/>
+          <w:sz w:val="28"/>
+          <w:szCs w:val="28"/>
+          <w:rtl w:val="1"/>
+        </w:rPr>
+        <w:t>سجل تجاري ر</w:t>
+      </w:r>
+      <w:r>
+        <w:rPr>
+          <w:rFonts w:ascii="Arial" w:hAnsi="Arial" w:eastAsia="Arial" w:cs="Arial"/>
+          <w:sz w:val="28"/>
+          <w:szCs w:val="28"/>
+          <w:rtl w:val="1"/>
+        </w:rPr>
+        <w:t xml:space="preserve">قم </w:t>
+      </w:r>
+      <w:r>
+        <w:rPr>
+          <w:rFonts w:ascii="Arial" w:hAnsi="Arial" w:eastAsia="Arial" w:cs="Arial"/>
+          <w:sz w:val="28"/>
+          <w:szCs w:val="28"/>
+        </w:rPr>
+        <w:t>7002505498</w:t>
+      </w:r>
+      <w:r>
+        <w:rPr>
+          <w:rFonts w:ascii="Arial" w:hAnsi="Arial" w:eastAsia="Arial" w:cs="Arial"/>
+          <w:sz w:val="28"/>
+          <w:szCs w:val="28"/>
+          <w:rtl w:val="1"/>
+        </w:rPr>
+        <w:t xml:space="preserve">، </w:t>
+      </w:r>
+      <w:r>
+        <w:rPr>
+          <w:rFonts w:ascii="Arial" w:hAnsi="Arial" w:eastAsia="Arial" w:cs="Arial"/>
+          <w:sz w:val="28"/>
+          <w:szCs w:val="28"/>
+          <w:rtl w:val="1"/>
+        </w:rPr>
+        <w:t>ويمثلها في هذا العقد المدير التنفيذي السيد</w:t>
+      </w:r>
+      <w:r>
+        <w:rPr>
+          <w:rFonts w:ascii="Arial" w:hAnsi="Arial" w:eastAsia="Arial" w:cs="Arial"/>
+          <w:sz w:val="28"/>
+          <w:szCs w:val="28"/>
+          <w:rtl w:val="1"/>
+        </w:rPr>
+        <w:t xml:space="preserve">/ </w:t>
+      </w:r>
+      <w:r>
+        <w:rPr>
+          <w:rFonts w:ascii="Arial" w:hAnsi="Arial" w:eastAsia="Arial" w:cs="Arial"/>
+          <w:b w:val="1"/>
+          <w:bCs w:val="1"/>
+          <w:sz w:val="28"/>
+          <w:szCs w:val="28"/>
+          <w:rtl w:val="1"/>
+        </w:rPr>
+        <w:t xml:space="preserve">محمد بسام </w:t>
+      </w:r>
+      <w:r>
+        <w:rPr>
+          <w:rFonts w:ascii="Arial" w:hAnsi="Arial" w:eastAsia="Arial" w:cs="Arial"/>
+          <w:b w:val="1"/>
+          <w:bCs w:val="1"/>
+          <w:sz w:val="28"/>
+          <w:szCs w:val="28"/>
+          <w:rtl w:val="1"/>
+        </w:rPr>
+        <w:t>فاعور</w:t>
+      </w:r>
+      <w:r>
+        <w:rPr>
+          <w:rFonts w:ascii="Arial" w:hAnsi="Arial" w:eastAsia="Arial" w:cs="Arial"/>
+          <w:sz w:val="28"/>
+          <w:szCs w:val="28"/>
+          <w:rtl w:val="1"/>
+        </w:rPr>
+        <w:t>،</w:t>
+      </w:r>
+      <w:r>
+        <w:rPr>
+          <w:rFonts w:ascii="Arial" w:hAnsi="Arial" w:eastAsia="Arial" w:cs="Arial"/>
+          <w:sz w:val="28"/>
+          <w:szCs w:val="28"/>
+          <w:rtl w:val="1"/>
+        </w:rPr>
+        <w:t xml:space="preserve"> </w:t>
+      </w:r>
+      <w:r>
+        <w:rPr>
+          <w:rFonts w:ascii="Arial" w:hAnsi="Arial" w:eastAsia="Arial" w:cs="Arial"/>
+          <w:sz w:val="28"/>
+          <w:szCs w:val="28"/>
+          <w:rtl w:val="1"/>
+        </w:rPr>
+        <w:t xml:space="preserve">ويُشار إليها لاحقًا بـ </w:t>
+      </w:r>
+      <w:r>
+        <w:rPr>
+          <w:rFonts w:ascii="Arial" w:hAnsi="Arial" w:eastAsia="Arial" w:cs="Arial"/>
+          <w:b w:val="1"/>
+          <w:bCs w:val="1"/>
+          <w:sz w:val="28"/>
+          <w:szCs w:val="28"/>
+          <w:rtl w:val="1"/>
+        </w:rPr>
+        <w:t>(</w:t>
+      </w:r>
+      <w:r>
+        <w:rPr>
+          <w:rFonts w:ascii="Arial" w:hAnsi="Arial" w:eastAsia="Arial" w:cs="Arial"/>
+          <w:b w:val="1"/>
+          <w:bCs w:val="1"/>
+          <w:sz w:val="28"/>
+          <w:szCs w:val="28"/>
+          <w:rtl w:val="1"/>
+        </w:rPr>
+        <w:t>الطرف الأول</w:t>
+      </w:r>
+      <w:r>
+        <w:rPr>
+          <w:rFonts w:ascii="Arial" w:hAnsi="Arial" w:eastAsia="Arial" w:cs="Arial"/>
+          <w:b w:val="1"/>
+          <w:bCs w:val="1"/>
+          <w:sz w:val="28"/>
+          <w:szCs w:val="28"/>
+          <w:rtl w:val="1"/>
+        </w:rPr>
+        <w:t>)</w:t>
       </w:r>
     </w:p>
     <w:p>
       <w:pPr>
-        <w:bidi/>
-        <w:rPr>
-          <w:sz w:val="28"/>
-          <w:szCs w:val="28"/>
-          <w:rtl/>
-        </w:rPr>
-      </w:pPr>
-      <w:r>
-        <w:rPr>
-          <w:b/>
-          <w:bCs/>
-          <w:sz w:val="28"/>
-          <w:szCs w:val="28"/>
-          <w:rtl/>
-        </w:rPr>
-        <w:t>الطرف الأول</w:t>
-      </w:r>
-      <w:r>
-        <w:rPr>
-          <w:b/>
-          <w:bCs/>
-          <w:sz w:val="28"/>
-          <w:szCs w:val="28"/>
-        </w:rPr>
-        <w:t>:</w:t>
-      </w:r>
-      <w:r>
-        <w:rPr>
-          <w:sz w:val="28"/>
-          <w:szCs w:val="28"/>
-        </w:rPr>
-        <w:br/>
-      </w:r>
-      <w:r>
-        <w:rPr>
-          <w:sz w:val="28"/>
-          <w:szCs w:val="28"/>
-          <w:rtl/>
-        </w:rPr>
-        <w:t>شركة مظلة الأعمال لتنظيم المعارض والمؤتمرات، شركة ذات مسؤولية محدودة،</w:t>
-      </w:r>
-      <w:r>
-        <w:rPr>
-          <w:sz w:val="28"/>
-          <w:szCs w:val="28"/>
-        </w:rPr>
-        <w:br/>
-      </w:r>
-      <w:r>
-        <w:rPr>
-          <w:sz w:val="28"/>
-          <w:szCs w:val="28"/>
-          <w:rtl/>
-        </w:rPr>
-        <w:t>سجل تجاري ر</w:t>
-      </w:r>
-      <w:r>
-        <w:rPr>
-          <w:rFonts w:hint="cs"/>
-          <w:sz w:val="28"/>
-          <w:szCs w:val="28"/>
-          <w:rtl/>
-        </w:rPr>
-        <w:t xml:space="preserve">قم </w:t>
-      </w:r>
-      <w:r>
-        <w:rPr>
-          <w:rFonts w:cs="Arial"/>
-          <w:sz w:val="28"/>
-          <w:szCs w:val="28"/>
-          <w:rtl/>
-        </w:rPr>
-        <w:t>7002505498</w:t>
-      </w:r>
-      <w:r>
-        <w:rPr>
-          <w:rFonts w:hint="cs"/>
-          <w:sz w:val="28"/>
-          <w:szCs w:val="28"/>
-          <w:rtl/>
-        </w:rPr>
-        <w:t xml:space="preserve">، </w:t>
-      </w:r>
-      <w:r>
-        <w:rPr>
-          <w:sz w:val="28"/>
-          <w:szCs w:val="28"/>
-          <w:rtl/>
-        </w:rPr>
-        <w:t>ويمثلها في هذا العقد المدير التنفيذي السيد</w:t>
-      </w:r>
-      <w:r>
-        <w:rPr>
-          <w:sz w:val="28"/>
-          <w:szCs w:val="28"/>
-        </w:rPr>
-        <w:t xml:space="preserve">/ </w:t>
-      </w:r>
-      <w:r>
-        <w:rPr>
-          <w:b/>
-          <w:bCs/>
-          <w:sz w:val="28"/>
-          <w:szCs w:val="28"/>
-          <w:rtl/>
-        </w:rPr>
-        <w:t xml:space="preserve">محمد بسام </w:t>
-      </w:r>
-      <w:proofErr w:type="spellStart"/>
-      <w:r>
-        <w:rPr>
-          <w:b/>
-          <w:bCs/>
-          <w:sz w:val="28"/>
-          <w:szCs w:val="28"/>
-          <w:rtl/>
-        </w:rPr>
-        <w:t>فاعور</w:t>
-      </w:r>
-      <w:proofErr w:type="spellEnd"/>
-      <w:r>
-        <w:rPr>
-          <w:sz w:val="28"/>
-          <w:szCs w:val="28"/>
-          <w:rtl/>
-        </w:rPr>
-        <w:t>،</w:t>
-      </w:r>
-      <w:r>
-        <w:rPr>
-          <w:rFonts w:hint="cs"/>
-          <w:sz w:val="28"/>
-          <w:szCs w:val="28"/>
-          <w:rtl/>
-        </w:rPr>
-        <w:t xml:space="preserve"> </w:t>
-      </w:r>
-      <w:r>
-        <w:rPr>
-          <w:sz w:val="28"/>
-          <w:szCs w:val="28"/>
-          <w:rtl/>
-        </w:rPr>
-        <w:t xml:space="preserve">ويُشار إليها لاحقًا بـ </w:t>
-      </w:r>
-      <w:r>
-        <w:rPr>
-          <w:rFonts w:hint="cs"/>
-          <w:b/>
-          <w:bCs/>
-          <w:sz w:val="28"/>
-          <w:szCs w:val="28"/>
-          <w:rtl/>
-        </w:rPr>
-        <w:t>(</w:t>
-      </w:r>
-      <w:r>
-        <w:rPr>
-          <w:b/>
-          <w:bCs/>
-          <w:sz w:val="28"/>
-          <w:szCs w:val="28"/>
-          <w:rtl/>
-        </w:rPr>
-        <w:t>الطرف الأول</w:t>
-      </w:r>
-      <w:r>
-        <w:rPr>
-          <w:rFonts w:hint="cs"/>
-          <w:b/>
-          <w:bCs/>
-          <w:sz w:val="28"/>
-          <w:szCs w:val="28"/>
-          <w:rtl/>
-        </w:rPr>
-        <w:t>)</w:t>
-      </w:r>
+        <w:bidi w:val="1"/>
+        <w:rPr>
+          <w:rFonts w:ascii="Arial" w:hAnsi="Arial" w:eastAsia="Arial" w:cs="Arial"/>
+          <w:b w:val="1"/>
+          <w:bCs w:val="1"/>
+          <w:sz w:val="28"/>
+          <w:szCs w:val="28"/>
+          <w:rtl w:val="1"/>
+        </w:rPr>
+      </w:pPr>
     </w:p>
     <w:p>
       <w:pPr>
         <w:bidi/>
         <w:spacing w:after="0"/>
         <w:rPr>
-          <w:b/>
-          <w:bCs/>
-          <w:sz w:val="28"/>
-          <w:szCs w:val="28"/>
-          <w:rtl/>
-        </w:rPr>
-      </w:pPr>
-      <w:r>
-        <w:rPr>
-          <w:b/>
-          <w:bCs/>
-          <w:sz w:val="28"/>
-          <w:szCs w:val="28"/>
-          <w:rtl/>
+          <w:rFonts w:ascii="Arial" w:hAnsi="Arial" w:eastAsia="Arial" w:cs="Arial"/>
+          <w:b w:val="1"/>
+          <w:bCs w:val="1"/>
+          <w:sz w:val="28"/>
+          <w:szCs w:val="28"/>
+          <w:rtl w:val="1"/>
+        </w:rPr>
+      </w:pPr>
+      <w:r>
+        <w:rPr>
+          <w:rFonts w:ascii="Arial" w:hAnsi="Arial" w:eastAsia="Arial" w:cs="Arial"/>
+          <w:b w:val="1"/>
+          <w:bCs w:val="1"/>
+          <w:sz w:val="28"/>
+          <w:szCs w:val="28"/>
+          <w:rtl w:val="1"/>
         </w:rPr>
         <w:t>الطرف الثاني</w:t>
       </w:r>
       <w:r>
         <w:rPr>
-          <w:b/>
-          <w:bCs/>
-          <w:sz w:val="28"/>
-          <w:szCs w:val="28"/>
+          <w:rFonts w:ascii="Arial" w:hAnsi="Arial" w:eastAsia="Arial" w:cs="Arial"/>
+          <w:b w:val="1"/>
+          <w:bCs w:val="1"/>
+          <w:sz w:val="28"/>
+          <w:szCs w:val="28"/>
+          <w:rtl w:val="1"/>
         </w:rPr>
         <w:t>:</w:t>
       </w:r>
       <w:r>
-        <w:rPr>
-          <w:sz w:val="28"/>
-          <w:szCs w:val="28"/>
-        </w:rPr>
         <w:br/>
       </w:r>
       <w:r>
         <w:rPr>
-          <w:rFonts w:hint="cs"/>
-          <w:b/>
-          <w:bCs/>
-          <w:sz w:val="28"/>
-          <w:szCs w:val="28"/>
-          <w:rtl/>
+          <w:rFonts w:ascii="Arial" w:hAnsi="Arial" w:eastAsia="Arial" w:cs="Arial"/>
+          <w:b w:val="1"/>
+          <w:bCs w:val="1"/>
+          <w:sz w:val="28"/>
+          <w:szCs w:val="28"/>
+          <w:rtl w:val="1"/>
         </w:rPr>
         <w:t xml:space="preserve">اسم </w:t>
       </w:r>
       <w:r>
         <w:rPr>
-          <w:b/>
-          <w:bCs/>
-          <w:sz w:val="28"/>
-          <w:szCs w:val="28"/>
-          <w:rtl/>
+          <w:rFonts w:ascii="Arial" w:hAnsi="Arial" w:eastAsia="Arial" w:cs="Arial"/>
+          <w:b w:val="1"/>
+          <w:bCs w:val="1"/>
+          <w:sz w:val="28"/>
+          <w:szCs w:val="28"/>
+          <w:rtl w:val="1"/>
         </w:rPr>
         <w:t>الجهة/</w:t>
       </w:r>
       <w:r>
         <w:rPr>
-          <w:rFonts w:hint="cs"/>
-          <w:b/>
-          <w:bCs/>
-          <w:sz w:val="28"/>
-          <w:szCs w:val="28"/>
-          <w:rtl/>
+          <w:rFonts w:ascii="Arial" w:hAnsi="Arial" w:eastAsia="Arial" w:cs="Arial"/>
+          <w:b w:val="1"/>
+          <w:bCs w:val="1"/>
+          <w:sz w:val="28"/>
+          <w:szCs w:val="28"/>
+          <w:rtl w:val="1"/>
         </w:rPr>
         <w:t xml:space="preserve"> </w:t>
       </w:r>
       <w:r>
         <w:rPr>
-          <w:b/>
-          <w:bCs/>
-          <w:sz w:val="28"/>
-          <w:szCs w:val="28"/>
-          <w:rtl/>
+          <w:rFonts w:ascii="Arial" w:hAnsi="Arial" w:eastAsia="Arial" w:cs="Arial"/>
+          <w:b w:val="1"/>
+          <w:bCs w:val="1"/>
+          <w:sz w:val="28"/>
+          <w:szCs w:val="28"/>
+          <w:rtl w:val="1"/>
         </w:rPr>
         <w:t>الشركة المتقدمة بطلب المشاركة في المعرض</w:t>
       </w:r>
       <w:r>
         <w:rPr>
-          <w:rFonts w:hint="cs"/>
-          <w:b/>
-          <w:bCs/>
-          <w:sz w:val="28"/>
-          <w:szCs w:val="28"/>
-          <w:rtl/>
+          <w:rFonts w:ascii="Arial" w:hAnsi="Arial" w:eastAsia="Arial" w:cs="Arial"/>
+          <w:b w:val="1"/>
+          <w:bCs w:val="1"/>
+          <w:sz w:val="28"/>
+          <w:szCs w:val="28"/>
+          <w:rtl w:val="1"/>
         </w:rPr>
         <w:t xml:space="preserve"> عبر الموقع الإلكتروني</w:t>
       </w:r>
       <w:r>
         <w:rPr>
-          <w:rFonts w:hint="cs"/>
-          <w:b/>
-          <w:bCs/>
-          <w:sz w:val="28"/>
-          <w:szCs w:val="28"/>
-          <w:rtl/>
+          <w:rFonts w:ascii="Arial" w:hAnsi="Arial" w:eastAsia="Arial" w:cs="Arial"/>
+          <w:b w:val="1"/>
+          <w:bCs w:val="1"/>
+          <w:sz w:val="28"/>
+          <w:szCs w:val="28"/>
+          <w:rtl w:val="1"/>
         </w:rPr>
         <w:t>:</w:t>
       </w:r>
@@ -399,17 +677,19 @@
         <w:bidi/>
         <w:spacing w:after="0"/>
         <w:rPr>
-          <w:b/>
-          <w:bCs/>
-          <w:sz w:val="28"/>
-          <w:szCs w:val="28"/>
-          <w:rtl/>
-        </w:rPr>
-      </w:pPr>
-      <w:r>
-        <w:rPr>
-          <w:b/>
-          <w:bCs/>
+          <w:rFonts w:ascii="Arial" w:hAnsi="Arial" w:eastAsia="Arial" w:cs="Arial"/>
+          <w:b w:val="1"/>
+          <w:bCs w:val="1"/>
+          <w:sz w:val="28"/>
+          <w:szCs w:val="28"/>
+          <w:rtl w:val="1"/>
+        </w:rPr>
+      </w:pPr>
+      <w:r>
+        <w:rPr>
+          <w:rFonts w:ascii="Arial" w:hAnsi="Arial" w:eastAsia="Arial" w:cs="Arial"/>
+          <w:b w:val="1"/>
+          <w:bCs w:val="1"/>
           <w:sz w:val="28"/>
           <w:szCs w:val="28"/>
         </w:rPr>
@@ -421,33 +701,46 @@
         <w:bidi/>
         <w:spacing w:after="0"/>
         <w:rPr>
-          <w:sz w:val="28"/>
-          <w:szCs w:val="28"/>
-          <w:rtl/>
-        </w:rPr>
-      </w:pPr>
+          <w:rFonts w:ascii="Arial" w:hAnsi="Arial" w:eastAsia="Arial" w:cs="Arial"/>
+          <w:b w:val="1"/>
+          <w:bCs w:val="1"/>
+          <w:sz w:val="28"/>
+          <w:szCs w:val="28"/>
+        </w:rPr>
+      </w:pPr>
+      <w:r>
+        <w:rPr>
+          <w:rFonts w:ascii="Arial" w:hAnsi="Arial" w:eastAsia="Arial" w:cs="Arial"/>
+          <w:b w:val="1"/>
+          <w:bCs w:val="1"/>
+          <w:sz w:val="28"/>
+          <w:szCs w:val="28"/>
+          <w:rtl w:val="1"/>
+        </w:rPr>
+        <w:t xml:space="preserve">سجل تجاري رقم: </w:t>
+      </w:r>
     </w:p>
     <w:p>
       <w:pPr>
         <w:bidi/>
         <w:spacing w:after="0"/>
         <w:rPr>
-          <w:b/>
-          <w:bCs/>
-          <w:sz w:val="28"/>
-          <w:szCs w:val="28"/>
-        </w:rPr>
-      </w:pPr>
-      <w:r>
-        <w:rPr>
-          <w:rFonts w:hint="cs"/>
-          <w:b/>
-          <w:bCs/>
-          <w:sz w:val="28"/>
-          <w:szCs w:val="28"/>
-          <w:rtl/>
-        </w:rPr>
-        <w:t xml:space="preserve">سجل تجاري رقم: </w:t>
+          <w:rFonts w:ascii="Arial" w:hAnsi="Arial" w:eastAsia="Arial" w:cs="Arial"/>
+          <w:b w:val="1"/>
+          <w:bCs w:val="1"/>
+          <w:sz w:val="28"/>
+          <w:szCs w:val="28"/>
+        </w:rPr>
+      </w:pPr>
+      <w:r>
+        <w:rPr>
+          <w:rFonts w:ascii="Arial" w:hAnsi="Arial" w:eastAsia="Arial" w:cs="Arial"/>
+          <w:b w:val="1"/>
+          <w:bCs w:val="1"/>
+          <w:sz w:val="28"/>
+          <w:szCs w:val="28"/>
+        </w:rPr>
+        <w:t>cr_copy</w:t>
       </w:r>
     </w:p>
     <w:p>
@@ -455,20 +748,23 @@
         <w:bidi/>
         <w:spacing w:after="0"/>
         <w:rPr>
-          <w:b/>
-          <w:bCs/>
-          <w:sz w:val="28"/>
-          <w:szCs w:val="28"/>
-        </w:rPr>
-      </w:pPr>
-      <w:r>
-        <w:rPr>
-          <w:b/>
-          <w:bCs/>
-          <w:sz w:val="28"/>
-          <w:szCs w:val="28"/>
-        </w:rPr>
-        <w:t>cr_copy</w:t>
+          <w:rFonts w:ascii="Arial" w:hAnsi="Arial" w:eastAsia="Arial" w:cs="Arial"/>
+          <w:b w:val="1"/>
+          <w:bCs w:val="1"/>
+          <w:sz w:val="28"/>
+          <w:szCs w:val="28"/>
+        </w:rPr>
+      </w:pPr>
+      <w:r>
+        <w:rPr>
+          <w:rFonts w:ascii="Arial" w:hAnsi="Arial" w:eastAsia="Arial" w:cs="Arial"/>
+          <w:b w:val="1"/>
+          <w:bCs w:val="1"/>
+          <w:sz w:val="28"/>
+          <w:szCs w:val="28"/>
+          <w:rtl w:val="1"/>
+        </w:rPr>
+        <w:t xml:space="preserve">اسم مقدم الطلب: </w:t>
       </w:r>
     </w:p>
     <w:p>
@@ -476,33 +772,43 @@
         <w:bidi/>
         <w:spacing w:after="0"/>
         <w:rPr>
-          <w:sz w:val="28"/>
-          <w:szCs w:val="28"/>
-          <w:rtl/>
-        </w:rPr>
-      </w:pPr>
+          <w:rFonts w:ascii="Arial" w:hAnsi="Arial" w:eastAsia="Arial" w:cs="Arial"/>
+          <w:b w:val="1"/>
+          <w:bCs w:val="1"/>
+          <w:sz w:val="28"/>
+          <w:szCs w:val="28"/>
+          <w:rtl w:val="1"/>
+        </w:rPr>
+      </w:pPr>
+      <w:r>
+        <w:rPr>
+          <w:rFonts w:ascii="Arial" w:hAnsi="Arial" w:eastAsia="Arial" w:cs="Arial"/>
+          <w:b w:val="1"/>
+          <w:bCs w:val="1"/>
+          <w:sz w:val="28"/>
+          <w:szCs w:val="28"/>
+        </w:rPr>
+        <w:t>name</w:t>
+      </w:r>
     </w:p>
     <w:p>
       <w:pPr>
         <w:bidi/>
         <w:spacing w:after="0"/>
         <w:rPr>
-          <w:b/>
-          <w:bCs/>
-          <w:sz w:val="28"/>
-          <w:szCs w:val="28"/>
-        </w:rPr>
-      </w:pPr>
-      <w:r>
-        <w:rPr>
-          <w:rFonts w:hint="cs"/>
-          <w:b/>
-          <w:bCs/>
+          <w:rFonts w:ascii="Arial" w:hAnsi="Arial" w:eastAsia="Arial" w:cs="Arial"/>
+          <w:sz w:val="28"/>
+          <w:szCs w:val="28"/>
+          <w:rtl w:val="1"/>
+        </w:rPr>
+      </w:pPr>
+      <w:r>
+        <w:rPr>
           <w:sz w:val="28"/>
           <w:szCs w:val="28"/>
           <w:rtl/>
         </w:rPr>
-        <w:t xml:space="preserve">اسم مقدم الطلب: </w:t>
+        <w:tab/>
       </w:r>
     </w:p>
     <w:p>
@@ -510,538 +816,1001 @@
         <w:bidi/>
         <w:spacing w:after="0"/>
         <w:rPr>
-          <w:b/>
-          <w:bCs/>
-          <w:sz w:val="28"/>
-          <w:szCs w:val="28"/>
-          <w:rtl/>
-        </w:rPr>
-      </w:pPr>
-      <w:r>
-        <w:rPr>
-          <w:b/>
-          <w:bCs/>
-          <w:sz w:val="28"/>
-          <w:szCs w:val="28"/>
-        </w:rPr>
-        <w:t>name</w:t>
+          <w:rFonts w:ascii="Arial" w:hAnsi="Arial" w:eastAsia="Arial" w:cs="Arial"/>
+          <w:b w:val="1"/>
+          <w:bCs w:val="1"/>
+          <w:sz w:val="28"/>
+          <w:szCs w:val="28"/>
+          <w:rtl w:val="1"/>
+        </w:rPr>
+      </w:pPr>
+      <w:r>
+        <w:rPr>
+          <w:rFonts w:ascii="Arial" w:hAnsi="Arial" w:eastAsia="Arial" w:cs="Arial"/>
+          <w:b w:val="1"/>
+          <w:bCs w:val="1"/>
+          <w:sz w:val="28"/>
+          <w:szCs w:val="28"/>
+          <w:rtl w:val="1"/>
+        </w:rPr>
+        <w:t xml:space="preserve">ويُشار إليها لاحقًا بـ </w:t>
+      </w:r>
+      <w:r>
+        <w:rPr>
+          <w:rFonts w:ascii="Arial" w:hAnsi="Arial" w:eastAsia="Arial" w:cs="Arial"/>
+          <w:b w:val="1"/>
+          <w:bCs w:val="1"/>
+          <w:sz w:val="28"/>
+          <w:szCs w:val="28"/>
+          <w:rtl w:val="1"/>
+        </w:rPr>
+        <w:t>(</w:t>
+      </w:r>
+      <w:r>
+        <w:rPr>
+          <w:rFonts w:ascii="Arial" w:hAnsi="Arial" w:eastAsia="Arial" w:cs="Arial"/>
+          <w:b w:val="1"/>
+          <w:bCs w:val="1"/>
+          <w:sz w:val="28"/>
+          <w:szCs w:val="28"/>
+          <w:rtl w:val="1"/>
+        </w:rPr>
+        <w:t>الطرف الثاني</w:t>
+      </w:r>
+      <w:r>
+        <w:rPr>
+          <w:rFonts w:ascii="Arial" w:hAnsi="Arial" w:eastAsia="Arial" w:cs="Arial"/>
+          <w:b w:val="1"/>
+          <w:bCs w:val="1"/>
+          <w:sz w:val="28"/>
+          <w:szCs w:val="28"/>
+          <w:rtl w:val="1"/>
+        </w:rPr>
+        <w:t>)</w:t>
       </w:r>
     </w:p>
     <w:p>
       <w:pPr>
         <w:bidi/>
-        <w:spacing w:after="0"/>
-        <w:rPr>
-          <w:sz w:val="28"/>
-          <w:szCs w:val="28"/>
-          <w:rtl/>
-        </w:rPr>
-      </w:pPr>
-      <w:r>
-        <w:rPr>
-          <w:sz w:val="28"/>
-          <w:szCs w:val="28"/>
-          <w:rtl/>
-        </w:rPr>
-        <w:tab/>
-      </w:r>
+        <w:rPr>
+          <w:rFonts w:ascii="Arial" w:hAnsi="Arial" w:eastAsia="Arial" w:cs="Arial"/>
+          <w:sz w:val="28"/>
+          <w:szCs w:val="28"/>
+          <w:rtl w:val="1"/>
+        </w:rPr>
+      </w:pPr>
     </w:p>
     <w:p>
       <w:pPr>
         <w:bidi/>
-        <w:spacing w:after="0"/>
-        <w:rPr>
-          <w:b/>
-          <w:bCs/>
-          <w:sz w:val="28"/>
-          <w:szCs w:val="28"/>
-          <w:rtl/>
-        </w:rPr>
-      </w:pPr>
-      <w:r>
-        <w:rPr>
-          <w:b/>
-          <w:bCs/>
-          <w:sz w:val="28"/>
-          <w:szCs w:val="28"/>
-          <w:rtl/>
-        </w:rPr>
-        <w:t xml:space="preserve">ويُشار إليها لاحقًا بـ </w:t>
-      </w:r>
-      <w:r>
-        <w:rPr>
-          <w:rFonts w:hint="cs"/>
-          <w:b/>
-          <w:bCs/>
-          <w:sz w:val="28"/>
-          <w:szCs w:val="28"/>
-          <w:rtl/>
-        </w:rPr>
-        <w:t>(</w:t>
-      </w:r>
-      <w:r>
-        <w:rPr>
-          <w:b/>
-          <w:bCs/>
-          <w:sz w:val="28"/>
-          <w:szCs w:val="28"/>
-          <w:rtl/>
-        </w:rPr>
-        <w:t>الطرف الثاني</w:t>
-      </w:r>
-      <w:r>
-        <w:rPr>
-          <w:rFonts w:hint="cs"/>
-          <w:b/>
-          <w:bCs/>
-          <w:sz w:val="28"/>
-          <w:szCs w:val="28"/>
-          <w:rtl/>
-        </w:rPr>
-        <w:t>)</w:t>
+        <w:rPr>
+          <w:rFonts w:ascii="Arial" w:hAnsi="Arial" w:eastAsia="Arial" w:cs="Arial"/>
+          <w:sz w:val="28"/>
+          <w:szCs w:val="28"/>
+        </w:rPr>
+      </w:pPr>
+      <w:r>
+        <w:rPr>
+          <w:rFonts w:ascii="Arial" w:hAnsi="Arial" w:eastAsia="Arial" w:cs="Arial"/>
+          <w:sz w:val="28"/>
+          <w:szCs w:val="28"/>
+          <w:rtl w:val="1"/>
+        </w:rPr>
+        <w:t xml:space="preserve"> </w:t>
+      </w:r>
+      <w:r>
+        <w:rPr>
+          <w:rFonts w:ascii="Arial" w:hAnsi="Arial" w:eastAsia="Arial" w:cs="Arial"/>
+          <w:sz w:val="28"/>
+          <w:szCs w:val="28"/>
+          <w:rtl w:val="1"/>
+        </w:rPr>
+        <w:t>وقد اتفق الطرفان وهما بكامل أهليتهما الشرعية والنظامية على ما يلي</w:t>
+      </w:r>
+      <w:r>
+        <w:rPr>
+          <w:rFonts w:ascii="Arial" w:hAnsi="Arial" w:eastAsia="Arial" w:cs="Arial"/>
+          <w:sz w:val="28"/>
+          <w:szCs w:val="28"/>
+          <w:rtl w:val="1"/>
+        </w:rPr>
+        <w:t>:</w:t>
       </w:r>
     </w:p>
     <w:p>
       <w:pPr>
+        <w:pStyle w:val="Normal"/>
         <w:bidi/>
         <w:rPr>
-          <w:sz w:val="28"/>
-          <w:szCs w:val="28"/>
-          <w:rtl/>
-        </w:rPr>
-      </w:pPr>
+          <w:rFonts w:ascii="Arial" w:hAnsi="Arial" w:eastAsia="Arial" w:cs="Arial"/>
+          <w:b w:val="1"/>
+          <w:bCs w:val="1"/>
+          <w:sz w:val="28"/>
+          <w:szCs w:val="28"/>
+          <w:rtl w:val="1"/>
+        </w:rPr>
+      </w:pPr>
+      <w:r>
+        <w:rPr>
+          <w:rFonts w:ascii="Arial" w:hAnsi="Arial" w:eastAsia="Arial" w:cs="Arial"/>
+          <w:b w:val="1"/>
+          <w:bCs w:val="1"/>
+          <w:sz w:val="28"/>
+          <w:szCs w:val="28"/>
+          <w:rtl w:val="1"/>
+        </w:rPr>
+        <w:t>المادة (</w:t>
+      </w:r>
+      <w:r>
+        <w:rPr>
+          <w:rFonts w:ascii="Arial" w:hAnsi="Arial" w:eastAsia="Arial" w:cs="Arial"/>
+          <w:b w:val="1"/>
+          <w:bCs w:val="1"/>
+          <w:sz w:val="28"/>
+          <w:szCs w:val="28"/>
+        </w:rPr>
+        <w:t>1</w:t>
+      </w:r>
+      <w:r>
+        <w:rPr>
+          <w:rFonts w:ascii="Arial" w:hAnsi="Arial" w:eastAsia="Arial" w:cs="Arial"/>
+          <w:b w:val="1"/>
+          <w:bCs w:val="1"/>
+          <w:sz w:val="28"/>
+          <w:szCs w:val="28"/>
+          <w:rtl w:val="1"/>
+        </w:rPr>
+        <w:t>): موضوع العقد</w:t>
+      </w:r>
     </w:p>
     <w:p>
       <w:pPr>
+        <w:pStyle w:val="Normal"/>
         <w:bidi/>
-        <w:rPr>
-          <w:sz w:val="28"/>
-          <w:szCs w:val="28"/>
-        </w:rPr>
-      </w:pPr>
-      <w:r>
-        <w:rPr>
-          <w:rFonts w:hint="cs"/>
-          <w:sz w:val="28"/>
-          <w:szCs w:val="28"/>
-          <w:rtl/>
+        <w:spacing w:after="0"/>
+        <w:rPr>
+          <w:rFonts w:ascii="Arial" w:hAnsi="Arial" w:eastAsia="Arial" w:cs="Arial"/>
+          <w:sz w:val="28"/>
+          <w:szCs w:val="28"/>
+        </w:rPr>
+      </w:pPr>
+      <w:r>
+        <w:rPr>
+          <w:rFonts w:ascii="Arial" w:hAnsi="Arial" w:eastAsia="Arial" w:cs="Arial"/>
+          <w:sz w:val="28"/>
+          <w:szCs w:val="28"/>
+          <w:rtl w:val="1"/>
+        </w:rPr>
+        <w:t xml:space="preserve">يقوم </w:t>
+      </w:r>
+      <w:r>
+        <w:rPr>
+          <w:rFonts w:ascii="Arial" w:hAnsi="Arial" w:eastAsia="Arial" w:cs="Arial"/>
+          <w:b w:val="1"/>
+          <w:bCs w:val="1"/>
+          <w:sz w:val="28"/>
+          <w:szCs w:val="28"/>
+          <w:rtl w:val="1"/>
+        </w:rPr>
+        <w:t>الطرف الأول</w:t>
+      </w:r>
+      <w:r>
+        <w:rPr>
+          <w:rFonts w:ascii="Arial" w:hAnsi="Arial" w:eastAsia="Arial" w:cs="Arial"/>
+          <w:sz w:val="28"/>
+          <w:szCs w:val="28"/>
+          <w:rtl w:val="1"/>
+        </w:rPr>
+        <w:t xml:space="preserve"> بتأجير </w:t>
+      </w:r>
+      <w:r>
+        <w:rPr>
+          <w:rFonts w:ascii="Arial" w:hAnsi="Arial" w:eastAsia="Arial" w:cs="Arial"/>
+          <w:b w:val="1"/>
+          <w:bCs w:val="1"/>
+          <w:sz w:val="28"/>
+          <w:szCs w:val="28"/>
+          <w:rtl w:val="1"/>
+        </w:rPr>
+        <w:t>الطرف الثاني</w:t>
+      </w:r>
+      <w:r>
+        <w:rPr>
+          <w:rFonts w:ascii="Arial" w:hAnsi="Arial" w:eastAsia="Arial" w:cs="Arial"/>
+          <w:sz w:val="28"/>
+          <w:szCs w:val="28"/>
+          <w:rtl w:val="1"/>
+        </w:rPr>
+        <w:t xml:space="preserve"> مساحة عرض </w:t>
+      </w:r>
+      <w:r>
+        <w:rPr>
+          <w:rFonts w:ascii="Arial" w:hAnsi="Arial" w:eastAsia="Arial" w:cs="Arial"/>
+          <w:sz w:val="28"/>
+          <w:szCs w:val="28"/>
+          <w:rtl w:val="1"/>
+        </w:rPr>
+        <w:t>رقم</w:t>
+      </w:r>
+      <w:r>
+        <w:rPr>
+          <w:rFonts w:ascii="Arial" w:hAnsi="Arial" w:eastAsia="Arial" w:cs="Arial"/>
+          <w:sz w:val="28"/>
+          <w:szCs w:val="28"/>
+          <w:rtl w:val="1"/>
         </w:rPr>
         <w:t xml:space="preserve"> </w:t>
       </w:r>
       <w:r>
         <w:rPr>
-          <w:sz w:val="28"/>
-          <w:szCs w:val="28"/>
-          <w:rtl/>
-        </w:rPr>
-        <w:t>وقد اتفق الطرفان وهما بكامل أهليتهما الشرعية والنظامية على ما يلي</w:t>
-      </w:r>
-      <w:r>
-        <w:rPr>
-          <w:sz w:val="28"/>
-          <w:szCs w:val="28"/>
-        </w:rPr>
-        <w:t>:</w:t>
+          <w:rFonts w:ascii="Arial" w:hAnsi="Arial" w:eastAsia="Arial" w:cs="Arial"/>
+          <w:sz w:val="28"/>
+          <w:szCs w:val="28"/>
+        </w:rPr>
+        <w:t xml:space="preserve">hall  </w:t>
       </w:r>
     </w:p>
     <w:p>
       <w:pPr>
         <w:bidi/>
         <w:rPr>
-          <w:sz w:val="28"/>
-          <w:szCs w:val="28"/>
-        </w:rPr>
-      </w:pPr>
+          <w:rFonts w:ascii="Arial" w:hAnsi="Arial" w:eastAsia="Arial" w:cs="Arial"/>
+          <w:sz w:val="28"/>
+          <w:szCs w:val="28"/>
+        </w:rPr>
+      </w:pPr>
+      <w:r>
+        <w:drawing>
+          <wp:anchor distT="0" distB="0" distL="114300" distR="114300" simplePos="0" relativeHeight="251658240" behindDoc="0" locked="0" layoutInCell="1" allowOverlap="1" wp14:editId="40CC9E11" wp14:anchorId="767B3373">
+            <wp:simplePos x="0" y="0"/>
+            <wp:positionH relativeFrom="column">
+              <wp:posOffset>0</wp:posOffset>
+            </wp:positionH>
+            <wp:positionV relativeFrom="paragraph">
+              <wp:posOffset>381000</wp:posOffset>
+            </wp:positionV>
+            <wp:extent cx="1613826" cy="731787"/>
+            <wp:effectExtent l="0" t="0" r="0" b="5080"/>
+            <wp:wrapNone/>
+            <wp:docPr id="549493885" name="Picture 832524220" descr="A picture containing background pattern&#10;&#10;Description automatically generated"/>
+            <wp:cNvGraphicFramePr>
+              <a:graphicFrameLocks noChangeAspect="1"/>
+            </wp:cNvGraphicFramePr>
+            <a:graphic>
+              <a:graphicData xmlns:a="http://schemas.openxmlformats.org/drawingml/2006/main" uri="http://schemas.openxmlformats.org/drawingml/2006/picture">
+                <pic:pic xmlns:pic="http://schemas.openxmlformats.org/drawingml/2006/picture">
+                  <pic:nvPicPr>
+                    <pic:cNvPr id="10" name="Picture 10" descr="A picture containing background pattern&#10;&#10;Description automatically generated"/>
+                    <pic:cNvPicPr/>
+                  </pic:nvPicPr>
+                  <pic:blipFill rotWithShape="1">
+                    <a:blip xmlns:r="http://schemas.openxmlformats.org/officeDocument/2006/relationships" r:embed="R3312592623bc4f4a">
+                      <a:extLst>
+                        <a:ext uri="{28A0092B-C50C-407E-A947-70E740481C1C}">
+                          <a14:useLocalDpi xmlns:a14="http://schemas.microsoft.com/office/drawing/2010/main" val="0"/>
+                        </a:ext>
+                      </a:extLst>
+                    </a:blip>
+                    <a:srcRect l="14379" t="10457" r="58447"/>
+                    <a:stretch/>
+                  </pic:blipFill>
+                  <pic:spPr bwMode="auto">
+                    <a:xfrm>
+                      <a:off x="0" y="0"/>
+                      <a:ext cx="1615080" cy="732356"/>
+                    </a:xfrm>
+                    <a:prstGeom prst="rect">
+                      <a:avLst/>
+                    </a:prstGeom>
+                    <a:ln>
+                      <a:noFill/>
+                    </a:ln>
+                    <a:extLst>
+                      <a:ext uri="{53640926-AAD7-44D8-BBD7-CCE9431645EC}">
+                        <a14:shadowObscured xmlns:a14="http://schemas.microsoft.com/office/drawing/2010/main"/>
+                      </a:ext>
+                    </a:extLst>
+                  </pic:spPr>
+                </pic:pic>
+              </a:graphicData>
+            </a:graphic>
+            <wp14:sizeRelH relativeFrom="page">
+              <wp14:pctWidth>0</wp14:pctWidth>
+            </wp14:sizeRelH>
+            <wp14:sizeRelV relativeFrom="page">
+              <wp14:pctHeight>0</wp14:pctHeight>
+            </wp14:sizeRelV>
+          </wp:anchor>
+        </w:drawing>
+      </w:r>
+      <w:r>
+        <w:rPr>
+          <w:rFonts w:ascii="Arial" w:hAnsi="Arial" w:eastAsia="Arial" w:cs="Arial"/>
+          <w:sz w:val="28"/>
+          <w:szCs w:val="28"/>
+          <w:rtl w:val="1"/>
+        </w:rPr>
+        <w:t xml:space="preserve">وذلك </w:t>
+      </w:r>
+      <w:r>
+        <w:rPr>
+          <w:rFonts w:ascii="Arial" w:hAnsi="Arial" w:eastAsia="Arial" w:cs="Arial"/>
+          <w:sz w:val="28"/>
+          <w:szCs w:val="28"/>
+          <w:rtl w:val="1"/>
+        </w:rPr>
+        <w:t xml:space="preserve">داخل المعرض </w:t>
+      </w:r>
+      <w:r>
+        <w:rPr>
+          <w:rFonts w:ascii="Arial" w:hAnsi="Arial" w:eastAsia="Arial" w:cs="Arial"/>
+          <w:sz w:val="28"/>
+          <w:szCs w:val="28"/>
+          <w:rtl w:val="1"/>
+        </w:rPr>
+        <w:t xml:space="preserve">المذكور أعلاه </w:t>
+      </w:r>
+      <w:r>
+        <w:rPr>
+          <w:rFonts w:ascii="Arial" w:hAnsi="Arial" w:eastAsia="Arial" w:cs="Arial"/>
+          <w:sz w:val="28"/>
+          <w:szCs w:val="28"/>
+          <w:rtl w:val="1"/>
+        </w:rPr>
+        <w:t xml:space="preserve">وفق المخطط المعتمد، بمساحة </w:t>
+      </w:r>
+      <w:r>
+        <w:rPr>
+          <w:rFonts w:ascii="Arial" w:hAnsi="Arial" w:eastAsia="Arial" w:cs="Arial"/>
+          <w:b w:val="1"/>
+          <w:bCs w:val="1"/>
+          <w:sz w:val="28"/>
+          <w:szCs w:val="28"/>
+          <w:rtl w:val="1"/>
+        </w:rPr>
+        <w:t>(</w:t>
+      </w:r>
+      <w:r>
+        <w:rPr>
+          <w:rFonts w:ascii="Arial" w:hAnsi="Arial" w:eastAsia="Arial" w:cs="Arial"/>
+          <w:b w:val="1"/>
+          <w:bCs w:val="1"/>
+          <w:sz w:val="28"/>
+          <w:szCs w:val="28"/>
+        </w:rPr>
+        <w:t>3</w:t>
+      </w:r>
+      <w:r>
+        <w:rPr>
+          <w:rFonts w:ascii="Arial" w:hAnsi="Arial" w:eastAsia="Arial" w:cs="Arial"/>
+          <w:b w:val="1"/>
+          <w:bCs w:val="1"/>
+          <w:sz w:val="28"/>
+          <w:szCs w:val="28"/>
+          <w:rtl w:val="1"/>
+        </w:rPr>
+        <w:t xml:space="preserve"> × </w:t>
+      </w:r>
+      <w:r>
+        <w:rPr>
+          <w:rFonts w:ascii="Arial" w:hAnsi="Arial" w:eastAsia="Arial" w:cs="Arial"/>
+          <w:b w:val="1"/>
+          <w:bCs w:val="1"/>
+          <w:sz w:val="28"/>
+          <w:szCs w:val="28"/>
+        </w:rPr>
+        <w:t>2</w:t>
+      </w:r>
+      <w:r>
+        <w:rPr>
+          <w:rFonts w:ascii="Arial" w:hAnsi="Arial" w:eastAsia="Arial" w:cs="Arial"/>
+          <w:b w:val="1"/>
+          <w:bCs w:val="1"/>
+          <w:sz w:val="28"/>
+          <w:szCs w:val="28"/>
+          <w:rtl w:val="1"/>
+        </w:rPr>
+        <w:t xml:space="preserve">) </w:t>
+      </w:r>
+      <w:r>
+        <w:rPr>
+          <w:rFonts w:ascii="Arial" w:hAnsi="Arial" w:eastAsia="Arial" w:cs="Arial"/>
+          <w:b w:val="1"/>
+          <w:bCs w:val="1"/>
+          <w:sz w:val="28"/>
+          <w:szCs w:val="28"/>
+          <w:rtl w:val="1"/>
+        </w:rPr>
+        <w:t xml:space="preserve"> </w:t>
+      </w:r>
+      <w:r>
+        <w:rPr>
+          <w:rFonts w:ascii="Arial" w:hAnsi="Arial" w:eastAsia="Arial" w:cs="Arial"/>
+          <w:b w:val="1"/>
+          <w:bCs w:val="1"/>
+          <w:sz w:val="28"/>
+          <w:szCs w:val="28"/>
+          <w:rtl w:val="1"/>
+        </w:rPr>
+        <w:t>متر</w:t>
+      </w:r>
+      <w:r>
+        <w:rPr>
+          <w:rFonts w:ascii="Arial" w:hAnsi="Arial" w:eastAsia="Arial" w:cs="Arial"/>
+          <w:sz w:val="28"/>
+          <w:szCs w:val="28"/>
+          <w:rtl w:val="1"/>
+        </w:rPr>
+        <w:t>، وذلك خلال فترة إقامة المعرض، إضافة إلى أيام التركيب والفك التي يحددها الطرف الأول</w:t>
+      </w:r>
+      <w:r>
+        <w:rPr>
+          <w:rFonts w:ascii="Arial" w:hAnsi="Arial" w:eastAsia="Arial" w:cs="Arial"/>
+          <w:sz w:val="28"/>
+          <w:szCs w:val="28"/>
+          <w:rtl w:val="1"/>
+        </w:rPr>
+        <w:t>.</w:t>
+      </w:r>
     </w:p>
     <w:p>
       <w:pPr>
         <w:bidi/>
         <w:rPr>
-          <w:b/>
-          <w:bCs/>
-          <w:sz w:val="28"/>
-          <w:szCs w:val="28"/>
-        </w:rPr>
-      </w:pPr>
-      <w:r>
-        <w:rPr>
-          <w:b/>
-          <w:bCs/>
-          <w:sz w:val="28"/>
-          <w:szCs w:val="28"/>
-          <w:rtl/>
-        </w:rPr>
-        <w:t>المادة (1): موضوع العقد</w:t>
+          <w:rFonts w:ascii="Arial" w:hAnsi="Arial" w:eastAsia="Arial" w:cs="Arial"/>
+          <w:sz w:val="28"/>
+          <w:szCs w:val="28"/>
+        </w:rPr>
+      </w:pPr>
+    </w:p>
+    <w:tbl>
+      <w:tblPr>
+        <w:tblStyle w:val="TableGrid"/>
+        <w:bidiVisual w:val="1"/>
+        <w:tblW w:w="0" w:type="auto"/>
+        <w:tblBorders>
+          <w:top w:val="none" w:color="000000" w:themeColor="text1" w:sz="12"/>
+          <w:left w:val="none" w:color="000000" w:themeColor="text1" w:sz="12"/>
+          <w:bottom w:val="none" w:color="000000" w:themeColor="text1" w:sz="12"/>
+          <w:right w:val="none" w:color="000000" w:themeColor="text1" w:sz="12"/>
+          <w:insideH w:val="none" w:color="000000" w:themeColor="text1" w:sz="12"/>
+          <w:insideV w:val="none" w:color="000000" w:themeColor="text1" w:sz="12"/>
+        </w:tblBorders>
+        <w:tblLook w:val="06A0" w:firstRow="1" w:lastRow="0" w:firstColumn="1" w:lastColumn="0" w:noHBand="1" w:noVBand="1"/>
+      </w:tblPr>
+      <w:tblGrid>
+        <w:gridCol w:w="3600"/>
+        <w:gridCol w:w="3990"/>
+        <w:gridCol w:w="3210"/>
+      </w:tblGrid>
+      <w:tr>
+        <w:trPr>
+          <w:trHeight w:val="300"/>
+        </w:trPr>
+        <w:tc>
+          <w:tcPr>
+            <w:tcW w:w="3600" w:type="dxa"/>
+            <w:tcMar/>
+          </w:tcPr>
+          <w:p>
+            <w:pPr>
+              <w:pStyle w:val="Header"/>
+              <w:jc w:val="right"/>
+              <w:rPr>
+                <w:rFonts w:ascii="Arial" w:hAnsi="Arial" w:eastAsia="Arial" w:cs="Arial"/>
+                <w:color w:val="7030A0"/>
+                <w:rtl w:val="1"/>
+              </w:rPr>
+            </w:pPr>
+            <w:r>
+              <w:drawing>
+                <wp:inline wp14:editId="0E0A1FED" wp14:anchorId="70745379">
+                  <wp:extent cx="2062595" cy="803564"/>
+                  <wp:effectExtent l="0" t="0" r="0" b="0"/>
+                  <wp:docPr id="1268605462" name="Picture 1" descr="A logo with purple letters and numbers&#10;&#10;AI-generated content may be incorrect."/>
+                  <wp:cNvGraphicFramePr>
+                    <a:graphicFrameLocks noChangeAspect="1"/>
+                  </wp:cNvGraphicFramePr>
+                  <a:graphic>
+                    <a:graphicData xmlns:a="http://schemas.openxmlformats.org/drawingml/2006/main" uri="http://schemas.openxmlformats.org/drawingml/2006/picture">
+                      <pic:pic xmlns:pic="http://schemas.openxmlformats.org/drawingml/2006/picture">
+                        <pic:nvPicPr xmlns:pic="http://schemas.openxmlformats.org/drawingml/2006/picture">
+                          <pic:cNvPr xmlns:pic="http://schemas.openxmlformats.org/drawingml/2006/picture" id="1414396828" name="Picture 1" descr="A logo with purple letters and numbers&#10;&#10;AI-generated content may be incorrect."/>
+                          <pic:cNvPicPr xmlns:pic="http://schemas.openxmlformats.org/drawingml/2006/picture"/>
+                        </pic:nvPicPr>
+                        <pic:blipFill xmlns:pic="http://schemas.openxmlformats.org/drawingml/2006/picture">
+                          <a:blip xmlns:r="http://schemas.openxmlformats.org/officeDocument/2006/relationships" xmlns:a="http://schemas.openxmlformats.org/drawingml/2006/main" r:embed="R58e1ca21d5024694" cstate="print">
+                            <a:extLst xmlns:a="http://schemas.openxmlformats.org/drawingml/2006/main">
+                              <a:ext xmlns:a="http://schemas.openxmlformats.org/drawingml/2006/main" uri="{28A0092B-C50C-407E-A947-70E740481C1C}">
+                                <a14:useLocalDpi xmlns:a14="http://schemas.microsoft.com/office/drawing/2010/main" val="0"/>
+                              </a:ext>
+                            </a:extLst>
+                          </a:blip>
+                          <a:stretch xmlns:a="http://schemas.openxmlformats.org/drawingml/2006/main">
+                            <a:fillRect xmlns:a="http://schemas.openxmlformats.org/drawingml/2006/main"/>
+                          </a:stretch>
+                        </pic:blipFill>
+                        <pic:spPr xmlns:pic="http://schemas.openxmlformats.org/drawingml/2006/picture">
+                          <a:xfrm xmlns:a="http://schemas.openxmlformats.org/drawingml/2006/main">
+                            <a:off xmlns:a="http://schemas.openxmlformats.org/drawingml/2006/main" x="0" y="0"/>
+                            <a:ext xmlns:a="http://schemas.openxmlformats.org/drawingml/2006/main" cx="2062595" cy="803564"/>
+                          </a:xfrm>
+                          <a:prstGeom xmlns:a="http://schemas.openxmlformats.org/drawingml/2006/main" prst="rect">
+                            <a:avLst xmlns:a="http://schemas.openxmlformats.org/drawingml/2006/main"/>
+                          </a:prstGeom>
+                        </pic:spPr>
+                      </pic:pic>
+                    </a:graphicData>
+                  </a:graphic>
+                </wp:inline>
+              </w:drawing>
+            </w:r>
+            <w:r>
+              <w:rPr>
+                <w:rFonts w:ascii="Arial" w:hAnsi="Arial" w:eastAsia="Arial" w:cs="Arial"/>
+                <w:color w:val="7030A0"/>
+                <w:rtl w:val="1"/>
+              </w:rPr>
+              <w:t xml:space="preserve">رقم الرخصة: </w:t>
+            </w:r>
+            <w:r>
+              <w:rPr>
+                <w:rFonts w:ascii="Arial" w:hAnsi="Arial" w:eastAsia="Arial" w:cs="Arial"/>
+                <w:color w:val="7030A0"/>
+                <w:rtl w:val="1"/>
+              </w:rPr>
+              <w:t>165/26</w:t>
+            </w:r>
+          </w:p>
+          <w:p>
+            <w:pPr>
+              <w:pStyle w:val="Header"/>
+              <w:jc w:val="right"/>
+              <w:rPr>
+                <w:rFonts w:ascii="Arial" w:hAnsi="Arial" w:eastAsia="Arial" w:cs="Arial"/>
+              </w:rPr>
+            </w:pPr>
+          </w:p>
+        </w:tc>
+        <w:tc>
+          <w:tcPr>
+            <w:tcW w:w="3990" w:type="dxa"/>
+            <w:tcMar/>
+          </w:tcPr>
+          <w:p>
+            <w:pPr>
+              <w:pStyle w:val="Header"/>
+              <w:jc w:val="center"/>
+              <w:rPr>
+                <w:rFonts w:ascii="Arial" w:hAnsi="Arial" w:eastAsia="Arial" w:cs="Arial"/>
+              </w:rPr>
+            </w:pPr>
+            <w:r>
+              <w:drawing>
+                <wp:inline wp14:editId="0383FE30" wp14:anchorId="7E8A97B5">
+                  <wp:extent cx="1432560" cy="381000"/>
+                  <wp:effectExtent l="0" t="0" r="0" b="0"/>
+                  <wp:docPr id="1772269162" name="Picture 734064909" descr="Background pattern&#10;&#10;Description automatically generated with low confidence"/>
+                  <wp:cNvGraphicFramePr>
+                    <a:graphicFrameLocks noChangeAspect="1"/>
+                  </wp:cNvGraphicFramePr>
+                  <a:graphic>
+                    <a:graphicData xmlns:a="http://schemas.openxmlformats.org/drawingml/2006/main" uri="http://schemas.openxmlformats.org/drawingml/2006/picture">
+                      <pic:pic xmlns:pic="http://schemas.openxmlformats.org/drawingml/2006/picture">
+                        <pic:nvPicPr xmlns:pic="http://schemas.openxmlformats.org/drawingml/2006/picture">
+                          <pic:cNvPr xmlns:pic="http://schemas.openxmlformats.org/drawingml/2006/picture" id="9" name="Picture 9" descr="Background pattern&#10;&#10;Description automatically generated with low confidence"/>
+                          <pic:cNvPicPr xmlns:pic="http://schemas.openxmlformats.org/drawingml/2006/picture"/>
+                        </pic:nvPicPr>
+                        <pic:blipFill xmlns:pic="http://schemas.openxmlformats.org/drawingml/2006/picture" rotWithShape="1">
+                          <a:blip xmlns:r="http://schemas.openxmlformats.org/officeDocument/2006/relationships" xmlns:a="http://schemas.openxmlformats.org/drawingml/2006/main" r:embed="R0ccda38738394d74" cstate="print">
+                            <a:extLst xmlns:a="http://schemas.openxmlformats.org/drawingml/2006/main">
+                              <a:ext xmlns:a="http://schemas.openxmlformats.org/drawingml/2006/main" uri="{28A0092B-C50C-407E-A947-70E740481C1C}">
+                                <a14:useLocalDpi xmlns:a14="http://schemas.microsoft.com/office/drawing/2010/main" val="0"/>
+                              </a:ext>
+                            </a:extLst>
+                          </a:blip>
+                          <a:srcRect xmlns:a="http://schemas.openxmlformats.org/drawingml/2006/main" l="73333" t="18912" r="2564" b="33807"/>
+                          <a:stretch xmlns:a="http://schemas.openxmlformats.org/drawingml/2006/main">
+                            <a:fillRect xmlns:a="http://schemas.openxmlformats.org/drawingml/2006/main"/>
+                          </a:stretch>
+                        </pic:blipFill>
+                        <pic:spPr xmlns:pic="http://schemas.openxmlformats.org/drawingml/2006/picture" bwMode="auto">
+                          <a:xfrm xmlns:a="http://schemas.openxmlformats.org/drawingml/2006/main">
+                            <a:off xmlns:a="http://schemas.openxmlformats.org/drawingml/2006/main" x="0" y="0"/>
+                            <a:ext xmlns:a="http://schemas.openxmlformats.org/drawingml/2006/main" cx="1432560" cy="381000"/>
+                          </a:xfrm>
+                          <a:prstGeom xmlns:a="http://schemas.openxmlformats.org/drawingml/2006/main" prst="rect">
+                            <a:avLst xmlns:a="http://schemas.openxmlformats.org/drawingml/2006/main"/>
+                          </a:prstGeom>
+                          <a:ln xmlns:a="http://schemas.openxmlformats.org/drawingml/2006/main">
+                            <a:noFill xmlns:a="http://schemas.openxmlformats.org/drawingml/2006/main"/>
+                          </a:ln>
+                          <a:extLst xmlns:a="http://schemas.openxmlformats.org/drawingml/2006/main">
+                            <a:ext xmlns:a="http://schemas.openxmlformats.org/drawingml/2006/main" uri="{53640926-AAD7-44D8-BBD7-CCE9431645EC}">
+                              <a14:shadowObscured xmlns:a14="http://schemas.microsoft.com/office/drawing/2010/main"/>
+                            </a:ext>
+                          </a:extLst>
+                        </pic:spPr>
+                      </pic:pic>
+                    </a:graphicData>
+                  </a:graphic>
+                </wp:inline>
+              </w:drawing>
+            </w:r>
+          </w:p>
+        </w:tc>
+        <w:tc>
+          <w:tcPr>
+            <w:tcW w:w="3210" w:type="dxa"/>
+            <w:tcMar/>
+          </w:tcPr>
+          <w:p>
+            <w:pPr>
+              <w:pStyle w:val="Header"/>
+              <w:rPr>
+                <w:rFonts w:ascii="Arial" w:hAnsi="Arial" w:eastAsia="Arial" w:cs="Arial"/>
+              </w:rPr>
+            </w:pPr>
+            <w:r>
+              <w:drawing>
+                <wp:inline wp14:editId="2D8E5345" wp14:anchorId="7DB69F20">
+                  <wp:extent cx="1905000" cy="732155"/>
+                  <wp:effectExtent l="0" t="0" r="0" b="0"/>
+                  <wp:docPr id="807100138" name="Picture 1157273046" descr="Background pattern&#10;&#10;Description automatically generated with low confidence"/>
+                  <wp:cNvGraphicFramePr>
+                    <a:graphicFrameLocks noChangeAspect="1"/>
+                  </wp:cNvGraphicFramePr>
+                  <a:graphic>
+                    <a:graphicData xmlns:a="http://schemas.openxmlformats.org/drawingml/2006/main" uri="http://schemas.openxmlformats.org/drawingml/2006/picture">
+                      <pic:pic xmlns:pic="http://schemas.openxmlformats.org/drawingml/2006/picture">
+                        <pic:nvPicPr xmlns:pic="http://schemas.openxmlformats.org/drawingml/2006/picture">
+                          <pic:cNvPr xmlns:pic="http://schemas.openxmlformats.org/drawingml/2006/picture" id="9" name="Picture 9" descr="Background pattern&#10;&#10;Description automatically generated with low confidence"/>
+                          <pic:cNvPicPr xmlns:pic="http://schemas.openxmlformats.org/drawingml/2006/picture"/>
+                        </pic:nvPicPr>
+                        <pic:blipFill xmlns:pic="http://schemas.openxmlformats.org/drawingml/2006/picture" rotWithShape="1">
+                          <a:blip xmlns:r="http://schemas.openxmlformats.org/officeDocument/2006/relationships" xmlns:a="http://schemas.openxmlformats.org/drawingml/2006/main" r:embed="R89858cde7cfc450a" cstate="print">
+                            <a:extLst xmlns:a="http://schemas.openxmlformats.org/drawingml/2006/main">
+                              <a:ext xmlns:a="http://schemas.openxmlformats.org/drawingml/2006/main" uri="{28A0092B-C50C-407E-A947-70E740481C1C}">
+                                <a14:useLocalDpi xmlns:a14="http://schemas.microsoft.com/office/drawing/2010/main" val="0"/>
+                              </a:ext>
+                            </a:extLst>
+                          </a:blip>
+                          <a:srcRect xmlns:a="http://schemas.openxmlformats.org/drawingml/2006/main" r="64744"/>
+                          <a:stretch xmlns:a="http://schemas.openxmlformats.org/drawingml/2006/main">
+                            <a:fillRect xmlns:a="http://schemas.openxmlformats.org/drawingml/2006/main"/>
+                          </a:stretch>
+                        </pic:blipFill>
+                        <pic:spPr xmlns:pic="http://schemas.openxmlformats.org/drawingml/2006/picture" bwMode="auto">
+                          <a:xfrm xmlns:a="http://schemas.openxmlformats.org/drawingml/2006/main">
+                            <a:off xmlns:a="http://schemas.openxmlformats.org/drawingml/2006/main" x="0" y="0"/>
+                            <a:ext xmlns:a="http://schemas.openxmlformats.org/drawingml/2006/main" cx="1905000" cy="732155"/>
+                          </a:xfrm>
+                          <a:prstGeom xmlns:a="http://schemas.openxmlformats.org/drawingml/2006/main" prst="rect">
+                            <a:avLst xmlns:a="http://schemas.openxmlformats.org/drawingml/2006/main"/>
+                          </a:prstGeom>
+                          <a:ln xmlns:a="http://schemas.openxmlformats.org/drawingml/2006/main">
+                            <a:noFill xmlns:a="http://schemas.openxmlformats.org/drawingml/2006/main"/>
+                          </a:ln>
+                          <a:extLst xmlns:a="http://schemas.openxmlformats.org/drawingml/2006/main">
+                            <a:ext xmlns:a="http://schemas.openxmlformats.org/drawingml/2006/main" uri="{53640926-AAD7-44D8-BBD7-CCE9431645EC}">
+                              <a14:shadowObscured xmlns:a14="http://schemas.microsoft.com/office/drawing/2010/main"/>
+                            </a:ext>
+                          </a:extLst>
+                        </pic:spPr>
+                      </pic:pic>
+                    </a:graphicData>
+                  </a:graphic>
+                </wp:inline>
+              </w:drawing>
+            </w:r>
+          </w:p>
+        </w:tc>
+      </w:tr>
+    </w:tbl>
+    <w:p>
+      <w:pPr>
+        <w:bidi w:val="1"/>
+        <w:rPr>
+          <w:rFonts w:ascii="Arial" w:hAnsi="Arial" w:eastAsia="Arial" w:cs="Arial"/>
+          <w:b w:val="1"/>
+          <w:bCs w:val="1"/>
+          <w:sz w:val="28"/>
+          <w:szCs w:val="28"/>
+        </w:rPr>
+      </w:pPr>
+      <w:r>
+        <w:rPr>
+          <w:rFonts w:ascii="Arial" w:hAnsi="Arial" w:eastAsia="Arial" w:cs="Arial"/>
+          <w:b w:val="1"/>
+          <w:bCs w:val="1"/>
+          <w:sz w:val="28"/>
+          <w:szCs w:val="28"/>
+          <w:rtl w:val="1"/>
+        </w:rPr>
+        <w:t>المادة (</w:t>
+      </w:r>
+      <w:r>
+        <w:rPr>
+          <w:rFonts w:ascii="Arial" w:hAnsi="Arial" w:eastAsia="Arial" w:cs="Arial"/>
+          <w:b w:val="1"/>
+          <w:bCs w:val="1"/>
+          <w:sz w:val="28"/>
+          <w:szCs w:val="28"/>
+        </w:rPr>
+        <w:t>2</w:t>
+      </w:r>
+      <w:r>
+        <w:rPr>
+          <w:rFonts w:ascii="Arial" w:hAnsi="Arial" w:eastAsia="Arial" w:cs="Arial"/>
+          <w:b w:val="1"/>
+          <w:bCs w:val="1"/>
+          <w:sz w:val="28"/>
+          <w:szCs w:val="28"/>
+          <w:rtl w:val="1"/>
+        </w:rPr>
+        <w:t>): مدة العقد</w:t>
       </w:r>
     </w:p>
     <w:p>
       <w:pPr>
         <w:bidi/>
-        <w:spacing w:after="0"/>
-        <w:rPr>
-          <w:sz w:val="28"/>
-          <w:szCs w:val="28"/>
-          <w:rtl/>
-        </w:rPr>
-      </w:pPr>
-      <w:r>
-        <w:rPr>
-          <w:sz w:val="28"/>
-          <w:szCs w:val="28"/>
-          <w:rtl/>
-        </w:rPr>
-        <w:t xml:space="preserve">يقوم </w:t>
-      </w:r>
-      <w:r>
-        <w:rPr>
-          <w:b/>
-          <w:bCs/>
-          <w:sz w:val="28"/>
-          <w:szCs w:val="28"/>
-          <w:rtl/>
+        <w:rPr>
+          <w:rFonts w:ascii="Arial" w:hAnsi="Arial" w:eastAsia="Arial" w:cs="Arial"/>
+          <w:sz w:val="28"/>
+          <w:szCs w:val="28"/>
+        </w:rPr>
+      </w:pPr>
+      <w:r>
+        <w:rPr>
+          <w:rFonts w:ascii="Arial" w:hAnsi="Arial" w:eastAsia="Arial" w:cs="Arial"/>
+          <w:sz w:val="28"/>
+          <w:szCs w:val="28"/>
+          <w:rtl w:val="1"/>
+        </w:rPr>
+        <w:t xml:space="preserve">مدة تأجير المساحة ثلاث أيام فقط </w:t>
+      </w:r>
+      <w:r>
+        <w:rPr>
+          <w:rFonts w:ascii="Arial" w:hAnsi="Arial" w:eastAsia="Arial" w:cs="Arial"/>
+          <w:sz w:val="28"/>
+          <w:szCs w:val="28"/>
+        </w:rPr>
+        <w:t>24</w:t>
+      </w:r>
+      <w:r>
+        <w:rPr>
+          <w:rFonts w:ascii="Arial" w:hAnsi="Arial" w:eastAsia="Arial" w:cs="Arial"/>
+          <w:sz w:val="28"/>
+          <w:szCs w:val="28"/>
+          <w:rtl w:val="1"/>
+        </w:rPr>
+        <w:t xml:space="preserve"> و</w:t>
+      </w:r>
+      <w:r>
+        <w:rPr>
+          <w:rFonts w:ascii="Arial" w:hAnsi="Arial" w:eastAsia="Arial" w:cs="Arial"/>
+          <w:sz w:val="28"/>
+          <w:szCs w:val="28"/>
+        </w:rPr>
+        <w:t>25</w:t>
+      </w:r>
+      <w:r>
+        <w:rPr>
+          <w:rFonts w:ascii="Arial" w:hAnsi="Arial" w:eastAsia="Arial" w:cs="Arial"/>
+          <w:sz w:val="28"/>
+          <w:szCs w:val="28"/>
+          <w:rtl w:val="1"/>
+        </w:rPr>
+        <w:t xml:space="preserve"> </w:t>
+      </w:r>
+      <w:r>
+        <w:rPr>
+          <w:rFonts w:ascii="Arial" w:hAnsi="Arial" w:eastAsia="Arial" w:cs="Arial"/>
+          <w:sz w:val="28"/>
+          <w:szCs w:val="28"/>
+          <w:rtl w:val="1"/>
+        </w:rPr>
+        <w:t xml:space="preserve">و </w:t>
+      </w:r>
+      <w:r>
+        <w:rPr>
+          <w:rFonts w:ascii="Arial" w:hAnsi="Arial" w:eastAsia="Arial" w:cs="Arial"/>
+          <w:sz w:val="28"/>
+          <w:szCs w:val="28"/>
+        </w:rPr>
+        <w:t>26</w:t>
+      </w:r>
+      <w:r>
+        <w:rPr>
+          <w:rFonts w:ascii="Arial" w:hAnsi="Arial" w:eastAsia="Arial" w:cs="Arial"/>
+          <w:sz w:val="28"/>
+          <w:szCs w:val="28"/>
+          <w:rtl w:val="1"/>
+        </w:rPr>
+        <w:t xml:space="preserve"> سبتمبر</w:t>
+      </w:r>
+      <w:r>
+        <w:rPr>
+          <w:rFonts w:ascii="Arial" w:hAnsi="Arial" w:eastAsia="Arial" w:cs="Arial"/>
+          <w:sz w:val="28"/>
+          <w:szCs w:val="28"/>
+        </w:rPr>
+        <w:t>2026</w:t>
+      </w:r>
+      <w:r>
+        <w:rPr>
+          <w:rFonts w:ascii="Arial" w:hAnsi="Arial" w:eastAsia="Arial" w:cs="Arial"/>
+          <w:sz w:val="28"/>
+          <w:szCs w:val="28"/>
+          <w:rtl w:val="1"/>
+        </w:rPr>
+        <w:t xml:space="preserve">م، </w:t>
+      </w:r>
+      <w:r>
+        <w:rPr>
+          <w:rFonts w:ascii="Arial" w:hAnsi="Arial" w:eastAsia="Arial" w:cs="Arial"/>
+          <w:sz w:val="28"/>
+          <w:szCs w:val="28"/>
+          <w:rtl w:val="1"/>
+        </w:rPr>
+        <w:t>وتشمل أيام التركيب، وأيام إقامة المعرض، وأيام الفك،</w:t>
+      </w:r>
+      <w:r>
+        <w:rPr>
+          <w:rFonts w:ascii="Arial" w:hAnsi="Arial" w:eastAsia="Arial" w:cs="Arial"/>
+          <w:sz w:val="28"/>
+          <w:szCs w:val="28"/>
+          <w:rtl w:val="1"/>
+        </w:rPr>
+        <w:t xml:space="preserve"> </w:t>
+      </w:r>
+      <w:r>
+        <w:rPr>
+          <w:rFonts w:ascii="Arial" w:hAnsi="Arial" w:eastAsia="Arial" w:cs="Arial"/>
+          <w:sz w:val="28"/>
+          <w:szCs w:val="28"/>
+          <w:rtl w:val="1"/>
+        </w:rPr>
+        <w:t xml:space="preserve">وفق الجدول الزمني المعتمد من </w:t>
+      </w:r>
+      <w:r>
+        <w:rPr>
+          <w:rFonts w:ascii="Arial" w:hAnsi="Arial" w:eastAsia="Arial" w:cs="Arial"/>
+          <w:b w:val="1"/>
+          <w:bCs w:val="1"/>
+          <w:sz w:val="28"/>
+          <w:szCs w:val="28"/>
+          <w:rtl w:val="1"/>
         </w:rPr>
         <w:t>الطرف الأول</w:t>
       </w:r>
       <w:r>
         <w:rPr>
-          <w:sz w:val="28"/>
-          <w:szCs w:val="28"/>
-          <w:rtl/>
-        </w:rPr>
-        <w:t xml:space="preserve"> بتأجير </w:t>
-      </w:r>
-      <w:r>
-        <w:rPr>
-          <w:b/>
-          <w:bCs/>
-          <w:sz w:val="28"/>
-          <w:szCs w:val="28"/>
-          <w:rtl/>
+          <w:rFonts w:ascii="Arial" w:hAnsi="Arial" w:eastAsia="Arial" w:cs="Arial"/>
+          <w:sz w:val="28"/>
+          <w:szCs w:val="28"/>
+          <w:rtl w:val="1"/>
+        </w:rPr>
+        <w:t xml:space="preserve">، </w:t>
+      </w:r>
+      <w:r>
+        <w:rPr>
+          <w:rFonts w:ascii="Arial" w:hAnsi="Arial" w:eastAsia="Arial" w:cs="Arial"/>
+          <w:sz w:val="28"/>
+          <w:szCs w:val="28"/>
+          <w:rtl w:val="1"/>
+        </w:rPr>
+        <w:t>ويتعهد</w:t>
+      </w:r>
+      <w:r>
+        <w:rPr>
+          <w:rFonts w:ascii="Arial" w:hAnsi="Arial" w:eastAsia="Arial" w:cs="Arial"/>
+          <w:sz w:val="28"/>
+          <w:szCs w:val="28"/>
+          <w:rtl w:val="1"/>
+        </w:rPr>
+        <w:t xml:space="preserve"> </w:t>
+      </w:r>
+      <w:r>
+        <w:rPr>
+          <w:rFonts w:ascii="Arial" w:hAnsi="Arial" w:eastAsia="Arial" w:cs="Arial"/>
+          <w:b w:val="1"/>
+          <w:bCs w:val="1"/>
+          <w:sz w:val="28"/>
+          <w:szCs w:val="28"/>
+          <w:rtl w:val="1"/>
         </w:rPr>
         <w:t>الطرف الثاني</w:t>
       </w:r>
       <w:r>
         <w:rPr>
-          <w:sz w:val="28"/>
-          <w:szCs w:val="28"/>
-          <w:rtl/>
-        </w:rPr>
-        <w:t xml:space="preserve"> مساحة عرض </w:t>
-      </w:r>
-      <w:r>
-        <w:rPr>
-          <w:rFonts w:hint="cs"/>
-          <w:sz w:val="28"/>
-          <w:szCs w:val="28"/>
-          <w:rtl/>
-        </w:rPr>
-        <w:t>رقم</w:t>
-      </w:r>
-      <w:r>
-        <w:rPr>
-          <w:sz w:val="28"/>
-          <w:szCs w:val="28"/>
-        </w:rPr>
-        <w:t xml:space="preserve"> hall  </w:t>
+          <w:rFonts w:ascii="Arial" w:hAnsi="Arial" w:eastAsia="Arial" w:cs="Arial"/>
+          <w:sz w:val="28"/>
+          <w:szCs w:val="28"/>
+          <w:rtl w:val="1"/>
+        </w:rPr>
+        <w:t xml:space="preserve"> </w:t>
+      </w:r>
+      <w:r>
+        <w:rPr>
+          <w:rFonts w:ascii="Arial" w:hAnsi="Arial" w:eastAsia="Arial" w:cs="Arial"/>
+          <w:sz w:val="28"/>
+          <w:szCs w:val="28"/>
+          <w:rtl w:val="1"/>
+        </w:rPr>
+        <w:t>بالالتزام</w:t>
+      </w:r>
+      <w:r>
+        <w:rPr>
+          <w:rFonts w:ascii="Arial" w:hAnsi="Arial" w:eastAsia="Arial" w:cs="Arial"/>
+          <w:sz w:val="28"/>
+          <w:szCs w:val="28"/>
+          <w:rtl w:val="1"/>
+        </w:rPr>
+        <w:t xml:space="preserve"> التام بمواعيد الدخول والخروج المحددة</w:t>
+      </w:r>
+      <w:r>
+        <w:rPr>
+          <w:rFonts w:ascii="Arial" w:hAnsi="Arial" w:eastAsia="Arial" w:cs="Arial"/>
+          <w:sz w:val="28"/>
+          <w:szCs w:val="28"/>
+          <w:rtl w:val="1"/>
+        </w:rPr>
+        <w:t>.</w:t>
       </w:r>
     </w:p>
     <w:p>
       <w:pPr>
         <w:bidi/>
         <w:rPr>
-          <w:sz w:val="28"/>
-          <w:szCs w:val="28"/>
-        </w:rPr>
-      </w:pPr>
-      <w:r>
-        <w:rPr>
-          <w:rFonts w:hint="cs"/>
-          <w:sz w:val="28"/>
-          <w:szCs w:val="28"/>
-          <w:rtl/>
-        </w:rPr>
-        <w:t xml:space="preserve">وذلك </w:t>
-      </w:r>
-      <w:r>
-        <w:rPr>
-          <w:sz w:val="28"/>
-          <w:szCs w:val="28"/>
-          <w:rtl/>
-        </w:rPr>
-        <w:t xml:space="preserve">داخل المعرض </w:t>
-      </w:r>
-      <w:r>
-        <w:rPr>
-          <w:rFonts w:hint="cs"/>
-          <w:sz w:val="28"/>
-          <w:szCs w:val="28"/>
-          <w:rtl/>
-        </w:rPr>
-        <w:t xml:space="preserve">المذكور أعلاه </w:t>
-      </w:r>
-      <w:r>
-        <w:rPr>
-          <w:sz w:val="28"/>
-          <w:szCs w:val="28"/>
-          <w:rtl/>
-        </w:rPr>
-        <w:t xml:space="preserve">وفق المخطط المعتمد، بمساحة </w:t>
-      </w:r>
-      <w:r>
-        <w:rPr>
-          <w:b/>
-          <w:bCs/>
-          <w:sz w:val="28"/>
-          <w:szCs w:val="28"/>
-        </w:rPr>
-        <w:t>(3 × 2</w:t>
-      </w:r>
-      <w:proofErr w:type="gramStart"/>
-      <w:r>
-        <w:rPr>
-          <w:b/>
-          <w:bCs/>
-          <w:sz w:val="28"/>
-          <w:szCs w:val="28"/>
-        </w:rPr>
-        <w:t xml:space="preserve">) </w:t>
-      </w:r>
-      <w:r>
-        <w:rPr>
-          <w:rFonts w:hint="cs"/>
-          <w:b/>
-          <w:bCs/>
-          <w:sz w:val="28"/>
-          <w:szCs w:val="28"/>
-          <w:rtl/>
-        </w:rPr>
-        <w:t xml:space="preserve"> </w:t>
-      </w:r>
-      <w:r>
-        <w:rPr>
-          <w:b/>
-          <w:bCs/>
-          <w:sz w:val="28"/>
-          <w:szCs w:val="28"/>
-          <w:rtl/>
-        </w:rPr>
-        <w:t>متر</w:t>
-      </w:r>
-      <w:proofErr w:type="gramEnd"/>
-      <w:r>
-        <w:rPr>
-          <w:sz w:val="28"/>
-          <w:szCs w:val="28"/>
-          <w:rtl/>
-        </w:rPr>
-        <w:t>، وذلك خلال فترة إقامة المعرض، إضافة إلى أيام التركيب والفك التي يحددها الطرف الأول</w:t>
-      </w:r>
-      <w:r>
-        <w:rPr>
-          <w:sz w:val="28"/>
-          <w:szCs w:val="28"/>
-        </w:rPr>
-        <w:t>.</w:t>
-      </w:r>
+          <w:rFonts w:ascii="Arial" w:hAnsi="Arial" w:eastAsia="Arial" w:cs="Arial"/>
+          <w:sz w:val="28"/>
+          <w:szCs w:val="28"/>
+        </w:rPr>
+      </w:pPr>
     </w:p>
     <w:p>
       <w:pPr>
         <w:bidi/>
         <w:rPr>
-          <w:sz w:val="28"/>
-          <w:szCs w:val="28"/>
-        </w:rPr>
-      </w:pPr>
-    </w:p>
-    <w:p>
-      <w:pPr>
-        <w:bidi/>
-        <w:rPr>
-          <w:b/>
-          <w:bCs/>
-          <w:sz w:val="28"/>
-          <w:szCs w:val="28"/>
-        </w:rPr>
-      </w:pPr>
-      <w:r>
-        <w:rPr>
-          <w:b/>
-          <w:bCs/>
-          <w:sz w:val="28"/>
-          <w:szCs w:val="28"/>
-          <w:rtl/>
-        </w:rPr>
-        <w:t>المادة (2): مدة العقد</w:t>
-      </w:r>
-    </w:p>
-    <w:p>
-      <w:pPr>
-        <w:bidi/>
-        <w:rPr>
-          <w:sz w:val="28"/>
-          <w:szCs w:val="28"/>
-        </w:rPr>
-      </w:pPr>
-      <w:r>
-        <w:rPr>
-          <w:rFonts w:hint="cs"/>
-          <w:sz w:val="28"/>
-          <w:szCs w:val="28"/>
-          <w:rtl/>
-        </w:rPr>
-        <w:t xml:space="preserve">مدة تأجير المساحة ثلاث أيام فقط 24 و25 </w:t>
-      </w:r>
-      <w:proofErr w:type="gramStart"/>
-      <w:r>
-        <w:rPr>
-          <w:rFonts w:hint="cs"/>
-          <w:sz w:val="28"/>
-          <w:szCs w:val="28"/>
-          <w:rtl/>
-        </w:rPr>
-        <w:t>و 26</w:t>
-      </w:r>
-      <w:proofErr w:type="gramEnd"/>
-      <w:r>
-        <w:rPr>
-          <w:rFonts w:hint="cs"/>
-          <w:sz w:val="28"/>
-          <w:szCs w:val="28"/>
-          <w:rtl/>
-        </w:rPr>
-        <w:t xml:space="preserve"> سبتمبر2026م، </w:t>
-      </w:r>
-      <w:r>
-        <w:rPr>
-          <w:sz w:val="28"/>
-          <w:szCs w:val="28"/>
-          <w:rtl/>
-        </w:rPr>
-        <w:t>وتشمل أيام التركيب، وأيام إقامة المعرض، وأيام الفك،</w:t>
-      </w:r>
-      <w:r>
-        <w:rPr>
-          <w:rFonts w:hint="cs"/>
-          <w:sz w:val="28"/>
-          <w:szCs w:val="28"/>
-          <w:rtl/>
-        </w:rPr>
-        <w:t xml:space="preserve"> </w:t>
-      </w:r>
-      <w:r>
-        <w:rPr>
-          <w:sz w:val="28"/>
-          <w:szCs w:val="28"/>
-          <w:rtl/>
-        </w:rPr>
-        <w:t xml:space="preserve">وفق الجدول الزمني المعتمد من </w:t>
-      </w:r>
-      <w:r>
-        <w:rPr>
-          <w:b/>
-          <w:bCs/>
-          <w:sz w:val="28"/>
-          <w:szCs w:val="28"/>
-          <w:rtl/>
-        </w:rPr>
-        <w:t>الطرف الأول</w:t>
-      </w:r>
-      <w:r>
-        <w:rPr>
-          <w:sz w:val="28"/>
-          <w:szCs w:val="28"/>
-          <w:rtl/>
-        </w:rPr>
-        <w:t xml:space="preserve">، </w:t>
-      </w:r>
-      <w:r>
-        <w:rPr>
-          <w:rFonts w:hint="cs"/>
-          <w:sz w:val="28"/>
-          <w:szCs w:val="28"/>
-          <w:rtl/>
-        </w:rPr>
-        <w:t>ويتعهد</w:t>
-      </w:r>
-      <w:r>
-        <w:rPr>
-          <w:sz w:val="28"/>
-          <w:szCs w:val="28"/>
-          <w:rtl/>
-        </w:rPr>
-        <w:t xml:space="preserve"> </w:t>
-      </w:r>
-      <w:r>
-        <w:rPr>
-          <w:b/>
-          <w:bCs/>
-          <w:sz w:val="28"/>
-          <w:szCs w:val="28"/>
-          <w:rtl/>
-        </w:rPr>
-        <w:t>الطرف الثاني</w:t>
-      </w:r>
-      <w:r>
-        <w:rPr>
-          <w:sz w:val="28"/>
-          <w:szCs w:val="28"/>
-          <w:rtl/>
-        </w:rPr>
-        <w:t xml:space="preserve"> </w:t>
-      </w:r>
-      <w:r>
-        <w:rPr>
-          <w:rFonts w:hint="cs"/>
-          <w:sz w:val="28"/>
-          <w:szCs w:val="28"/>
-          <w:rtl/>
-        </w:rPr>
-        <w:t>بالالتزام</w:t>
-      </w:r>
-      <w:r>
-        <w:rPr>
-          <w:sz w:val="28"/>
-          <w:szCs w:val="28"/>
-          <w:rtl/>
-        </w:rPr>
-        <w:t xml:space="preserve"> التام بمواعيد الدخول والخروج المحددة</w:t>
-      </w:r>
-      <w:r>
-        <w:rPr>
-          <w:sz w:val="28"/>
-          <w:szCs w:val="28"/>
-        </w:rPr>
-        <w:t>.</w:t>
-      </w:r>
-    </w:p>
-    <w:p>
-      <w:pPr>
-        <w:bidi/>
-        <w:rPr>
-          <w:sz w:val="28"/>
-          <w:szCs w:val="28"/>
-        </w:rPr>
-      </w:pPr>
-    </w:p>
-    <w:p>
-      <w:pPr>
-        <w:bidi/>
-        <w:rPr>
-          <w:b/>
-          <w:bCs/>
-          <w:sz w:val="28"/>
-          <w:szCs w:val="28"/>
-        </w:rPr>
-      </w:pPr>
-      <w:r>
-        <w:rPr>
-          <w:b/>
-          <w:bCs/>
-          <w:sz w:val="28"/>
-          <w:szCs w:val="28"/>
-          <w:rtl/>
-        </w:rPr>
-        <w:t>المادة (3): قيمة العقد وشروط الدفع</w:t>
+          <w:rFonts w:ascii="Arial" w:hAnsi="Arial" w:eastAsia="Arial" w:cs="Arial"/>
+          <w:b w:val="1"/>
+          <w:bCs w:val="1"/>
+          <w:sz w:val="28"/>
+          <w:szCs w:val="28"/>
+        </w:rPr>
+      </w:pPr>
+      <w:r>
+        <w:rPr>
+          <w:rFonts w:ascii="Arial" w:hAnsi="Arial" w:eastAsia="Arial" w:cs="Arial"/>
+          <w:b w:val="1"/>
+          <w:bCs w:val="1"/>
+          <w:sz w:val="28"/>
+          <w:szCs w:val="28"/>
+          <w:rtl w:val="1"/>
+        </w:rPr>
+        <w:t>المادة (</w:t>
+      </w:r>
+      <w:r>
+        <w:rPr>
+          <w:rFonts w:ascii="Arial" w:hAnsi="Arial" w:eastAsia="Arial" w:cs="Arial"/>
+          <w:b w:val="1"/>
+          <w:bCs w:val="1"/>
+          <w:sz w:val="28"/>
+          <w:szCs w:val="28"/>
+        </w:rPr>
+        <w:t>3</w:t>
+      </w:r>
+      <w:r>
+        <w:rPr>
+          <w:rFonts w:ascii="Arial" w:hAnsi="Arial" w:eastAsia="Arial" w:cs="Arial"/>
+          <w:b w:val="1"/>
+          <w:bCs w:val="1"/>
+          <w:sz w:val="28"/>
+          <w:szCs w:val="28"/>
+          <w:rtl w:val="1"/>
+        </w:rPr>
+        <w:t>): قيمة العقد وشروط الدفع</w:t>
       </w:r>
     </w:p>
     <w:p>
@@ -1052,111 +1821,121 @@
         </w:numPr>
         <w:bidi/>
         <w:rPr>
-          <w:sz w:val="28"/>
-          <w:szCs w:val="28"/>
-        </w:rPr>
-      </w:pPr>
-      <w:r>
-        <w:rPr>
-          <w:sz w:val="28"/>
-          <w:szCs w:val="28"/>
-          <w:rtl/>
+          <w:rFonts w:ascii="Arial" w:hAnsi="Arial" w:eastAsia="Arial" w:cs="Arial"/>
+          <w:sz w:val="28"/>
+          <w:szCs w:val="28"/>
+        </w:rPr>
+      </w:pPr>
+      <w:r>
+        <w:rPr>
+          <w:rFonts w:ascii="Arial" w:hAnsi="Arial" w:eastAsia="Arial" w:cs="Arial"/>
+          <w:sz w:val="28"/>
+          <w:szCs w:val="28"/>
+          <w:rtl w:val="1"/>
         </w:rPr>
         <w:t xml:space="preserve">يلتزم </w:t>
       </w:r>
       <w:r>
         <w:rPr>
-          <w:b/>
-          <w:bCs/>
-          <w:sz w:val="28"/>
-          <w:szCs w:val="28"/>
-          <w:rtl/>
+          <w:rFonts w:ascii="Arial" w:hAnsi="Arial" w:eastAsia="Arial" w:cs="Arial"/>
+          <w:b w:val="1"/>
+          <w:bCs w:val="1"/>
+          <w:sz w:val="28"/>
+          <w:szCs w:val="28"/>
+          <w:rtl w:val="1"/>
         </w:rPr>
         <w:t>الطرف الثاني</w:t>
       </w:r>
       <w:r>
         <w:rPr>
-          <w:sz w:val="28"/>
-          <w:szCs w:val="28"/>
-          <w:rtl/>
+          <w:rFonts w:ascii="Arial" w:hAnsi="Arial" w:eastAsia="Arial" w:cs="Arial"/>
+          <w:sz w:val="28"/>
+          <w:szCs w:val="28"/>
+          <w:rtl w:val="1"/>
         </w:rPr>
         <w:t xml:space="preserve"> بسداد كامل قيمة تأجير المساحة</w:t>
       </w:r>
       <w:r>
         <w:rPr>
-          <w:rFonts w:hint="cs"/>
-          <w:sz w:val="28"/>
-          <w:szCs w:val="28"/>
-          <w:rtl/>
+          <w:rFonts w:ascii="Arial" w:hAnsi="Arial" w:eastAsia="Arial" w:cs="Arial"/>
+          <w:sz w:val="28"/>
+          <w:szCs w:val="28"/>
+          <w:rtl w:val="1"/>
         </w:rPr>
         <w:t xml:space="preserve"> المحجوزة</w:t>
       </w:r>
       <w:r>
         <w:rPr>
-          <w:sz w:val="28"/>
-          <w:szCs w:val="28"/>
-          <w:rtl/>
+          <w:rFonts w:ascii="Arial" w:hAnsi="Arial" w:eastAsia="Arial" w:cs="Arial"/>
+          <w:sz w:val="28"/>
+          <w:szCs w:val="28"/>
+          <w:rtl w:val="1"/>
         </w:rPr>
         <w:t xml:space="preserve"> بنسبة </w:t>
       </w:r>
       <w:r>
         <w:rPr>
-          <w:b/>
-          <w:bCs/>
+          <w:rFonts w:ascii="Arial" w:hAnsi="Arial" w:eastAsia="Arial" w:cs="Arial"/>
+          <w:b w:val="1"/>
+          <w:bCs w:val="1"/>
           <w:sz w:val="28"/>
           <w:szCs w:val="28"/>
         </w:rPr>
         <w:t>100</w:t>
       </w:r>
-      <w:proofErr w:type="gramStart"/>
-      <w:r>
-        <w:rPr>
-          <w:b/>
-          <w:bCs/>
-          <w:sz w:val="28"/>
-          <w:szCs w:val="28"/>
+      <w:r>
+        <w:rPr>
+          <w:rFonts w:ascii="Arial" w:hAnsi="Arial" w:eastAsia="Arial" w:cs="Arial"/>
+          <w:b w:val="1"/>
+          <w:bCs w:val="1"/>
+          <w:sz w:val="28"/>
+          <w:szCs w:val="28"/>
+          <w:rtl w:val="1"/>
         </w:rPr>
         <w:t>%</w:t>
       </w:r>
       <w:r>
         <w:rPr>
-          <w:sz w:val="28"/>
-          <w:szCs w:val="28"/>
+          <w:rFonts w:ascii="Arial" w:hAnsi="Arial" w:eastAsia="Arial" w:cs="Arial"/>
+          <w:sz w:val="28"/>
+          <w:szCs w:val="28"/>
+          <w:rtl w:val="1"/>
         </w:rPr>
         <w:t xml:space="preserve"> </w:t>
       </w:r>
       <w:r>
         <w:rPr>
-          <w:rFonts w:hint="cs"/>
-          <w:sz w:val="28"/>
-          <w:szCs w:val="28"/>
-          <w:rtl/>
+          <w:rFonts w:ascii="Arial" w:hAnsi="Arial" w:eastAsia="Arial" w:cs="Arial"/>
+          <w:sz w:val="28"/>
+          <w:szCs w:val="28"/>
+          <w:rtl w:val="1"/>
         </w:rPr>
         <w:t xml:space="preserve"> </w:t>
       </w:r>
       <w:r>
         <w:rPr>
-          <w:sz w:val="28"/>
-          <w:szCs w:val="28"/>
-          <w:rtl/>
+          <w:rFonts w:ascii="Arial" w:hAnsi="Arial" w:eastAsia="Arial" w:cs="Arial"/>
+          <w:sz w:val="28"/>
+          <w:szCs w:val="28"/>
+          <w:rtl w:val="1"/>
         </w:rPr>
         <w:t>دفعة</w:t>
       </w:r>
-      <w:proofErr w:type="gramEnd"/>
-      <w:r>
-        <w:rPr>
-          <w:sz w:val="28"/>
-          <w:szCs w:val="28"/>
-          <w:rtl/>
+      <w:r>
+        <w:rPr>
+          <w:rFonts w:ascii="Arial" w:hAnsi="Arial" w:eastAsia="Arial" w:cs="Arial"/>
+          <w:sz w:val="28"/>
+          <w:szCs w:val="28"/>
+          <w:rtl w:val="1"/>
         </w:rPr>
         <w:t xml:space="preserve"> واحدة وفق</w:t>
       </w:r>
       <w:r>
         <w:rPr>
-          <w:rFonts w:hint="cs"/>
-          <w:sz w:val="28"/>
-          <w:szCs w:val="28"/>
-          <w:rtl/>
+          <w:rFonts w:ascii="Arial" w:hAnsi="Arial" w:eastAsia="Arial" w:cs="Arial"/>
+          <w:sz w:val="28"/>
+          <w:szCs w:val="28"/>
+          <w:rtl w:val="1"/>
         </w:rPr>
         <w:t>ا لما يلي:</w:t>
       </w:r>
@@ -1180,27 +1959,29 @@
           <w:tcPr>
             <w:tcW w:w="1170" w:type="dxa"/>
             <w:shd w:val="clear" w:color="auto" w:fill="262626" w:themeFill="text1" w:themeFillTint="D9"/>
+            <w:tcMar/>
           </w:tcPr>
           <w:p>
             <w:pPr>
               <w:bidi/>
               <w:jc w:val="center"/>
               <w:rPr>
-                <w:b/>
-                <w:bCs/>
+                <w:rFonts w:ascii="Arial" w:hAnsi="Arial" w:eastAsia="Arial" w:cs="Arial"/>
+                <w:b w:val="1"/>
+                <w:bCs w:val="1"/>
                 <w:sz w:val="24"/>
                 <w:szCs w:val="24"/>
-                <w:rtl/>
+                <w:rtl w:val="1"/>
               </w:rPr>
             </w:pPr>
             <w:r>
               <w:rPr>
-                <w:rFonts w:hint="cs"/>
-                <w:b/>
-                <w:bCs/>
+                <w:rFonts w:ascii="Arial" w:hAnsi="Arial" w:eastAsia="Arial" w:cs="Arial"/>
+                <w:b w:val="1"/>
+                <w:bCs w:val="1"/>
                 <w:sz w:val="24"/>
                 <w:szCs w:val="24"/>
-                <w:rtl/>
+                <w:rtl w:val="1"/>
               </w:rPr>
               <w:t>السعر</w:t>
             </w:r>
@@ -1210,27 +1991,29 @@
           <w:tcPr>
             <w:tcW w:w="1966" w:type="dxa"/>
             <w:shd w:val="clear" w:color="auto" w:fill="262626" w:themeFill="text1" w:themeFillTint="D9"/>
+            <w:tcMar/>
           </w:tcPr>
           <w:p>
             <w:pPr>
               <w:bidi/>
               <w:jc w:val="center"/>
               <w:rPr>
-                <w:b/>
-                <w:bCs/>
+                <w:rFonts w:ascii="Arial" w:hAnsi="Arial" w:eastAsia="Arial" w:cs="Arial"/>
+                <w:b w:val="1"/>
+                <w:bCs w:val="1"/>
                 <w:sz w:val="24"/>
                 <w:szCs w:val="24"/>
-                <w:rtl/>
+                <w:rtl w:val="1"/>
               </w:rPr>
             </w:pPr>
             <w:r>
               <w:rPr>
-                <w:rFonts w:hint="cs"/>
-                <w:b/>
-                <w:bCs/>
+                <w:rFonts w:ascii="Arial" w:hAnsi="Arial" w:eastAsia="Arial" w:cs="Arial"/>
+                <w:b w:val="1"/>
+                <w:bCs w:val="1"/>
                 <w:sz w:val="24"/>
                 <w:szCs w:val="24"/>
-                <w:rtl/>
+                <w:rtl w:val="1"/>
               </w:rPr>
               <w:t>ضريبة القيمة المضافة</w:t>
             </w:r>
@@ -1240,27 +2023,29 @@
           <w:tcPr>
             <w:tcW w:w="2984" w:type="dxa"/>
             <w:shd w:val="clear" w:color="auto" w:fill="262626" w:themeFill="text1" w:themeFillTint="D9"/>
+            <w:tcMar/>
           </w:tcPr>
           <w:p>
             <w:pPr>
               <w:bidi/>
               <w:jc w:val="center"/>
               <w:rPr>
-                <w:b/>
-                <w:bCs/>
+                <w:rFonts w:ascii="Arial" w:hAnsi="Arial" w:eastAsia="Arial" w:cs="Arial"/>
+                <w:b w:val="1"/>
+                <w:bCs w:val="1"/>
                 <w:sz w:val="24"/>
                 <w:szCs w:val="24"/>
-                <w:rtl/>
+                <w:rtl w:val="1"/>
               </w:rPr>
             </w:pPr>
             <w:r>
               <w:rPr>
-                <w:rFonts w:hint="cs"/>
-                <w:b/>
-                <w:bCs/>
+                <w:rFonts w:ascii="Arial" w:hAnsi="Arial" w:eastAsia="Arial" w:cs="Arial"/>
+                <w:b w:val="1"/>
+                <w:bCs w:val="1"/>
                 <w:sz w:val="24"/>
                 <w:szCs w:val="24"/>
-                <w:rtl/>
+                <w:rtl w:val="1"/>
               </w:rPr>
               <w:t>السعر شاملا ضريبة القيمة المضافة</w:t>
             </w:r>
@@ -1270,27 +2055,29 @@
           <w:tcPr>
             <w:tcW w:w="4945" w:type="dxa"/>
             <w:shd w:val="clear" w:color="auto" w:fill="262626" w:themeFill="text1" w:themeFillTint="D9"/>
+            <w:tcMar/>
           </w:tcPr>
           <w:p>
             <w:pPr>
               <w:bidi/>
               <w:jc w:val="center"/>
               <w:rPr>
-                <w:b/>
-                <w:bCs/>
+                <w:rFonts w:ascii="Arial" w:hAnsi="Arial" w:eastAsia="Arial" w:cs="Arial"/>
+                <w:b w:val="1"/>
+                <w:bCs w:val="1"/>
                 <w:sz w:val="24"/>
                 <w:szCs w:val="24"/>
-                <w:rtl/>
+                <w:rtl w:val="1"/>
               </w:rPr>
             </w:pPr>
             <w:r>
               <w:rPr>
-                <w:rFonts w:hint="cs"/>
-                <w:b/>
-                <w:bCs/>
+                <w:rFonts w:ascii="Arial" w:hAnsi="Arial" w:eastAsia="Arial" w:cs="Arial"/>
+                <w:b w:val="1"/>
+                <w:bCs w:val="1"/>
                 <w:sz w:val="24"/>
                 <w:szCs w:val="24"/>
-                <w:rtl/>
+                <w:rtl w:val="1"/>
               </w:rPr>
               <w:t>رقم الآيبان</w:t>
             </w:r>
@@ -1301,27 +2088,28 @@
         <w:tc>
           <w:tcPr>
             <w:tcW w:w="1170" w:type="dxa"/>
+            <w:tcMar/>
           </w:tcPr>
           <w:p>
             <w:pPr>
               <w:bidi/>
               <w:jc w:val="center"/>
               <w:rPr>
-                <w:b/>
-                <w:bCs/>
+                <w:rFonts w:ascii="Arial" w:hAnsi="Arial" w:eastAsia="Arial" w:cs="Arial"/>
+                <w:b w:val="1"/>
+                <w:bCs w:val="1"/>
                 <w:sz w:val="24"/>
                 <w:szCs w:val="24"/>
-                <w:rtl/>
+                <w:rtl w:val="1"/>
               </w:rPr>
             </w:pPr>
             <w:r>
               <w:rPr>
-                <w:rFonts w:hint="cs"/>
-                <w:b/>
-                <w:bCs/>
+                <w:rFonts w:ascii="Arial" w:hAnsi="Arial" w:eastAsia="Arial" w:cs="Arial"/>
+                <w:b w:val="1"/>
+                <w:bCs w:val="1"/>
                 <w:sz w:val="24"/>
                 <w:szCs w:val="24"/>
-                <w:rtl/>
               </w:rPr>
               <w:t>14999</w:t>
             </w:r>
@@ -1330,27 +2118,28 @@
         <w:tc>
           <w:tcPr>
             <w:tcW w:w="1966" w:type="dxa"/>
+            <w:tcMar/>
           </w:tcPr>
           <w:p>
             <w:pPr>
               <w:bidi/>
               <w:jc w:val="center"/>
               <w:rPr>
-                <w:b/>
-                <w:bCs/>
+                <w:rFonts w:ascii="Arial" w:hAnsi="Arial" w:eastAsia="Arial" w:cs="Arial"/>
+                <w:b w:val="1"/>
+                <w:bCs w:val="1"/>
                 <w:sz w:val="24"/>
                 <w:szCs w:val="24"/>
-                <w:rtl/>
+                <w:rtl w:val="1"/>
               </w:rPr>
             </w:pPr>
             <w:r>
               <w:rPr>
-                <w:rFonts w:hint="cs"/>
-                <w:b/>
-                <w:bCs/>
+                <w:rFonts w:ascii="Arial" w:hAnsi="Arial" w:eastAsia="Arial" w:cs="Arial"/>
+                <w:b w:val="1"/>
+                <w:bCs w:val="1"/>
                 <w:sz w:val="24"/>
                 <w:szCs w:val="24"/>
-                <w:rtl/>
               </w:rPr>
               <w:t>15%</w:t>
             </w:r>
@@ -1359,27 +2148,28 @@
         <w:tc>
           <w:tcPr>
             <w:tcW w:w="2984" w:type="dxa"/>
+            <w:tcMar/>
           </w:tcPr>
           <w:p>
             <w:pPr>
               <w:bidi/>
               <w:jc w:val="center"/>
               <w:rPr>
-                <w:b/>
-                <w:bCs/>
+                <w:rFonts w:ascii="Arial" w:hAnsi="Arial" w:eastAsia="Arial" w:cs="Arial"/>
+                <w:b w:val="1"/>
+                <w:bCs w:val="1"/>
                 <w:sz w:val="24"/>
                 <w:szCs w:val="24"/>
-                <w:rtl/>
+                <w:rtl w:val="1"/>
               </w:rPr>
             </w:pPr>
             <w:r>
               <w:rPr>
-                <w:rFonts w:hint="cs"/>
-                <w:b/>
-                <w:bCs/>
+                <w:rFonts w:ascii="Arial" w:hAnsi="Arial" w:eastAsia="Arial" w:cs="Arial"/>
+                <w:b w:val="1"/>
+                <w:bCs w:val="1"/>
                 <w:sz w:val="24"/>
                 <w:szCs w:val="24"/>
-                <w:rtl/>
               </w:rPr>
               <w:t>17248.85</w:t>
             </w:r>
@@ -1388,22 +2178,25 @@
         <w:tc>
           <w:tcPr>
             <w:tcW w:w="4945" w:type="dxa"/>
+            <w:tcMar/>
           </w:tcPr>
           <w:p>
             <w:pPr>
               <w:bidi/>
               <w:jc w:val="center"/>
               <w:rPr>
-                <w:b/>
-                <w:bCs/>
+                <w:rFonts w:ascii="Arial" w:hAnsi="Arial" w:eastAsia="Arial" w:cs="Arial"/>
+                <w:b w:val="1"/>
+                <w:bCs w:val="1"/>
                 <w:sz w:val="24"/>
                 <w:szCs w:val="24"/>
               </w:rPr>
             </w:pPr>
             <w:r>
               <w:rPr>
-                <w:b/>
-                <w:bCs/>
+                <w:rFonts w:ascii="Arial" w:hAnsi="Arial" w:eastAsia="Arial" w:cs="Arial"/>
+                <w:b w:val="1"/>
+                <w:bCs w:val="1"/>
                 <w:sz w:val="24"/>
                 <w:szCs w:val="24"/>
               </w:rPr>
@@ -1418,27 +2211,29 @@
             <w:tcW w:w="3136" w:type="dxa"/>
             <w:gridSpan w:val="2"/>
             <w:shd w:val="clear" w:color="auto" w:fill="262626" w:themeFill="text1" w:themeFillTint="D9"/>
+            <w:tcMar/>
           </w:tcPr>
           <w:p>
             <w:pPr>
               <w:bidi/>
               <w:jc w:val="center"/>
               <w:rPr>
-                <w:b/>
-                <w:bCs/>
+                <w:rFonts w:ascii="Arial" w:hAnsi="Arial" w:eastAsia="Arial" w:cs="Arial"/>
+                <w:b w:val="1"/>
+                <w:bCs w:val="1"/>
                 <w:sz w:val="24"/>
                 <w:szCs w:val="24"/>
-                <w:rtl/>
+                <w:rtl w:val="1"/>
               </w:rPr>
             </w:pPr>
             <w:r>
               <w:rPr>
-                <w:rFonts w:hint="cs"/>
-                <w:b/>
-                <w:bCs/>
+                <w:rFonts w:ascii="Arial" w:hAnsi="Arial" w:eastAsia="Arial" w:cs="Arial"/>
+                <w:b w:val="1"/>
+                <w:bCs w:val="1"/>
                 <w:sz w:val="24"/>
                 <w:szCs w:val="24"/>
-                <w:rtl/>
+                <w:rtl w:val="1"/>
               </w:rPr>
               <w:t>السعر الإجمالي كتابة</w:t>
             </w:r>
@@ -1448,27 +2243,29 @@
           <w:tcPr>
             <w:tcW w:w="7929" w:type="dxa"/>
             <w:gridSpan w:val="2"/>
+            <w:tcMar/>
           </w:tcPr>
           <w:p>
             <w:pPr>
               <w:bidi/>
               <w:jc w:val="center"/>
               <w:rPr>
-                <w:b/>
-                <w:bCs/>
+                <w:rFonts w:ascii="Arial" w:hAnsi="Arial" w:eastAsia="Arial" w:cs="Arial"/>
+                <w:b w:val="1"/>
+                <w:bCs w:val="1"/>
                 <w:sz w:val="24"/>
                 <w:szCs w:val="24"/>
-                <w:rtl/>
+                <w:rtl w:val="1"/>
               </w:rPr>
             </w:pPr>
             <w:r>
               <w:rPr>
-                <w:rFonts w:hint="cs"/>
-                <w:b/>
-                <w:bCs/>
+                <w:rFonts w:ascii="Arial" w:hAnsi="Arial" w:eastAsia="Arial" w:cs="Arial"/>
+                <w:b w:val="1"/>
+                <w:bCs w:val="1"/>
                 <w:sz w:val="24"/>
                 <w:szCs w:val="24"/>
-                <w:rtl/>
+                <w:rtl w:val="1"/>
               </w:rPr>
               <w:t>سبعة عشر ألفا ومائتان وثمانية وأربعون ريالا وخمسة وثمانون هللة فقط لا غير</w:t>
             </w:r>
@@ -1481,6 +2278,7 @@
         <w:bidi/>
         <w:ind w:left="720"/>
         <w:rPr>
+          <w:rFonts w:ascii="Arial" w:hAnsi="Arial" w:eastAsia="Arial" w:cs="Arial"/>
           <w:sz w:val="28"/>
           <w:szCs w:val="28"/>
         </w:rPr>
@@ -1494,25 +2292,26 @@
         </w:numPr>
         <w:bidi/>
         <w:rPr>
-          <w:sz w:val="28"/>
-          <w:szCs w:val="28"/>
-        </w:rPr>
-      </w:pPr>
-      <w:r>
-        <w:rPr>
-          <w:rFonts w:hint="cs"/>
-          <w:sz w:val="28"/>
-          <w:szCs w:val="28"/>
-          <w:rtl/>
+          <w:rFonts w:ascii="Arial" w:hAnsi="Arial" w:eastAsia="Arial" w:cs="Arial"/>
+          <w:sz w:val="28"/>
+          <w:szCs w:val="28"/>
+        </w:rPr>
+      </w:pPr>
+      <w:r>
+        <w:rPr>
+          <w:rFonts w:ascii="Arial" w:hAnsi="Arial" w:eastAsia="Arial" w:cs="Arial"/>
+          <w:sz w:val="28"/>
+          <w:szCs w:val="28"/>
+          <w:rtl w:val="1"/>
         </w:rPr>
         <w:t>يجب تحويل المدفوعات صافية من أي رسوم بنكية او ضرائب</w:t>
       </w:r>
       <w:r>
         <w:rPr>
-          <w:rFonts w:hint="cs"/>
-          <w:sz w:val="28"/>
-          <w:szCs w:val="28"/>
-          <w:rtl/>
+          <w:rFonts w:ascii="Arial" w:hAnsi="Arial" w:eastAsia="Arial" w:cs="Arial"/>
+          <w:sz w:val="28"/>
+          <w:szCs w:val="28"/>
+          <w:rtl w:val="1"/>
         </w:rPr>
         <w:t>، على رقم الآيبان المدون أعلاه.</w:t>
       </w:r>
@@ -1525,40 +2324,46 @@
         </w:numPr>
         <w:bidi/>
         <w:rPr>
-          <w:sz w:val="28"/>
-          <w:szCs w:val="28"/>
-        </w:rPr>
-      </w:pPr>
-      <w:r>
-        <w:rPr>
-          <w:sz w:val="28"/>
-          <w:szCs w:val="28"/>
-          <w:rtl/>
+          <w:rFonts w:ascii="Arial" w:hAnsi="Arial" w:eastAsia="Arial" w:cs="Arial"/>
+          <w:sz w:val="28"/>
+          <w:szCs w:val="28"/>
+        </w:rPr>
+      </w:pPr>
+      <w:r>
+        <w:rPr>
+          <w:rFonts w:ascii="Arial" w:hAnsi="Arial" w:eastAsia="Arial" w:cs="Arial"/>
+          <w:sz w:val="28"/>
+          <w:szCs w:val="28"/>
+          <w:rtl w:val="1"/>
         </w:rPr>
         <w:t xml:space="preserve">تُعد جميع المبالغ المدفوعة </w:t>
       </w:r>
       <w:r>
         <w:rPr>
-          <w:b/>
-          <w:bCs/>
-          <w:sz w:val="28"/>
-          <w:szCs w:val="28"/>
-          <w:rtl/>
+          <w:rFonts w:ascii="Arial" w:hAnsi="Arial" w:eastAsia="Arial" w:cs="Arial"/>
+          <w:b w:val="1"/>
+          <w:bCs w:val="1"/>
+          <w:sz w:val="28"/>
+          <w:szCs w:val="28"/>
+          <w:rtl w:val="1"/>
         </w:rPr>
         <w:t>غير قابلة للاسترداد نهائيًا</w:t>
       </w:r>
       <w:r>
         <w:rPr>
-          <w:sz w:val="28"/>
-          <w:szCs w:val="28"/>
-          <w:rtl/>
+          <w:rFonts w:ascii="Arial" w:hAnsi="Arial" w:eastAsia="Arial" w:cs="Arial"/>
+          <w:sz w:val="28"/>
+          <w:szCs w:val="28"/>
+          <w:rtl w:val="1"/>
         </w:rPr>
         <w:t xml:space="preserve"> في جميع الأحوال، بما في ذلك إلغاء المشاركة من قبل الطرف الثاني لأي سبب كان</w:t>
       </w:r>
       <w:r>
         <w:rPr>
-          <w:sz w:val="28"/>
-          <w:szCs w:val="28"/>
+          <w:rFonts w:ascii="Arial" w:hAnsi="Arial" w:eastAsia="Arial" w:cs="Arial"/>
+          <w:sz w:val="28"/>
+          <w:szCs w:val="28"/>
+          <w:rtl w:val="1"/>
         </w:rPr>
         <w:t>.</w:t>
       </w:r>
@@ -1571,22 +2376,26 @@
         </w:numPr>
         <w:bidi/>
         <w:rPr>
-          <w:sz w:val="28"/>
-          <w:szCs w:val="28"/>
-        </w:rPr>
-      </w:pPr>
-      <w:r>
-        <w:rPr>
-          <w:sz w:val="28"/>
-          <w:szCs w:val="28"/>
-          <w:rtl/>
+          <w:rFonts w:ascii="Arial" w:hAnsi="Arial" w:eastAsia="Arial" w:cs="Arial"/>
+          <w:sz w:val="28"/>
+          <w:szCs w:val="28"/>
+        </w:rPr>
+      </w:pPr>
+      <w:r>
+        <w:rPr>
+          <w:rFonts w:ascii="Arial" w:hAnsi="Arial" w:eastAsia="Arial" w:cs="Arial"/>
+          <w:sz w:val="28"/>
+          <w:szCs w:val="28"/>
+          <w:rtl w:val="1"/>
         </w:rPr>
         <w:t>لا يُعتد بأي حجز أو مشاركة إلا بعد سداد كامل المبلغ وإشعار الطرف الأول بذلك</w:t>
       </w:r>
       <w:r>
         <w:rPr>
-          <w:sz w:val="28"/>
-          <w:szCs w:val="28"/>
+          <w:rFonts w:ascii="Arial" w:hAnsi="Arial" w:eastAsia="Arial" w:cs="Arial"/>
+          <w:sz w:val="28"/>
+          <w:szCs w:val="28"/>
+          <w:rtl w:val="1"/>
         </w:rPr>
         <w:t>.</w:t>
       </w:r>
@@ -1599,23 +2408,25 @@
         </w:numPr>
         <w:bidi/>
         <w:rPr>
-          <w:sz w:val="28"/>
-          <w:szCs w:val="28"/>
-        </w:rPr>
-      </w:pPr>
-      <w:r>
-        <w:rPr>
-          <w:rFonts w:hint="cs"/>
-          <w:sz w:val="28"/>
-          <w:szCs w:val="28"/>
-          <w:rtl/>
+          <w:rFonts w:ascii="Arial" w:hAnsi="Arial" w:eastAsia="Arial" w:cs="Arial"/>
+          <w:sz w:val="28"/>
+          <w:szCs w:val="28"/>
+        </w:rPr>
+      </w:pPr>
+      <w:r>
+        <w:rPr>
+          <w:rFonts w:ascii="Arial" w:hAnsi="Arial" w:eastAsia="Arial" w:cs="Arial"/>
+          <w:sz w:val="28"/>
+          <w:szCs w:val="28"/>
+          <w:rtl w:val="1"/>
         </w:rPr>
         <w:t>يلتزم الطرف الثاني بتزويد الطرف الأول بصورة من الحوالة البنكية عبر البريد الإلكتروني (</w:t>
       </w:r>
-      <w:hyperlink r:id="rId7" w:history="1">
+      <w:hyperlink r:id="Re785e7a45f44410c">
         <w:r>
           <w:rPr>
             <w:rStyle w:val="Hyperlink"/>
+            <w:rFonts w:ascii="Arial" w:hAnsi="Arial" w:eastAsia="Arial" w:cs="Arial"/>
             <w:sz w:val="28"/>
             <w:szCs w:val="28"/>
           </w:rPr>
@@ -1624,30 +2435,28 @@
       </w:hyperlink>
       <w:r>
         <w:rPr>
-          <w:rFonts w:hint="cs"/>
-          <w:sz w:val="28"/>
-          <w:szCs w:val="28"/>
-          <w:rtl/>
+          <w:rFonts w:ascii="Arial" w:hAnsi="Arial" w:eastAsia="Arial" w:cs="Arial"/>
+          <w:sz w:val="28"/>
+          <w:szCs w:val="28"/>
+          <w:rtl w:val="1"/>
         </w:rPr>
         <w:t xml:space="preserve">)، وإلا سيعتبر الحجز </w:t>
       </w:r>
-      <w:proofErr w:type="spellStart"/>
-      <w:r>
-        <w:rPr>
-          <w:rFonts w:hint="cs"/>
-          <w:sz w:val="28"/>
-          <w:szCs w:val="28"/>
-          <w:rtl/>
+      <w:r>
+        <w:rPr>
+          <w:rFonts w:ascii="Arial" w:hAnsi="Arial" w:eastAsia="Arial" w:cs="Arial"/>
+          <w:sz w:val="28"/>
+          <w:szCs w:val="28"/>
+          <w:rtl w:val="1"/>
         </w:rPr>
         <w:t>لاغياً</w:t>
       </w:r>
-      <w:proofErr w:type="spellEnd"/>
-      <w:r>
-        <w:rPr>
-          <w:rFonts w:hint="cs"/>
-          <w:sz w:val="28"/>
-          <w:szCs w:val="28"/>
-          <w:rtl/>
+      <w:r>
+        <w:rPr>
+          <w:rFonts w:ascii="Arial" w:hAnsi="Arial" w:eastAsia="Arial" w:cs="Arial"/>
+          <w:sz w:val="28"/>
+          <w:szCs w:val="28"/>
+          <w:rtl w:val="1"/>
         </w:rPr>
         <w:t>.</w:t>
       </w:r>
@@ -1656,6 +2465,7 @@
       <w:pPr>
         <w:bidi/>
         <w:rPr>
+          <w:rFonts w:ascii="Arial" w:hAnsi="Arial" w:eastAsia="Arial" w:cs="Arial"/>
           <w:sz w:val="28"/>
           <w:szCs w:val="28"/>
         </w:rPr>
@@ -1665,61 +2475,90 @@
       <w:pPr>
         <w:bidi/>
         <w:rPr>
-          <w:b/>
-          <w:bCs/>
-          <w:sz w:val="28"/>
-          <w:szCs w:val="28"/>
-        </w:rPr>
-      </w:pPr>
-      <w:r>
-        <w:rPr>
-          <w:b/>
-          <w:bCs/>
-          <w:sz w:val="28"/>
-          <w:szCs w:val="28"/>
-          <w:rtl/>
-        </w:rPr>
-        <w:t>المادة (4): التزامات الطرف الثاني</w:t>
+          <w:rFonts w:ascii="Arial" w:hAnsi="Arial" w:eastAsia="Arial" w:cs="Arial"/>
+          <w:b w:val="1"/>
+          <w:bCs w:val="1"/>
+          <w:sz w:val="28"/>
+          <w:szCs w:val="28"/>
+        </w:rPr>
+      </w:pPr>
+      <w:r>
+        <w:rPr>
+          <w:rFonts w:ascii="Arial" w:hAnsi="Arial" w:eastAsia="Arial" w:cs="Arial"/>
+          <w:b w:val="1"/>
+          <w:bCs w:val="1"/>
+          <w:sz w:val="28"/>
+          <w:szCs w:val="28"/>
+          <w:rtl w:val="1"/>
+        </w:rPr>
+        <w:t>المادة (</w:t>
+      </w:r>
+      <w:r>
+        <w:rPr>
+          <w:rFonts w:ascii="Arial" w:hAnsi="Arial" w:eastAsia="Arial" w:cs="Arial"/>
+          <w:b w:val="1"/>
+          <w:bCs w:val="1"/>
+          <w:sz w:val="28"/>
+          <w:szCs w:val="28"/>
+        </w:rPr>
+        <w:t>4</w:t>
+      </w:r>
+      <w:r>
+        <w:rPr>
+          <w:rFonts w:ascii="Arial" w:hAnsi="Arial" w:eastAsia="Arial" w:cs="Arial"/>
+          <w:b w:val="1"/>
+          <w:bCs w:val="1"/>
+          <w:sz w:val="28"/>
+          <w:szCs w:val="28"/>
+          <w:rtl w:val="1"/>
+        </w:rPr>
+        <w:t>): التزامات الطرف الثاني</w:t>
       </w:r>
     </w:p>
     <w:p>
       <w:pPr>
         <w:bidi/>
         <w:rPr>
-          <w:sz w:val="28"/>
-          <w:szCs w:val="28"/>
-        </w:rPr>
-      </w:pPr>
-      <w:r>
-        <w:rPr>
-          <w:sz w:val="28"/>
-          <w:szCs w:val="28"/>
-          <w:rtl/>
+          <w:rFonts w:ascii="Arial" w:hAnsi="Arial" w:eastAsia="Arial" w:cs="Arial"/>
+          <w:sz w:val="28"/>
+          <w:szCs w:val="28"/>
+        </w:rPr>
+      </w:pPr>
+      <w:r>
+        <w:rPr>
+          <w:rFonts w:ascii="Arial" w:hAnsi="Arial" w:eastAsia="Arial" w:cs="Arial"/>
+          <w:sz w:val="28"/>
+          <w:szCs w:val="28"/>
+          <w:rtl w:val="1"/>
         </w:rPr>
         <w:t xml:space="preserve">يلتزم </w:t>
       </w:r>
       <w:r>
         <w:rPr>
-          <w:b/>
-          <w:bCs/>
-          <w:sz w:val="28"/>
-          <w:szCs w:val="28"/>
-          <w:rtl/>
+          <w:rFonts w:ascii="Arial" w:hAnsi="Arial" w:eastAsia="Arial" w:cs="Arial"/>
+          <w:b w:val="1"/>
+          <w:bCs w:val="1"/>
+          <w:sz w:val="28"/>
+          <w:szCs w:val="28"/>
+          <w:rtl w:val="1"/>
         </w:rPr>
         <w:t>الطرف الثاني</w:t>
       </w:r>
       <w:r>
         <w:rPr>
-          <w:sz w:val="28"/>
-          <w:szCs w:val="28"/>
-          <w:rtl/>
+          <w:rFonts w:ascii="Arial" w:hAnsi="Arial" w:eastAsia="Arial" w:cs="Arial"/>
+          <w:sz w:val="28"/>
+          <w:szCs w:val="28"/>
+          <w:rtl w:val="1"/>
         </w:rPr>
         <w:t xml:space="preserve"> بما يلي</w:t>
       </w:r>
       <w:r>
         <w:rPr>
-          <w:sz w:val="28"/>
-          <w:szCs w:val="28"/>
+          <w:rFonts w:ascii="Arial" w:hAnsi="Arial" w:eastAsia="Arial" w:cs="Arial"/>
+          <w:sz w:val="28"/>
+          <w:szCs w:val="28"/>
+          <w:rtl w:val="1"/>
         </w:rPr>
         <w:t>:</w:t>
       </w:r>
@@ -1732,22 +2571,26 @@
         </w:numPr>
         <w:bidi/>
         <w:rPr>
-          <w:sz w:val="28"/>
-          <w:szCs w:val="28"/>
-        </w:rPr>
-      </w:pPr>
-      <w:r>
-        <w:rPr>
-          <w:sz w:val="28"/>
-          <w:szCs w:val="28"/>
-          <w:rtl/>
+          <w:rFonts w:ascii="Arial" w:hAnsi="Arial" w:eastAsia="Arial" w:cs="Arial"/>
+          <w:sz w:val="28"/>
+          <w:szCs w:val="28"/>
+        </w:rPr>
+      </w:pPr>
+      <w:r>
+        <w:rPr>
+          <w:rFonts w:ascii="Arial" w:hAnsi="Arial" w:eastAsia="Arial" w:cs="Arial"/>
+          <w:sz w:val="28"/>
+          <w:szCs w:val="28"/>
+          <w:rtl w:val="1"/>
         </w:rPr>
         <w:t>استخدام المساحة للغرض المخصص لها فقط</w:t>
       </w:r>
       <w:r>
         <w:rPr>
-          <w:sz w:val="28"/>
-          <w:szCs w:val="28"/>
+          <w:rFonts w:ascii="Arial" w:hAnsi="Arial" w:eastAsia="Arial" w:cs="Arial"/>
+          <w:sz w:val="28"/>
+          <w:szCs w:val="28"/>
+          <w:rtl w:val="1"/>
         </w:rPr>
         <w:t>.</w:t>
       </w:r>
@@ -1760,22 +2603,26 @@
         </w:numPr>
         <w:bidi/>
         <w:rPr>
-          <w:sz w:val="28"/>
-          <w:szCs w:val="28"/>
-        </w:rPr>
-      </w:pPr>
-      <w:r>
-        <w:rPr>
-          <w:sz w:val="28"/>
-          <w:szCs w:val="28"/>
-          <w:rtl/>
+          <w:rFonts w:ascii="Arial" w:hAnsi="Arial" w:eastAsia="Arial" w:cs="Arial"/>
+          <w:sz w:val="28"/>
+          <w:szCs w:val="28"/>
+        </w:rPr>
+      </w:pPr>
+      <w:r>
+        <w:rPr>
+          <w:rFonts w:ascii="Arial" w:hAnsi="Arial" w:eastAsia="Arial" w:cs="Arial"/>
+          <w:sz w:val="28"/>
+          <w:szCs w:val="28"/>
+          <w:rtl w:val="1"/>
         </w:rPr>
         <w:t>الالتزام بجميع تعليمات المعرض، والأنظمة، والاشتراطات الصادرة من الجهات الحكومية المختصة</w:t>
       </w:r>
       <w:r>
         <w:rPr>
-          <w:sz w:val="28"/>
-          <w:szCs w:val="28"/>
+          <w:rFonts w:ascii="Arial" w:hAnsi="Arial" w:eastAsia="Arial" w:cs="Arial"/>
+          <w:sz w:val="28"/>
+          <w:szCs w:val="28"/>
+          <w:rtl w:val="1"/>
         </w:rPr>
         <w:t>.</w:t>
       </w:r>
@@ -1788,32 +2635,378 @@
         </w:numPr>
         <w:bidi/>
         <w:rPr>
-          <w:sz w:val="28"/>
-          <w:szCs w:val="28"/>
-        </w:rPr>
-      </w:pPr>
-      <w:r>
-        <w:rPr>
-          <w:sz w:val="28"/>
-          <w:szCs w:val="28"/>
-          <w:rtl/>
+          <w:rFonts w:ascii="Arial" w:hAnsi="Arial" w:eastAsia="Arial" w:cs="Arial"/>
+          <w:sz w:val="28"/>
+          <w:szCs w:val="28"/>
+          <w:rtl w:val="1"/>
+        </w:rPr>
+      </w:pPr>
+      <w:r>
+        <w:rPr>
+          <w:rFonts w:ascii="Arial" w:hAnsi="Arial" w:eastAsia="Arial" w:cs="Arial"/>
+          <w:sz w:val="28"/>
+          <w:szCs w:val="28"/>
+          <w:rtl w:val="1"/>
         </w:rPr>
         <w:t xml:space="preserve">عدم التنازل عن المساحة أو تأجيرها من الباطن أو مشاركتها مع أي طرف آخر إلا بعد الحصول على موافقة خطية مسبقة من </w:t>
       </w:r>
       <w:r>
         <w:rPr>
-          <w:b/>
-          <w:bCs/>
-          <w:sz w:val="28"/>
-          <w:szCs w:val="28"/>
-          <w:rtl/>
+          <w:rFonts w:ascii="Arial" w:hAnsi="Arial" w:eastAsia="Arial" w:cs="Arial"/>
+          <w:b w:val="1"/>
+          <w:bCs w:val="1"/>
+          <w:sz w:val="28"/>
+          <w:szCs w:val="28"/>
+          <w:rtl w:val="1"/>
         </w:rPr>
         <w:t>الطرف الأول</w:t>
       </w:r>
       <w:r>
         <w:rPr>
-          <w:sz w:val="28"/>
-          <w:szCs w:val="28"/>
+          <w:rFonts w:ascii="Arial" w:hAnsi="Arial" w:eastAsia="Arial" w:cs="Arial"/>
+          <w:sz w:val="28"/>
+          <w:szCs w:val="28"/>
+          <w:rtl w:val="1"/>
+        </w:rPr>
+        <w:t>.</w:t>
+      </w:r>
+      <w:r>
+        <w:drawing>
+          <wp:anchor distT="0" distB="0" distL="114300" distR="114300" simplePos="0" relativeHeight="251658240" behindDoc="0" locked="0" layoutInCell="1" allowOverlap="1" wp14:editId="5124CC0A" wp14:anchorId="7A1B4ACD">
+            <wp:simplePos x="0" y="0"/>
+            <wp:positionH relativeFrom="column">
+              <wp:posOffset>-19050</wp:posOffset>
+            </wp:positionH>
+            <wp:positionV relativeFrom="paragraph">
+              <wp:posOffset>476250</wp:posOffset>
+            </wp:positionV>
+            <wp:extent cx="1613826" cy="731787"/>
+            <wp:effectExtent l="0" t="0" r="0" b="5080"/>
+            <wp:wrapNone/>
+            <wp:docPr id="1187482159" name="Picture 832524220" descr="A picture containing background pattern&#10;&#10;Description automatically generated"/>
+            <wp:cNvGraphicFramePr>
+              <a:graphicFrameLocks noChangeAspect="1"/>
+            </wp:cNvGraphicFramePr>
+            <a:graphic>
+              <a:graphicData xmlns:a="http://schemas.openxmlformats.org/drawingml/2006/main" uri="http://schemas.openxmlformats.org/drawingml/2006/picture">
+                <pic:pic xmlns:pic="http://schemas.openxmlformats.org/drawingml/2006/picture">
+                  <pic:nvPicPr>
+                    <pic:cNvPr id="10" name="Picture 10" descr="A picture containing background pattern&#10;&#10;Description automatically generated"/>
+                    <pic:cNvPicPr/>
+                  </pic:nvPicPr>
+                  <pic:blipFill rotWithShape="1">
+                    <a:blip xmlns:r="http://schemas.openxmlformats.org/officeDocument/2006/relationships" r:embed="R3312592623bc4f4a">
+                      <a:extLst>
+                        <a:ext uri="{28A0092B-C50C-407E-A947-70E740481C1C}">
+                          <a14:useLocalDpi xmlns:a14="http://schemas.microsoft.com/office/drawing/2010/main" val="0"/>
+                        </a:ext>
+                      </a:extLst>
+                    </a:blip>
+                    <a:srcRect l="14379" t="10457" r="58447"/>
+                    <a:stretch/>
+                  </pic:blipFill>
+                  <pic:spPr bwMode="auto">
+                    <a:xfrm>
+                      <a:off x="0" y="0"/>
+                      <a:ext cx="1615080" cy="732356"/>
+                    </a:xfrm>
+                    <a:prstGeom prst="rect">
+                      <a:avLst/>
+                    </a:prstGeom>
+                    <a:ln>
+                      <a:noFill/>
+                    </a:ln>
+                    <a:extLst>
+                      <a:ext uri="{53640926-AAD7-44D8-BBD7-CCE9431645EC}">
+                        <a14:shadowObscured xmlns:a14="http://schemas.microsoft.com/office/drawing/2010/main"/>
+                      </a:ext>
+                    </a:extLst>
+                  </pic:spPr>
+                </pic:pic>
+              </a:graphicData>
+            </a:graphic>
+            <wp14:sizeRelH relativeFrom="page">
+              <wp14:pctWidth>0</wp14:pctWidth>
+            </wp14:sizeRelH>
+            <wp14:sizeRelV relativeFrom="page">
+              <wp14:pctHeight>0</wp14:pctHeight>
+            </wp14:sizeRelV>
+          </wp:anchor>
+        </w:drawing>
+      </w:r>
+    </w:p>
+    <w:tbl>
+      <w:tblPr>
+        <w:tblStyle w:val="TableGrid"/>
+        <w:bidiVisual w:val="1"/>
+        <w:tblW w:w="0" w:type="auto"/>
+        <w:tblBorders>
+          <w:top w:val="none" w:color="000000" w:themeColor="text1" w:sz="12"/>
+          <w:left w:val="none" w:color="000000" w:themeColor="text1" w:sz="12"/>
+          <w:bottom w:val="none" w:color="000000" w:themeColor="text1" w:sz="12"/>
+          <w:right w:val="none" w:color="000000" w:themeColor="text1" w:sz="12"/>
+          <w:insideH w:val="none" w:color="000000" w:themeColor="text1" w:sz="12"/>
+          <w:insideV w:val="none" w:color="000000" w:themeColor="text1" w:sz="12"/>
+        </w:tblBorders>
+        <w:tblLook w:val="06A0" w:firstRow="1" w:lastRow="0" w:firstColumn="1" w:lastColumn="0" w:noHBand="1" w:noVBand="1"/>
+      </w:tblPr>
+      <w:tblGrid>
+        <w:gridCol w:w="3600"/>
+        <w:gridCol w:w="3990"/>
+        <w:gridCol w:w="3210"/>
+      </w:tblGrid>
+      <w:tr>
+        <w:trPr>
+          <w:trHeight w:val="300"/>
+        </w:trPr>
+        <w:tc>
+          <w:tcPr>
+            <w:tcW w:w="3600" w:type="dxa"/>
+            <w:tcMar/>
+          </w:tcPr>
+          <w:p>
+            <w:pPr>
+              <w:pStyle w:val="Header"/>
+              <w:jc w:val="right"/>
+              <w:rPr>
+                <w:rFonts w:ascii="Arial" w:hAnsi="Arial" w:eastAsia="Arial" w:cs="Arial"/>
+                <w:color w:val="7030A0"/>
+                <w:rtl w:val="1"/>
+              </w:rPr>
+            </w:pPr>
+            <w:r>
+              <w:drawing>
+                <wp:inline wp14:editId="1DFA3893" wp14:anchorId="2B870441">
+                  <wp:extent cx="2062595" cy="803564"/>
+                  <wp:effectExtent l="0" t="0" r="0" b="0"/>
+                  <wp:docPr id="1263759944" name="Picture 1" descr="A logo with purple letters and numbers&#10;&#10;AI-generated content may be incorrect."/>
+                  <wp:cNvGraphicFramePr>
+                    <a:graphicFrameLocks noChangeAspect="1"/>
+                  </wp:cNvGraphicFramePr>
+                  <a:graphic>
+                    <a:graphicData xmlns:a="http://schemas.openxmlformats.org/drawingml/2006/main" uri="http://schemas.openxmlformats.org/drawingml/2006/picture">
+                      <pic:pic xmlns:pic="http://schemas.openxmlformats.org/drawingml/2006/picture">
+                        <pic:nvPicPr xmlns:pic="http://schemas.openxmlformats.org/drawingml/2006/picture">
+                          <pic:cNvPr xmlns:pic="http://schemas.openxmlformats.org/drawingml/2006/picture" id="1414396828" name="Picture 1" descr="A logo with purple letters and numbers&#10;&#10;AI-generated content may be incorrect."/>
+                          <pic:cNvPicPr xmlns:pic="http://schemas.openxmlformats.org/drawingml/2006/picture"/>
+                        </pic:nvPicPr>
+                        <pic:blipFill xmlns:pic="http://schemas.openxmlformats.org/drawingml/2006/picture">
+                          <a:blip xmlns:r="http://schemas.openxmlformats.org/officeDocument/2006/relationships" xmlns:a="http://schemas.openxmlformats.org/drawingml/2006/main" r:embed="R58e1ca21d5024694" cstate="print">
+                            <a:extLst xmlns:a="http://schemas.openxmlformats.org/drawingml/2006/main">
+                              <a:ext xmlns:a="http://schemas.openxmlformats.org/drawingml/2006/main" uri="{28A0092B-C50C-407E-A947-70E740481C1C}">
+                                <a14:useLocalDpi xmlns:a14="http://schemas.microsoft.com/office/drawing/2010/main" val="0"/>
+                              </a:ext>
+                            </a:extLst>
+                          </a:blip>
+                          <a:stretch xmlns:a="http://schemas.openxmlformats.org/drawingml/2006/main">
+                            <a:fillRect xmlns:a="http://schemas.openxmlformats.org/drawingml/2006/main"/>
+                          </a:stretch>
+                        </pic:blipFill>
+                        <pic:spPr xmlns:pic="http://schemas.openxmlformats.org/drawingml/2006/picture">
+                          <a:xfrm xmlns:a="http://schemas.openxmlformats.org/drawingml/2006/main">
+                            <a:off xmlns:a="http://schemas.openxmlformats.org/drawingml/2006/main" x="0" y="0"/>
+                            <a:ext xmlns:a="http://schemas.openxmlformats.org/drawingml/2006/main" cx="2062595" cy="803564"/>
+                          </a:xfrm>
+                          <a:prstGeom xmlns:a="http://schemas.openxmlformats.org/drawingml/2006/main" prst="rect">
+                            <a:avLst xmlns:a="http://schemas.openxmlformats.org/drawingml/2006/main"/>
+                          </a:prstGeom>
+                        </pic:spPr>
+                      </pic:pic>
+                    </a:graphicData>
+                  </a:graphic>
+                </wp:inline>
+              </w:drawing>
+            </w:r>
+            <w:r>
+              <w:rPr>
+                <w:rFonts w:ascii="Arial" w:hAnsi="Arial" w:eastAsia="Arial" w:cs="Arial"/>
+                <w:color w:val="7030A0"/>
+                <w:rtl w:val="1"/>
+              </w:rPr>
+              <w:t xml:space="preserve">رقم الرخصة: </w:t>
+            </w:r>
+            <w:r>
+              <w:rPr>
+                <w:rFonts w:ascii="Arial" w:hAnsi="Arial" w:eastAsia="Arial" w:cs="Arial"/>
+                <w:color w:val="7030A0"/>
+                <w:rtl w:val="1"/>
+              </w:rPr>
+              <w:t>165/26</w:t>
+            </w:r>
+          </w:p>
+          <w:p>
+            <w:pPr>
+              <w:pStyle w:val="Header"/>
+              <w:jc w:val="right"/>
+              <w:rPr>
+                <w:rFonts w:ascii="Arial" w:hAnsi="Arial" w:eastAsia="Arial" w:cs="Arial"/>
+              </w:rPr>
+            </w:pPr>
+          </w:p>
+        </w:tc>
+        <w:tc>
+          <w:tcPr>
+            <w:tcW w:w="3990" w:type="dxa"/>
+            <w:tcMar/>
+          </w:tcPr>
+          <w:p>
+            <w:pPr>
+              <w:pStyle w:val="Header"/>
+              <w:jc w:val="center"/>
+              <w:rPr>
+                <w:rFonts w:ascii="Arial" w:hAnsi="Arial" w:eastAsia="Arial" w:cs="Arial"/>
+              </w:rPr>
+            </w:pPr>
+            <w:r>
+              <w:drawing>
+                <wp:inline wp14:editId="4A8C4F9D" wp14:anchorId="5F9469B1">
+                  <wp:extent cx="1432560" cy="381000"/>
+                  <wp:effectExtent l="0" t="0" r="0" b="0"/>
+                  <wp:docPr id="1137802053" name="Picture 734064909" descr="Background pattern&#10;&#10;Description automatically generated with low confidence"/>
+                  <wp:cNvGraphicFramePr>
+                    <a:graphicFrameLocks noChangeAspect="1"/>
+                  </wp:cNvGraphicFramePr>
+                  <a:graphic>
+                    <a:graphicData xmlns:a="http://schemas.openxmlformats.org/drawingml/2006/main" uri="http://schemas.openxmlformats.org/drawingml/2006/picture">
+                      <pic:pic xmlns:pic="http://schemas.openxmlformats.org/drawingml/2006/picture">
+                        <pic:nvPicPr xmlns:pic="http://schemas.openxmlformats.org/drawingml/2006/picture">
+                          <pic:cNvPr xmlns:pic="http://schemas.openxmlformats.org/drawingml/2006/picture" id="9" name="Picture 9" descr="Background pattern&#10;&#10;Description automatically generated with low confidence"/>
+                          <pic:cNvPicPr xmlns:pic="http://schemas.openxmlformats.org/drawingml/2006/picture"/>
+                        </pic:nvPicPr>
+                        <pic:blipFill xmlns:pic="http://schemas.openxmlformats.org/drawingml/2006/picture" rotWithShape="1">
+                          <a:blip xmlns:r="http://schemas.openxmlformats.org/officeDocument/2006/relationships" xmlns:a="http://schemas.openxmlformats.org/drawingml/2006/main" r:embed="R0ccda38738394d74" cstate="print">
+                            <a:extLst xmlns:a="http://schemas.openxmlformats.org/drawingml/2006/main">
+                              <a:ext xmlns:a="http://schemas.openxmlformats.org/drawingml/2006/main" uri="{28A0092B-C50C-407E-A947-70E740481C1C}">
+                                <a14:useLocalDpi xmlns:a14="http://schemas.microsoft.com/office/drawing/2010/main" val="0"/>
+                              </a:ext>
+                            </a:extLst>
+                          </a:blip>
+                          <a:srcRect xmlns:a="http://schemas.openxmlformats.org/drawingml/2006/main" l="73333" t="18912" r="2564" b="33807"/>
+                          <a:stretch xmlns:a="http://schemas.openxmlformats.org/drawingml/2006/main">
+                            <a:fillRect xmlns:a="http://schemas.openxmlformats.org/drawingml/2006/main"/>
+                          </a:stretch>
+                        </pic:blipFill>
+                        <pic:spPr xmlns:pic="http://schemas.openxmlformats.org/drawingml/2006/picture" bwMode="auto">
+                          <a:xfrm xmlns:a="http://schemas.openxmlformats.org/drawingml/2006/main">
+                            <a:off xmlns:a="http://schemas.openxmlformats.org/drawingml/2006/main" x="0" y="0"/>
+                            <a:ext xmlns:a="http://schemas.openxmlformats.org/drawingml/2006/main" cx="1432560" cy="381000"/>
+                          </a:xfrm>
+                          <a:prstGeom xmlns:a="http://schemas.openxmlformats.org/drawingml/2006/main" prst="rect">
+                            <a:avLst xmlns:a="http://schemas.openxmlformats.org/drawingml/2006/main"/>
+                          </a:prstGeom>
+                          <a:ln xmlns:a="http://schemas.openxmlformats.org/drawingml/2006/main">
+                            <a:noFill xmlns:a="http://schemas.openxmlformats.org/drawingml/2006/main"/>
+                          </a:ln>
+                          <a:extLst xmlns:a="http://schemas.openxmlformats.org/drawingml/2006/main">
+                            <a:ext xmlns:a="http://schemas.openxmlformats.org/drawingml/2006/main" uri="{53640926-AAD7-44D8-BBD7-CCE9431645EC}">
+                              <a14:shadowObscured xmlns:a14="http://schemas.microsoft.com/office/drawing/2010/main"/>
+                            </a:ext>
+                          </a:extLst>
+                        </pic:spPr>
+                      </pic:pic>
+                    </a:graphicData>
+                  </a:graphic>
+                </wp:inline>
+              </w:drawing>
+            </w:r>
+          </w:p>
+        </w:tc>
+        <w:tc>
+          <w:tcPr>
+            <w:tcW w:w="3210" w:type="dxa"/>
+            <w:tcMar/>
+          </w:tcPr>
+          <w:p>
+            <w:pPr>
+              <w:pStyle w:val="Header"/>
+              <w:rPr>
+                <w:rFonts w:ascii="Arial" w:hAnsi="Arial" w:eastAsia="Arial" w:cs="Arial"/>
+              </w:rPr>
+            </w:pPr>
+            <w:r>
+              <w:drawing>
+                <wp:inline wp14:editId="2BDEE967" wp14:anchorId="05396F47">
+                  <wp:extent cx="1905000" cy="732155"/>
+                  <wp:effectExtent l="0" t="0" r="0" b="0"/>
+                  <wp:docPr id="1125603714" name="Picture 1157273046" descr="Background pattern&#10;&#10;Description automatically generated with low confidence"/>
+                  <wp:cNvGraphicFramePr>
+                    <a:graphicFrameLocks noChangeAspect="1"/>
+                  </wp:cNvGraphicFramePr>
+                  <a:graphic>
+                    <a:graphicData xmlns:a="http://schemas.openxmlformats.org/drawingml/2006/main" uri="http://schemas.openxmlformats.org/drawingml/2006/picture">
+                      <pic:pic xmlns:pic="http://schemas.openxmlformats.org/drawingml/2006/picture">
+                        <pic:nvPicPr xmlns:pic="http://schemas.openxmlformats.org/drawingml/2006/picture">
+                          <pic:cNvPr xmlns:pic="http://schemas.openxmlformats.org/drawingml/2006/picture" id="9" name="Picture 9" descr="Background pattern&#10;&#10;Description automatically generated with low confidence"/>
+                          <pic:cNvPicPr xmlns:pic="http://schemas.openxmlformats.org/drawingml/2006/picture"/>
+                        </pic:nvPicPr>
+                        <pic:blipFill xmlns:pic="http://schemas.openxmlformats.org/drawingml/2006/picture" rotWithShape="1">
+                          <a:blip xmlns:r="http://schemas.openxmlformats.org/officeDocument/2006/relationships" xmlns:a="http://schemas.openxmlformats.org/drawingml/2006/main" r:embed="R89858cde7cfc450a" cstate="print">
+                            <a:extLst xmlns:a="http://schemas.openxmlformats.org/drawingml/2006/main">
+                              <a:ext xmlns:a="http://schemas.openxmlformats.org/drawingml/2006/main" uri="{28A0092B-C50C-407E-A947-70E740481C1C}">
+                                <a14:useLocalDpi xmlns:a14="http://schemas.microsoft.com/office/drawing/2010/main" val="0"/>
+                              </a:ext>
+                            </a:extLst>
+                          </a:blip>
+                          <a:srcRect xmlns:a="http://schemas.openxmlformats.org/drawingml/2006/main" r="64744"/>
+                          <a:stretch xmlns:a="http://schemas.openxmlformats.org/drawingml/2006/main">
+                            <a:fillRect xmlns:a="http://schemas.openxmlformats.org/drawingml/2006/main"/>
+                          </a:stretch>
+                        </pic:blipFill>
+                        <pic:spPr xmlns:pic="http://schemas.openxmlformats.org/drawingml/2006/picture" bwMode="auto">
+                          <a:xfrm xmlns:a="http://schemas.openxmlformats.org/drawingml/2006/main">
+                            <a:off xmlns:a="http://schemas.openxmlformats.org/drawingml/2006/main" x="0" y="0"/>
+                            <a:ext xmlns:a="http://schemas.openxmlformats.org/drawingml/2006/main" cx="1905000" cy="732155"/>
+                          </a:xfrm>
+                          <a:prstGeom xmlns:a="http://schemas.openxmlformats.org/drawingml/2006/main" prst="rect">
+                            <a:avLst xmlns:a="http://schemas.openxmlformats.org/drawingml/2006/main"/>
+                          </a:prstGeom>
+                          <a:ln xmlns:a="http://schemas.openxmlformats.org/drawingml/2006/main">
+                            <a:noFill xmlns:a="http://schemas.openxmlformats.org/drawingml/2006/main"/>
+                          </a:ln>
+                          <a:extLst xmlns:a="http://schemas.openxmlformats.org/drawingml/2006/main">
+                            <a:ext xmlns:a="http://schemas.openxmlformats.org/drawingml/2006/main" uri="{53640926-AAD7-44D8-BBD7-CCE9431645EC}">
+                              <a14:shadowObscured xmlns:a14="http://schemas.microsoft.com/office/drawing/2010/main"/>
+                            </a:ext>
+                          </a:extLst>
+                        </pic:spPr>
+                      </pic:pic>
+                    </a:graphicData>
+                  </a:graphic>
+                </wp:inline>
+              </w:drawing>
+            </w:r>
+          </w:p>
+        </w:tc>
+      </w:tr>
+    </w:tbl>
+    <w:p>
+      <w:pPr>
+        <w:numPr>
+          <w:ilvl w:val="0"/>
+          <w:numId w:val="20"/>
+        </w:numPr>
+        <w:bidi w:val="1"/>
+        <w:rPr>
+          <w:rFonts w:ascii="Arial" w:hAnsi="Arial" w:eastAsia="Arial" w:cs="Arial"/>
+          <w:sz w:val="28"/>
+          <w:szCs w:val="28"/>
+        </w:rPr>
+      </w:pPr>
+      <w:r>
+        <w:rPr>
+          <w:rFonts w:ascii="Arial" w:hAnsi="Arial" w:eastAsia="Arial" w:cs="Arial"/>
+          <w:sz w:val="28"/>
+          <w:szCs w:val="28"/>
+          <w:rtl w:val="1"/>
+        </w:rPr>
+        <w:t>الالتزام بمواعيد التشغيل والتركيب والفك، وإخلاء الموقع في الوقت المحدد دون تأخير</w:t>
+      </w:r>
+      <w:r>
+        <w:rPr>
+          <w:rFonts w:ascii="Arial" w:hAnsi="Arial" w:eastAsia="Arial" w:cs="Arial"/>
+          <w:sz w:val="28"/>
+          <w:szCs w:val="28"/>
+          <w:rtl w:val="1"/>
         </w:rPr>
         <w:t>.</w:t>
       </w:r>
@@ -1826,23 +3019,91 @@
         </w:numPr>
         <w:bidi/>
         <w:rPr>
-          <w:sz w:val="28"/>
-          <w:szCs w:val="28"/>
-        </w:rPr>
-      </w:pPr>
-      <w:r>
-        <w:rPr>
-          <w:sz w:val="28"/>
-          <w:szCs w:val="28"/>
-          <w:rtl/>
-        </w:rPr>
-        <w:lastRenderedPageBreak/>
-        <w:t>الالتزام بمواعيد التشغيل والتركيب والفك، وإخلاء الموقع في الوقت المحدد دون تأخير</w:t>
-      </w:r>
-      <w:r>
-        <w:rPr>
-          <w:sz w:val="28"/>
-          <w:szCs w:val="28"/>
+          <w:rFonts w:ascii="Arial" w:hAnsi="Arial" w:eastAsia="Arial" w:cs="Arial"/>
+          <w:sz w:val="28"/>
+          <w:szCs w:val="28"/>
+        </w:rPr>
+      </w:pPr>
+      <w:r>
+        <w:rPr>
+          <w:rFonts w:ascii="Arial" w:hAnsi="Arial" w:eastAsia="Arial" w:cs="Arial"/>
+          <w:sz w:val="28"/>
+          <w:szCs w:val="28"/>
+          <w:rtl w:val="1"/>
+        </w:rPr>
+        <w:t xml:space="preserve">الامتناع عن ممارسة أي نشاط مخالف </w:t>
+      </w:r>
+      <w:r>
+        <w:rPr>
+          <w:rFonts w:ascii="Arial" w:hAnsi="Arial" w:eastAsia="Arial" w:cs="Arial"/>
+          <w:sz w:val="28"/>
+          <w:szCs w:val="28"/>
+          <w:rtl w:val="1"/>
+        </w:rPr>
+        <w:t>للأنظمة،</w:t>
+      </w:r>
+      <w:r>
+        <w:rPr>
+          <w:rFonts w:ascii="Arial" w:hAnsi="Arial" w:eastAsia="Arial" w:cs="Arial"/>
+          <w:sz w:val="28"/>
+          <w:szCs w:val="28"/>
+          <w:rtl w:val="1"/>
+        </w:rPr>
+        <w:t xml:space="preserve"> أو </w:t>
+      </w:r>
+      <w:r>
+        <w:rPr>
+          <w:rFonts w:ascii="Arial" w:hAnsi="Arial" w:eastAsia="Arial" w:cs="Arial"/>
+          <w:sz w:val="28"/>
+          <w:szCs w:val="28"/>
+          <w:rtl w:val="1"/>
+        </w:rPr>
+        <w:t xml:space="preserve">مخل بالنظام العام، </w:t>
+      </w:r>
+      <w:r>
+        <w:rPr>
+          <w:rFonts w:ascii="Arial" w:hAnsi="Arial" w:eastAsia="Arial" w:cs="Arial"/>
+          <w:sz w:val="28"/>
+          <w:szCs w:val="28"/>
+          <w:rtl w:val="1"/>
+        </w:rPr>
+        <w:t xml:space="preserve">أو </w:t>
+      </w:r>
+      <w:r>
+        <w:rPr>
+          <w:rFonts w:ascii="Arial" w:hAnsi="Arial" w:eastAsia="Arial" w:cs="Arial"/>
+          <w:sz w:val="28"/>
+          <w:szCs w:val="28"/>
+          <w:rtl w:val="1"/>
+        </w:rPr>
+        <w:t xml:space="preserve">بسمعة المعرض، </w:t>
+      </w:r>
+      <w:r>
+        <w:rPr>
+          <w:rFonts w:ascii="Arial" w:hAnsi="Arial" w:eastAsia="Arial" w:cs="Arial"/>
+          <w:sz w:val="28"/>
+          <w:szCs w:val="28"/>
+          <w:rtl w:val="1"/>
+        </w:rPr>
+        <w:t xml:space="preserve">أو </w:t>
+      </w:r>
+      <w:r>
+        <w:rPr>
+          <w:rFonts w:ascii="Arial" w:hAnsi="Arial" w:eastAsia="Arial" w:cs="Arial"/>
+          <w:b w:val="1"/>
+          <w:bCs w:val="1"/>
+          <w:sz w:val="28"/>
+          <w:szCs w:val="28"/>
+          <w:rtl w:val="1"/>
+        </w:rPr>
+        <w:t>الطرف الأول</w:t>
+      </w:r>
+      <w:r>
+        <w:rPr>
+          <w:rFonts w:ascii="Arial" w:hAnsi="Arial" w:eastAsia="Arial" w:cs="Arial"/>
+          <w:sz w:val="28"/>
+          <w:szCs w:val="28"/>
+          <w:rtl w:val="1"/>
         </w:rPr>
         <w:t>.</w:t>
       </w:r>
@@ -1855,137 +3116,73 @@
         </w:numPr>
         <w:bidi/>
         <w:rPr>
-          <w:sz w:val="28"/>
-          <w:szCs w:val="28"/>
-        </w:rPr>
-      </w:pPr>
-      <w:r>
-        <w:rPr>
-          <w:sz w:val="28"/>
-          <w:szCs w:val="28"/>
-          <w:rtl/>
-        </w:rPr>
-        <w:t xml:space="preserve">الامتناع عن ممارسة أي نشاط مخالف </w:t>
-      </w:r>
-      <w:r>
-        <w:rPr>
-          <w:rFonts w:hint="cs"/>
-          <w:sz w:val="28"/>
-          <w:szCs w:val="28"/>
-          <w:rtl/>
-        </w:rPr>
-        <w:t>للأنظمة،</w:t>
-      </w:r>
-      <w:r>
-        <w:rPr>
-          <w:sz w:val="28"/>
-          <w:szCs w:val="28"/>
-          <w:rtl/>
-        </w:rPr>
-        <w:t xml:space="preserve"> أو </w:t>
-      </w:r>
-      <w:r>
-        <w:rPr>
-          <w:rFonts w:hint="cs"/>
-          <w:sz w:val="28"/>
-          <w:szCs w:val="28"/>
-          <w:rtl/>
-        </w:rPr>
-        <w:t xml:space="preserve">مخل بالنظام العام، </w:t>
-      </w:r>
-      <w:r>
-        <w:rPr>
-          <w:sz w:val="28"/>
-          <w:szCs w:val="28"/>
-          <w:rtl/>
-        </w:rPr>
-        <w:t xml:space="preserve">أو </w:t>
-      </w:r>
-      <w:r>
-        <w:rPr>
-          <w:rFonts w:hint="cs"/>
-          <w:sz w:val="28"/>
-          <w:szCs w:val="28"/>
-          <w:rtl/>
-        </w:rPr>
-        <w:t xml:space="preserve">بسمعة المعرض، </w:t>
-      </w:r>
-      <w:r>
-        <w:rPr>
-          <w:sz w:val="28"/>
-          <w:szCs w:val="28"/>
-          <w:rtl/>
-        </w:rPr>
-        <w:t xml:space="preserve">أو </w:t>
-      </w:r>
-      <w:r>
-        <w:rPr>
-          <w:b/>
-          <w:bCs/>
-          <w:sz w:val="28"/>
-          <w:szCs w:val="28"/>
-          <w:rtl/>
-        </w:rPr>
-        <w:t>الطرف الأول</w:t>
-      </w:r>
-      <w:r>
-        <w:rPr>
-          <w:sz w:val="28"/>
-          <w:szCs w:val="28"/>
-        </w:rPr>
-        <w:t>.</w:t>
+          <w:rFonts w:ascii="Arial" w:hAnsi="Arial" w:eastAsia="Arial" w:cs="Arial"/>
+          <w:sz w:val="28"/>
+          <w:szCs w:val="28"/>
+        </w:rPr>
+      </w:pPr>
+      <w:r>
+        <w:rPr>
+          <w:rFonts w:ascii="Arial" w:hAnsi="Arial" w:eastAsia="Arial" w:cs="Arial"/>
+          <w:sz w:val="28"/>
+          <w:szCs w:val="28"/>
+          <w:rtl w:val="1"/>
+        </w:rPr>
+        <w:t>الالتزام بحدود المساحة المؤجرة، وعدم وضع أي مواد او أغراض خارج حدود المساحة المؤجرة.</w:t>
       </w:r>
     </w:p>
     <w:p>
       <w:pPr>
-        <w:numPr>
-          <w:ilvl w:val="0"/>
-          <w:numId w:val="20"/>
-        </w:numPr>
         <w:bidi/>
         <w:rPr>
-          <w:sz w:val="28"/>
-          <w:szCs w:val="28"/>
-        </w:rPr>
-      </w:pPr>
-      <w:r>
-        <w:rPr>
-          <w:rFonts w:hint="cs"/>
-          <w:sz w:val="28"/>
-          <w:szCs w:val="28"/>
-          <w:rtl/>
-        </w:rPr>
-        <w:t>الالتزام بحدود المساحة المؤجرة، وعدم وضع أي مواد او أغراض خارج حدود المساحة المؤجرة.</w:t>
-      </w:r>
+          <w:rFonts w:ascii="Arial" w:hAnsi="Arial" w:eastAsia="Arial" w:cs="Arial"/>
+          <w:sz w:val="28"/>
+          <w:szCs w:val="28"/>
+        </w:rPr>
+      </w:pPr>
     </w:p>
     <w:p>
       <w:pPr>
         <w:bidi/>
         <w:rPr>
-          <w:sz w:val="28"/>
-          <w:szCs w:val="28"/>
-        </w:rPr>
-      </w:pPr>
-    </w:p>
-    <w:p>
-      <w:pPr>
-        <w:bidi/>
-        <w:rPr>
-          <w:b/>
-          <w:bCs/>
-          <w:sz w:val="28"/>
-          <w:szCs w:val="28"/>
-        </w:rPr>
-      </w:pPr>
-      <w:r>
-        <w:rPr>
-          <w:b/>
-          <w:bCs/>
-          <w:sz w:val="28"/>
-          <w:szCs w:val="28"/>
-          <w:rtl/>
-        </w:rPr>
-        <w:t>المادة (5): التجهيزات والديكور</w:t>
+          <w:rFonts w:ascii="Arial" w:hAnsi="Arial" w:eastAsia="Arial" w:cs="Arial"/>
+          <w:b w:val="1"/>
+          <w:bCs w:val="1"/>
+          <w:sz w:val="28"/>
+          <w:szCs w:val="28"/>
+        </w:rPr>
+      </w:pPr>
+      <w:r>
+        <w:rPr>
+          <w:rFonts w:ascii="Arial" w:hAnsi="Arial" w:eastAsia="Arial" w:cs="Arial"/>
+          <w:b w:val="1"/>
+          <w:bCs w:val="1"/>
+          <w:sz w:val="28"/>
+          <w:szCs w:val="28"/>
+          <w:rtl w:val="1"/>
+        </w:rPr>
+        <w:t>المادة (</w:t>
+      </w:r>
+      <w:r>
+        <w:rPr>
+          <w:rFonts w:ascii="Arial" w:hAnsi="Arial" w:eastAsia="Arial" w:cs="Arial"/>
+          <w:b w:val="1"/>
+          <w:bCs w:val="1"/>
+          <w:sz w:val="28"/>
+          <w:szCs w:val="28"/>
+        </w:rPr>
+        <w:t>5</w:t>
+      </w:r>
+      <w:r>
+        <w:rPr>
+          <w:rFonts w:ascii="Arial" w:hAnsi="Arial" w:eastAsia="Arial" w:cs="Arial"/>
+          <w:b w:val="1"/>
+          <w:bCs w:val="1"/>
+          <w:sz w:val="28"/>
+          <w:szCs w:val="28"/>
+          <w:rtl w:val="1"/>
+        </w:rPr>
+        <w:t>): التجهيزات والديكور</w:t>
       </w:r>
     </w:p>
     <w:p>
@@ -1996,50 +3193,57 @@
         </w:numPr>
         <w:bidi/>
         <w:rPr>
-          <w:sz w:val="28"/>
-          <w:szCs w:val="28"/>
-        </w:rPr>
-      </w:pPr>
-      <w:r>
-        <w:rPr>
-          <w:sz w:val="28"/>
-          <w:szCs w:val="28"/>
-          <w:rtl/>
+          <w:rFonts w:ascii="Arial" w:hAnsi="Arial" w:eastAsia="Arial" w:cs="Arial"/>
+          <w:sz w:val="28"/>
+          <w:szCs w:val="28"/>
+        </w:rPr>
+      </w:pPr>
+      <w:r>
+        <w:rPr>
+          <w:rFonts w:ascii="Arial" w:hAnsi="Arial" w:eastAsia="Arial" w:cs="Arial"/>
+          <w:sz w:val="28"/>
+          <w:szCs w:val="28"/>
+          <w:rtl w:val="1"/>
         </w:rPr>
         <w:t xml:space="preserve">لا يجوز لـ </w:t>
       </w:r>
       <w:r>
         <w:rPr>
-          <w:b/>
-          <w:bCs/>
-          <w:sz w:val="28"/>
-          <w:szCs w:val="28"/>
-          <w:rtl/>
+          <w:rFonts w:ascii="Arial" w:hAnsi="Arial" w:eastAsia="Arial" w:cs="Arial"/>
+          <w:b w:val="1"/>
+          <w:bCs w:val="1"/>
+          <w:sz w:val="28"/>
+          <w:szCs w:val="28"/>
+          <w:rtl w:val="1"/>
         </w:rPr>
         <w:t>الطرف الثاني</w:t>
       </w:r>
       <w:r>
         <w:rPr>
-          <w:sz w:val="28"/>
-          <w:szCs w:val="28"/>
-          <w:rtl/>
+          <w:rFonts w:ascii="Arial" w:hAnsi="Arial" w:eastAsia="Arial" w:cs="Arial"/>
+          <w:sz w:val="28"/>
+          <w:szCs w:val="28"/>
+          <w:rtl w:val="1"/>
         </w:rPr>
         <w:t xml:space="preserve"> إجراء أي تعديلات أو إضافات أو تجهيزات داخل المساحة إلا بعد الحصول على موافقة كتابية مسبقة من </w:t>
       </w:r>
       <w:r>
         <w:rPr>
-          <w:b/>
-          <w:bCs/>
-          <w:sz w:val="28"/>
-          <w:szCs w:val="28"/>
-          <w:rtl/>
+          <w:rFonts w:ascii="Arial" w:hAnsi="Arial" w:eastAsia="Arial" w:cs="Arial"/>
+          <w:b w:val="1"/>
+          <w:bCs w:val="1"/>
+          <w:sz w:val="28"/>
+          <w:szCs w:val="28"/>
+          <w:rtl w:val="1"/>
         </w:rPr>
         <w:t>الطرف الأول</w:t>
       </w:r>
       <w:r>
         <w:rPr>
-          <w:sz w:val="28"/>
-          <w:szCs w:val="28"/>
+          <w:rFonts w:ascii="Arial" w:hAnsi="Arial" w:eastAsia="Arial" w:cs="Arial"/>
+          <w:sz w:val="28"/>
+          <w:szCs w:val="28"/>
+          <w:rtl w:val="1"/>
         </w:rPr>
         <w:t>.</w:t>
       </w:r>
@@ -2052,16 +3256,17 @@
         </w:numPr>
         <w:bidi/>
         <w:rPr>
-          <w:sz w:val="28"/>
-          <w:szCs w:val="28"/>
-        </w:rPr>
-      </w:pPr>
-      <w:r>
-        <w:rPr>
-          <w:rFonts w:hint="cs"/>
-          <w:sz w:val="28"/>
-          <w:szCs w:val="28"/>
-          <w:rtl/>
+          <w:rFonts w:ascii="Arial" w:hAnsi="Arial" w:eastAsia="Arial" w:cs="Arial"/>
+          <w:sz w:val="28"/>
+          <w:szCs w:val="28"/>
+        </w:rPr>
+      </w:pPr>
+      <w:r>
+        <w:rPr>
+          <w:rFonts w:ascii="Arial" w:hAnsi="Arial" w:eastAsia="Arial" w:cs="Arial"/>
+          <w:sz w:val="28"/>
+          <w:szCs w:val="28"/>
+          <w:rtl w:val="1"/>
         </w:rPr>
         <w:t>لا يحق للطرف الثاني ثقب او حفر أو إجراء أي تعديلات على المساحة المستأجرة أو استخدام الملصقات على الجدران دون أخذ الموافقة الكتابية من الطرف الأول.</w:t>
       </w:r>
@@ -2074,58 +3279,66 @@
         </w:numPr>
         <w:bidi/>
         <w:rPr>
-          <w:sz w:val="28"/>
-          <w:szCs w:val="28"/>
-        </w:rPr>
-      </w:pPr>
-      <w:r>
-        <w:rPr>
-          <w:sz w:val="28"/>
-          <w:szCs w:val="28"/>
-          <w:rtl/>
+          <w:rFonts w:ascii="Arial" w:hAnsi="Arial" w:eastAsia="Arial" w:cs="Arial"/>
+          <w:sz w:val="28"/>
+          <w:szCs w:val="28"/>
+        </w:rPr>
+      </w:pPr>
+      <w:r>
+        <w:rPr>
+          <w:rFonts w:ascii="Arial" w:hAnsi="Arial" w:eastAsia="Arial" w:cs="Arial"/>
+          <w:sz w:val="28"/>
+          <w:szCs w:val="28"/>
+          <w:rtl w:val="1"/>
         </w:rPr>
         <w:t xml:space="preserve">يتحمل </w:t>
       </w:r>
       <w:r>
         <w:rPr>
-          <w:b/>
-          <w:bCs/>
-          <w:sz w:val="28"/>
-          <w:szCs w:val="28"/>
-          <w:rtl/>
+          <w:rFonts w:ascii="Arial" w:hAnsi="Arial" w:eastAsia="Arial" w:cs="Arial"/>
+          <w:b w:val="1"/>
+          <w:bCs w:val="1"/>
+          <w:sz w:val="28"/>
+          <w:szCs w:val="28"/>
+          <w:rtl w:val="1"/>
         </w:rPr>
         <w:t>الطرف الثاني</w:t>
       </w:r>
       <w:r>
         <w:rPr>
-          <w:sz w:val="28"/>
-          <w:szCs w:val="28"/>
-          <w:rtl/>
+          <w:rFonts w:ascii="Arial" w:hAnsi="Arial" w:eastAsia="Arial" w:cs="Arial"/>
+          <w:sz w:val="28"/>
+          <w:szCs w:val="28"/>
+          <w:rtl w:val="1"/>
         </w:rPr>
         <w:t xml:space="preserve"> كامل المسؤولية عن أي أضرار أو تلفيات تنتج عن نشاطه أو تجهيزاته، ويلتزم بتعويض </w:t>
       </w:r>
       <w:r>
         <w:rPr>
-          <w:b/>
-          <w:bCs/>
-          <w:sz w:val="28"/>
-          <w:szCs w:val="28"/>
-          <w:rtl/>
+          <w:rFonts w:ascii="Arial" w:hAnsi="Arial" w:eastAsia="Arial" w:cs="Arial"/>
+          <w:b w:val="1"/>
+          <w:bCs w:val="1"/>
+          <w:sz w:val="28"/>
+          <w:szCs w:val="28"/>
+          <w:rtl w:val="1"/>
         </w:rPr>
         <w:t>الطرف الأول</w:t>
       </w:r>
       <w:r>
         <w:rPr>
-          <w:sz w:val="28"/>
-          <w:szCs w:val="28"/>
-          <w:rtl/>
+          <w:rFonts w:ascii="Arial" w:hAnsi="Arial" w:eastAsia="Arial" w:cs="Arial"/>
+          <w:sz w:val="28"/>
+          <w:szCs w:val="28"/>
+          <w:rtl w:val="1"/>
         </w:rPr>
         <w:t xml:space="preserve"> عن أي خسائر أو أضرار ناتجة عن ذلك</w:t>
       </w:r>
       <w:r>
         <w:rPr>
-          <w:sz w:val="28"/>
-          <w:szCs w:val="28"/>
+          <w:rFonts w:ascii="Arial" w:hAnsi="Arial" w:eastAsia="Arial" w:cs="Arial"/>
+          <w:sz w:val="28"/>
+          <w:szCs w:val="28"/>
+          <w:rtl w:val="1"/>
         </w:rPr>
         <w:t>.</w:t>
       </w:r>
@@ -2134,6 +3347,7 @@
       <w:pPr>
         <w:bidi/>
         <w:rPr>
+          <w:rFonts w:ascii="Arial" w:hAnsi="Arial" w:eastAsia="Arial" w:cs="Arial"/>
           <w:sz w:val="28"/>
           <w:szCs w:val="28"/>
         </w:rPr>
@@ -2143,79 +3357,110 @@
       <w:pPr>
         <w:bidi/>
         <w:rPr>
-          <w:b/>
-          <w:bCs/>
-          <w:sz w:val="28"/>
-          <w:szCs w:val="28"/>
-        </w:rPr>
-      </w:pPr>
-      <w:r>
-        <w:rPr>
-          <w:b/>
-          <w:bCs/>
-          <w:sz w:val="28"/>
-          <w:szCs w:val="28"/>
-          <w:rtl/>
-        </w:rPr>
-        <w:t>المادة (6): فسخ العقد</w:t>
+          <w:rFonts w:ascii="Arial" w:hAnsi="Arial" w:eastAsia="Arial" w:cs="Arial"/>
+          <w:b w:val="1"/>
+          <w:bCs w:val="1"/>
+          <w:sz w:val="28"/>
+          <w:szCs w:val="28"/>
+        </w:rPr>
+      </w:pPr>
+      <w:r>
+        <w:rPr>
+          <w:rFonts w:ascii="Arial" w:hAnsi="Arial" w:eastAsia="Arial" w:cs="Arial"/>
+          <w:b w:val="1"/>
+          <w:bCs w:val="1"/>
+          <w:sz w:val="28"/>
+          <w:szCs w:val="28"/>
+          <w:rtl w:val="1"/>
+        </w:rPr>
+        <w:t>المادة (</w:t>
+      </w:r>
+      <w:r>
+        <w:rPr>
+          <w:rFonts w:ascii="Arial" w:hAnsi="Arial" w:eastAsia="Arial" w:cs="Arial"/>
+          <w:b w:val="1"/>
+          <w:bCs w:val="1"/>
+          <w:sz w:val="28"/>
+          <w:szCs w:val="28"/>
+        </w:rPr>
+        <w:t>6</w:t>
+      </w:r>
+      <w:r>
+        <w:rPr>
+          <w:rFonts w:ascii="Arial" w:hAnsi="Arial" w:eastAsia="Arial" w:cs="Arial"/>
+          <w:b w:val="1"/>
+          <w:bCs w:val="1"/>
+          <w:sz w:val="28"/>
+          <w:szCs w:val="28"/>
+          <w:rtl w:val="1"/>
+        </w:rPr>
+        <w:t>): فسخ العقد</w:t>
       </w:r>
     </w:p>
     <w:p>
       <w:pPr>
         <w:bidi/>
         <w:rPr>
-          <w:sz w:val="28"/>
-          <w:szCs w:val="28"/>
-        </w:rPr>
-      </w:pPr>
-      <w:r>
-        <w:rPr>
-          <w:sz w:val="28"/>
-          <w:szCs w:val="28"/>
-          <w:rtl/>
+          <w:rFonts w:ascii="Arial" w:hAnsi="Arial" w:eastAsia="Arial" w:cs="Arial"/>
+          <w:sz w:val="28"/>
+          <w:szCs w:val="28"/>
+        </w:rPr>
+      </w:pPr>
+      <w:r>
+        <w:rPr>
+          <w:rFonts w:ascii="Arial" w:hAnsi="Arial" w:eastAsia="Arial" w:cs="Arial"/>
+          <w:sz w:val="28"/>
+          <w:szCs w:val="28"/>
+          <w:rtl w:val="1"/>
         </w:rPr>
         <w:t xml:space="preserve">يحق لـ </w:t>
       </w:r>
       <w:r>
         <w:rPr>
-          <w:b/>
-          <w:bCs/>
-          <w:sz w:val="28"/>
-          <w:szCs w:val="28"/>
-          <w:rtl/>
+          <w:rFonts w:ascii="Arial" w:hAnsi="Arial" w:eastAsia="Arial" w:cs="Arial"/>
+          <w:b w:val="1"/>
+          <w:bCs w:val="1"/>
+          <w:sz w:val="28"/>
+          <w:szCs w:val="28"/>
+          <w:rtl w:val="1"/>
         </w:rPr>
         <w:t>الطرف الأول</w:t>
       </w:r>
       <w:r>
         <w:rPr>
-          <w:sz w:val="28"/>
-          <w:szCs w:val="28"/>
-          <w:rtl/>
+          <w:rFonts w:ascii="Arial" w:hAnsi="Arial" w:eastAsia="Arial" w:cs="Arial"/>
+          <w:sz w:val="28"/>
+          <w:szCs w:val="28"/>
+          <w:rtl w:val="1"/>
         </w:rPr>
         <w:t xml:space="preserve"> فسخ هذا العقد </w:t>
       </w:r>
       <w:r>
         <w:rPr>
-          <w:b/>
-          <w:bCs/>
-          <w:sz w:val="28"/>
-          <w:szCs w:val="28"/>
-          <w:rtl/>
+          <w:rFonts w:ascii="Arial" w:hAnsi="Arial" w:eastAsia="Arial" w:cs="Arial"/>
+          <w:b w:val="1"/>
+          <w:bCs w:val="1"/>
+          <w:sz w:val="28"/>
+          <w:szCs w:val="28"/>
+          <w:rtl w:val="1"/>
         </w:rPr>
         <w:t>فورًا ودون إشعار مسبق</w:t>
       </w:r>
       <w:r>
         <w:rPr>
-          <w:sz w:val="28"/>
-          <w:szCs w:val="28"/>
-          <w:rtl/>
+          <w:rFonts w:ascii="Arial" w:hAnsi="Arial" w:eastAsia="Arial" w:cs="Arial"/>
+          <w:sz w:val="28"/>
+          <w:szCs w:val="28"/>
+          <w:rtl w:val="1"/>
         </w:rPr>
         <w:t xml:space="preserve"> في أي وقت، وذلك في حال</w:t>
       </w:r>
       <w:r>
         <w:rPr>
-          <w:sz w:val="28"/>
-          <w:szCs w:val="28"/>
+          <w:rFonts w:ascii="Arial" w:hAnsi="Arial" w:eastAsia="Arial" w:cs="Arial"/>
+          <w:sz w:val="28"/>
+          <w:szCs w:val="28"/>
+          <w:rtl w:val="1"/>
         </w:rPr>
         <w:t>:</w:t>
       </w:r>
@@ -2228,24 +3473,26 @@
         </w:numPr>
         <w:bidi/>
         <w:rPr>
-          <w:sz w:val="28"/>
-          <w:szCs w:val="28"/>
-        </w:rPr>
-      </w:pPr>
-      <w:r>
-        <w:rPr>
-          <w:sz w:val="28"/>
-          <w:szCs w:val="28"/>
-          <w:rtl/>
+          <w:rFonts w:ascii="Arial" w:hAnsi="Arial" w:eastAsia="Arial" w:cs="Arial"/>
+          <w:sz w:val="28"/>
+          <w:szCs w:val="28"/>
+        </w:rPr>
+      </w:pPr>
+      <w:r>
+        <w:rPr>
+          <w:rFonts w:ascii="Arial" w:hAnsi="Arial" w:eastAsia="Arial" w:cs="Arial"/>
+          <w:sz w:val="28"/>
+          <w:szCs w:val="28"/>
+          <w:rtl w:val="1"/>
         </w:rPr>
         <w:t>وجود خلل في سير العمل</w:t>
       </w:r>
       <w:r>
         <w:rPr>
-          <w:rFonts w:hint="cs"/>
-          <w:sz w:val="28"/>
-          <w:szCs w:val="28"/>
-          <w:rtl/>
+          <w:rFonts w:ascii="Arial" w:hAnsi="Arial" w:eastAsia="Arial" w:cs="Arial"/>
+          <w:sz w:val="28"/>
+          <w:szCs w:val="28"/>
+          <w:rtl w:val="1"/>
         </w:rPr>
         <w:t>.</w:t>
       </w:r>
@@ -2258,41 +3505,44 @@
         </w:numPr>
         <w:bidi/>
         <w:rPr>
-          <w:sz w:val="28"/>
-          <w:szCs w:val="28"/>
-        </w:rPr>
-      </w:pPr>
-      <w:r>
-        <w:rPr>
-          <w:sz w:val="28"/>
-          <w:szCs w:val="28"/>
-          <w:rtl/>
+          <w:rFonts w:ascii="Arial" w:hAnsi="Arial" w:eastAsia="Arial" w:cs="Arial"/>
+          <w:sz w:val="28"/>
+          <w:szCs w:val="28"/>
+        </w:rPr>
+      </w:pPr>
+      <w:r>
+        <w:rPr>
+          <w:rFonts w:ascii="Arial" w:hAnsi="Arial" w:eastAsia="Arial" w:cs="Arial"/>
+          <w:sz w:val="28"/>
+          <w:szCs w:val="28"/>
+          <w:rtl w:val="1"/>
         </w:rPr>
         <w:t xml:space="preserve">مخالفة </w:t>
       </w:r>
       <w:r>
         <w:rPr>
-          <w:rFonts w:hint="cs"/>
-          <w:sz w:val="28"/>
-          <w:szCs w:val="28"/>
-          <w:rtl/>
+          <w:rFonts w:ascii="Arial" w:hAnsi="Arial" w:eastAsia="Arial" w:cs="Arial"/>
+          <w:sz w:val="28"/>
+          <w:szCs w:val="28"/>
+          <w:rtl w:val="1"/>
         </w:rPr>
         <w:t>الطرف الثاني ل</w:t>
       </w:r>
       <w:r>
         <w:rPr>
-          <w:sz w:val="28"/>
-          <w:szCs w:val="28"/>
-          <w:rtl/>
+          <w:rFonts w:ascii="Arial" w:hAnsi="Arial" w:eastAsia="Arial" w:cs="Arial"/>
+          <w:sz w:val="28"/>
+          <w:szCs w:val="28"/>
+          <w:rtl w:val="1"/>
         </w:rPr>
         <w:t>تعليمات المعرض</w:t>
       </w:r>
       <w:r>
         <w:rPr>
-          <w:rFonts w:hint="cs"/>
-          <w:sz w:val="28"/>
-          <w:szCs w:val="28"/>
-          <w:rtl/>
+          <w:rFonts w:ascii="Arial" w:hAnsi="Arial" w:eastAsia="Arial" w:cs="Arial"/>
+          <w:sz w:val="28"/>
+          <w:szCs w:val="28"/>
+          <w:rtl w:val="1"/>
         </w:rPr>
         <w:t>.</w:t>
       </w:r>
@@ -2305,39 +3555,44 @@
         </w:numPr>
         <w:bidi/>
         <w:rPr>
-          <w:sz w:val="28"/>
-          <w:szCs w:val="28"/>
-        </w:rPr>
-      </w:pPr>
-      <w:r>
-        <w:rPr>
-          <w:sz w:val="28"/>
-          <w:szCs w:val="28"/>
-          <w:rtl/>
+          <w:rFonts w:ascii="Arial" w:hAnsi="Arial" w:eastAsia="Arial" w:cs="Arial"/>
+          <w:sz w:val="28"/>
+          <w:szCs w:val="28"/>
+        </w:rPr>
+      </w:pPr>
+      <w:r>
+        <w:rPr>
+          <w:rFonts w:ascii="Arial" w:hAnsi="Arial" w:eastAsia="Arial" w:cs="Arial"/>
+          <w:sz w:val="28"/>
+          <w:szCs w:val="28"/>
+          <w:rtl w:val="1"/>
         </w:rPr>
         <w:t xml:space="preserve">إخلال </w:t>
       </w:r>
       <w:r>
         <w:rPr>
-          <w:rFonts w:hint="cs"/>
-          <w:sz w:val="28"/>
-          <w:szCs w:val="28"/>
-          <w:rtl/>
+          <w:rFonts w:ascii="Arial" w:hAnsi="Arial" w:eastAsia="Arial" w:cs="Arial"/>
+          <w:sz w:val="28"/>
+          <w:szCs w:val="28"/>
+          <w:rtl w:val="1"/>
         </w:rPr>
         <w:t xml:space="preserve">الطرف الثاني </w:t>
       </w:r>
       <w:r>
         <w:rPr>
-          <w:sz w:val="28"/>
-          <w:szCs w:val="28"/>
-          <w:rtl/>
+          <w:rFonts w:ascii="Arial" w:hAnsi="Arial" w:eastAsia="Arial" w:cs="Arial"/>
+          <w:sz w:val="28"/>
+          <w:szCs w:val="28"/>
+          <w:rtl w:val="1"/>
         </w:rPr>
         <w:t>بأي بند من بنود هذا العقد</w:t>
       </w:r>
       <w:r>
         <w:rPr>
-          <w:sz w:val="28"/>
-          <w:szCs w:val="28"/>
+          <w:rFonts w:ascii="Arial" w:hAnsi="Arial" w:eastAsia="Arial" w:cs="Arial"/>
+          <w:sz w:val="28"/>
+          <w:szCs w:val="28"/>
+          <w:rtl w:val="1"/>
         </w:rPr>
         <w:t>.</w:t>
       </w:r>
@@ -2346,33 +3601,38 @@
       <w:pPr>
         <w:bidi/>
         <w:rPr>
-          <w:sz w:val="28"/>
-          <w:szCs w:val="28"/>
-          <w:rtl/>
-        </w:rPr>
-      </w:pPr>
-      <w:r>
-        <w:rPr>
-          <w:sz w:val="28"/>
-          <w:szCs w:val="28"/>
-          <w:rtl/>
+          <w:rFonts w:ascii="Arial" w:hAnsi="Arial" w:eastAsia="Arial" w:cs="Arial"/>
+          <w:sz w:val="28"/>
+          <w:szCs w:val="28"/>
+          <w:rtl w:val="1"/>
+        </w:rPr>
+      </w:pPr>
+      <w:r>
+        <w:rPr>
+          <w:rFonts w:ascii="Arial" w:hAnsi="Arial" w:eastAsia="Arial" w:cs="Arial"/>
+          <w:sz w:val="28"/>
+          <w:szCs w:val="28"/>
+          <w:rtl w:val="1"/>
         </w:rPr>
         <w:t xml:space="preserve">ولا يترتب على فسخ العقد في هذه الحالات أي التزام مالي أو تعويض لصالح </w:t>
       </w:r>
       <w:r>
         <w:rPr>
-          <w:b/>
-          <w:bCs/>
-          <w:sz w:val="28"/>
-          <w:szCs w:val="28"/>
-          <w:rtl/>
+          <w:rFonts w:ascii="Arial" w:hAnsi="Arial" w:eastAsia="Arial" w:cs="Arial"/>
+          <w:b w:val="1"/>
+          <w:bCs w:val="1"/>
+          <w:sz w:val="28"/>
+          <w:szCs w:val="28"/>
+          <w:rtl w:val="1"/>
         </w:rPr>
         <w:t>الطرف الثاني</w:t>
       </w:r>
       <w:r>
         <w:rPr>
-          <w:sz w:val="28"/>
-          <w:szCs w:val="28"/>
+          <w:rFonts w:ascii="Arial" w:hAnsi="Arial" w:eastAsia="Arial" w:cs="Arial"/>
+          <w:sz w:val="28"/>
+          <w:szCs w:val="28"/>
+          <w:rtl w:val="1"/>
         </w:rPr>
         <w:t>.</w:t>
       </w:r>
@@ -2381,33 +3641,44 @@
       <w:pPr>
         <w:bidi/>
         <w:rPr>
-          <w:b/>
-          <w:bCs/>
-          <w:sz w:val="28"/>
-          <w:szCs w:val="28"/>
-          <w:rtl/>
-        </w:rPr>
-      </w:pPr>
-    </w:p>
-    <w:p>
-      <w:pPr>
-        <w:bidi/>
-        <w:rPr>
-          <w:b/>
-          <w:bCs/>
-          <w:sz w:val="28"/>
-          <w:szCs w:val="28"/>
-        </w:rPr>
-      </w:pPr>
-      <w:r>
-        <w:rPr>
-          <w:b/>
-          <w:bCs/>
-          <w:sz w:val="28"/>
-          <w:szCs w:val="28"/>
-          <w:rtl/>
-        </w:rPr>
-        <w:t>المادة (7): المسؤولية والتعويض</w:t>
+          <w:rFonts w:ascii="Arial" w:hAnsi="Arial" w:eastAsia="Arial" w:cs="Arial"/>
+          <w:b w:val="1"/>
+          <w:bCs w:val="1"/>
+          <w:sz w:val="28"/>
+          <w:szCs w:val="28"/>
+        </w:rPr>
+      </w:pPr>
+      <w:r>
+        <w:rPr>
+          <w:rFonts w:ascii="Arial" w:hAnsi="Arial" w:eastAsia="Arial" w:cs="Arial"/>
+          <w:b w:val="1"/>
+          <w:bCs w:val="1"/>
+          <w:sz w:val="28"/>
+          <w:szCs w:val="28"/>
+          <w:rtl w:val="1"/>
+        </w:rPr>
+        <w:t>المادة (</w:t>
+      </w:r>
+      <w:r>
+        <w:rPr>
+          <w:rFonts w:ascii="Arial" w:hAnsi="Arial" w:eastAsia="Arial" w:cs="Arial"/>
+          <w:b w:val="1"/>
+          <w:bCs w:val="1"/>
+          <w:sz w:val="28"/>
+          <w:szCs w:val="28"/>
+        </w:rPr>
+        <w:t>7</w:t>
+      </w:r>
+      <w:r>
+        <w:rPr>
+          <w:rFonts w:ascii="Arial" w:hAnsi="Arial" w:eastAsia="Arial" w:cs="Arial"/>
+          <w:b w:val="1"/>
+          <w:bCs w:val="1"/>
+          <w:sz w:val="28"/>
+          <w:szCs w:val="28"/>
+          <w:rtl w:val="1"/>
+        </w:rPr>
+        <w:t>): المسؤولية والتعويض</w:t>
       </w:r>
     </w:p>
     <w:p>
@@ -2418,40 +3689,46 @@
         </w:numPr>
         <w:bidi/>
         <w:rPr>
-          <w:sz w:val="28"/>
-          <w:szCs w:val="28"/>
-        </w:rPr>
-      </w:pPr>
-      <w:r>
-        <w:rPr>
-          <w:sz w:val="28"/>
-          <w:szCs w:val="28"/>
-          <w:rtl/>
+          <w:rFonts w:ascii="Arial" w:hAnsi="Arial" w:eastAsia="Arial" w:cs="Arial"/>
+          <w:sz w:val="28"/>
+          <w:szCs w:val="28"/>
+        </w:rPr>
+      </w:pPr>
+      <w:r>
+        <w:rPr>
+          <w:rFonts w:ascii="Arial" w:hAnsi="Arial" w:eastAsia="Arial" w:cs="Arial"/>
+          <w:sz w:val="28"/>
+          <w:szCs w:val="28"/>
+          <w:rtl w:val="1"/>
         </w:rPr>
         <w:t xml:space="preserve">يتحمل </w:t>
       </w:r>
       <w:r>
         <w:rPr>
-          <w:b/>
-          <w:bCs/>
-          <w:sz w:val="28"/>
-          <w:szCs w:val="28"/>
-          <w:rtl/>
+          <w:rFonts w:ascii="Arial" w:hAnsi="Arial" w:eastAsia="Arial" w:cs="Arial"/>
+          <w:b w:val="1"/>
+          <w:bCs w:val="1"/>
+          <w:sz w:val="28"/>
+          <w:szCs w:val="28"/>
+          <w:rtl w:val="1"/>
         </w:rPr>
         <w:t>الطرف الثاني</w:t>
       </w:r>
       <w:r>
         <w:rPr>
-          <w:sz w:val="28"/>
-          <w:szCs w:val="28"/>
-          <w:rtl/>
+          <w:rFonts w:ascii="Arial" w:hAnsi="Arial" w:eastAsia="Arial" w:cs="Arial"/>
+          <w:sz w:val="28"/>
+          <w:szCs w:val="28"/>
+          <w:rtl w:val="1"/>
         </w:rPr>
         <w:t xml:space="preserve"> كامل المسؤولية عن أي مخالفات أو غرامات أو مطالبات تنشأ نتيجة مشاركته أو نشاطه داخل المعرض</w:t>
       </w:r>
       <w:r>
         <w:rPr>
-          <w:sz w:val="28"/>
-          <w:szCs w:val="28"/>
+          <w:rFonts w:ascii="Arial" w:hAnsi="Arial" w:eastAsia="Arial" w:cs="Arial"/>
+          <w:sz w:val="28"/>
+          <w:szCs w:val="28"/>
+          <w:rtl w:val="1"/>
         </w:rPr>
         <w:t>.</w:t>
       </w:r>
@@ -2464,396 +3741,818 @@
         </w:numPr>
         <w:bidi/>
         <w:rPr>
-          <w:sz w:val="28"/>
-          <w:szCs w:val="28"/>
-        </w:rPr>
-      </w:pPr>
-      <w:r>
-        <w:rPr>
-          <w:sz w:val="28"/>
-          <w:szCs w:val="28"/>
-          <w:rtl/>
+          <w:rFonts w:ascii="Arial" w:hAnsi="Arial" w:eastAsia="Arial" w:cs="Arial"/>
+          <w:sz w:val="28"/>
+          <w:szCs w:val="28"/>
+          <w:rtl w:val="1"/>
+        </w:rPr>
+      </w:pPr>
+      <w:r>
+        <w:rPr>
+          <w:rFonts w:ascii="Arial" w:hAnsi="Arial" w:eastAsia="Arial" w:cs="Arial"/>
+          <w:sz w:val="28"/>
+          <w:szCs w:val="28"/>
+          <w:rtl w:val="1"/>
         </w:rPr>
         <w:t xml:space="preserve">يلتزم </w:t>
       </w:r>
       <w:r>
         <w:rPr>
-          <w:b/>
-          <w:bCs/>
-          <w:sz w:val="28"/>
-          <w:szCs w:val="28"/>
-          <w:rtl/>
+          <w:rFonts w:ascii="Arial" w:hAnsi="Arial" w:eastAsia="Arial" w:cs="Arial"/>
+          <w:b w:val="1"/>
+          <w:bCs w:val="1"/>
+          <w:sz w:val="28"/>
+          <w:szCs w:val="28"/>
+          <w:rtl w:val="1"/>
         </w:rPr>
         <w:t>الطرف الثاني</w:t>
       </w:r>
       <w:r>
         <w:rPr>
-          <w:sz w:val="28"/>
-          <w:szCs w:val="28"/>
-          <w:rtl/>
+          <w:rFonts w:ascii="Arial" w:hAnsi="Arial" w:eastAsia="Arial" w:cs="Arial"/>
+          <w:sz w:val="28"/>
+          <w:szCs w:val="28"/>
+          <w:rtl w:val="1"/>
         </w:rPr>
         <w:t xml:space="preserve"> بتعويض </w:t>
       </w:r>
       <w:r>
         <w:rPr>
-          <w:b/>
-          <w:bCs/>
-          <w:sz w:val="28"/>
-          <w:szCs w:val="28"/>
-          <w:rtl/>
+          <w:rFonts w:ascii="Arial" w:hAnsi="Arial" w:eastAsia="Arial" w:cs="Arial"/>
+          <w:b w:val="1"/>
+          <w:bCs w:val="1"/>
+          <w:sz w:val="28"/>
+          <w:szCs w:val="28"/>
+          <w:rtl w:val="1"/>
         </w:rPr>
         <w:t>الطرف الأول</w:t>
       </w:r>
       <w:r>
         <w:rPr>
-          <w:sz w:val="28"/>
-          <w:szCs w:val="28"/>
-          <w:rtl/>
+          <w:rFonts w:ascii="Arial" w:hAnsi="Arial" w:eastAsia="Arial" w:cs="Arial"/>
+          <w:sz w:val="28"/>
+          <w:szCs w:val="28"/>
+          <w:rtl w:val="1"/>
         </w:rPr>
         <w:t xml:space="preserve"> عن أي </w:t>
       </w:r>
       <w:r>
         <w:rPr>
-          <w:rFonts w:hint="cs"/>
-          <w:sz w:val="28"/>
-          <w:szCs w:val="28"/>
-          <w:rtl/>
+          <w:rFonts w:ascii="Arial" w:hAnsi="Arial" w:eastAsia="Arial" w:cs="Arial"/>
+          <w:sz w:val="28"/>
+          <w:szCs w:val="28"/>
+          <w:rtl w:val="1"/>
         </w:rPr>
         <w:t>أضرار،</w:t>
       </w:r>
       <w:r>
         <w:rPr>
-          <w:sz w:val="28"/>
-          <w:szCs w:val="28"/>
-          <w:rtl/>
+          <w:rFonts w:ascii="Arial" w:hAnsi="Arial" w:eastAsia="Arial" w:cs="Arial"/>
+          <w:sz w:val="28"/>
+          <w:szCs w:val="28"/>
+          <w:rtl w:val="1"/>
         </w:rPr>
         <w:t xml:space="preserve"> أو </w:t>
       </w:r>
       <w:r>
         <w:rPr>
-          <w:rFonts w:hint="cs"/>
-          <w:sz w:val="28"/>
-          <w:szCs w:val="28"/>
-          <w:rtl/>
+          <w:rFonts w:ascii="Arial" w:hAnsi="Arial" w:eastAsia="Arial" w:cs="Arial"/>
+          <w:sz w:val="28"/>
+          <w:szCs w:val="28"/>
+          <w:rtl w:val="1"/>
         </w:rPr>
         <w:t>خسائر،</w:t>
       </w:r>
       <w:r>
         <w:rPr>
-          <w:sz w:val="28"/>
-          <w:szCs w:val="28"/>
-          <w:rtl/>
+          <w:rFonts w:ascii="Arial" w:hAnsi="Arial" w:eastAsia="Arial" w:cs="Arial"/>
+          <w:sz w:val="28"/>
+          <w:szCs w:val="28"/>
+          <w:rtl w:val="1"/>
         </w:rPr>
         <w:t xml:space="preserve"> أو </w:t>
       </w:r>
       <w:r>
         <w:rPr>
-          <w:rFonts w:hint="cs"/>
-          <w:sz w:val="28"/>
-          <w:szCs w:val="28"/>
-          <w:rtl/>
+          <w:rFonts w:ascii="Arial" w:hAnsi="Arial" w:eastAsia="Arial" w:cs="Arial"/>
+          <w:sz w:val="28"/>
+          <w:szCs w:val="28"/>
+          <w:rtl w:val="1"/>
         </w:rPr>
         <w:t>مطالبات قضائية، أو</w:t>
       </w:r>
       <w:r>
         <w:rPr>
-          <w:sz w:val="28"/>
-          <w:szCs w:val="28"/>
-          <w:rtl/>
+          <w:rFonts w:ascii="Arial" w:hAnsi="Arial" w:eastAsia="Arial" w:cs="Arial"/>
+          <w:sz w:val="28"/>
+          <w:szCs w:val="28"/>
+          <w:rtl w:val="1"/>
         </w:rPr>
         <w:t xml:space="preserve"> إدارية تنتج عن تصرفاته أو إخلاله بالتزاماته</w:t>
       </w:r>
       <w:r>
         <w:rPr>
-          <w:sz w:val="28"/>
-          <w:szCs w:val="28"/>
+          <w:rFonts w:ascii="Arial" w:hAnsi="Arial" w:eastAsia="Arial" w:cs="Arial"/>
+          <w:sz w:val="28"/>
+          <w:szCs w:val="28"/>
+          <w:rtl w:val="1"/>
         </w:rPr>
         <w:t>.</w:t>
+      </w:r>
+      <w:r>
+        <w:drawing>
+          <wp:anchor distT="0" distB="0" distL="114300" distR="114300" simplePos="0" relativeHeight="251658240" behindDoc="0" locked="0" layoutInCell="1" allowOverlap="1" wp14:editId="7586EBC0" wp14:anchorId="2E5AC562">
+            <wp:simplePos x="0" y="0"/>
+            <wp:positionH relativeFrom="column">
+              <wp:posOffset>0</wp:posOffset>
+            </wp:positionH>
+            <wp:positionV relativeFrom="paragraph">
+              <wp:posOffset>314325</wp:posOffset>
+            </wp:positionV>
+            <wp:extent cx="1613826" cy="731787"/>
+            <wp:effectExtent l="0" t="0" r="0" b="5080"/>
+            <wp:wrapNone/>
+            <wp:docPr id="110072232" name="Picture 832524220" descr="A picture containing background pattern&#10;&#10;Description automatically generated"/>
+            <wp:cNvGraphicFramePr>
+              <a:graphicFrameLocks noChangeAspect="1"/>
+            </wp:cNvGraphicFramePr>
+            <a:graphic>
+              <a:graphicData xmlns:a="http://schemas.openxmlformats.org/drawingml/2006/main" uri="http://schemas.openxmlformats.org/drawingml/2006/picture">
+                <pic:pic xmlns:pic="http://schemas.openxmlformats.org/drawingml/2006/picture">
+                  <pic:nvPicPr>
+                    <pic:cNvPr id="10" name="Picture 10" descr="A picture containing background pattern&#10;&#10;Description automatically generated"/>
+                    <pic:cNvPicPr/>
+                  </pic:nvPicPr>
+                  <pic:blipFill rotWithShape="1">
+                    <a:blip xmlns:r="http://schemas.openxmlformats.org/officeDocument/2006/relationships" r:embed="R3312592623bc4f4a">
+                      <a:extLst>
+                        <a:ext uri="{28A0092B-C50C-407E-A947-70E740481C1C}">
+                          <a14:useLocalDpi xmlns:a14="http://schemas.microsoft.com/office/drawing/2010/main" val="0"/>
+                        </a:ext>
+                      </a:extLst>
+                    </a:blip>
+                    <a:srcRect l="14379" t="10457" r="58447"/>
+                    <a:stretch/>
+                  </pic:blipFill>
+                  <pic:spPr bwMode="auto">
+                    <a:xfrm>
+                      <a:off x="0" y="0"/>
+                      <a:ext cx="1615080" cy="732356"/>
+                    </a:xfrm>
+                    <a:prstGeom prst="rect">
+                      <a:avLst/>
+                    </a:prstGeom>
+                    <a:ln>
+                      <a:noFill/>
+                    </a:ln>
+                    <a:extLst>
+                      <a:ext uri="{53640926-AAD7-44D8-BBD7-CCE9431645EC}">
+                        <a14:shadowObscured xmlns:a14="http://schemas.microsoft.com/office/drawing/2010/main"/>
+                      </a:ext>
+                    </a:extLst>
+                  </pic:spPr>
+                </pic:pic>
+              </a:graphicData>
+            </a:graphic>
+            <wp14:sizeRelH relativeFrom="page">
+              <wp14:pctWidth>0</wp14:pctWidth>
+            </wp14:sizeRelH>
+            <wp14:sizeRelV relativeFrom="page">
+              <wp14:pctHeight>0</wp14:pctHeight>
+            </wp14:sizeRelV>
+          </wp:anchor>
+        </w:drawing>
+      </w:r>
+    </w:p>
+    <w:tbl>
+      <w:tblPr>
+        <w:tblStyle w:val="TableGrid"/>
+        <w:bidiVisual w:val="1"/>
+        <w:tblW w:w="0" w:type="auto"/>
+        <w:tblBorders>
+          <w:top w:val="none" w:color="000000" w:themeColor="text1" w:sz="12"/>
+          <w:left w:val="none" w:color="000000" w:themeColor="text1" w:sz="12"/>
+          <w:bottom w:val="none" w:color="000000" w:themeColor="text1" w:sz="12"/>
+          <w:right w:val="none" w:color="000000" w:themeColor="text1" w:sz="12"/>
+          <w:insideH w:val="none" w:color="000000" w:themeColor="text1" w:sz="12"/>
+          <w:insideV w:val="none" w:color="000000" w:themeColor="text1" w:sz="12"/>
+        </w:tblBorders>
+        <w:tblLook w:val="06A0" w:firstRow="1" w:lastRow="0" w:firstColumn="1" w:lastColumn="0" w:noHBand="1" w:noVBand="1"/>
+      </w:tblPr>
+      <w:tblGrid>
+        <w:gridCol w:w="3600"/>
+        <w:gridCol w:w="3990"/>
+        <w:gridCol w:w="3210"/>
+      </w:tblGrid>
+      <w:tr>
+        <w:trPr>
+          <w:trHeight w:val="300"/>
+        </w:trPr>
+        <w:tc>
+          <w:tcPr>
+            <w:tcW w:w="3600" w:type="dxa"/>
+            <w:tcMar/>
+          </w:tcPr>
+          <w:p>
+            <w:pPr>
+              <w:pStyle w:val="Header"/>
+              <w:jc w:val="right"/>
+              <w:rPr>
+                <w:rFonts w:ascii="Arial" w:hAnsi="Arial" w:eastAsia="Arial" w:cs="Arial"/>
+                <w:color w:val="7030A0"/>
+                <w:rtl w:val="1"/>
+              </w:rPr>
+            </w:pPr>
+            <w:r>
+              <w:drawing>
+                <wp:inline wp14:editId="48A1A080" wp14:anchorId="0919128E">
+                  <wp:extent cx="2062595" cy="803564"/>
+                  <wp:effectExtent l="0" t="0" r="0" b="0"/>
+                  <wp:docPr id="2082314688" name="Picture 1" descr="A logo with purple letters and numbers&#10;&#10;AI-generated content may be incorrect."/>
+                  <wp:cNvGraphicFramePr>
+                    <a:graphicFrameLocks noChangeAspect="1"/>
+                  </wp:cNvGraphicFramePr>
+                  <a:graphic>
+                    <a:graphicData xmlns:a="http://schemas.openxmlformats.org/drawingml/2006/main" uri="http://schemas.openxmlformats.org/drawingml/2006/picture">
+                      <pic:pic xmlns:pic="http://schemas.openxmlformats.org/drawingml/2006/picture">
+                        <pic:nvPicPr xmlns:pic="http://schemas.openxmlformats.org/drawingml/2006/picture">
+                          <pic:cNvPr xmlns:pic="http://schemas.openxmlformats.org/drawingml/2006/picture" id="1414396828" name="Picture 1" descr="A logo with purple letters and numbers&#10;&#10;AI-generated content may be incorrect."/>
+                          <pic:cNvPicPr xmlns:pic="http://schemas.openxmlformats.org/drawingml/2006/picture"/>
+                        </pic:nvPicPr>
+                        <pic:blipFill xmlns:pic="http://schemas.openxmlformats.org/drawingml/2006/picture">
+                          <a:blip xmlns:r="http://schemas.openxmlformats.org/officeDocument/2006/relationships" xmlns:a="http://schemas.openxmlformats.org/drawingml/2006/main" r:embed="R58e1ca21d5024694" cstate="print">
+                            <a:extLst xmlns:a="http://schemas.openxmlformats.org/drawingml/2006/main">
+                              <a:ext xmlns:a="http://schemas.openxmlformats.org/drawingml/2006/main" uri="{28A0092B-C50C-407E-A947-70E740481C1C}">
+                                <a14:useLocalDpi xmlns:a14="http://schemas.microsoft.com/office/drawing/2010/main" val="0"/>
+                              </a:ext>
+                            </a:extLst>
+                          </a:blip>
+                          <a:stretch xmlns:a="http://schemas.openxmlformats.org/drawingml/2006/main">
+                            <a:fillRect xmlns:a="http://schemas.openxmlformats.org/drawingml/2006/main"/>
+                          </a:stretch>
+                        </pic:blipFill>
+                        <pic:spPr xmlns:pic="http://schemas.openxmlformats.org/drawingml/2006/picture">
+                          <a:xfrm xmlns:a="http://schemas.openxmlformats.org/drawingml/2006/main">
+                            <a:off xmlns:a="http://schemas.openxmlformats.org/drawingml/2006/main" x="0" y="0"/>
+                            <a:ext xmlns:a="http://schemas.openxmlformats.org/drawingml/2006/main" cx="2062595" cy="803564"/>
+                          </a:xfrm>
+                          <a:prstGeom xmlns:a="http://schemas.openxmlformats.org/drawingml/2006/main" prst="rect">
+                            <a:avLst xmlns:a="http://schemas.openxmlformats.org/drawingml/2006/main"/>
+                          </a:prstGeom>
+                        </pic:spPr>
+                      </pic:pic>
+                    </a:graphicData>
+                  </a:graphic>
+                </wp:inline>
+              </w:drawing>
+            </w:r>
+            <w:r>
+              <w:rPr>
+                <w:rFonts w:ascii="Arial" w:hAnsi="Arial" w:eastAsia="Arial" w:cs="Arial"/>
+                <w:color w:val="7030A0"/>
+                <w:rtl w:val="1"/>
+              </w:rPr>
+              <w:t xml:space="preserve">رقم الرخصة: </w:t>
+            </w:r>
+            <w:r>
+              <w:rPr>
+                <w:rFonts w:ascii="Arial" w:hAnsi="Arial" w:eastAsia="Arial" w:cs="Arial"/>
+                <w:color w:val="7030A0"/>
+                <w:rtl w:val="1"/>
+              </w:rPr>
+              <w:t>165/26</w:t>
+            </w:r>
+          </w:p>
+          <w:p>
+            <w:pPr>
+              <w:pStyle w:val="Header"/>
+              <w:jc w:val="right"/>
+              <w:rPr>
+                <w:rFonts w:ascii="Arial" w:hAnsi="Arial" w:eastAsia="Arial" w:cs="Arial"/>
+              </w:rPr>
+            </w:pPr>
+          </w:p>
+        </w:tc>
+        <w:tc>
+          <w:tcPr>
+            <w:tcW w:w="3990" w:type="dxa"/>
+            <w:tcMar/>
+          </w:tcPr>
+          <w:p>
+            <w:pPr>
+              <w:pStyle w:val="Header"/>
+              <w:jc w:val="center"/>
+              <w:rPr>
+                <w:rFonts w:ascii="Arial" w:hAnsi="Arial" w:eastAsia="Arial" w:cs="Arial"/>
+              </w:rPr>
+            </w:pPr>
+            <w:r>
+              <w:drawing>
+                <wp:inline wp14:editId="36DFA481" wp14:anchorId="056C9F71">
+                  <wp:extent cx="1432560" cy="381000"/>
+                  <wp:effectExtent l="0" t="0" r="0" b="0"/>
+                  <wp:docPr id="411865572" name="Picture 734064909" descr="Background pattern&#10;&#10;Description automatically generated with low confidence"/>
+                  <wp:cNvGraphicFramePr>
+                    <a:graphicFrameLocks noChangeAspect="1"/>
+                  </wp:cNvGraphicFramePr>
+                  <a:graphic>
+                    <a:graphicData xmlns:a="http://schemas.openxmlformats.org/drawingml/2006/main" uri="http://schemas.openxmlformats.org/drawingml/2006/picture">
+                      <pic:pic xmlns:pic="http://schemas.openxmlformats.org/drawingml/2006/picture">
+                        <pic:nvPicPr xmlns:pic="http://schemas.openxmlformats.org/drawingml/2006/picture">
+                          <pic:cNvPr xmlns:pic="http://schemas.openxmlformats.org/drawingml/2006/picture" id="9" name="Picture 9" descr="Background pattern&#10;&#10;Description automatically generated with low confidence"/>
+                          <pic:cNvPicPr xmlns:pic="http://schemas.openxmlformats.org/drawingml/2006/picture"/>
+                        </pic:nvPicPr>
+                        <pic:blipFill xmlns:pic="http://schemas.openxmlformats.org/drawingml/2006/picture" rotWithShape="1">
+                          <a:blip xmlns:r="http://schemas.openxmlformats.org/officeDocument/2006/relationships" xmlns:a="http://schemas.openxmlformats.org/drawingml/2006/main" r:embed="R0ccda38738394d74" cstate="print">
+                            <a:extLst xmlns:a="http://schemas.openxmlformats.org/drawingml/2006/main">
+                              <a:ext xmlns:a="http://schemas.openxmlformats.org/drawingml/2006/main" uri="{28A0092B-C50C-407E-A947-70E740481C1C}">
+                                <a14:useLocalDpi xmlns:a14="http://schemas.microsoft.com/office/drawing/2010/main" val="0"/>
+                              </a:ext>
+                            </a:extLst>
+                          </a:blip>
+                          <a:srcRect xmlns:a="http://schemas.openxmlformats.org/drawingml/2006/main" l="73333" t="18912" r="2564" b="33807"/>
+                          <a:stretch xmlns:a="http://schemas.openxmlformats.org/drawingml/2006/main">
+                            <a:fillRect xmlns:a="http://schemas.openxmlformats.org/drawingml/2006/main"/>
+                          </a:stretch>
+                        </pic:blipFill>
+                        <pic:spPr xmlns:pic="http://schemas.openxmlformats.org/drawingml/2006/picture" bwMode="auto">
+                          <a:xfrm xmlns:a="http://schemas.openxmlformats.org/drawingml/2006/main">
+                            <a:off xmlns:a="http://schemas.openxmlformats.org/drawingml/2006/main" x="0" y="0"/>
+                            <a:ext xmlns:a="http://schemas.openxmlformats.org/drawingml/2006/main" cx="1432560" cy="381000"/>
+                          </a:xfrm>
+                          <a:prstGeom xmlns:a="http://schemas.openxmlformats.org/drawingml/2006/main" prst="rect">
+                            <a:avLst xmlns:a="http://schemas.openxmlformats.org/drawingml/2006/main"/>
+                          </a:prstGeom>
+                          <a:ln xmlns:a="http://schemas.openxmlformats.org/drawingml/2006/main">
+                            <a:noFill xmlns:a="http://schemas.openxmlformats.org/drawingml/2006/main"/>
+                          </a:ln>
+                          <a:extLst xmlns:a="http://schemas.openxmlformats.org/drawingml/2006/main">
+                            <a:ext xmlns:a="http://schemas.openxmlformats.org/drawingml/2006/main" uri="{53640926-AAD7-44D8-BBD7-CCE9431645EC}">
+                              <a14:shadowObscured xmlns:a14="http://schemas.microsoft.com/office/drawing/2010/main"/>
+                            </a:ext>
+                          </a:extLst>
+                        </pic:spPr>
+                      </pic:pic>
+                    </a:graphicData>
+                  </a:graphic>
+                </wp:inline>
+              </w:drawing>
+            </w:r>
+          </w:p>
+        </w:tc>
+        <w:tc>
+          <w:tcPr>
+            <w:tcW w:w="3210" w:type="dxa"/>
+            <w:tcMar/>
+          </w:tcPr>
+          <w:p>
+            <w:pPr>
+              <w:pStyle w:val="Header"/>
+              <w:rPr>
+                <w:rFonts w:ascii="Arial" w:hAnsi="Arial" w:eastAsia="Arial" w:cs="Arial"/>
+              </w:rPr>
+            </w:pPr>
+            <w:r>
+              <w:drawing>
+                <wp:inline wp14:editId="04904CF9" wp14:anchorId="72681F26">
+                  <wp:extent cx="1905000" cy="732155"/>
+                  <wp:effectExtent l="0" t="0" r="0" b="0"/>
+                  <wp:docPr id="2147465302" name="Picture 1157273046" descr="Background pattern&#10;&#10;Description automatically generated with low confidence"/>
+                  <wp:cNvGraphicFramePr>
+                    <a:graphicFrameLocks noChangeAspect="1"/>
+                  </wp:cNvGraphicFramePr>
+                  <a:graphic>
+                    <a:graphicData xmlns:a="http://schemas.openxmlformats.org/drawingml/2006/main" uri="http://schemas.openxmlformats.org/drawingml/2006/picture">
+                      <pic:pic xmlns:pic="http://schemas.openxmlformats.org/drawingml/2006/picture">
+                        <pic:nvPicPr xmlns:pic="http://schemas.openxmlformats.org/drawingml/2006/picture">
+                          <pic:cNvPr xmlns:pic="http://schemas.openxmlformats.org/drawingml/2006/picture" id="9" name="Picture 9" descr="Background pattern&#10;&#10;Description automatically generated with low confidence"/>
+                          <pic:cNvPicPr xmlns:pic="http://schemas.openxmlformats.org/drawingml/2006/picture"/>
+                        </pic:nvPicPr>
+                        <pic:blipFill xmlns:pic="http://schemas.openxmlformats.org/drawingml/2006/picture" rotWithShape="1">
+                          <a:blip xmlns:r="http://schemas.openxmlformats.org/officeDocument/2006/relationships" xmlns:a="http://schemas.openxmlformats.org/drawingml/2006/main" r:embed="R89858cde7cfc450a" cstate="print">
+                            <a:extLst xmlns:a="http://schemas.openxmlformats.org/drawingml/2006/main">
+                              <a:ext xmlns:a="http://schemas.openxmlformats.org/drawingml/2006/main" uri="{28A0092B-C50C-407E-A947-70E740481C1C}">
+                                <a14:useLocalDpi xmlns:a14="http://schemas.microsoft.com/office/drawing/2010/main" val="0"/>
+                              </a:ext>
+                            </a:extLst>
+                          </a:blip>
+                          <a:srcRect xmlns:a="http://schemas.openxmlformats.org/drawingml/2006/main" r="64744"/>
+                          <a:stretch xmlns:a="http://schemas.openxmlformats.org/drawingml/2006/main">
+                            <a:fillRect xmlns:a="http://schemas.openxmlformats.org/drawingml/2006/main"/>
+                          </a:stretch>
+                        </pic:blipFill>
+                        <pic:spPr xmlns:pic="http://schemas.openxmlformats.org/drawingml/2006/picture" bwMode="auto">
+                          <a:xfrm xmlns:a="http://schemas.openxmlformats.org/drawingml/2006/main">
+                            <a:off xmlns:a="http://schemas.openxmlformats.org/drawingml/2006/main" x="0" y="0"/>
+                            <a:ext xmlns:a="http://schemas.openxmlformats.org/drawingml/2006/main" cx="1905000" cy="732155"/>
+                          </a:xfrm>
+                          <a:prstGeom xmlns:a="http://schemas.openxmlformats.org/drawingml/2006/main" prst="rect">
+                            <a:avLst xmlns:a="http://schemas.openxmlformats.org/drawingml/2006/main"/>
+                          </a:prstGeom>
+                          <a:ln xmlns:a="http://schemas.openxmlformats.org/drawingml/2006/main">
+                            <a:noFill xmlns:a="http://schemas.openxmlformats.org/drawingml/2006/main"/>
+                          </a:ln>
+                          <a:extLst xmlns:a="http://schemas.openxmlformats.org/drawingml/2006/main">
+                            <a:ext xmlns:a="http://schemas.openxmlformats.org/drawingml/2006/main" uri="{53640926-AAD7-44D8-BBD7-CCE9431645EC}">
+                              <a14:shadowObscured xmlns:a14="http://schemas.microsoft.com/office/drawing/2010/main"/>
+                            </a:ext>
+                          </a:extLst>
+                        </pic:spPr>
+                      </pic:pic>
+                    </a:graphicData>
+                  </a:graphic>
+                </wp:inline>
+              </w:drawing>
+            </w:r>
+          </w:p>
+        </w:tc>
+      </w:tr>
+    </w:tbl>
+    <w:p>
+      <w:pPr>
+        <w:pStyle w:val="Normal"/>
+        <w:bidi w:val="1"/>
+        <w:rPr>
+          <w:rFonts w:ascii="Arial" w:hAnsi="Arial" w:eastAsia="Arial" w:cs="Arial"/>
+          <w:b w:val="1"/>
+          <w:bCs w:val="1"/>
+          <w:sz w:val="28"/>
+          <w:szCs w:val="28"/>
+        </w:rPr>
+      </w:pPr>
+      <w:r>
+        <w:rPr>
+          <w:rFonts w:ascii="Arial" w:hAnsi="Arial" w:eastAsia="Arial" w:cs="Arial"/>
+          <w:b w:val="1"/>
+          <w:bCs w:val="1"/>
+          <w:sz w:val="28"/>
+          <w:szCs w:val="28"/>
+          <w:rtl w:val="1"/>
+        </w:rPr>
+        <w:t>المادة (</w:t>
+      </w:r>
+      <w:r>
+        <w:rPr>
+          <w:rFonts w:ascii="Arial" w:hAnsi="Arial" w:eastAsia="Arial" w:cs="Arial"/>
+          <w:b w:val="1"/>
+          <w:bCs w:val="1"/>
+          <w:sz w:val="28"/>
+          <w:szCs w:val="28"/>
+        </w:rPr>
+        <w:t>8</w:t>
+      </w:r>
+      <w:r>
+        <w:rPr>
+          <w:rFonts w:ascii="Arial" w:hAnsi="Arial" w:eastAsia="Arial" w:cs="Arial"/>
+          <w:b w:val="1"/>
+          <w:bCs w:val="1"/>
+          <w:sz w:val="28"/>
+          <w:szCs w:val="28"/>
+          <w:rtl w:val="1"/>
+        </w:rPr>
+        <w:t>): القوة القاهرة</w:t>
       </w:r>
     </w:p>
     <w:p>
       <w:pPr>
         <w:bidi/>
         <w:rPr>
-          <w:b/>
-          <w:bCs/>
-          <w:sz w:val="28"/>
-          <w:szCs w:val="28"/>
-          <w:rtl/>
-        </w:rPr>
-      </w:pPr>
+          <w:rFonts w:ascii="Arial" w:hAnsi="Arial" w:eastAsia="Arial" w:cs="Arial"/>
+          <w:sz w:val="28"/>
+          <w:szCs w:val="28"/>
+        </w:rPr>
+      </w:pPr>
+      <w:r>
+        <w:rPr>
+          <w:rFonts w:ascii="Arial" w:hAnsi="Arial" w:eastAsia="Arial" w:cs="Arial"/>
+          <w:sz w:val="28"/>
+          <w:szCs w:val="28"/>
+          <w:rtl w:val="1"/>
+        </w:rPr>
+        <w:t>تقتصر القوة القاهرة على الأوامر السيادية أو الكوارث الطبيعية أو الإغلاق الرسمي الصادر من الجهات المختصة</w:t>
+      </w:r>
+      <w:r>
+        <w:rPr>
+          <w:rFonts w:ascii="Arial" w:hAnsi="Arial" w:eastAsia="Arial" w:cs="Arial"/>
+          <w:sz w:val="28"/>
+          <w:szCs w:val="28"/>
+          <w:rtl w:val="1"/>
+        </w:rPr>
+        <w:t>.</w:t>
+      </w:r>
+      <w:r>
+        <w:br/>
+      </w:r>
+      <w:r>
+        <w:rPr>
+          <w:rFonts w:ascii="Arial" w:hAnsi="Arial" w:eastAsia="Arial" w:cs="Arial"/>
+          <w:sz w:val="28"/>
+          <w:szCs w:val="28"/>
+          <w:rtl w:val="1"/>
+        </w:rPr>
+        <w:t xml:space="preserve">ولا تُعد الظروف التجارية، أو ضعف المبيعات، أو عدم تحقيق </w:t>
+      </w:r>
+      <w:r>
+        <w:rPr>
+          <w:rFonts w:ascii="Arial" w:hAnsi="Arial" w:eastAsia="Arial" w:cs="Arial"/>
+          <w:b w:val="1"/>
+          <w:bCs w:val="1"/>
+          <w:sz w:val="28"/>
+          <w:szCs w:val="28"/>
+          <w:rtl w:val="1"/>
+        </w:rPr>
+        <w:t>الطرف الثاني</w:t>
+      </w:r>
+      <w:r>
+        <w:rPr>
+          <w:rFonts w:ascii="Arial" w:hAnsi="Arial" w:eastAsia="Arial" w:cs="Arial"/>
+          <w:sz w:val="28"/>
+          <w:szCs w:val="28"/>
+          <w:rtl w:val="1"/>
+        </w:rPr>
+        <w:t xml:space="preserve"> لأهدافه قوة قاهرة بأي حال من الأحوال</w:t>
+      </w:r>
+      <w:r>
+        <w:rPr>
+          <w:rFonts w:ascii="Arial" w:hAnsi="Arial" w:eastAsia="Arial" w:cs="Arial"/>
+          <w:sz w:val="28"/>
+          <w:szCs w:val="28"/>
+          <w:rtl w:val="1"/>
+        </w:rPr>
+        <w:t>.</w:t>
+      </w:r>
     </w:p>
     <w:p>
       <w:pPr>
         <w:bidi/>
         <w:rPr>
-          <w:b/>
-          <w:bCs/>
-          <w:sz w:val="28"/>
-          <w:szCs w:val="28"/>
-        </w:rPr>
-      </w:pPr>
-      <w:r>
-        <w:rPr>
-          <w:b/>
-          <w:bCs/>
-          <w:sz w:val="28"/>
-          <w:szCs w:val="28"/>
-          <w:rtl/>
-        </w:rPr>
-        <w:t>المادة (8): القوة القاهرة</w:t>
-      </w:r>
+          <w:rFonts w:ascii="Arial" w:hAnsi="Arial" w:eastAsia="Arial" w:cs="Arial"/>
+          <w:sz w:val="28"/>
+          <w:szCs w:val="28"/>
+          <w:rtl w:val="1"/>
+        </w:rPr>
+      </w:pPr>
     </w:p>
     <w:p>
       <w:pPr>
         <w:bidi/>
         <w:rPr>
-          <w:sz w:val="28"/>
-          <w:szCs w:val="28"/>
-        </w:rPr>
-      </w:pPr>
-      <w:r>
-        <w:rPr>
-          <w:sz w:val="28"/>
-          <w:szCs w:val="28"/>
-          <w:rtl/>
-        </w:rPr>
-        <w:t>تقتصر القوة القاهرة على الأوامر السيادية أو الكوارث الطبيعية أو الإغلاق الرسمي الصادر من الجهات المختصة</w:t>
-      </w:r>
-      <w:r>
-        <w:rPr>
-          <w:sz w:val="28"/>
-          <w:szCs w:val="28"/>
-        </w:rPr>
-        <w:t>.</w:t>
-      </w:r>
-      <w:r>
-        <w:rPr>
-          <w:sz w:val="28"/>
-          <w:szCs w:val="28"/>
-        </w:rPr>
-        <w:br/>
-      </w:r>
-      <w:r>
-        <w:rPr>
-          <w:sz w:val="28"/>
-          <w:szCs w:val="28"/>
-          <w:rtl/>
-        </w:rPr>
-        <w:t xml:space="preserve">ولا تُعد الظروف التجارية، أو ضعف المبيعات، أو عدم تحقيق </w:t>
-      </w:r>
-      <w:r>
-        <w:rPr>
-          <w:b/>
-          <w:bCs/>
-          <w:sz w:val="28"/>
-          <w:szCs w:val="28"/>
-          <w:rtl/>
-        </w:rPr>
-        <w:t>الطرف الثاني</w:t>
-      </w:r>
-      <w:r>
-        <w:rPr>
-          <w:sz w:val="28"/>
-          <w:szCs w:val="28"/>
-          <w:rtl/>
-        </w:rPr>
-        <w:t xml:space="preserve"> لأهدافه قوة قاهرة بأي حال من الأحوال</w:t>
-      </w:r>
-      <w:r>
-        <w:rPr>
-          <w:sz w:val="28"/>
-          <w:szCs w:val="28"/>
-        </w:rPr>
-        <w:t>.</w:t>
+          <w:rFonts w:ascii="Arial" w:hAnsi="Arial" w:eastAsia="Arial" w:cs="Arial"/>
+          <w:b w:val="1"/>
+          <w:bCs w:val="1"/>
+          <w:sz w:val="28"/>
+          <w:szCs w:val="28"/>
+        </w:rPr>
+      </w:pPr>
+      <w:r>
+        <w:rPr>
+          <w:rFonts w:ascii="Arial" w:hAnsi="Arial" w:eastAsia="Arial" w:cs="Arial"/>
+          <w:b w:val="1"/>
+          <w:bCs w:val="1"/>
+          <w:sz w:val="28"/>
+          <w:szCs w:val="28"/>
+          <w:rtl w:val="1"/>
+        </w:rPr>
+        <w:t>المادة (</w:t>
+      </w:r>
+      <w:r>
+        <w:rPr>
+          <w:rFonts w:ascii="Arial" w:hAnsi="Arial" w:eastAsia="Arial" w:cs="Arial"/>
+          <w:b w:val="1"/>
+          <w:bCs w:val="1"/>
+          <w:sz w:val="28"/>
+          <w:szCs w:val="28"/>
+        </w:rPr>
+        <w:t>9</w:t>
+      </w:r>
+      <w:r>
+        <w:rPr>
+          <w:rFonts w:ascii="Arial" w:hAnsi="Arial" w:eastAsia="Arial" w:cs="Arial"/>
+          <w:b w:val="1"/>
+          <w:bCs w:val="1"/>
+          <w:sz w:val="28"/>
+          <w:szCs w:val="28"/>
+          <w:rtl w:val="1"/>
+        </w:rPr>
+        <w:t>): الملكية الفكرية</w:t>
       </w:r>
     </w:p>
     <w:p>
       <w:pPr>
         <w:bidi/>
         <w:rPr>
-          <w:sz w:val="28"/>
-          <w:szCs w:val="28"/>
-          <w:rtl/>
-        </w:rPr>
-      </w:pPr>
+          <w:rFonts w:ascii="Arial" w:hAnsi="Arial" w:eastAsia="Arial" w:cs="Arial"/>
+          <w:sz w:val="28"/>
+          <w:szCs w:val="28"/>
+        </w:rPr>
+      </w:pPr>
+      <w:r>
+        <w:rPr>
+          <w:rFonts w:ascii="Arial" w:hAnsi="Arial" w:eastAsia="Arial" w:cs="Arial"/>
+          <w:sz w:val="28"/>
+          <w:szCs w:val="28"/>
+          <w:rtl w:val="1"/>
+        </w:rPr>
+        <w:t xml:space="preserve">تعود ملكية جميع الصور والفيديوهات والمحتوى الإعلامي المصوّر داخل المعرض إلى </w:t>
+      </w:r>
+      <w:r>
+        <w:rPr>
+          <w:rFonts w:ascii="Arial" w:hAnsi="Arial" w:eastAsia="Arial" w:cs="Arial"/>
+          <w:b w:val="1"/>
+          <w:bCs w:val="1"/>
+          <w:sz w:val="28"/>
+          <w:szCs w:val="28"/>
+          <w:rtl w:val="1"/>
+        </w:rPr>
+        <w:t>الطرف الأول</w:t>
+      </w:r>
+      <w:r>
+        <w:rPr>
+          <w:rFonts w:ascii="Arial" w:hAnsi="Arial" w:eastAsia="Arial" w:cs="Arial"/>
+          <w:sz w:val="28"/>
+          <w:szCs w:val="28"/>
+          <w:rtl w:val="1"/>
+        </w:rPr>
+        <w:t xml:space="preserve">، ويحق له استخدامها لأغراض إعلامية وتسويقية دون الرجوع إلى </w:t>
+      </w:r>
+      <w:r>
+        <w:rPr>
+          <w:rFonts w:ascii="Arial" w:hAnsi="Arial" w:eastAsia="Arial" w:cs="Arial"/>
+          <w:b w:val="1"/>
+          <w:bCs w:val="1"/>
+          <w:sz w:val="28"/>
+          <w:szCs w:val="28"/>
+          <w:rtl w:val="1"/>
+        </w:rPr>
+        <w:t>الطرف الثاني</w:t>
+      </w:r>
+      <w:r>
+        <w:rPr>
+          <w:rFonts w:ascii="Arial" w:hAnsi="Arial" w:eastAsia="Arial" w:cs="Arial"/>
+          <w:sz w:val="28"/>
+          <w:szCs w:val="28"/>
+          <w:rtl w:val="1"/>
+        </w:rPr>
+        <w:t xml:space="preserve"> أو مطالبته بأي تعويض</w:t>
+      </w:r>
+      <w:r>
+        <w:rPr>
+          <w:rFonts w:ascii="Arial" w:hAnsi="Arial" w:eastAsia="Arial" w:cs="Arial"/>
+          <w:sz w:val="28"/>
+          <w:szCs w:val="28"/>
+          <w:rtl w:val="1"/>
+        </w:rPr>
+        <w:t>.</w:t>
+      </w:r>
     </w:p>
     <w:p>
       <w:pPr>
         <w:bidi/>
         <w:rPr>
-          <w:b/>
-          <w:bCs/>
-          <w:sz w:val="28"/>
-          <w:szCs w:val="28"/>
-        </w:rPr>
-      </w:pPr>
-      <w:r>
-        <w:rPr>
-          <w:b/>
-          <w:bCs/>
-          <w:sz w:val="28"/>
-          <w:szCs w:val="28"/>
-          <w:rtl/>
-        </w:rPr>
-        <w:t>المادة (9): الملكية الفكرية</w:t>
-      </w:r>
+          <w:rFonts w:ascii="Arial" w:hAnsi="Arial" w:eastAsia="Arial" w:cs="Arial"/>
+          <w:sz w:val="28"/>
+          <w:szCs w:val="28"/>
+        </w:rPr>
+      </w:pPr>
     </w:p>
     <w:p>
       <w:pPr>
         <w:bidi/>
         <w:rPr>
-          <w:sz w:val="28"/>
-          <w:szCs w:val="28"/>
-        </w:rPr>
-      </w:pPr>
-      <w:r>
-        <w:rPr>
-          <w:sz w:val="28"/>
-          <w:szCs w:val="28"/>
-          <w:rtl/>
-        </w:rPr>
-        <w:t xml:space="preserve">تعود ملكية جميع الصور والفيديوهات والمحتوى الإعلامي المصوّر داخل المعرض إلى </w:t>
-      </w:r>
-      <w:r>
-        <w:rPr>
-          <w:b/>
-          <w:bCs/>
-          <w:sz w:val="28"/>
-          <w:szCs w:val="28"/>
-          <w:rtl/>
-        </w:rPr>
-        <w:t>الطرف الأول</w:t>
-      </w:r>
-      <w:r>
-        <w:rPr>
-          <w:sz w:val="28"/>
-          <w:szCs w:val="28"/>
-          <w:rtl/>
-        </w:rPr>
-        <w:t xml:space="preserve">، ويحق له استخدامها لأغراض إعلامية وتسويقية دون الرجوع إلى </w:t>
-      </w:r>
-      <w:r>
-        <w:rPr>
-          <w:b/>
-          <w:bCs/>
-          <w:sz w:val="28"/>
-          <w:szCs w:val="28"/>
-          <w:rtl/>
-        </w:rPr>
-        <w:t>الطرف الثاني</w:t>
-      </w:r>
-      <w:r>
-        <w:rPr>
-          <w:sz w:val="28"/>
-          <w:szCs w:val="28"/>
-          <w:rtl/>
-        </w:rPr>
-        <w:t xml:space="preserve"> أو مطالبته بأي تعويض</w:t>
-      </w:r>
-      <w:r>
-        <w:rPr>
-          <w:sz w:val="28"/>
-          <w:szCs w:val="28"/>
-        </w:rPr>
-        <w:t>.</w:t>
+          <w:rFonts w:ascii="Arial" w:hAnsi="Arial" w:eastAsia="Arial" w:cs="Arial"/>
+          <w:b w:val="1"/>
+          <w:bCs w:val="1"/>
+          <w:sz w:val="28"/>
+          <w:szCs w:val="28"/>
+        </w:rPr>
+      </w:pPr>
+      <w:r>
+        <w:rPr>
+          <w:rFonts w:ascii="Arial" w:hAnsi="Arial" w:eastAsia="Arial" w:cs="Arial"/>
+          <w:b w:val="1"/>
+          <w:bCs w:val="1"/>
+          <w:sz w:val="28"/>
+          <w:szCs w:val="28"/>
+          <w:rtl w:val="1"/>
+        </w:rPr>
+        <w:t>المادة (</w:t>
+      </w:r>
+      <w:r>
+        <w:rPr>
+          <w:rFonts w:ascii="Arial" w:hAnsi="Arial" w:eastAsia="Arial" w:cs="Arial"/>
+          <w:b w:val="1"/>
+          <w:bCs w:val="1"/>
+          <w:sz w:val="28"/>
+          <w:szCs w:val="28"/>
+        </w:rPr>
+        <w:t>10</w:t>
+      </w:r>
+      <w:r>
+        <w:rPr>
+          <w:rFonts w:ascii="Arial" w:hAnsi="Arial" w:eastAsia="Arial" w:cs="Arial"/>
+          <w:b w:val="1"/>
+          <w:bCs w:val="1"/>
+          <w:sz w:val="28"/>
+          <w:szCs w:val="28"/>
+          <w:rtl w:val="1"/>
+        </w:rPr>
+        <w:t>): الاختصاص القضائي</w:t>
       </w:r>
     </w:p>
     <w:p>
       <w:pPr>
         <w:bidi/>
         <w:rPr>
-          <w:sz w:val="28"/>
-          <w:szCs w:val="28"/>
-        </w:rPr>
-      </w:pPr>
+          <w:rFonts w:ascii="Arial" w:hAnsi="Arial" w:eastAsia="Arial" w:cs="Arial"/>
+          <w:sz w:val="28"/>
+          <w:szCs w:val="28"/>
+        </w:rPr>
+      </w:pPr>
+      <w:r>
+        <w:rPr>
+          <w:rFonts w:ascii="Arial" w:hAnsi="Arial" w:eastAsia="Arial" w:cs="Arial"/>
+          <w:sz w:val="28"/>
+          <w:szCs w:val="28"/>
+          <w:rtl w:val="1"/>
+        </w:rPr>
+        <w:t xml:space="preserve">تخضع أحكام هذا العقد للأنظمة المعمول بها في المملكة العربية السعودية، ويكون الاختصاص القضائي الحصري لمحاكم </w:t>
+      </w:r>
+      <w:r>
+        <w:rPr>
+          <w:rFonts w:ascii="Arial" w:hAnsi="Arial" w:eastAsia="Arial" w:cs="Arial"/>
+          <w:b w:val="1"/>
+          <w:bCs w:val="1"/>
+          <w:sz w:val="28"/>
+          <w:szCs w:val="28"/>
+          <w:rtl w:val="1"/>
+        </w:rPr>
+        <w:t>مدينة الرياض</w:t>
+      </w:r>
+      <w:r>
+        <w:rPr>
+          <w:rFonts w:ascii="Arial" w:hAnsi="Arial" w:eastAsia="Arial" w:cs="Arial"/>
+          <w:sz w:val="28"/>
+          <w:szCs w:val="28"/>
+          <w:rtl w:val="1"/>
+        </w:rPr>
+        <w:t>.</w:t>
+      </w:r>
     </w:p>
     <w:p>
       <w:pPr>
         <w:bidi/>
         <w:rPr>
-          <w:b/>
-          <w:bCs/>
-          <w:sz w:val="28"/>
-          <w:szCs w:val="28"/>
-        </w:rPr>
-      </w:pPr>
-      <w:r>
-        <w:rPr>
-          <w:b/>
-          <w:bCs/>
-          <w:sz w:val="28"/>
-          <w:szCs w:val="28"/>
-          <w:rtl/>
-        </w:rPr>
-        <w:t>المادة (10): الاختصاص القضائي</w:t>
-      </w:r>
+          <w:rFonts w:ascii="Arial" w:hAnsi="Arial" w:eastAsia="Arial" w:cs="Arial"/>
+          <w:b w:val="1"/>
+          <w:bCs w:val="1"/>
+          <w:sz w:val="28"/>
+          <w:szCs w:val="28"/>
+          <w:rtl w:val="1"/>
+        </w:rPr>
+      </w:pPr>
     </w:p>
     <w:p>
       <w:pPr>
         <w:bidi/>
         <w:rPr>
-          <w:sz w:val="28"/>
-          <w:szCs w:val="28"/>
-        </w:rPr>
-      </w:pPr>
-      <w:r>
-        <w:rPr>
-          <w:sz w:val="28"/>
-          <w:szCs w:val="28"/>
-          <w:rtl/>
-        </w:rPr>
-        <w:t xml:space="preserve">تخضع أحكام هذا العقد للأنظمة المعمول بها في المملكة العربية السعودية، ويكون الاختصاص القضائي الحصري لمحاكم </w:t>
-      </w:r>
-      <w:r>
-        <w:rPr>
-          <w:b/>
-          <w:bCs/>
-          <w:sz w:val="28"/>
-          <w:szCs w:val="28"/>
-          <w:rtl/>
-        </w:rPr>
-        <w:t>مدينة الرياض</w:t>
-      </w:r>
-      <w:r>
-        <w:rPr>
-          <w:sz w:val="28"/>
-          <w:szCs w:val="28"/>
-        </w:rPr>
-        <w:t>.</w:t>
-      </w:r>
-    </w:p>
-    <w:p>
-      <w:pPr>
-        <w:bidi/>
-        <w:rPr>
-          <w:b/>
-          <w:bCs/>
-          <w:sz w:val="28"/>
-          <w:szCs w:val="28"/>
-          <w:rtl/>
-        </w:rPr>
-      </w:pPr>
-    </w:p>
-    <w:p>
-      <w:pPr>
-        <w:bidi/>
-        <w:rPr>
-          <w:b/>
-          <w:bCs/>
-          <w:sz w:val="28"/>
-          <w:szCs w:val="28"/>
-        </w:rPr>
-      </w:pPr>
-      <w:r>
-        <w:rPr>
-          <w:b/>
-          <w:bCs/>
-          <w:sz w:val="28"/>
-          <w:szCs w:val="28"/>
-          <w:rtl/>
-        </w:rPr>
-        <w:t>المادة (11): أحكام عامة</w:t>
+          <w:rFonts w:ascii="Arial" w:hAnsi="Arial" w:eastAsia="Arial" w:cs="Arial"/>
+          <w:b w:val="1"/>
+          <w:bCs w:val="1"/>
+          <w:sz w:val="28"/>
+          <w:szCs w:val="28"/>
+        </w:rPr>
+      </w:pPr>
+      <w:r>
+        <w:rPr>
+          <w:rFonts w:ascii="Arial" w:hAnsi="Arial" w:eastAsia="Arial" w:cs="Arial"/>
+          <w:b w:val="1"/>
+          <w:bCs w:val="1"/>
+          <w:sz w:val="28"/>
+          <w:szCs w:val="28"/>
+          <w:rtl w:val="1"/>
+        </w:rPr>
+        <w:t>المادة (</w:t>
+      </w:r>
+      <w:r>
+        <w:rPr>
+          <w:rFonts w:ascii="Arial" w:hAnsi="Arial" w:eastAsia="Arial" w:cs="Arial"/>
+          <w:b w:val="1"/>
+          <w:bCs w:val="1"/>
+          <w:sz w:val="28"/>
+          <w:szCs w:val="28"/>
+        </w:rPr>
+        <w:t>11</w:t>
+      </w:r>
+      <w:r>
+        <w:rPr>
+          <w:rFonts w:ascii="Arial" w:hAnsi="Arial" w:eastAsia="Arial" w:cs="Arial"/>
+          <w:b w:val="1"/>
+          <w:bCs w:val="1"/>
+          <w:sz w:val="28"/>
+          <w:szCs w:val="28"/>
+          <w:rtl w:val="1"/>
+        </w:rPr>
+        <w:t>): أحكام عامة</w:t>
       </w:r>
     </w:p>
     <w:p>
@@ -2864,22 +4563,26 @@
         </w:numPr>
         <w:bidi/>
         <w:rPr>
+          <w:rFonts w:ascii="Arial" w:hAnsi="Arial" w:eastAsia="Arial" w:cs="Arial"/>
           <w:sz w:val="26"/>
           <w:szCs w:val="26"/>
         </w:rPr>
       </w:pPr>
       <w:r>
         <w:rPr>
+          <w:rFonts w:ascii="Arial" w:hAnsi="Arial" w:eastAsia="Arial" w:cs="Arial"/>
           <w:sz w:val="26"/>
           <w:szCs w:val="26"/>
-          <w:rtl/>
+          <w:rtl w:val="1"/>
         </w:rPr>
         <w:t>يشكل هذا العقد كامل الاتفاق بين الطرفين، ويلغي ما عداه من اتفاقات أو مراسلات سابقة، سواء كانت مكتوبة أو شفهية</w:t>
       </w:r>
       <w:r>
         <w:rPr>
+          <w:rFonts w:ascii="Arial" w:hAnsi="Arial" w:eastAsia="Arial" w:cs="Arial"/>
           <w:sz w:val="26"/>
           <w:szCs w:val="26"/>
+          <w:rtl w:val="1"/>
         </w:rPr>
         <w:t>.</w:t>
       </w:r>
@@ -2892,22 +4595,26 @@
         </w:numPr>
         <w:bidi/>
         <w:rPr>
+          <w:rFonts w:ascii="Arial" w:hAnsi="Arial" w:eastAsia="Arial" w:cs="Arial"/>
           <w:sz w:val="26"/>
           <w:szCs w:val="26"/>
         </w:rPr>
       </w:pPr>
       <w:r>
         <w:rPr>
+          <w:rFonts w:ascii="Arial" w:hAnsi="Arial" w:eastAsia="Arial" w:cs="Arial"/>
           <w:sz w:val="26"/>
           <w:szCs w:val="26"/>
-          <w:rtl/>
+          <w:rtl w:val="1"/>
         </w:rPr>
         <w:t>لا يُعد أي تعديل أو إضافة على هذا العقد نافذًا إلا إذا كان مكتوبًا وموقعًا من الطرفين</w:t>
       </w:r>
       <w:r>
         <w:rPr>
+          <w:rFonts w:ascii="Arial" w:hAnsi="Arial" w:eastAsia="Arial" w:cs="Arial"/>
           <w:sz w:val="26"/>
           <w:szCs w:val="26"/>
+          <w:rtl w:val="1"/>
         </w:rPr>
         <w:t>.</w:t>
       </w:r>
@@ -2920,24 +4627,26 @@
         </w:numPr>
         <w:bidi/>
         <w:rPr>
+          <w:rFonts w:ascii="Arial" w:hAnsi="Arial" w:eastAsia="Arial" w:cs="Arial"/>
           <w:sz w:val="26"/>
           <w:szCs w:val="26"/>
         </w:rPr>
       </w:pPr>
       <w:r>
         <w:rPr>
+          <w:rFonts w:ascii="Arial" w:hAnsi="Arial" w:eastAsia="Arial" w:cs="Arial"/>
           <w:sz w:val="26"/>
           <w:szCs w:val="26"/>
-          <w:rtl/>
+          <w:rtl w:val="1"/>
         </w:rPr>
         <w:t xml:space="preserve">حرر هذا العقد </w:t>
       </w:r>
       <w:r>
         <w:rPr>
-          <w:rFonts w:hint="cs"/>
+          <w:rFonts w:ascii="Arial" w:hAnsi="Arial" w:eastAsia="Arial" w:cs="Arial"/>
           <w:sz w:val="26"/>
           <w:szCs w:val="26"/>
-          <w:rtl/>
+          <w:rtl w:val="1"/>
         </w:rPr>
         <w:t>إلكترونيا بناء على ما قدمه الطرف الثاني من بيانات، ولا يسقط حق الطرف الأول لأي خطاء في البيانات المقدمة.</w:t>
       </w:r>
@@ -2950,16 +4659,17 @@
         </w:numPr>
         <w:bidi/>
         <w:rPr>
+          <w:rFonts w:ascii="Arial" w:hAnsi="Arial" w:eastAsia="Arial" w:cs="Arial"/>
           <w:sz w:val="26"/>
           <w:szCs w:val="26"/>
         </w:rPr>
       </w:pPr>
       <w:r>
         <w:rPr>
-          <w:rFonts w:hint="cs"/>
+          <w:rFonts w:ascii="Arial" w:hAnsi="Arial" w:eastAsia="Arial" w:cs="Arial"/>
           <w:sz w:val="26"/>
           <w:szCs w:val="26"/>
-          <w:rtl/>
+          <w:rtl w:val="1"/>
         </w:rPr>
         <w:t>يعد اصدار هذا العقد وتحويل مبلغ المساحة بمثابة موافقة إلكترونية بكافة ما ورد في بنوده، وإقرارا من الطرف الثاني بما ورد فيه.</w:t>
       </w:r>
@@ -2972,34 +4682,35 @@
         </w:numPr>
         <w:bidi/>
         <w:rPr>
+          <w:rFonts w:ascii="Arial" w:hAnsi="Arial" w:eastAsia="Arial" w:cs="Arial"/>
           <w:sz w:val="26"/>
           <w:szCs w:val="26"/>
         </w:rPr>
       </w:pPr>
       <w:r>
         <w:rPr>
-          <w:rFonts w:hint="cs"/>
+          <w:rFonts w:ascii="Arial" w:hAnsi="Arial" w:eastAsia="Arial" w:cs="Arial"/>
           <w:sz w:val="26"/>
           <w:szCs w:val="26"/>
-          <w:rtl/>
+          <w:rtl w:val="1"/>
         </w:rPr>
         <w:t>لا يعتمد هذا العقد وتسقط مسؤولية الطرف الأول</w:t>
       </w:r>
       <w:r>
         <w:rPr>
-          <w:rFonts w:hint="cs"/>
+          <w:rFonts w:ascii="Arial" w:hAnsi="Arial" w:eastAsia="Arial" w:cs="Arial"/>
           <w:sz w:val="26"/>
           <w:szCs w:val="26"/>
-          <w:rtl/>
+          <w:rtl w:val="1"/>
         </w:rPr>
         <w:t xml:space="preserve"> تجاه الطرف الثاني</w:t>
       </w:r>
       <w:r>
         <w:rPr>
-          <w:rFonts w:hint="cs"/>
+          <w:rFonts w:ascii="Arial" w:hAnsi="Arial" w:eastAsia="Arial" w:cs="Arial"/>
           <w:sz w:val="26"/>
           <w:szCs w:val="26"/>
-          <w:rtl/>
+          <w:rtl w:val="1"/>
         </w:rPr>
         <w:t xml:space="preserve"> في حال لم يتم تحويل كامل المبلغ المستحق.</w:t>
       </w:r>
@@ -3009,33 +4720,105 @@
         <w:bidi/>
         <w:ind w:left="720"/>
         <w:rPr>
+          <w:rFonts w:ascii="Arial" w:hAnsi="Arial" w:eastAsia="Arial" w:cs="Arial"/>
           <w:sz w:val="26"/>
           <w:szCs w:val="26"/>
-          <w:rtl/>
+          <w:rtl w:val="1"/>
         </w:rPr>
       </w:pPr>
     </w:p>
     <w:p>
       <w:pPr>
+        <w:pStyle w:val="Normal"/>
         <w:bidi/>
         <w:ind w:left="720"/>
         <w:jc w:val="center"/>
-      </w:pPr>
-      <w:r>
-        <w:rPr>
-          <w:rFonts w:hint="cs"/>
+        <w:rPr>
+          <w:rFonts w:ascii="Arial" w:hAnsi="Arial" w:eastAsia="Arial" w:cs="Arial"/>
           <w:sz w:val="26"/>
           <w:szCs w:val="26"/>
-          <w:rtl/>
+          <w:rtl w:val="1"/>
+        </w:rPr>
+      </w:pPr>
+      <w:r>
+        <w:rPr>
+          <w:rFonts w:ascii="Arial" w:hAnsi="Arial" w:eastAsia="Arial" w:cs="Arial"/>
+          <w:sz w:val="26"/>
+          <w:szCs w:val="26"/>
+          <w:rtl w:val="1"/>
         </w:rPr>
         <w:t>هذا والله ولي التوفيق...</w:t>
+      </w:r>
+      <w:r>
+        <w:drawing>
+          <wp:anchor distT="0" distB="0" distL="114300" distR="114300" simplePos="0" relativeHeight="251658240" behindDoc="0" locked="0" layoutInCell="1" allowOverlap="1" wp14:editId="415C76F2" wp14:anchorId="6C84B6EC">
+            <wp:simplePos x="0" y="0"/>
+            <wp:positionH relativeFrom="column">
+              <wp:posOffset>-19050</wp:posOffset>
+            </wp:positionH>
+            <wp:positionV relativeFrom="paragraph">
+              <wp:posOffset>523875</wp:posOffset>
+            </wp:positionV>
+            <wp:extent cx="1613826" cy="731787"/>
+            <wp:effectExtent l="0" t="0" r="0" b="5080"/>
+            <wp:wrapNone/>
+            <wp:docPr id="174959803" name="Picture 832524220" descr="A picture containing background pattern&#10;&#10;Description automatically generated"/>
+            <wp:cNvGraphicFramePr>
+              <a:graphicFrameLocks noChangeAspect="1"/>
+            </wp:cNvGraphicFramePr>
+            <a:graphic>
+              <a:graphicData xmlns:a="http://schemas.openxmlformats.org/drawingml/2006/main" uri="http://schemas.openxmlformats.org/drawingml/2006/picture">
+                <pic:pic xmlns:pic="http://schemas.openxmlformats.org/drawingml/2006/picture">
+                  <pic:nvPicPr>
+                    <pic:cNvPr id="10" name="Picture 10" descr="A picture containing background pattern&#10;&#10;Description automatically generated"/>
+                    <pic:cNvPicPr/>
+                  </pic:nvPicPr>
+                  <pic:blipFill rotWithShape="1">
+                    <a:blip xmlns:r="http://schemas.openxmlformats.org/officeDocument/2006/relationships" r:embed="R3312592623bc4f4a">
+                      <a:extLst>
+                        <a:ext uri="{28A0092B-C50C-407E-A947-70E740481C1C}">
+                          <a14:useLocalDpi xmlns:a14="http://schemas.microsoft.com/office/drawing/2010/main" val="0"/>
+                        </a:ext>
+                      </a:extLst>
+                    </a:blip>
+                    <a:srcRect l="14379" t="10457" r="58447"/>
+                    <a:stretch/>
+                  </pic:blipFill>
+                  <pic:spPr bwMode="auto">
+                    <a:xfrm>
+                      <a:off x="0" y="0"/>
+                      <a:ext cx="1615080" cy="732356"/>
+                    </a:xfrm>
+                    <a:prstGeom prst="rect">
+                      <a:avLst/>
+                    </a:prstGeom>
+                    <a:ln>
+                      <a:noFill/>
+                    </a:ln>
+                    <a:extLst>
+                      <a:ext uri="{53640926-AAD7-44D8-BBD7-CCE9431645EC}">
+                        <a14:shadowObscured xmlns:a14="http://schemas.microsoft.com/office/drawing/2010/main"/>
+                      </a:ext>
+                    </a:extLst>
+                  </pic:spPr>
+                </pic:pic>
+              </a:graphicData>
+            </a:graphic>
+            <wp14:sizeRelH relativeFrom="page">
+              <wp14:pctWidth>0</wp14:pctWidth>
+            </wp14:sizeRelH>
+            <wp14:sizeRelV relativeFrom="page">
+              <wp14:pctHeight>0</wp14:pctHeight>
+            </wp14:sizeRelV>
+          </wp:anchor>
+        </w:drawing>
       </w:r>
     </w:p>
     <w:sectPr>
       <w:headerReference w:type="default" r:id="rId8"/>
       <w:footerReference w:type="default" r:id="rId9"/>
-      <w:pgSz w:w="12240" w:h="15840"/>
-      <w:pgMar w:top="2070" w:right="720" w:bottom="2160" w:left="540" w:header="360" w:footer="366" w:gutter="0"/>
+      <w:pgSz w:w="12240" w:h="15840" w:orient="portrait"/>
+      <w:pgMar w:top="144" w:right="720" w:bottom="720" w:left="720" w:header="360" w:footer="366" w:gutter="0"/>
       <w:cols w:space="720"/>
       <w:docGrid w:linePitch="360"/>
     </w:sectPr>
@@ -3069,67 +4852,11 @@
 </file>
 
 <file path=word/footer1.xml><?xml version="1.0" encoding="utf-8"?>
-<w:ftr xmlns:wpc="http://schemas.microsoft.com/office/word/2010/wordprocessingCanvas" xmlns:cx="http://schemas.microsoft.com/office/drawing/2014/chartex" xmlns:cx1="http://schemas.microsoft.com/office/drawing/2015/9/8/chartex" xmlns:cx2="http://schemas.microsoft.com/office/drawing/2015/10/21/chartex" xmlns:cx3="http://schemas.microsoft.com/office/drawing/2016/5/9/chartex" xmlns:cx4="http://schemas.microsoft.com/office/drawing/2016/5/10/chartex" xmlns:cx5="http://schemas.microsoft.com/office/drawing/2016/5/11/chartex" xmlns:cx6="http://schemas.microsoft.com/office/drawing/2016/5/12/chartex" xmlns:cx7="http://schemas.microsoft.com/office/drawing/2016/5/13/chartex" xmlns:cx8="http://schemas.microsoft.com/office/drawing/2016/5/14/chartex" xmlns:mc="http://schemas.openxmlformats.org/markup-compatibility/2006" xmlns:aink="http://schemas.microsoft.com/office/drawing/2016/ink" xmlns:am3d="http://schemas.microsoft.com/office/drawing/2017/model3d" xmlns:o="urn:schemas-microsoft-com:office:office" xmlns:oel="http://schemas.microsoft.com/office/2019/extlst" xmlns:r="http://schemas.openxmlformats.org/officeDocument/2006/relationships" xmlns:m="http://schemas.openxmlformats.org/officeDocument/2006/math" xmlns:v="urn:schemas-microsoft-com:vml" xmlns:wp14="http://schemas.microsoft.com/office/word/2010/wordprocessingDrawing" xmlns:wp="http://schemas.openxmlformats.org/drawingml/2006/wordprocessingDrawing" xmlns:w10="urn:schemas-microsoft-com:office:word" xmlns:w="http://schemas.openxmlformats.org/wordprocessingml/2006/main" xmlns:w14="http://schemas.microsoft.com/office/word/2010/wordml" xmlns:w15="http://schemas.microsoft.com/office/word/2012/wordml" xmlns:w16cex="http://schemas.microsoft.com/office/word/2018/wordml/cex" xmlns:w16cid="http://schemas.microsoft.com/office/word/2016/wordml/cid" xmlns:w16="http://schemas.microsoft.com/office/word/2018/wordml" xmlns:w16du="http://schemas.microsoft.com/office/word/2023/wordml/word16du" xmlns:w16sdtdh="http://schemas.microsoft.com/office/word/2020/wordml/sdtdatahash" xmlns:w16sdtfl="http://schemas.microsoft.com/office/word/2024/wordml/sdtformatlock" xmlns:w16se="http://schemas.microsoft.com/office/word/2015/wordml/symex" xmlns:wpg="http://schemas.microsoft.com/office/word/2010/wordprocessingGroup" xmlns:wpi="http://schemas.microsoft.com/office/word/2010/wordprocessingInk" xmlns:wne="http://schemas.microsoft.com/office/word/2006/wordml" xmlns:wps="http://schemas.microsoft.com/office/word/2010/wordprocessingShape" mc:Ignorable="w14 w15 w16se w16cid w16 w16cex w16sdtdh w16sdtfl w16du wp14">
+<w:ftr xmlns:wpc="http://schemas.microsoft.com/office/word/2010/wordprocessingCanvas" xmlns:cx="http://schemas.microsoft.com/office/drawing/2014/chartex" xmlns:cx1="http://schemas.microsoft.com/office/drawing/2015/9/8/chartex" xmlns:cx2="http://schemas.microsoft.com/office/drawing/2015/10/21/chartex" xmlns:cx3="http://schemas.microsoft.com/office/drawing/2016/5/9/chartex" xmlns:cx4="http://schemas.microsoft.com/office/drawing/2016/5/10/chartex" xmlns:cx5="http://schemas.microsoft.com/office/drawing/2016/5/11/chartex" xmlns:cx6="http://schemas.microsoft.com/office/drawing/2016/5/12/chartex" xmlns:cx7="http://schemas.microsoft.com/office/drawing/2016/5/13/chartex" xmlns:cx8="http://schemas.microsoft.com/office/drawing/2016/5/14/chartex" xmlns:mc="http://schemas.openxmlformats.org/markup-compatibility/2006" xmlns:aink="http://schemas.microsoft.com/office/drawing/2016/ink" xmlns:am3d="http://schemas.microsoft.com/office/drawing/2017/model3d" xmlns:o="urn:schemas-microsoft-com:office:office" xmlns:oel="http://schemas.microsoft.com/office/2019/extlst" xmlns:r="http://schemas.openxmlformats.org/officeDocument/2006/relationships" xmlns:m="http://schemas.openxmlformats.org/officeDocument/2006/math" xmlns:v="urn:schemas-microsoft-com:vml" xmlns:wp14="http://schemas.microsoft.com/office/word/2010/wordprocessingDrawing" xmlns:wp="http://schemas.openxmlformats.org/drawingml/2006/wordprocessingDrawing" xmlns:w10="urn:schemas-microsoft-com:office:word" xmlns:w="http://schemas.openxmlformats.org/wordprocessingml/2006/main" xmlns:w14="http://schemas.microsoft.com/office/word/2010/wordml" xmlns:w15="http://schemas.microsoft.com/office/word/2012/wordml" xmlns:w16cex="http://schemas.microsoft.com/office/word/2018/wordml/cex" xmlns:w16cid="http://schemas.microsoft.com/office/word/2016/wordml/cid" xmlns:w16="http://schemas.microsoft.com/office/word/2018/wordml" xmlns:w16du="http://schemas.microsoft.com/office/word/2023/wordml/word16du" xmlns:w16sdtdh="http://schemas.microsoft.com/office/word/2020/wordml/sdtdatahash" xmlns:w16sdtfl="http://schemas.microsoft.com/office/word/2024/wordml/sdtformatlock" xmlns:w16se="http://schemas.microsoft.com/office/word/2015/wordml/symex" xmlns:wpg="http://schemas.microsoft.com/office/word/2010/wordprocessingGroup" xmlns:wpi="http://schemas.microsoft.com/office/word/2010/wordprocessingInk" xmlns:wne="http://schemas.microsoft.com/office/word/2006/wordml" xmlns:wps="http://schemas.microsoft.com/office/word/2010/wordprocessingShape" xmlns:a="http://schemas.openxmlformats.org/drawingml/2006/main" xmlns:pic="http://schemas.openxmlformats.org/drawingml/2006/picture" xmlns:a14="http://schemas.microsoft.com/office/drawing/2010/main" mc:Ignorable="w14 w15 w16se w16cid w16 w16cex w16sdtdh w16sdtfl w16du wp14">
   <w:p>
     <w:pPr>
       <w:pStyle w:val="Footer"/>
     </w:pPr>
-    <w:r>
-      <w:rPr>
-        <w:noProof/>
-        <w:color w:val="538135" w:themeColor="accent6" w:themeShade="BF"/>
-        <w:sz w:val="16"/>
-        <w:szCs w:val="16"/>
-      </w:rPr>
-      <w:drawing>
-        <wp:inline distT="0" distB="0" distL="0" distR="0" wp14:anchorId="7C9DCB92" wp14:editId="4C97AA0E">
-          <wp:extent cx="1613826" cy="731787"/>
-          <wp:effectExtent l="0" t="0" r="0" b="5080"/>
-          <wp:docPr id="832524220" name="Picture 832524220" descr="A picture containing background pattern&#10;&#10;Description automatically generated"/>
-          <wp:cNvGraphicFramePr>
-            <a:graphicFrameLocks xmlns:a="http://schemas.openxmlformats.org/drawingml/2006/main" noChangeAspect="1"/>
-          </wp:cNvGraphicFramePr>
-          <a:graphic xmlns:a="http://schemas.openxmlformats.org/drawingml/2006/main">
-            <a:graphicData uri="http://schemas.openxmlformats.org/drawingml/2006/picture">
-              <pic:pic xmlns:pic="http://schemas.openxmlformats.org/drawingml/2006/picture">
-                <pic:nvPicPr>
-                  <pic:cNvPr id="10" name="Picture 10" descr="A picture containing background pattern&#10;&#10;Description automatically generated"/>
-                  <pic:cNvPicPr/>
-                </pic:nvPicPr>
-                <pic:blipFill rotWithShape="1">
-                  <a:blip r:embed="rId1">
-                    <a:extLst>
-                      <a:ext uri="{28A0092B-C50C-407E-A947-70E740481C1C}">
-                        <a14:useLocalDpi xmlns:a14="http://schemas.microsoft.com/office/drawing/2010/main" val="0"/>
-                      </a:ext>
-                    </a:extLst>
-                  </a:blip>
-                  <a:srcRect l="14379" t="10457" r="58447"/>
-                  <a:stretch/>
-                </pic:blipFill>
-                <pic:spPr bwMode="auto">
-                  <a:xfrm>
-                    <a:off x="0" y="0"/>
-                    <a:ext cx="1615080" cy="732356"/>
-                  </a:xfrm>
-                  <a:prstGeom prst="rect">
-                    <a:avLst/>
-                  </a:prstGeom>
-                  <a:ln>
-                    <a:noFill/>
-                  </a:ln>
-                  <a:extLst>
-                    <a:ext uri="{53640926-AAD7-44D8-BBD7-CCE9431645EC}">
-                      <a14:shadowObscured xmlns:a14="http://schemas.microsoft.com/office/drawing/2010/main"/>
-                    </a:ext>
-                  </a:extLst>
-                </pic:spPr>
-              </pic:pic>
-            </a:graphicData>
-          </a:graphic>
-        </wp:inline>
-      </w:drawing>
-    </w:r>
   </w:p>
 </w:ftr>
 </file>
@@ -3160,223 +4887,14 @@
 </file>
 
 <file path=word/header1.xml><?xml version="1.0" encoding="utf-8"?>
-<w:hdr xmlns:wpc="http://schemas.microsoft.com/office/word/2010/wordprocessingCanvas" xmlns:cx="http://schemas.microsoft.com/office/drawing/2014/chartex" xmlns:cx1="http://schemas.microsoft.com/office/drawing/2015/9/8/chartex" xmlns:cx2="http://schemas.microsoft.com/office/drawing/2015/10/21/chartex" xmlns:cx3="http://schemas.microsoft.com/office/drawing/2016/5/9/chartex" xmlns:cx4="http://schemas.microsoft.com/office/drawing/2016/5/10/chartex" xmlns:cx5="http://schemas.microsoft.com/office/drawing/2016/5/11/chartex" xmlns:cx6="http://schemas.microsoft.com/office/drawing/2016/5/12/chartex" xmlns:cx7="http://schemas.microsoft.com/office/drawing/2016/5/13/chartex" xmlns:cx8="http://schemas.microsoft.com/office/drawing/2016/5/14/chartex" xmlns:mc="http://schemas.openxmlformats.org/markup-compatibility/2006" xmlns:aink="http://schemas.microsoft.com/office/drawing/2016/ink" xmlns:am3d="http://schemas.microsoft.com/office/drawing/2017/model3d" xmlns:o="urn:schemas-microsoft-com:office:office" xmlns:oel="http://schemas.microsoft.com/office/2019/extlst" xmlns:r="http://schemas.openxmlformats.org/officeDocument/2006/relationships" xmlns:m="http://schemas.openxmlformats.org/officeDocument/2006/math" xmlns:v="urn:schemas-microsoft-com:vml" xmlns:wp14="http://schemas.microsoft.com/office/word/2010/wordprocessingDrawing" xmlns:wp="http://schemas.openxmlformats.org/drawingml/2006/wordprocessingDrawing" xmlns:w10="urn:schemas-microsoft-com:office:word" xmlns:w="http://schemas.openxmlformats.org/wordprocessingml/2006/main" xmlns:w14="http://schemas.microsoft.com/office/word/2010/wordml" xmlns:w15="http://schemas.microsoft.com/office/word/2012/wordml" xmlns:w16cex="http://schemas.microsoft.com/office/word/2018/wordml/cex" xmlns:w16cid="http://schemas.microsoft.com/office/word/2016/wordml/cid" xmlns:w16="http://schemas.microsoft.com/office/word/2018/wordml" xmlns:w16du="http://schemas.microsoft.com/office/word/2023/wordml/word16du" xmlns:w16sdtdh="http://schemas.microsoft.com/office/word/2020/wordml/sdtdatahash" xmlns:w16sdtfl="http://schemas.microsoft.com/office/word/2024/wordml/sdtformatlock" xmlns:w16se="http://schemas.microsoft.com/office/word/2015/wordml/symex" xmlns:wpg="http://schemas.microsoft.com/office/word/2010/wordprocessingGroup" xmlns:wpi="http://schemas.microsoft.com/office/word/2010/wordprocessingInk" xmlns:wne="http://schemas.microsoft.com/office/word/2006/wordml" xmlns:wps="http://schemas.microsoft.com/office/word/2010/wordprocessingShape" mc:Ignorable="w14 w15 w16se w16cid w16 w16cex w16sdtdh w16sdtfl w16du wp14">
+<w:hdr xmlns:wpc="http://schemas.microsoft.com/office/word/2010/wordprocessingCanvas" xmlns:cx="http://schemas.microsoft.com/office/drawing/2014/chartex" xmlns:cx1="http://schemas.microsoft.com/office/drawing/2015/9/8/chartex" xmlns:cx2="http://schemas.microsoft.com/office/drawing/2015/10/21/chartex" xmlns:cx3="http://schemas.microsoft.com/office/drawing/2016/5/9/chartex" xmlns:cx4="http://schemas.microsoft.com/office/drawing/2016/5/10/chartex" xmlns:cx5="http://schemas.microsoft.com/office/drawing/2016/5/11/chartex" xmlns:cx6="http://schemas.microsoft.com/office/drawing/2016/5/12/chartex" xmlns:cx7="http://schemas.microsoft.com/office/drawing/2016/5/13/chartex" xmlns:cx8="http://schemas.microsoft.com/office/drawing/2016/5/14/chartex" xmlns:mc="http://schemas.openxmlformats.org/markup-compatibility/2006" xmlns:aink="http://schemas.microsoft.com/office/drawing/2016/ink" xmlns:am3d="http://schemas.microsoft.com/office/drawing/2017/model3d" xmlns:o="urn:schemas-microsoft-com:office:office" xmlns:oel="http://schemas.microsoft.com/office/2019/extlst" xmlns:r="http://schemas.openxmlformats.org/officeDocument/2006/relationships" xmlns:m="http://schemas.openxmlformats.org/officeDocument/2006/math" xmlns:v="urn:schemas-microsoft-com:vml" xmlns:wp14="http://schemas.microsoft.com/office/word/2010/wordprocessingDrawing" xmlns:wp="http://schemas.openxmlformats.org/drawingml/2006/wordprocessingDrawing" xmlns:w10="urn:schemas-microsoft-com:office:word" xmlns:w="http://schemas.openxmlformats.org/wordprocessingml/2006/main" xmlns:w14="http://schemas.microsoft.com/office/word/2010/wordml" xmlns:w15="http://schemas.microsoft.com/office/word/2012/wordml" xmlns:w16cex="http://schemas.microsoft.com/office/word/2018/wordml/cex" xmlns:w16cid="http://schemas.microsoft.com/office/word/2016/wordml/cid" xmlns:w16="http://schemas.microsoft.com/office/word/2018/wordml" xmlns:w16du="http://schemas.microsoft.com/office/word/2023/wordml/word16du" xmlns:w16sdtdh="http://schemas.microsoft.com/office/word/2020/wordml/sdtdatahash" xmlns:w16sdtfl="http://schemas.microsoft.com/office/word/2024/wordml/sdtformatlock" xmlns:w16se="http://schemas.microsoft.com/office/word/2015/wordml/symex" xmlns:wpg="http://schemas.microsoft.com/office/word/2010/wordprocessingGroup" xmlns:wpi="http://schemas.microsoft.com/office/word/2010/wordprocessingInk" xmlns:wne="http://schemas.microsoft.com/office/word/2006/wordml" xmlns:wps="http://schemas.microsoft.com/office/word/2010/wordprocessingShape" xmlns:a="http://schemas.openxmlformats.org/drawingml/2006/main" xmlns:pic="http://schemas.openxmlformats.org/drawingml/2006/picture" xmlns:a14="http://schemas.microsoft.com/office/drawing/2010/main" mc:Ignorable="w14 w15 w16se w16cid w16 w16cex w16sdtdh w16sdtfl w16du wp14">
   <w:p>
     <w:pPr>
       <w:pStyle w:val="Header"/>
       <w:jc w:val="center"/>
     </w:pPr>
     <w:r>
-      <w:rPr>
-        <w:noProof/>
-      </w:rPr>
-      <w:drawing>
-        <wp:anchor distT="0" distB="0" distL="114300" distR="114300" simplePos="0" relativeHeight="251661312" behindDoc="0" locked="0" layoutInCell="1" allowOverlap="1" wp14:anchorId="7E5EA1E4" wp14:editId="08FF8CEC">
-          <wp:simplePos x="0" y="0"/>
-          <wp:positionH relativeFrom="column">
-            <wp:posOffset>1798320</wp:posOffset>
-          </wp:positionH>
-          <wp:positionV relativeFrom="paragraph">
-            <wp:posOffset>144780</wp:posOffset>
-          </wp:positionV>
-          <wp:extent cx="1432560" cy="381000"/>
-          <wp:effectExtent l="0" t="0" r="0" b="0"/>
-          <wp:wrapSquare wrapText="bothSides"/>
-          <wp:docPr id="734064909" name="Picture 734064909" descr="Background pattern&#10;&#10;Description automatically generated with low confidence"/>
-          <wp:cNvGraphicFramePr>
-            <a:graphicFrameLocks xmlns:a="http://schemas.openxmlformats.org/drawingml/2006/main" noChangeAspect="1"/>
-          </wp:cNvGraphicFramePr>
-          <a:graphic xmlns:a="http://schemas.openxmlformats.org/drawingml/2006/main">
-            <a:graphicData uri="http://schemas.openxmlformats.org/drawingml/2006/picture">
-              <pic:pic xmlns:pic="http://schemas.openxmlformats.org/drawingml/2006/picture">
-                <pic:nvPicPr>
-                  <pic:cNvPr id="9" name="Picture 9" descr="Background pattern&#10;&#10;Description automatically generated with low confidence"/>
-                  <pic:cNvPicPr/>
-                </pic:nvPicPr>
-                <pic:blipFill rotWithShape="1">
-                  <a:blip r:embed="rId1" cstate="print">
-                    <a:extLst>
-                      <a:ext uri="{28A0092B-C50C-407E-A947-70E740481C1C}">
-                        <a14:useLocalDpi xmlns:a14="http://schemas.microsoft.com/office/drawing/2010/main" val="0"/>
-                      </a:ext>
-                    </a:extLst>
-                  </a:blip>
-                  <a:srcRect l="73333" t="18912" r="2564" b="33807"/>
-                  <a:stretch>
-                    <a:fillRect/>
-                  </a:stretch>
-                </pic:blipFill>
-                <pic:spPr bwMode="auto">
-                  <a:xfrm>
-                    <a:off x="0" y="0"/>
-                    <a:ext cx="1432560" cy="381000"/>
-                  </a:xfrm>
-                  <a:prstGeom prst="rect">
-                    <a:avLst/>
-                  </a:prstGeom>
-                  <a:ln>
-                    <a:noFill/>
-                  </a:ln>
-                  <a:extLst>
-                    <a:ext uri="{53640926-AAD7-44D8-BBD7-CCE9431645EC}">
-                      <a14:shadowObscured xmlns:a14="http://schemas.microsoft.com/office/drawing/2010/main"/>
-                    </a:ext>
-                  </a:extLst>
-                </pic:spPr>
-              </pic:pic>
-            </a:graphicData>
-          </a:graphic>
-          <wp14:sizeRelH relativeFrom="page">
-            <wp14:pctWidth>0</wp14:pctWidth>
-          </wp14:sizeRelH>
-          <wp14:sizeRelV relativeFrom="page">
-            <wp14:pctHeight>0</wp14:pctHeight>
-          </wp14:sizeRelV>
-        </wp:anchor>
-      </w:drawing>
-    </w:r>
-    <w:r>
-      <w:rPr>
-        <w:noProof/>
-      </w:rPr>
-      <w:drawing>
-        <wp:anchor distT="0" distB="0" distL="114300" distR="114300" simplePos="0" relativeHeight="251660288" behindDoc="0" locked="0" layoutInCell="1" allowOverlap="1" wp14:anchorId="64241B65" wp14:editId="3C5A0C91">
-          <wp:simplePos x="0" y="0"/>
-          <wp:positionH relativeFrom="column">
-            <wp:posOffset>-163830</wp:posOffset>
-          </wp:positionH>
-          <wp:positionV relativeFrom="paragraph">
-            <wp:posOffset>-146685</wp:posOffset>
-          </wp:positionV>
-          <wp:extent cx="1905000" cy="732155"/>
-          <wp:effectExtent l="0" t="0" r="0" b="0"/>
-          <wp:wrapSquare wrapText="bothSides"/>
-          <wp:docPr id="1157273046" name="Picture 1157273046" descr="Background pattern&#10;&#10;Description automatically generated with low confidence"/>
-          <wp:cNvGraphicFramePr>
-            <a:graphicFrameLocks xmlns:a="http://schemas.openxmlformats.org/drawingml/2006/main" noChangeAspect="1"/>
-          </wp:cNvGraphicFramePr>
-          <a:graphic xmlns:a="http://schemas.openxmlformats.org/drawingml/2006/main">
-            <a:graphicData uri="http://schemas.openxmlformats.org/drawingml/2006/picture">
-              <pic:pic xmlns:pic="http://schemas.openxmlformats.org/drawingml/2006/picture">
-                <pic:nvPicPr>
-                  <pic:cNvPr id="9" name="Picture 9" descr="Background pattern&#10;&#10;Description automatically generated with low confidence"/>
-                  <pic:cNvPicPr/>
-                </pic:nvPicPr>
-                <pic:blipFill rotWithShape="1">
-                  <a:blip r:embed="rId2" cstate="print">
-                    <a:extLst>
-                      <a:ext uri="{28A0092B-C50C-407E-A947-70E740481C1C}">
-                        <a14:useLocalDpi xmlns:a14="http://schemas.microsoft.com/office/drawing/2010/main" val="0"/>
-                      </a:ext>
-                    </a:extLst>
-                  </a:blip>
-                  <a:srcRect r="64744"/>
-                  <a:stretch>
-                    <a:fillRect/>
-                  </a:stretch>
-                </pic:blipFill>
-                <pic:spPr bwMode="auto">
-                  <a:xfrm>
-                    <a:off x="0" y="0"/>
-                    <a:ext cx="1905000" cy="732155"/>
-                  </a:xfrm>
-                  <a:prstGeom prst="rect">
-                    <a:avLst/>
-                  </a:prstGeom>
-                  <a:ln>
-                    <a:noFill/>
-                  </a:ln>
-                  <a:extLst>
-                    <a:ext uri="{53640926-AAD7-44D8-BBD7-CCE9431645EC}">
-                      <a14:shadowObscured xmlns:a14="http://schemas.microsoft.com/office/drawing/2010/main"/>
-                    </a:ext>
-                  </a:extLst>
-                </pic:spPr>
-              </pic:pic>
-            </a:graphicData>
-          </a:graphic>
-          <wp14:sizeRelH relativeFrom="page">
-            <wp14:pctWidth>0</wp14:pctWidth>
-          </wp14:sizeRelH>
-          <wp14:sizeRelV relativeFrom="page">
-            <wp14:pctHeight>0</wp14:pctHeight>
-          </wp14:sizeRelV>
-        </wp:anchor>
-      </w:drawing>
-    </w:r>
-    <w:r>
-      <w:rPr>
-        <w:rFonts w:cs="Arial"/>
-        <w:noProof/>
-        <w:sz w:val="28"/>
-        <w:szCs w:val="28"/>
-        <w:rtl/>
-      </w:rPr>
-      <w:drawing>
-        <wp:anchor distT="0" distB="0" distL="114300" distR="114300" simplePos="0" relativeHeight="251659264" behindDoc="1" locked="0" layoutInCell="1" allowOverlap="1" wp14:anchorId="572E6A76" wp14:editId="6B72594A">
-          <wp:simplePos x="0" y="0"/>
-          <wp:positionH relativeFrom="column">
-            <wp:posOffset>5193290</wp:posOffset>
-          </wp:positionH>
-          <wp:positionV relativeFrom="paragraph">
-            <wp:posOffset>-112222</wp:posOffset>
-          </wp:positionV>
-          <wp:extent cx="2062595" cy="803564"/>
-          <wp:effectExtent l="0" t="0" r="0" b="0"/>
-          <wp:wrapTight wrapText="bothSides">
-            <wp:wrapPolygon edited="0">
-              <wp:start x="0" y="0"/>
-              <wp:lineTo x="0" y="21002"/>
-              <wp:lineTo x="21347" y="21002"/>
-              <wp:lineTo x="21347" y="0"/>
-              <wp:lineTo x="0" y="0"/>
-            </wp:wrapPolygon>
-          </wp:wrapTight>
-          <wp:docPr id="1275264402" name="Picture 1" descr="A logo with purple letters and numbers&#10;&#10;AI-generated content may be incorrect."/>
-          <wp:cNvGraphicFramePr>
-            <a:graphicFrameLocks xmlns:a="http://schemas.openxmlformats.org/drawingml/2006/main" noChangeAspect="1"/>
-          </wp:cNvGraphicFramePr>
-          <a:graphic xmlns:a="http://schemas.openxmlformats.org/drawingml/2006/main">
-            <a:graphicData uri="http://schemas.openxmlformats.org/drawingml/2006/picture">
-              <pic:pic xmlns:pic="http://schemas.openxmlformats.org/drawingml/2006/picture">
-                <pic:nvPicPr>
-                  <pic:cNvPr id="1414396828" name="Picture 1" descr="A logo with purple letters and numbers&#10;&#10;AI-generated content may be incorrect."/>
-                  <pic:cNvPicPr/>
-                </pic:nvPicPr>
-                <pic:blipFill>
-                  <a:blip r:embed="rId3" cstate="print">
-                    <a:extLst>
-                      <a:ext uri="{28A0092B-C50C-407E-A947-70E740481C1C}">
-                        <a14:useLocalDpi xmlns:a14="http://schemas.microsoft.com/office/drawing/2010/main" val="0"/>
-                      </a:ext>
-                    </a:extLst>
-                  </a:blip>
-                  <a:stretch>
-                    <a:fillRect/>
-                  </a:stretch>
-                </pic:blipFill>
-                <pic:spPr>
-                  <a:xfrm>
-                    <a:off x="0" y="0"/>
-                    <a:ext cx="2062595" cy="803564"/>
-                  </a:xfrm>
-                  <a:prstGeom prst="rect">
-                    <a:avLst/>
-                  </a:prstGeom>
-                </pic:spPr>
-              </pic:pic>
-            </a:graphicData>
-          </a:graphic>
-          <wp14:sizeRelH relativeFrom="page">
-            <wp14:pctWidth>0</wp14:pctWidth>
-          </wp14:sizeRelH>
-          <wp14:sizeRelV relativeFrom="page">
-            <wp14:pctHeight>0</wp14:pctHeight>
-          </wp14:sizeRelV>
-        </wp:anchor>
-      </w:drawing>
-    </w:r>
-    <w:r>
+      <w:rPr/>
       <w:t xml:space="preserve"> </w:t>
     </w:r>
   </w:p>
@@ -3395,27 +4913,9 @@
   <w:p>
     <w:pPr>
       <w:pStyle w:val="Header"/>
+      <w:bidi/>
       <w:jc w:val="center"/>
     </w:pPr>
-  </w:p>
-  <w:p>
-    <w:pPr>
-      <w:pStyle w:val="Header"/>
-      <w:bidi/>
-      <w:rPr>
-        <w:rFonts w:ascii="Amazing Grotesk" w:hAnsi="Amazing Grotesk"/>
-        <w:color w:val="7030A0"/>
-        <w:rtl/>
-      </w:rPr>
-    </w:pPr>
-    <w:r>
-      <w:rPr>
-        <w:rFonts w:ascii="Amazing Grotesk" w:hAnsi="Amazing Grotesk"/>
-        <w:color w:val="7030A0"/>
-        <w:rtl/>
-      </w:rPr>
-      <w:t>رقم الرخصة: 165/26</w:t>
-    </w:r>
   </w:p>
 </w:hdr>
 </file>
@@ -4198,7 +5698,7 @@
         <w:ind w:left="720" w:hanging="360"/>
       </w:pPr>
       <w:rPr>
-        <w:rFonts w:ascii="Symbol" w:eastAsiaTheme="minorEastAsia" w:hAnsi="Symbol" w:cstheme="minorBidi" w:hint="default"/>
+        <w:rFonts w:hint="default" w:ascii="Symbol" w:hAnsi="Symbol" w:eastAsiaTheme="minorEastAsia" w:cstheme="minorBidi"/>
         <w:b w:val="0"/>
         <w:sz w:val="24"/>
       </w:rPr>
@@ -4212,7 +5712,7 @@
         <w:ind w:left="1440" w:hanging="360"/>
       </w:pPr>
       <w:rPr>
-        <w:rFonts w:ascii="Courier New" w:hAnsi="Courier New" w:cs="Courier New" w:hint="default"/>
+        <w:rFonts w:hint="default" w:ascii="Courier New" w:hAnsi="Courier New" w:cs="Courier New"/>
       </w:rPr>
     </w:lvl>
     <w:lvl w:ilvl="2" w:tplc="04090005" w:tentative="1">
@@ -4224,7 +5724,7 @@
         <w:ind w:left="2160" w:hanging="360"/>
       </w:pPr>
       <w:rPr>
-        <w:rFonts w:ascii="Wingdings" w:hAnsi="Wingdings" w:hint="default"/>
+        <w:rFonts w:hint="default" w:ascii="Wingdings" w:hAnsi="Wingdings"/>
       </w:rPr>
     </w:lvl>
     <w:lvl w:ilvl="3" w:tplc="04090001" w:tentative="1">
@@ -4236,7 +5736,7 @@
         <w:ind w:left="2880" w:hanging="360"/>
       </w:pPr>
       <w:rPr>
-        <w:rFonts w:ascii="Symbol" w:hAnsi="Symbol" w:hint="default"/>
+        <w:rFonts w:hint="default" w:ascii="Symbol" w:hAnsi="Symbol"/>
       </w:rPr>
     </w:lvl>
     <w:lvl w:ilvl="4" w:tplc="04090003" w:tentative="1">
@@ -4248,7 +5748,7 @@
         <w:ind w:left="3600" w:hanging="360"/>
       </w:pPr>
       <w:rPr>
-        <w:rFonts w:ascii="Courier New" w:hAnsi="Courier New" w:cs="Courier New" w:hint="default"/>
+        <w:rFonts w:hint="default" w:ascii="Courier New" w:hAnsi="Courier New" w:cs="Courier New"/>
       </w:rPr>
     </w:lvl>
     <w:lvl w:ilvl="5" w:tplc="04090005" w:tentative="1">
@@ -4260,7 +5760,7 @@
         <w:ind w:left="4320" w:hanging="360"/>
       </w:pPr>
       <w:rPr>
-        <w:rFonts w:ascii="Wingdings" w:hAnsi="Wingdings" w:hint="default"/>
+        <w:rFonts w:hint="default" w:ascii="Wingdings" w:hAnsi="Wingdings"/>
       </w:rPr>
     </w:lvl>
     <w:lvl w:ilvl="6" w:tplc="04090001" w:tentative="1">
@@ -4272,7 +5772,7 @@
         <w:ind w:left="5040" w:hanging="360"/>
       </w:pPr>
       <w:rPr>
-        <w:rFonts w:ascii="Symbol" w:hAnsi="Symbol" w:hint="default"/>
+        <w:rFonts w:hint="default" w:ascii="Symbol" w:hAnsi="Symbol"/>
       </w:rPr>
     </w:lvl>
     <w:lvl w:ilvl="7" w:tplc="04090003" w:tentative="1">
@@ -4284,7 +5784,7 @@
         <w:ind w:left="5760" w:hanging="360"/>
       </w:pPr>
       <w:rPr>
-        <w:rFonts w:ascii="Courier New" w:hAnsi="Courier New" w:cs="Courier New" w:hint="default"/>
+        <w:rFonts w:hint="default" w:ascii="Courier New" w:hAnsi="Courier New" w:cs="Courier New"/>
       </w:rPr>
     </w:lvl>
     <w:lvl w:ilvl="8" w:tplc="04090005" w:tentative="1">
@@ -4296,7 +5796,7 @@
         <w:ind w:left="6480" w:hanging="360"/>
       </w:pPr>
       <w:rPr>
-        <w:rFonts w:ascii="Wingdings" w:hAnsi="Wingdings" w:hint="default"/>
+        <w:rFonts w:hint="default" w:ascii="Wingdings" w:hAnsi="Wingdings"/>
       </w:rPr>
     </w:lvl>
   </w:abstractNum>
@@ -4401,7 +5901,7 @@
         <w:ind w:left="720" w:hanging="360"/>
       </w:pPr>
       <w:rPr>
-        <w:rFonts w:ascii="Symbol" w:eastAsiaTheme="minorEastAsia" w:hAnsi="Symbol" w:cstheme="minorBidi" w:hint="default"/>
+        <w:rFonts w:hint="default" w:ascii="Symbol" w:hAnsi="Symbol" w:eastAsiaTheme="minorEastAsia" w:cstheme="minorBidi"/>
         <w:sz w:val="24"/>
       </w:rPr>
     </w:lvl>
@@ -4414,7 +5914,7 @@
         <w:ind w:left="1440" w:hanging="360"/>
       </w:pPr>
       <w:rPr>
-        <w:rFonts w:ascii="Courier New" w:hAnsi="Courier New" w:cs="Courier New" w:hint="default"/>
+        <w:rFonts w:hint="default" w:ascii="Courier New" w:hAnsi="Courier New" w:cs="Courier New"/>
       </w:rPr>
     </w:lvl>
     <w:lvl w:ilvl="2" w:tplc="04090005" w:tentative="1">
@@ -4426,7 +5926,7 @@
         <w:ind w:left="2160" w:hanging="360"/>
       </w:pPr>
       <w:rPr>
-        <w:rFonts w:ascii="Wingdings" w:hAnsi="Wingdings" w:hint="default"/>
+        <w:rFonts w:hint="default" w:ascii="Wingdings" w:hAnsi="Wingdings"/>
       </w:rPr>
     </w:lvl>
     <w:lvl w:ilvl="3" w:tplc="04090001" w:tentative="1">
@@ -4438,7 +5938,7 @@
         <w:ind w:left="2880" w:hanging="360"/>
       </w:pPr>
       <w:rPr>
-        <w:rFonts w:ascii="Symbol" w:hAnsi="Symbol" w:hint="default"/>
+        <w:rFonts w:hint="default" w:ascii="Symbol" w:hAnsi="Symbol"/>
       </w:rPr>
     </w:lvl>
     <w:lvl w:ilvl="4" w:tplc="04090003" w:tentative="1">
@@ -4450,7 +5950,7 @@
         <w:ind w:left="3600" w:hanging="360"/>
       </w:pPr>
       <w:rPr>
-        <w:rFonts w:ascii="Courier New" w:hAnsi="Courier New" w:cs="Courier New" w:hint="default"/>
+        <w:rFonts w:hint="default" w:ascii="Courier New" w:hAnsi="Courier New" w:cs="Courier New"/>
       </w:rPr>
     </w:lvl>
     <w:lvl w:ilvl="5" w:tplc="04090005" w:tentative="1">
@@ -4462,7 +5962,7 @@
         <w:ind w:left="4320" w:hanging="360"/>
       </w:pPr>
       <w:rPr>
-        <w:rFonts w:ascii="Wingdings" w:hAnsi="Wingdings" w:hint="default"/>
+        <w:rFonts w:hint="default" w:ascii="Wingdings" w:hAnsi="Wingdings"/>
       </w:rPr>
     </w:lvl>
     <w:lvl w:ilvl="6" w:tplc="04090001" w:tentative="1">
@@ -4474,7 +5974,7 @@
         <w:ind w:left="5040" w:hanging="360"/>
       </w:pPr>
       <w:rPr>
-        <w:rFonts w:ascii="Symbol" w:hAnsi="Symbol" w:hint="default"/>
+        <w:rFonts w:hint="default" w:ascii="Symbol" w:hAnsi="Symbol"/>
       </w:rPr>
     </w:lvl>
     <w:lvl w:ilvl="7" w:tplc="04090003" w:tentative="1">
@@ -4486,7 +5986,7 @@
         <w:ind w:left="5760" w:hanging="360"/>
       </w:pPr>
       <w:rPr>
-        <w:rFonts w:ascii="Courier New" w:hAnsi="Courier New" w:cs="Courier New" w:hint="default"/>
+        <w:rFonts w:hint="default" w:ascii="Courier New" w:hAnsi="Courier New" w:cs="Courier New"/>
       </w:rPr>
     </w:lvl>
     <w:lvl w:ilvl="8" w:tplc="04090005" w:tentative="1">
@@ -4498,7 +5998,7 @@
         <w:ind w:left="6480" w:hanging="360"/>
       </w:pPr>
       <w:rPr>
-        <w:rFonts w:ascii="Wingdings" w:hAnsi="Wingdings" w:hint="default"/>
+        <w:rFonts w:hint="default" w:ascii="Wingdings" w:hAnsi="Wingdings"/>
       </w:rPr>
     </w:lvl>
   </w:abstractNum>
@@ -5029,7 +6529,7 @@
         <w:ind w:left="720" w:hanging="360"/>
       </w:pPr>
       <w:rPr>
-        <w:rFonts w:ascii="Arial" w:eastAsiaTheme="minorEastAsia" w:hAnsi="Arial" w:cs="Arial" w:hint="default"/>
+        <w:rFonts w:hint="default" w:ascii="Arial" w:hAnsi="Arial" w:cs="Arial" w:eastAsiaTheme="minorEastAsia"/>
       </w:rPr>
     </w:lvl>
     <w:lvl w:ilvl="1" w:tplc="04090003" w:tentative="1">
@@ -5041,7 +6541,7 @@
         <w:ind w:left="1440" w:hanging="360"/>
       </w:pPr>
       <w:rPr>
-        <w:rFonts w:ascii="Courier New" w:hAnsi="Courier New" w:cs="Courier New" w:hint="default"/>
+        <w:rFonts w:hint="default" w:ascii="Courier New" w:hAnsi="Courier New" w:cs="Courier New"/>
       </w:rPr>
     </w:lvl>
     <w:lvl w:ilvl="2" w:tplc="04090005" w:tentative="1">
@@ -5053,7 +6553,7 @@
         <w:ind w:left="2160" w:hanging="360"/>
       </w:pPr>
       <w:rPr>
-        <w:rFonts w:ascii="Wingdings" w:hAnsi="Wingdings" w:hint="default"/>
+        <w:rFonts w:hint="default" w:ascii="Wingdings" w:hAnsi="Wingdings"/>
       </w:rPr>
     </w:lvl>
     <w:lvl w:ilvl="3" w:tplc="04090001" w:tentative="1">
@@ -5065,7 +6565,7 @@
         <w:ind w:left="2880" w:hanging="360"/>
       </w:pPr>
       <w:rPr>
-        <w:rFonts w:ascii="Symbol" w:hAnsi="Symbol" w:hint="default"/>
+        <w:rFonts w:hint="default" w:ascii="Symbol" w:hAnsi="Symbol"/>
       </w:rPr>
     </w:lvl>
     <w:lvl w:ilvl="4" w:tplc="04090003" w:tentative="1">
@@ -5077,7 +6577,7 @@
         <w:ind w:left="3600" w:hanging="360"/>
       </w:pPr>
       <w:rPr>
-        <w:rFonts w:ascii="Courier New" w:hAnsi="Courier New" w:cs="Courier New" w:hint="default"/>
+        <w:rFonts w:hint="default" w:ascii="Courier New" w:hAnsi="Courier New" w:cs="Courier New"/>
       </w:rPr>
     </w:lvl>
     <w:lvl w:ilvl="5" w:tplc="04090005" w:tentative="1">
@@ -5089,7 +6589,7 @@
         <w:ind w:left="4320" w:hanging="360"/>
       </w:pPr>
       <w:rPr>
-        <w:rFonts w:ascii="Wingdings" w:hAnsi="Wingdings" w:hint="default"/>
+        <w:rFonts w:hint="default" w:ascii="Wingdings" w:hAnsi="Wingdings"/>
       </w:rPr>
     </w:lvl>
     <w:lvl w:ilvl="6" w:tplc="04090001" w:tentative="1">
@@ -5101,7 +6601,7 @@
         <w:ind w:left="5040" w:hanging="360"/>
       </w:pPr>
       <w:rPr>
-        <w:rFonts w:ascii="Symbol" w:hAnsi="Symbol" w:hint="default"/>
+        <w:rFonts w:hint="default" w:ascii="Symbol" w:hAnsi="Symbol"/>
       </w:rPr>
     </w:lvl>
     <w:lvl w:ilvl="7" w:tplc="04090003" w:tentative="1">
@@ -5113,7 +6613,7 @@
         <w:ind w:left="5760" w:hanging="360"/>
       </w:pPr>
       <w:rPr>
-        <w:rFonts w:ascii="Courier New" w:hAnsi="Courier New" w:cs="Courier New" w:hint="default"/>
+        <w:rFonts w:hint="default" w:ascii="Courier New" w:hAnsi="Courier New" w:cs="Courier New"/>
       </w:rPr>
     </w:lvl>
     <w:lvl w:ilvl="8" w:tplc="04090005" w:tentative="1">
@@ -5125,7 +6625,7 @@
         <w:ind w:left="6480" w:hanging="360"/>
       </w:pPr>
       <w:rPr>
-        <w:rFonts w:ascii="Wingdings" w:hAnsi="Wingdings" w:hint="default"/>
+        <w:rFonts w:hint="default" w:ascii="Wingdings" w:hAnsi="Wingdings"/>
       </w:rPr>
     </w:lvl>
   </w:abstractNum>
@@ -5524,7 +7024,7 @@
         <w:ind w:left="720" w:hanging="360"/>
       </w:pPr>
       <w:rPr>
-        <w:rFonts w:ascii="Arial" w:eastAsiaTheme="minorEastAsia" w:hAnsi="Arial" w:cs="Arial" w:hint="default"/>
+        <w:rFonts w:hint="default" w:ascii="Arial" w:hAnsi="Arial" w:cs="Arial" w:eastAsiaTheme="minorEastAsia"/>
       </w:rPr>
     </w:lvl>
     <w:lvl w:ilvl="1" w:tplc="04090003" w:tentative="1">
@@ -5536,7 +7036,7 @@
         <w:ind w:left="1440" w:hanging="360"/>
       </w:pPr>
       <w:rPr>
-        <w:rFonts w:ascii="Courier New" w:hAnsi="Courier New" w:cs="Courier New" w:hint="default"/>
+        <w:rFonts w:hint="default" w:ascii="Courier New" w:hAnsi="Courier New" w:cs="Courier New"/>
       </w:rPr>
     </w:lvl>
     <w:lvl w:ilvl="2" w:tplc="04090005" w:tentative="1">
@@ -5548,7 +7048,7 @@
         <w:ind w:left="2160" w:hanging="360"/>
       </w:pPr>
       <w:rPr>
-        <w:rFonts w:ascii="Wingdings" w:hAnsi="Wingdings" w:hint="default"/>
+        <w:rFonts w:hint="default" w:ascii="Wingdings" w:hAnsi="Wingdings"/>
       </w:rPr>
     </w:lvl>
     <w:lvl w:ilvl="3" w:tplc="04090001" w:tentative="1">
@@ -5560,7 +7060,7 @@
         <w:ind w:left="2880" w:hanging="360"/>
       </w:pPr>
       <w:rPr>
-        <w:rFonts w:ascii="Symbol" w:hAnsi="Symbol" w:hint="default"/>
+        <w:rFonts w:hint="default" w:ascii="Symbol" w:hAnsi="Symbol"/>
       </w:rPr>
     </w:lvl>
     <w:lvl w:ilvl="4" w:tplc="04090003" w:tentative="1">
@@ -5572,7 +7072,7 @@
         <w:ind w:left="3600" w:hanging="360"/>
       </w:pPr>
       <w:rPr>
-        <w:rFonts w:ascii="Courier New" w:hAnsi="Courier New" w:cs="Courier New" w:hint="default"/>
+        <w:rFonts w:hint="default" w:ascii="Courier New" w:hAnsi="Courier New" w:cs="Courier New"/>
       </w:rPr>
     </w:lvl>
     <w:lvl w:ilvl="5" w:tplc="04090005" w:tentative="1">
@@ -5584,7 +7084,7 @@
         <w:ind w:left="4320" w:hanging="360"/>
       </w:pPr>
       <w:rPr>
-        <w:rFonts w:ascii="Wingdings" w:hAnsi="Wingdings" w:hint="default"/>
+        <w:rFonts w:hint="default" w:ascii="Wingdings" w:hAnsi="Wingdings"/>
       </w:rPr>
     </w:lvl>
     <w:lvl w:ilvl="6" w:tplc="04090001" w:tentative="1">
@@ -5596,7 +7096,7 @@
         <w:ind w:left="5040" w:hanging="360"/>
       </w:pPr>
       <w:rPr>
-        <w:rFonts w:ascii="Symbol" w:hAnsi="Symbol" w:hint="default"/>
+        <w:rFonts w:hint="default" w:ascii="Symbol" w:hAnsi="Symbol"/>
       </w:rPr>
     </w:lvl>
     <w:lvl w:ilvl="7" w:tplc="04090003" w:tentative="1">
@@ -5608,7 +7108,7 @@
         <w:ind w:left="5760" w:hanging="360"/>
       </w:pPr>
       <w:rPr>
-        <w:rFonts w:ascii="Courier New" w:hAnsi="Courier New" w:cs="Courier New" w:hint="default"/>
+        <w:rFonts w:hint="default" w:ascii="Courier New" w:hAnsi="Courier New" w:cs="Courier New"/>
       </w:rPr>
     </w:lvl>
     <w:lvl w:ilvl="8" w:tplc="04090005" w:tentative="1">
@@ -5620,7 +7120,7 @@
         <w:ind w:left="6480" w:hanging="360"/>
       </w:pPr>
       <w:rPr>
-        <w:rFonts w:ascii="Wingdings" w:hAnsi="Wingdings" w:hint="default"/>
+        <w:rFonts w:hint="default" w:ascii="Wingdings" w:hAnsi="Wingdings"/>
       </w:rPr>
     </w:lvl>
   </w:abstractNum>
@@ -5640,7 +7140,7 @@
         <w:ind w:left="720" w:hanging="360"/>
       </w:pPr>
       <w:rPr>
-        <w:rFonts w:ascii="Symbol" w:hAnsi="Symbol" w:hint="default"/>
+        <w:rFonts w:hint="default" w:ascii="Symbol" w:hAnsi="Symbol"/>
         <w:sz w:val="20"/>
       </w:rPr>
     </w:lvl>
@@ -5656,7 +7156,7 @@
         <w:ind w:left="1440" w:hanging="360"/>
       </w:pPr>
       <w:rPr>
-        <w:rFonts w:ascii="Courier New" w:hAnsi="Courier New" w:hint="default"/>
+        <w:rFonts w:hint="default" w:ascii="Courier New" w:hAnsi="Courier New"/>
         <w:sz w:val="20"/>
       </w:rPr>
     </w:lvl>
@@ -5672,7 +7172,7 @@
         <w:ind w:left="2160" w:hanging="360"/>
       </w:pPr>
       <w:rPr>
-        <w:rFonts w:ascii="Wingdings" w:hAnsi="Wingdings" w:hint="default"/>
+        <w:rFonts w:hint="default" w:ascii="Wingdings" w:hAnsi="Wingdings"/>
         <w:sz w:val="20"/>
       </w:rPr>
     </w:lvl>
@@ -5688,7 +7188,7 @@
         <w:ind w:left="2880" w:hanging="360"/>
       </w:pPr>
       <w:rPr>
-        <w:rFonts w:ascii="Wingdings" w:hAnsi="Wingdings" w:hint="default"/>
+        <w:rFonts w:hint="default" w:ascii="Wingdings" w:hAnsi="Wingdings"/>
         <w:sz w:val="20"/>
       </w:rPr>
     </w:lvl>
@@ -5704,7 +7204,7 @@
         <w:ind w:left="3600" w:hanging="360"/>
       </w:pPr>
       <w:rPr>
-        <w:rFonts w:ascii="Wingdings" w:hAnsi="Wingdings" w:hint="default"/>
+        <w:rFonts w:hint="default" w:ascii="Wingdings" w:hAnsi="Wingdings"/>
         <w:sz w:val="20"/>
       </w:rPr>
     </w:lvl>
@@ -5720,7 +7220,7 @@
         <w:ind w:left="4320" w:hanging="360"/>
       </w:pPr>
       <w:rPr>
-        <w:rFonts w:ascii="Wingdings" w:hAnsi="Wingdings" w:hint="default"/>
+        <w:rFonts w:hint="default" w:ascii="Wingdings" w:hAnsi="Wingdings"/>
         <w:sz w:val="20"/>
       </w:rPr>
     </w:lvl>
@@ -5736,7 +7236,7 @@
         <w:ind w:left="5040" w:hanging="360"/>
       </w:pPr>
       <w:rPr>
-        <w:rFonts w:ascii="Wingdings" w:hAnsi="Wingdings" w:hint="default"/>
+        <w:rFonts w:hint="default" w:ascii="Wingdings" w:hAnsi="Wingdings"/>
         <w:sz w:val="20"/>
       </w:rPr>
     </w:lvl>
@@ -5752,7 +7252,7 @@
         <w:ind w:left="5760" w:hanging="360"/>
       </w:pPr>
       <w:rPr>
-        <w:rFonts w:ascii="Wingdings" w:hAnsi="Wingdings" w:hint="default"/>
+        <w:rFonts w:hint="default" w:ascii="Wingdings" w:hAnsi="Wingdings"/>
         <w:sz w:val="20"/>
       </w:rPr>
     </w:lvl>
@@ -5768,7 +7268,7 @@
         <w:ind w:left="6480" w:hanging="360"/>
       </w:pPr>
       <w:rPr>
-        <w:rFonts w:ascii="Wingdings" w:hAnsi="Wingdings" w:hint="default"/>
+        <w:rFonts w:hint="default" w:ascii="Wingdings" w:hAnsi="Wingdings"/>
         <w:sz w:val="20"/>
       </w:rPr>
     </w:lvl>
@@ -5942,7 +7442,7 @@
   <w:docDefaults>
     <w:rPrDefault>
       <w:rPr>
-        <w:rFonts w:asciiTheme="minorHAnsi" w:eastAsiaTheme="minorEastAsia" w:hAnsiTheme="minorHAnsi" w:cstheme="minorBidi"/>
+        <w:rFonts w:asciiTheme="minorHAnsi" w:hAnsiTheme="minorHAnsi" w:eastAsiaTheme="minorEastAsia" w:cstheme="minorBidi"/>
         <w:sz w:val="22"/>
         <w:szCs w:val="22"/>
         <w:lang w:val="en-US" w:eastAsia="zh-CN" w:bidi="ar-SA"/>
@@ -5957,14 +7457,14 @@
   <w:latentStyles w:defLockedState="0" w:defUIPriority="99" w:defSemiHidden="0" w:defUnhideWhenUsed="0" w:defQFormat="0" w:count="376">
     <w:lsdException w:name="Normal" w:uiPriority="0" w:qFormat="1"/>
     <w:lsdException w:name="heading 1" w:uiPriority="9" w:qFormat="1"/>
-    <w:lsdException w:name="heading 2" w:semiHidden="1" w:uiPriority="9" w:unhideWhenUsed="1" w:qFormat="1"/>
-    <w:lsdException w:name="heading 3" w:semiHidden="1" w:uiPriority="9" w:unhideWhenUsed="1" w:qFormat="1"/>
-    <w:lsdException w:name="heading 4" w:semiHidden="1" w:uiPriority="9" w:unhideWhenUsed="1" w:qFormat="1"/>
-    <w:lsdException w:name="heading 5" w:semiHidden="1" w:uiPriority="9" w:unhideWhenUsed="1" w:qFormat="1"/>
-    <w:lsdException w:name="heading 6" w:semiHidden="1" w:uiPriority="9" w:unhideWhenUsed="1" w:qFormat="1"/>
-    <w:lsdException w:name="heading 7" w:semiHidden="1" w:uiPriority="9" w:unhideWhenUsed="1" w:qFormat="1"/>
-    <w:lsdException w:name="heading 8" w:semiHidden="1" w:uiPriority="9" w:unhideWhenUsed="1" w:qFormat="1"/>
-    <w:lsdException w:name="heading 9" w:semiHidden="1" w:uiPriority="9" w:unhideWhenUsed="1" w:qFormat="1"/>
+    <w:lsdException w:name="heading 2" w:uiPriority="9" w:semiHidden="1" w:unhideWhenUsed="1" w:qFormat="1"/>
+    <w:lsdException w:name="heading 3" w:uiPriority="9" w:semiHidden="1" w:unhideWhenUsed="1" w:qFormat="1"/>
+    <w:lsdException w:name="heading 4" w:uiPriority="9" w:semiHidden="1" w:unhideWhenUsed="1" w:qFormat="1"/>
+    <w:lsdException w:name="heading 5" w:uiPriority="9" w:semiHidden="1" w:unhideWhenUsed="1" w:qFormat="1"/>
+    <w:lsdException w:name="heading 6" w:uiPriority="9" w:semiHidden="1" w:unhideWhenUsed="1" w:qFormat="1"/>
+    <w:lsdException w:name="heading 7" w:uiPriority="9" w:semiHidden="1" w:unhideWhenUsed="1" w:qFormat="1"/>
+    <w:lsdException w:name="heading 8" w:uiPriority="9" w:semiHidden="1" w:unhideWhenUsed="1" w:qFormat="1"/>
+    <w:lsdException w:name="heading 9" w:uiPriority="9" w:semiHidden="1" w:unhideWhenUsed="1" w:qFormat="1"/>
     <w:lsdException w:name="index 1" w:semiHidden="1" w:unhideWhenUsed="1"/>
     <w:lsdException w:name="index 2" w:semiHidden="1" w:unhideWhenUsed="1"/>
     <w:lsdException w:name="index 3" w:semiHidden="1" w:unhideWhenUsed="1"/>
@@ -5974,22 +7474,22 @@
     <w:lsdException w:name="index 7" w:semiHidden="1" w:unhideWhenUsed="1"/>
     <w:lsdException w:name="index 8" w:semiHidden="1" w:unhideWhenUsed="1"/>
     <w:lsdException w:name="index 9" w:semiHidden="1" w:unhideWhenUsed="1"/>
-    <w:lsdException w:name="toc 1" w:semiHidden="1" w:uiPriority="39" w:unhideWhenUsed="1"/>
-    <w:lsdException w:name="toc 2" w:semiHidden="1" w:uiPriority="39" w:unhideWhenUsed="1"/>
-    <w:lsdException w:name="toc 3" w:semiHidden="1" w:uiPriority="39" w:unhideWhenUsed="1"/>
-    <w:lsdException w:name="toc 4" w:semiHidden="1" w:uiPriority="39" w:unhideWhenUsed="1"/>
-    <w:lsdException w:name="toc 5" w:semiHidden="1" w:uiPriority="39" w:unhideWhenUsed="1"/>
-    <w:lsdException w:name="toc 6" w:semiHidden="1" w:uiPriority="39" w:unhideWhenUsed="1"/>
-    <w:lsdException w:name="toc 7" w:semiHidden="1" w:uiPriority="39" w:unhideWhenUsed="1"/>
-    <w:lsdException w:name="toc 8" w:semiHidden="1" w:uiPriority="39" w:unhideWhenUsed="1"/>
-    <w:lsdException w:name="toc 9" w:semiHidden="1" w:uiPriority="39" w:unhideWhenUsed="1"/>
+    <w:lsdException w:name="toc 1" w:uiPriority="39" w:semiHidden="1" w:unhideWhenUsed="1"/>
+    <w:lsdException w:name="toc 2" w:uiPriority="39" w:semiHidden="1" w:unhideWhenUsed="1"/>
+    <w:lsdException w:name="toc 3" w:uiPriority="39" w:semiHidden="1" w:unhideWhenUsed="1"/>
+    <w:lsdException w:name="toc 4" w:uiPriority="39" w:semiHidden="1" w:unhideWhenUsed="1"/>
+    <w:lsdException w:name="toc 5" w:uiPriority="39" w:semiHidden="1" w:unhideWhenUsed="1"/>
+    <w:lsdException w:name="toc 6" w:uiPriority="39" w:semiHidden="1" w:unhideWhenUsed="1"/>
+    <w:lsdException w:name="toc 7" w:uiPriority="39" w:semiHidden="1" w:unhideWhenUsed="1"/>
+    <w:lsdException w:name="toc 8" w:uiPriority="39" w:semiHidden="1" w:unhideWhenUsed="1"/>
+    <w:lsdException w:name="toc 9" w:uiPriority="39" w:semiHidden="1" w:unhideWhenUsed="1"/>
     <w:lsdException w:name="Normal Indent" w:semiHidden="1" w:unhideWhenUsed="1"/>
     <w:lsdException w:name="footnote text" w:semiHidden="1" w:unhideWhenUsed="1"/>
     <w:lsdException w:name="annotation text" w:semiHidden="1" w:unhideWhenUsed="1"/>
     <w:lsdException w:name="header" w:semiHidden="1" w:unhideWhenUsed="1"/>
     <w:lsdException w:name="footer" w:semiHidden="1" w:unhideWhenUsed="1"/>
     <w:lsdException w:name="index heading" w:semiHidden="1" w:unhideWhenUsed="1"/>
-    <w:lsdException w:name="caption" w:semiHidden="1" w:uiPriority="35" w:unhideWhenUsed="1" w:qFormat="1"/>
+    <w:lsdException w:name="caption" w:uiPriority="35" w:semiHidden="1" w:unhideWhenUsed="1" w:qFormat="1"/>
     <w:lsdException w:name="table of figures" w:semiHidden="1" w:unhideWhenUsed="1"/>
     <w:lsdException w:name="envelope address" w:semiHidden="1" w:unhideWhenUsed="1"/>
     <w:lsdException w:name="envelope return" w:semiHidden="1" w:unhideWhenUsed="1"/>
@@ -6020,7 +7520,7 @@
     <w:lsdException w:name="Title" w:uiPriority="10" w:qFormat="1"/>
     <w:lsdException w:name="Closing" w:semiHidden="1" w:unhideWhenUsed="1"/>
     <w:lsdException w:name="Signature" w:semiHidden="1" w:unhideWhenUsed="1"/>
-    <w:lsdException w:name="Default Paragraph Font" w:semiHidden="1" w:uiPriority="1" w:unhideWhenUsed="1"/>
+    <w:lsdException w:name="Default Paragraph Font" w:uiPriority="1" w:semiHidden="1" w:unhideWhenUsed="1"/>
     <w:lsdException w:name="Body Text" w:semiHidden="1" w:unhideWhenUsed="1"/>
     <w:lsdException w:name="Body Text Indent" w:semiHidden="1" w:unhideWhenUsed="1"/>
     <w:lsdException w:name="List Continue" w:semiHidden="1" w:unhideWhenUsed="1"/>
@@ -6036,7 +7536,7 @@
     <w:lsdException w:name="Body Text First Indent 2" w:semiHidden="1" w:unhideWhenUsed="1"/>
     <w:lsdException w:name="Note Heading" w:semiHidden="1" w:unhideWhenUsed="1"/>
     <w:lsdException w:name="Body Text 2" w:semiHidden="1" w:unhideWhenUsed="1"/>
-    <w:lsdException w:name="Body Text 3" w:semiHidden="1" w:uiPriority="0" w:unhideWhenUsed="1"/>
+    <w:lsdException w:name="Body Text 3" w:uiPriority="0" w:semiHidden="1" w:unhideWhenUsed="1"/>
     <w:lsdException w:name="Body Text Indent 2" w:semiHidden="1" w:unhideWhenUsed="1"/>
     <w:lsdException w:name="Body Text Indent 3" w:semiHidden="1" w:unhideWhenUsed="1"/>
     <w:lsdException w:name="Block Text" w:semiHidden="1" w:unhideWhenUsed="1"/>
@@ -6220,8 +7720,8 @@
     <w:lsdException w:name="Subtle Reference" w:uiPriority="31" w:qFormat="1"/>
     <w:lsdException w:name="Intense Reference" w:uiPriority="32" w:qFormat="1"/>
     <w:lsdException w:name="Book Title" w:uiPriority="33" w:qFormat="1"/>
-    <w:lsdException w:name="Bibliography" w:semiHidden="1" w:uiPriority="37" w:unhideWhenUsed="1"/>
-    <w:lsdException w:name="TOC Heading" w:semiHidden="1" w:uiPriority="39" w:unhideWhenUsed="1" w:qFormat="1"/>
+    <w:lsdException w:name="Bibliography" w:uiPriority="37" w:semiHidden="1" w:unhideWhenUsed="1"/>
+    <w:lsdException w:name="TOC Heading" w:uiPriority="39" w:semiHidden="1" w:unhideWhenUsed="1" w:qFormat="1"/>
     <w:lsdException w:name="Plain Table 1" w:uiPriority="41"/>
     <w:lsdException w:name="Plain Table 2" w:uiPriority="42"/>
     <w:lsdException w:name="Plain Table 3" w:uiPriority="43"/>
@@ -6332,18 +7832,18 @@
     <w:lsdException w:name="Unresolved Mention" w:semiHidden="1" w:unhideWhenUsed="1"/>
     <w:lsdException w:name="Smart Link" w:semiHidden="1" w:unhideWhenUsed="1"/>
   </w:latentStyles>
-  <w:style w:type="paragraph" w:default="1" w:styleId="Normal">
+  <w:style w:type="paragraph" w:styleId="Normal" w:default="1">
     <w:name w:val="Normal"/>
     <w:qFormat/>
     <w:rsid w:val="008A5171"/>
   </w:style>
-  <w:style w:type="character" w:default="1" w:styleId="DefaultParagraphFont">
+  <w:style w:type="character" w:styleId="DefaultParagraphFont" w:default="1">
     <w:name w:val="Default Paragraph Font"/>
     <w:uiPriority w:val="1"/>
     <w:semiHidden/>
     <w:unhideWhenUsed/>
   </w:style>
-  <w:style w:type="table" w:default="1" w:styleId="TableNormal">
+  <w:style w:type="table" w:styleId="TableNormal" w:default="1">
     <w:name w:val="Normal Table"/>
     <w:uiPriority w:val="99"/>
     <w:semiHidden/>
@@ -6358,7 +7858,7 @@
       </w:tblCellMar>
     </w:tblPr>
   </w:style>
-  <w:style w:type="numbering" w:default="1" w:styleId="NoList">
+  <w:style w:type="numbering" w:styleId="NoList" w:default="1">
     <w:name w:val="No List"/>
     <w:uiPriority w:val="99"/>
     <w:semiHidden/>
@@ -6376,19 +7876,19 @@
       <w:jc w:val="both"/>
     </w:pPr>
     <w:rPr>
-      <w:rFonts w:ascii="Arial" w:eastAsia="Times New Roman" w:hAnsi="Arial" w:cs="DecoType Naskh Extensions"/>
+      <w:rFonts w:ascii="Arial" w:hAnsi="Arial" w:eastAsia="Times New Roman" w:cs="DecoType Naskh Extensions"/>
       <w:sz w:val="32"/>
       <w:szCs w:val="32"/>
       <w:lang w:eastAsia="en-US"/>
     </w:rPr>
   </w:style>
-  <w:style w:type="character" w:customStyle="1" w:styleId="BodyText3Char">
+  <w:style w:type="character" w:styleId="BodyText3Char" w:customStyle="1">
     <w:name w:val="Body Text 3 Char"/>
     <w:basedOn w:val="DefaultParagraphFont"/>
     <w:link w:val="BodyText3"/>
     <w:rsid w:val="00903AEF"/>
     <w:rPr>
-      <w:rFonts w:ascii="Arial" w:eastAsia="Times New Roman" w:hAnsi="Arial" w:cs="DecoType Naskh Extensions"/>
+      <w:rFonts w:ascii="Arial" w:hAnsi="Arial" w:eastAsia="Times New Roman" w:cs="DecoType Naskh Extensions"/>
       <w:sz w:val="32"/>
       <w:szCs w:val="32"/>
       <w:lang w:eastAsia="en-US"/>
@@ -6420,7 +7920,7 @@
       <w:spacing w:after="0" w:line="240" w:lineRule="auto"/>
     </w:pPr>
   </w:style>
-  <w:style w:type="character" w:customStyle="1" w:styleId="HeaderChar">
+  <w:style w:type="character" w:styleId="HeaderChar" w:customStyle="1">
     <w:name w:val="Header Char"/>
     <w:basedOn w:val="DefaultParagraphFont"/>
     <w:link w:val="Header"/>
@@ -6442,7 +7942,7 @@
       <w:spacing w:after="0" w:line="240" w:lineRule="auto"/>
     </w:pPr>
   </w:style>
-  <w:style w:type="character" w:customStyle="1" w:styleId="FooterChar">
+  <w:style w:type="character" w:styleId="FooterChar" w:customStyle="1">
     <w:name w:val="Footer Char"/>
     <w:basedOn w:val="DefaultParagraphFont"/>
     <w:link w:val="Footer"/>
@@ -6479,12 +7979,12 @@
     </w:pPr>
     <w:tblPr>
       <w:tblBorders>
-        <w:top w:val="single" w:sz="4" w:space="0" w:color="auto"/>
-        <w:left w:val="single" w:sz="4" w:space="0" w:color="auto"/>
-        <w:bottom w:val="single" w:sz="4" w:space="0" w:color="auto"/>
-        <w:right w:val="single" w:sz="4" w:space="0" w:color="auto"/>
-        <w:insideH w:val="single" w:sz="4" w:space="0" w:color="auto"/>
-        <w:insideV w:val="single" w:sz="4" w:space="0" w:color="auto"/>
+        <w:top w:val="single" w:color="auto" w:sz="4" w:space="0"/>
+        <w:left w:val="single" w:color="auto" w:sz="4" w:space="0"/>
+        <w:bottom w:val="single" w:color="auto" w:sz="4" w:space="0"/>
+        <w:right w:val="single" w:color="auto" w:sz="4" w:space="0"/>
+        <w:insideH w:val="single" w:color="auto" w:sz="4" w:space="0"/>
+        <w:insideV w:val="single" w:color="auto" w:sz="4" w:space="0"/>
       </w:tblBorders>
     </w:tblPr>
   </w:style>
@@ -6492,7 +7992,7 @@
 </file>
 
 <file path=word/theme/theme1.xml><?xml version="1.0" encoding="utf-8"?>
-<a:theme xmlns:a="http://schemas.openxmlformats.org/drawingml/2006/main" name="Office Theme">
+<a:theme xmlns:a="http://schemas.openxmlformats.org/drawingml/2006/main" xmlns:thm15="http://schemas.microsoft.com/office/thememl/2012/main" name="Office Theme">
   <a:themeElements>
     <a:clrScheme name="Office">
       <a:dk1>

--- a/public/contract.docx
+++ b/public/contract.docx
@@ -54,7 +54,7 @@
             </w:pPr>
             <w:r>
               <w:drawing>
-                <wp:inline wp14:editId="6F171660" wp14:anchorId="4BADD35E">
+                <wp:inline wp14:editId="26FC6C2B" wp14:anchorId="4BADD35E">
                   <wp:extent cx="2062595" cy="803564"/>
                   <wp:effectExtent l="0" t="0" r="0" b="0"/>
                   <wp:docPr id="729708804" name="Picture 1" descr="A logo with purple letters and numbers&#10;&#10;AI-generated content may be incorrect."/>
@@ -137,7 +137,7 @@
             </w:pPr>
             <w:r>
               <w:drawing>
-                <wp:inline wp14:editId="13D69CD0" wp14:anchorId="4FA9C1C2">
+                <wp:inline wp14:editId="72357139" wp14:anchorId="4FA9C1C2">
                   <wp:extent cx="1432560" cy="381000"/>
                   <wp:effectExtent l="0" t="0" r="0" b="0"/>
                   <wp:docPr id="745537985" name="Picture 734064909" descr="Background pattern&#10;&#10;Description automatically generated with low confidence"/>
@@ -203,7 +203,7 @@
             </w:pPr>
             <w:r>
               <w:drawing>
-                <wp:inline wp14:editId="2293C72A" wp14:anchorId="19BFC17D">
+                <wp:inline wp14:editId="62EF06B7" wp14:anchorId="19BFC17D">
                   <wp:extent cx="1905000" cy="732155"/>
                   <wp:effectExtent l="0" t="0" r="0" b="0"/>
                   <wp:docPr id="1906785383" name="Picture 1157273046" descr="Background pattern&#10;&#10;Description automatically generated with low confidence"/>
@@ -674,6 +674,163 @@
     </w:p>
     <w:p>
       <w:pPr>
+        <w:bidi w:val="0"/>
+        <w:spacing w:after="0"/>
+        <w:jc w:val="center"/>
+        <w:rPr>
+          <w:rFonts w:ascii="Arial" w:hAnsi="Arial" w:eastAsia="Arial" w:cs="Arial"/>
+          <w:noProof w:val="0"/>
+          <w:sz w:val="28"/>
+          <w:szCs w:val="28"/>
+          <w:lang w:val="en-US"/>
+        </w:rPr>
+      </w:pPr>
+      <w:r>
+        <w:rPr>
+          <w:rFonts w:ascii="Arial" w:hAnsi="Arial" w:eastAsia="Arial" w:cs="Arial"/>
+          <w:noProof w:val="0"/>
+          <w:sz w:val="28"/>
+          <w:szCs w:val="28"/>
+          <w:lang w:val="en-US"/>
+        </w:rPr>
+        <w:t>${organization}</w:t>
+      </w:r>
+    </w:p>
+    <w:p>
+      <w:pPr>
+        <w:bidi w:val="1"/>
+        <w:spacing w:after="0"/>
+        <w:rPr>
+          <w:rFonts w:ascii="Arial" w:hAnsi="Arial" w:eastAsia="Arial" w:cs="Arial"/>
+          <w:b w:val="1"/>
+          <w:bCs w:val="1"/>
+          <w:sz w:val="28"/>
+          <w:szCs w:val="28"/>
+        </w:rPr>
+      </w:pPr>
+    </w:p>
+    <w:p>
+      <w:pPr>
+        <w:bidi w:val="0"/>
+        <w:spacing w:after="0"/>
+        <w:jc w:val="right"/>
+        <w:rPr>
+          <w:rFonts w:ascii="Arial" w:hAnsi="Arial" w:eastAsia="Arial" w:cs="Arial"/>
+          <w:b w:val="1"/>
+          <w:bCs w:val="1"/>
+          <w:sz w:val="28"/>
+          <w:szCs w:val="28"/>
+          <w:rtl w:val="1"/>
+        </w:rPr>
+      </w:pPr>
+      <w:r>
+        <w:rPr>
+          <w:rFonts w:ascii="Arial" w:hAnsi="Arial" w:eastAsia="Arial" w:cs="Arial"/>
+          <w:b w:val="1"/>
+          <w:bCs w:val="1"/>
+          <w:sz w:val="28"/>
+          <w:szCs w:val="28"/>
+          <w:rtl w:val="1"/>
+        </w:rPr>
+        <w:t>سجل تجاري رقم</w:t>
+      </w:r>
+      <w:r>
+        <w:rPr>
+          <w:rFonts w:ascii="Arial" w:hAnsi="Arial" w:eastAsia="Arial" w:cs="Arial"/>
+          <w:b w:val="1"/>
+          <w:bCs w:val="1"/>
+          <w:sz w:val="28"/>
+          <w:szCs w:val="28"/>
+        </w:rPr>
+        <w:t xml:space="preserve">: </w:t>
+      </w:r>
+    </w:p>
+    <w:p>
+      <w:pPr>
+        <w:bidi w:val="0"/>
+        <w:spacing w:after="0"/>
+        <w:jc w:val="center"/>
+        <w:rPr>
+          <w:rFonts w:ascii="Arial" w:hAnsi="Arial" w:eastAsia="Arial" w:cs="Arial"/>
+          <w:noProof w:val="0"/>
+          <w:sz w:val="28"/>
+          <w:szCs w:val="28"/>
+          <w:lang w:val="en-US"/>
+        </w:rPr>
+      </w:pPr>
+      <w:r>
+        <w:rPr>
+          <w:rFonts w:ascii="Arial" w:hAnsi="Arial" w:eastAsia="Arial" w:cs="Arial"/>
+          <w:noProof w:val="0"/>
+          <w:sz w:val="28"/>
+          <w:szCs w:val="28"/>
+          <w:lang w:val="en-US"/>
+        </w:rPr>
+        <w:t>${cr_copy}</w:t>
+      </w:r>
+    </w:p>
+    <w:p>
+      <w:pPr>
+        <w:bidi w:val="0"/>
+        <w:spacing w:after="0"/>
+        <w:jc w:val="right"/>
+        <w:rPr>
+          <w:rFonts w:ascii="Arial" w:hAnsi="Arial" w:eastAsia="Arial" w:cs="Arial"/>
+          <w:b w:val="1"/>
+          <w:bCs w:val="1"/>
+          <w:sz w:val="28"/>
+          <w:szCs w:val="28"/>
+          <w:rtl w:val="1"/>
+        </w:rPr>
+      </w:pPr>
+      <w:r>
+        <w:rPr>
+          <w:rFonts w:ascii="Arial" w:hAnsi="Arial" w:eastAsia="Arial" w:cs="Arial"/>
+          <w:b w:val="1"/>
+          <w:bCs w:val="1"/>
+          <w:sz w:val="28"/>
+          <w:szCs w:val="28"/>
+          <w:rtl w:val="1"/>
+        </w:rPr>
+        <w:t>اسم مقدم الطلب</w:t>
+      </w:r>
+      <w:r>
+        <w:rPr>
+          <w:rFonts w:ascii="Arial" w:hAnsi="Arial" w:eastAsia="Arial" w:cs="Arial"/>
+          <w:b w:val="1"/>
+          <w:bCs w:val="1"/>
+          <w:sz w:val="28"/>
+          <w:szCs w:val="28"/>
+        </w:rPr>
+        <w:t xml:space="preserve">: </w:t>
+      </w:r>
+    </w:p>
+    <w:p>
+      <w:pPr>
+        <w:bidi w:val="0"/>
+        <w:spacing w:after="0"/>
+        <w:jc w:val="center"/>
+        <w:rPr>
+          <w:rFonts w:ascii="Arial" w:hAnsi="Arial" w:eastAsia="Arial" w:cs="Arial"/>
+          <w:noProof w:val="0"/>
+          <w:sz w:val="28"/>
+          <w:szCs w:val="28"/>
+          <w:lang w:val="en-US"/>
+        </w:rPr>
+      </w:pPr>
+      <w:r>
+        <w:rPr>
+          <w:rFonts w:ascii="Arial" w:hAnsi="Arial" w:eastAsia="Arial" w:cs="Arial"/>
+          <w:noProof w:val="0"/>
+          <w:sz w:val="28"/>
+          <w:szCs w:val="28"/>
+          <w:lang w:val="en-US"/>
+        </w:rPr>
+        <w:t>${name}</w:t>
+      </w:r>
+    </w:p>
+    <w:p>
+      <w:pPr>
         <w:bidi/>
         <w:spacing w:after="0"/>
         <w:rPr>
@@ -692,148 +849,277 @@
           <w:bCs w:val="1"/>
           <w:sz w:val="28"/>
           <w:szCs w:val="28"/>
-        </w:rPr>
-        <w:t>organization</w:t>
+          <w:rtl w:val="1"/>
+        </w:rPr>
+        <w:t xml:space="preserve">ويُشار إليها لاحقًا بـ </w:t>
+      </w:r>
+      <w:r>
+        <w:rPr>
+          <w:rFonts w:ascii="Arial" w:hAnsi="Arial" w:eastAsia="Arial" w:cs="Arial"/>
+          <w:b w:val="1"/>
+          <w:bCs w:val="1"/>
+          <w:sz w:val="28"/>
+          <w:szCs w:val="28"/>
+          <w:rtl w:val="1"/>
+        </w:rPr>
+        <w:t>(</w:t>
+      </w:r>
+      <w:r>
+        <w:rPr>
+          <w:rFonts w:ascii="Arial" w:hAnsi="Arial" w:eastAsia="Arial" w:cs="Arial"/>
+          <w:b w:val="1"/>
+          <w:bCs w:val="1"/>
+          <w:sz w:val="28"/>
+          <w:szCs w:val="28"/>
+          <w:rtl w:val="1"/>
+        </w:rPr>
+        <w:t>الطرف الثاني</w:t>
+      </w:r>
+      <w:r>
+        <w:rPr>
+          <w:rFonts w:ascii="Arial" w:hAnsi="Arial" w:eastAsia="Arial" w:cs="Arial"/>
+          <w:b w:val="1"/>
+          <w:bCs w:val="1"/>
+          <w:sz w:val="28"/>
+          <w:szCs w:val="28"/>
+          <w:rtl w:val="1"/>
+        </w:rPr>
+        <w:t>)</w:t>
       </w:r>
     </w:p>
     <w:p>
       <w:pPr>
         <w:bidi/>
-        <w:spacing w:after="0"/>
-        <w:rPr>
-          <w:rFonts w:ascii="Arial" w:hAnsi="Arial" w:eastAsia="Arial" w:cs="Arial"/>
-          <w:b w:val="1"/>
-          <w:bCs w:val="1"/>
-          <w:sz w:val="28"/>
-          <w:szCs w:val="28"/>
-        </w:rPr>
-      </w:pPr>
-      <w:r>
-        <w:rPr>
-          <w:rFonts w:ascii="Arial" w:hAnsi="Arial" w:eastAsia="Arial" w:cs="Arial"/>
-          <w:b w:val="1"/>
-          <w:bCs w:val="1"/>
-          <w:sz w:val="28"/>
-          <w:szCs w:val="28"/>
-          <w:rtl w:val="1"/>
-        </w:rPr>
-        <w:t xml:space="preserve">سجل تجاري رقم: </w:t>
+        <w:rPr>
+          <w:rFonts w:ascii="Arial" w:hAnsi="Arial" w:eastAsia="Arial" w:cs="Arial"/>
+          <w:sz w:val="28"/>
+          <w:szCs w:val="28"/>
+        </w:rPr>
+      </w:pPr>
+      <w:r>
+        <w:rPr>
+          <w:rFonts w:ascii="Arial" w:hAnsi="Arial" w:eastAsia="Arial" w:cs="Arial"/>
+          <w:sz w:val="28"/>
+          <w:szCs w:val="28"/>
+          <w:rtl w:val="1"/>
+        </w:rPr>
+        <w:t xml:space="preserve"> </w:t>
+      </w:r>
+      <w:r>
+        <w:rPr>
+          <w:rFonts w:ascii="Arial" w:hAnsi="Arial" w:eastAsia="Arial" w:cs="Arial"/>
+          <w:sz w:val="28"/>
+          <w:szCs w:val="28"/>
+          <w:rtl w:val="1"/>
+        </w:rPr>
+        <w:t>وقد اتفق الطرفان وهما بكامل أهليتهما الشرعية والنظامية على ما يلي</w:t>
+      </w:r>
+      <w:r>
+        <w:rPr>
+          <w:rFonts w:ascii="Arial" w:hAnsi="Arial" w:eastAsia="Arial" w:cs="Arial"/>
+          <w:sz w:val="28"/>
+          <w:szCs w:val="28"/>
+          <w:rtl w:val="1"/>
+        </w:rPr>
+        <w:t>:</w:t>
       </w:r>
     </w:p>
     <w:p>
       <w:pPr>
+        <w:pStyle w:val="Normal"/>
         <w:bidi/>
-        <w:spacing w:after="0"/>
-        <w:rPr>
-          <w:rFonts w:ascii="Arial" w:hAnsi="Arial" w:eastAsia="Arial" w:cs="Arial"/>
-          <w:b w:val="1"/>
-          <w:bCs w:val="1"/>
-          <w:sz w:val="28"/>
-          <w:szCs w:val="28"/>
-        </w:rPr>
-      </w:pPr>
-      <w:r>
-        <w:rPr>
-          <w:rFonts w:ascii="Arial" w:hAnsi="Arial" w:eastAsia="Arial" w:cs="Arial"/>
-          <w:b w:val="1"/>
-          <w:bCs w:val="1"/>
-          <w:sz w:val="28"/>
-          <w:szCs w:val="28"/>
-        </w:rPr>
-        <w:t>cr_copy</w:t>
+        <w:rPr>
+          <w:rFonts w:ascii="Arial" w:hAnsi="Arial" w:eastAsia="Arial" w:cs="Arial"/>
+          <w:b w:val="1"/>
+          <w:bCs w:val="1"/>
+          <w:sz w:val="28"/>
+          <w:szCs w:val="28"/>
+          <w:rtl w:val="1"/>
+        </w:rPr>
+      </w:pPr>
+      <w:r>
+        <w:rPr>
+          <w:rFonts w:ascii="Arial" w:hAnsi="Arial" w:eastAsia="Arial" w:cs="Arial"/>
+          <w:b w:val="1"/>
+          <w:bCs w:val="1"/>
+          <w:sz w:val="28"/>
+          <w:szCs w:val="28"/>
+          <w:rtl w:val="1"/>
+        </w:rPr>
+        <w:t>المادة (</w:t>
+      </w:r>
+      <w:r>
+        <w:rPr>
+          <w:rFonts w:ascii="Arial" w:hAnsi="Arial" w:eastAsia="Arial" w:cs="Arial"/>
+          <w:b w:val="1"/>
+          <w:bCs w:val="1"/>
+          <w:sz w:val="28"/>
+          <w:szCs w:val="28"/>
+        </w:rPr>
+        <w:t>1</w:t>
+      </w:r>
+      <w:r>
+        <w:rPr>
+          <w:rFonts w:ascii="Arial" w:hAnsi="Arial" w:eastAsia="Arial" w:cs="Arial"/>
+          <w:b w:val="1"/>
+          <w:bCs w:val="1"/>
+          <w:sz w:val="28"/>
+          <w:szCs w:val="28"/>
+          <w:rtl w:val="1"/>
+        </w:rPr>
+        <w:t>): موضوع العقد</w:t>
       </w:r>
     </w:p>
     <w:p>
       <w:pPr>
-        <w:bidi/>
+        <w:pStyle w:val="Normal"/>
+        <w:bidi w:val="0"/>
         <w:spacing w:after="0"/>
-        <w:rPr>
-          <w:rFonts w:ascii="Arial" w:hAnsi="Arial" w:eastAsia="Arial" w:cs="Arial"/>
-          <w:b w:val="1"/>
-          <w:bCs w:val="1"/>
-          <w:sz w:val="28"/>
-          <w:szCs w:val="28"/>
-        </w:rPr>
-      </w:pPr>
-      <w:r>
-        <w:rPr>
-          <w:rFonts w:ascii="Arial" w:hAnsi="Arial" w:eastAsia="Arial" w:cs="Arial"/>
-          <w:b w:val="1"/>
-          <w:bCs w:val="1"/>
-          <w:sz w:val="28"/>
-          <w:szCs w:val="28"/>
-          <w:rtl w:val="1"/>
-        </w:rPr>
-        <w:t xml:space="preserve">اسم مقدم الطلب: </w:t>
+        <w:jc w:val="right"/>
+        <w:rPr>
+          <w:rFonts w:ascii="Arial" w:hAnsi="Arial" w:eastAsia="Arial" w:cs="Arial"/>
+          <w:sz w:val="28"/>
+          <w:szCs w:val="28"/>
+          <w:rtl w:val="1"/>
+        </w:rPr>
+      </w:pPr>
+      <w:r>
+        <w:rPr>
+          <w:rFonts w:ascii="Arial" w:hAnsi="Arial" w:eastAsia="Arial" w:cs="Arial"/>
+          <w:sz w:val="28"/>
+          <w:szCs w:val="28"/>
+          <w:rtl w:val="1"/>
+        </w:rPr>
+        <w:t xml:space="preserve">يقوم </w:t>
+      </w:r>
+      <w:r>
+        <w:rPr>
+          <w:rFonts w:ascii="Arial" w:hAnsi="Arial" w:eastAsia="Arial" w:cs="Arial"/>
+          <w:b w:val="1"/>
+          <w:bCs w:val="1"/>
+          <w:sz w:val="28"/>
+          <w:szCs w:val="28"/>
+          <w:rtl w:val="1"/>
+        </w:rPr>
+        <w:t>الطرف الأول</w:t>
+      </w:r>
+      <w:r>
+        <w:rPr>
+          <w:rFonts w:ascii="Arial" w:hAnsi="Arial" w:eastAsia="Arial" w:cs="Arial"/>
+          <w:sz w:val="28"/>
+          <w:szCs w:val="28"/>
+          <w:rtl w:val="1"/>
+        </w:rPr>
+        <w:t xml:space="preserve"> بتأجير </w:t>
+      </w:r>
+      <w:r>
+        <w:rPr>
+          <w:rFonts w:ascii="Arial" w:hAnsi="Arial" w:eastAsia="Arial" w:cs="Arial"/>
+          <w:b w:val="1"/>
+          <w:bCs w:val="1"/>
+          <w:sz w:val="28"/>
+          <w:szCs w:val="28"/>
+          <w:rtl w:val="1"/>
+        </w:rPr>
+        <w:t>الطرف الثاني</w:t>
+      </w:r>
+      <w:r>
+        <w:rPr>
+          <w:rFonts w:ascii="Arial" w:hAnsi="Arial" w:eastAsia="Arial" w:cs="Arial"/>
+          <w:sz w:val="28"/>
+          <w:szCs w:val="28"/>
+          <w:rtl w:val="1"/>
+        </w:rPr>
+        <w:t xml:space="preserve"> مساحة عرض </w:t>
+      </w:r>
+      <w:r>
+        <w:rPr>
+          <w:rFonts w:ascii="Arial" w:hAnsi="Arial" w:eastAsia="Arial" w:cs="Arial"/>
+          <w:sz w:val="28"/>
+          <w:szCs w:val="28"/>
+          <w:rtl w:val="1"/>
+        </w:rPr>
+        <w:t>رقم</w:t>
+      </w:r>
+      <w:r>
+        <w:rPr>
+          <w:rFonts w:ascii="Arial" w:hAnsi="Arial" w:eastAsia="Arial" w:cs="Arial"/>
+          <w:sz w:val="28"/>
+          <w:szCs w:val="28"/>
+        </w:rPr>
+        <w:t xml:space="preserve"> </w:t>
       </w:r>
     </w:p>
     <w:p>
       <w:pPr>
-        <w:bidi/>
+        <w:pStyle w:val="Normal"/>
+        <w:bidi w:val="0"/>
         <w:spacing w:after="0"/>
-        <w:rPr>
-          <w:rFonts w:ascii="Arial" w:hAnsi="Arial" w:eastAsia="Arial" w:cs="Arial"/>
-          <w:b w:val="1"/>
-          <w:bCs w:val="1"/>
-          <w:sz w:val="28"/>
-          <w:szCs w:val="28"/>
-          <w:rtl w:val="1"/>
-        </w:rPr>
-      </w:pPr>
-      <w:r>
-        <w:rPr>
-          <w:rFonts w:ascii="Arial" w:hAnsi="Arial" w:eastAsia="Arial" w:cs="Arial"/>
-          <w:b w:val="1"/>
-          <w:bCs w:val="1"/>
-          <w:sz w:val="28"/>
-          <w:szCs w:val="28"/>
-        </w:rPr>
-        <w:t>name</w:t>
+        <w:jc w:val="center"/>
+        <w:rPr>
+          <w:rFonts w:ascii="Arial" w:hAnsi="Arial" w:eastAsia="Arial" w:cs="Arial"/>
+          <w:noProof w:val="0"/>
+          <w:sz w:val="28"/>
+          <w:szCs w:val="28"/>
+          <w:lang w:val="en-US"/>
+        </w:rPr>
+      </w:pPr>
+      <w:r>
+        <w:rPr>
+          <w:rFonts w:ascii="Arial" w:hAnsi="Arial" w:eastAsia="Arial" w:cs="Arial"/>
+          <w:noProof w:val="0"/>
+          <w:sz w:val="28"/>
+          <w:szCs w:val="28"/>
+          <w:lang w:val="en-US"/>
+        </w:rPr>
+        <w:t>${hall}</w:t>
       </w:r>
     </w:p>
     <w:p>
       <w:pPr>
         <w:bidi/>
-        <w:spacing w:after="0"/>
-        <w:rPr>
-          <w:rFonts w:ascii="Arial" w:hAnsi="Arial" w:eastAsia="Arial" w:cs="Arial"/>
-          <w:sz w:val="28"/>
-          <w:szCs w:val="28"/>
-          <w:rtl w:val="1"/>
-        </w:rPr>
-      </w:pPr>
-      <w:r>
-        <w:rPr>
-          <w:sz w:val="28"/>
-          <w:szCs w:val="28"/>
-          <w:rtl/>
-        </w:rPr>
-        <w:tab/>
-      </w:r>
-    </w:p>
-    <w:p>
-      <w:pPr>
-        <w:bidi/>
-        <w:spacing w:after="0"/>
-        <w:rPr>
-          <w:rFonts w:ascii="Arial" w:hAnsi="Arial" w:eastAsia="Arial" w:cs="Arial"/>
-          <w:b w:val="1"/>
-          <w:bCs w:val="1"/>
-          <w:sz w:val="28"/>
-          <w:szCs w:val="28"/>
-          <w:rtl w:val="1"/>
-        </w:rPr>
-      </w:pPr>
-      <w:r>
-        <w:rPr>
-          <w:rFonts w:ascii="Arial" w:hAnsi="Arial" w:eastAsia="Arial" w:cs="Arial"/>
-          <w:b w:val="1"/>
-          <w:bCs w:val="1"/>
-          <w:sz w:val="28"/>
-          <w:szCs w:val="28"/>
-          <w:rtl w:val="1"/>
-        </w:rPr>
-        <w:t xml:space="preserve">ويُشار إليها لاحقًا بـ </w:t>
+        <w:rPr>
+          <w:rFonts w:ascii="Arial" w:hAnsi="Arial" w:eastAsia="Arial" w:cs="Arial"/>
+          <w:sz w:val="28"/>
+          <w:szCs w:val="28"/>
+          <w:rtl w:val="1"/>
+        </w:rPr>
+      </w:pPr>
+      <w:r>
+        <w:rPr>
+          <w:rFonts w:ascii="Arial" w:hAnsi="Arial" w:eastAsia="Arial" w:cs="Arial"/>
+          <w:sz w:val="28"/>
+          <w:szCs w:val="28"/>
+          <w:rtl w:val="1"/>
+        </w:rPr>
+        <w:t xml:space="preserve">وذلك </w:t>
+      </w:r>
+      <w:r>
+        <w:rPr>
+          <w:rFonts w:ascii="Arial" w:hAnsi="Arial" w:eastAsia="Arial" w:cs="Arial"/>
+          <w:sz w:val="28"/>
+          <w:szCs w:val="28"/>
+          <w:rtl w:val="1"/>
+        </w:rPr>
+        <w:t xml:space="preserve">داخل المعرض </w:t>
+      </w:r>
+      <w:r>
+        <w:rPr>
+          <w:rFonts w:ascii="Arial" w:hAnsi="Arial" w:eastAsia="Arial" w:cs="Arial"/>
+          <w:sz w:val="28"/>
+          <w:szCs w:val="28"/>
+          <w:rtl w:val="1"/>
+        </w:rPr>
+        <w:t xml:space="preserve">المذكور أعلاه </w:t>
+      </w:r>
+      <w:r>
+        <w:rPr>
+          <w:rFonts w:ascii="Arial" w:hAnsi="Arial" w:eastAsia="Arial" w:cs="Arial"/>
+          <w:sz w:val="28"/>
+          <w:szCs w:val="28"/>
+          <w:rtl w:val="1"/>
+        </w:rPr>
+        <w:t xml:space="preserve">وفق المخطط المعتمد، بمساحة </w:t>
       </w:r>
       <w:r>
         <w:rPr>
@@ -853,45 +1139,46 @@
           <w:bCs w:val="1"/>
           <w:sz w:val="28"/>
           <w:szCs w:val="28"/>
-          <w:rtl w:val="1"/>
-        </w:rPr>
-        <w:t>الطرف الثاني</w:t>
-      </w:r>
-      <w:r>
-        <w:rPr>
-          <w:rFonts w:ascii="Arial" w:hAnsi="Arial" w:eastAsia="Arial" w:cs="Arial"/>
-          <w:b w:val="1"/>
-          <w:bCs w:val="1"/>
-          <w:sz w:val="28"/>
-          <w:szCs w:val="28"/>
-          <w:rtl w:val="1"/>
-        </w:rPr>
-        <w:t>)</w:t>
-      </w:r>
-    </w:p>
-    <w:p>
-      <w:pPr>
-        <w:bidi/>
-        <w:rPr>
-          <w:rFonts w:ascii="Arial" w:hAnsi="Arial" w:eastAsia="Arial" w:cs="Arial"/>
-          <w:sz w:val="28"/>
-          <w:szCs w:val="28"/>
-          <w:rtl w:val="1"/>
-        </w:rPr>
-      </w:pPr>
-    </w:p>
-    <w:p>
-      <w:pPr>
-        <w:bidi/>
-        <w:rPr>
-          <w:rFonts w:ascii="Arial" w:hAnsi="Arial" w:eastAsia="Arial" w:cs="Arial"/>
-          <w:sz w:val="28"/>
-          <w:szCs w:val="28"/>
-        </w:rPr>
-      </w:pPr>
-      <w:r>
-        <w:rPr>
-          <w:rFonts w:ascii="Arial" w:hAnsi="Arial" w:eastAsia="Arial" w:cs="Arial"/>
+        </w:rPr>
+        <w:t>3</w:t>
+      </w:r>
+      <w:r>
+        <w:rPr>
+          <w:rFonts w:ascii="Arial" w:hAnsi="Arial" w:eastAsia="Arial" w:cs="Arial"/>
+          <w:b w:val="1"/>
+          <w:bCs w:val="1"/>
+          <w:sz w:val="28"/>
+          <w:szCs w:val="28"/>
+          <w:rtl w:val="1"/>
+        </w:rPr>
+        <w:t xml:space="preserve"> × </w:t>
+      </w:r>
+      <w:r>
+        <w:rPr>
+          <w:rFonts w:ascii="Arial" w:hAnsi="Arial" w:eastAsia="Arial" w:cs="Arial"/>
+          <w:b w:val="1"/>
+          <w:bCs w:val="1"/>
+          <w:sz w:val="28"/>
+          <w:szCs w:val="28"/>
+        </w:rPr>
+        <w:t>2</w:t>
+      </w:r>
+      <w:r>
+        <w:rPr>
+          <w:rFonts w:ascii="Arial" w:hAnsi="Arial" w:eastAsia="Arial" w:cs="Arial"/>
+          <w:b w:val="1"/>
+          <w:bCs w:val="1"/>
+          <w:sz w:val="28"/>
+          <w:szCs w:val="28"/>
+          <w:rtl w:val="1"/>
+        </w:rPr>
+        <w:t xml:space="preserve">) </w:t>
+      </w:r>
+      <w:r>
+        <w:rPr>
+          <w:rFonts w:ascii="Arial" w:hAnsi="Arial" w:eastAsia="Arial" w:cs="Arial"/>
+          <w:b w:val="1"/>
+          <w:bCs w:val="1"/>
           <w:sz w:val="28"/>
           <w:szCs w:val="28"/>
           <w:rtl w:val="1"/>
@@ -901,173 +1188,41 @@
       <w:r>
         <w:rPr>
           <w:rFonts w:ascii="Arial" w:hAnsi="Arial" w:eastAsia="Arial" w:cs="Arial"/>
-          <w:sz w:val="28"/>
-          <w:szCs w:val="28"/>
-          <w:rtl w:val="1"/>
-        </w:rPr>
-        <w:t>وقد اتفق الطرفان وهما بكامل أهليتهما الشرعية والنظامية على ما يلي</w:t>
-      </w:r>
-      <w:r>
-        <w:rPr>
-          <w:rFonts w:ascii="Arial" w:hAnsi="Arial" w:eastAsia="Arial" w:cs="Arial"/>
-          <w:sz w:val="28"/>
-          <w:szCs w:val="28"/>
-          <w:rtl w:val="1"/>
-        </w:rPr>
-        <w:t>:</w:t>
-      </w:r>
-    </w:p>
-    <w:p>
-      <w:pPr>
-        <w:pStyle w:val="Normal"/>
-        <w:bidi/>
-        <w:rPr>
-          <w:rFonts w:ascii="Arial" w:hAnsi="Arial" w:eastAsia="Arial" w:cs="Arial"/>
-          <w:b w:val="1"/>
-          <w:bCs w:val="1"/>
-          <w:sz w:val="28"/>
-          <w:szCs w:val="28"/>
-          <w:rtl w:val="1"/>
-        </w:rPr>
-      </w:pPr>
-      <w:r>
-        <w:rPr>
-          <w:rFonts w:ascii="Arial" w:hAnsi="Arial" w:eastAsia="Arial" w:cs="Arial"/>
-          <w:b w:val="1"/>
-          <w:bCs w:val="1"/>
-          <w:sz w:val="28"/>
-          <w:szCs w:val="28"/>
-          <w:rtl w:val="1"/>
-        </w:rPr>
-        <w:t>المادة (</w:t>
-      </w:r>
-      <w:r>
-        <w:rPr>
-          <w:rFonts w:ascii="Arial" w:hAnsi="Arial" w:eastAsia="Arial" w:cs="Arial"/>
-          <w:b w:val="1"/>
-          <w:bCs w:val="1"/>
-          <w:sz w:val="28"/>
-          <w:szCs w:val="28"/>
-        </w:rPr>
-        <w:t>1</w:t>
-      </w:r>
-      <w:r>
-        <w:rPr>
-          <w:rFonts w:ascii="Arial" w:hAnsi="Arial" w:eastAsia="Arial" w:cs="Arial"/>
-          <w:b w:val="1"/>
-          <w:bCs w:val="1"/>
-          <w:sz w:val="28"/>
-          <w:szCs w:val="28"/>
-          <w:rtl w:val="1"/>
-        </w:rPr>
-        <w:t>): موضوع العقد</w:t>
-      </w:r>
-    </w:p>
-    <w:p>
-      <w:pPr>
-        <w:pStyle w:val="Normal"/>
-        <w:bidi/>
-        <w:spacing w:after="0"/>
-        <w:rPr>
-          <w:rFonts w:ascii="Arial" w:hAnsi="Arial" w:eastAsia="Arial" w:cs="Arial"/>
-          <w:sz w:val="28"/>
-          <w:szCs w:val="28"/>
-        </w:rPr>
-      </w:pPr>
-      <w:r>
-        <w:rPr>
-          <w:rFonts w:ascii="Arial" w:hAnsi="Arial" w:eastAsia="Arial" w:cs="Arial"/>
-          <w:sz w:val="28"/>
-          <w:szCs w:val="28"/>
-          <w:rtl w:val="1"/>
-        </w:rPr>
-        <w:t xml:space="preserve">يقوم </w:t>
-      </w:r>
-      <w:r>
-        <w:rPr>
-          <w:rFonts w:ascii="Arial" w:hAnsi="Arial" w:eastAsia="Arial" w:cs="Arial"/>
-          <w:b w:val="1"/>
-          <w:bCs w:val="1"/>
-          <w:sz w:val="28"/>
-          <w:szCs w:val="28"/>
-          <w:rtl w:val="1"/>
-        </w:rPr>
-        <w:t>الطرف الأول</w:t>
-      </w:r>
-      <w:r>
-        <w:rPr>
-          <w:rFonts w:ascii="Arial" w:hAnsi="Arial" w:eastAsia="Arial" w:cs="Arial"/>
-          <w:sz w:val="28"/>
-          <w:szCs w:val="28"/>
-          <w:rtl w:val="1"/>
-        </w:rPr>
-        <w:t xml:space="preserve"> بتأجير </w:t>
-      </w:r>
-      <w:r>
-        <w:rPr>
-          <w:rFonts w:ascii="Arial" w:hAnsi="Arial" w:eastAsia="Arial" w:cs="Arial"/>
-          <w:b w:val="1"/>
-          <w:bCs w:val="1"/>
-          <w:sz w:val="28"/>
-          <w:szCs w:val="28"/>
-          <w:rtl w:val="1"/>
-        </w:rPr>
-        <w:t>الطرف الثاني</w:t>
-      </w:r>
-      <w:r>
-        <w:rPr>
-          <w:rFonts w:ascii="Arial" w:hAnsi="Arial" w:eastAsia="Arial" w:cs="Arial"/>
-          <w:sz w:val="28"/>
-          <w:szCs w:val="28"/>
-          <w:rtl w:val="1"/>
-        </w:rPr>
-        <w:t xml:space="preserve"> مساحة عرض </w:t>
-      </w:r>
-      <w:r>
-        <w:rPr>
-          <w:rFonts w:ascii="Arial" w:hAnsi="Arial" w:eastAsia="Arial" w:cs="Arial"/>
-          <w:sz w:val="28"/>
-          <w:szCs w:val="28"/>
-          <w:rtl w:val="1"/>
-        </w:rPr>
-        <w:t>رقم</w:t>
-      </w:r>
-      <w:r>
-        <w:rPr>
-          <w:rFonts w:ascii="Arial" w:hAnsi="Arial" w:eastAsia="Arial" w:cs="Arial"/>
-          <w:sz w:val="28"/>
-          <w:szCs w:val="28"/>
-          <w:rtl w:val="1"/>
-        </w:rPr>
-        <w:t xml:space="preserve"> </w:t>
-      </w:r>
-      <w:r>
-        <w:rPr>
-          <w:rFonts w:ascii="Arial" w:hAnsi="Arial" w:eastAsia="Arial" w:cs="Arial"/>
-          <w:sz w:val="28"/>
-          <w:szCs w:val="28"/>
-        </w:rPr>
-        <w:t xml:space="preserve">hall  </w:t>
-      </w:r>
-    </w:p>
-    <w:p>
-      <w:pPr>
-        <w:bidi/>
-        <w:rPr>
-          <w:rFonts w:ascii="Arial" w:hAnsi="Arial" w:eastAsia="Arial" w:cs="Arial"/>
-          <w:sz w:val="28"/>
-          <w:szCs w:val="28"/>
-        </w:rPr>
-      </w:pPr>
+          <w:b w:val="1"/>
+          <w:bCs w:val="1"/>
+          <w:sz w:val="28"/>
+          <w:szCs w:val="28"/>
+          <w:rtl w:val="1"/>
+        </w:rPr>
+        <w:t>متر</w:t>
+      </w:r>
+      <w:r>
+        <w:rPr>
+          <w:rFonts w:ascii="Arial" w:hAnsi="Arial" w:eastAsia="Arial" w:cs="Arial"/>
+          <w:sz w:val="28"/>
+          <w:szCs w:val="28"/>
+          <w:rtl w:val="1"/>
+        </w:rPr>
+        <w:t>، وذلك خلال فترة إقامة المعرض، إضافة إلى أيام التركيب والفك التي يحددها الطرف الأول</w:t>
+      </w:r>
+      <w:r>
+        <w:rPr>
+          <w:rFonts w:ascii="Arial" w:hAnsi="Arial" w:eastAsia="Arial" w:cs="Arial"/>
+          <w:sz w:val="28"/>
+          <w:szCs w:val="28"/>
+          <w:rtl w:val="1"/>
+        </w:rPr>
+        <w:t>.</w:t>
+      </w:r>
       <w:r>
         <w:drawing>
-          <wp:anchor distT="0" distB="0" distL="114300" distR="114300" simplePos="0" relativeHeight="251658240" behindDoc="0" locked="0" layoutInCell="1" allowOverlap="1" wp14:editId="40CC9E11" wp14:anchorId="767B3373">
+          <wp:anchor distT="0" distB="0" distL="114300" distR="114300" simplePos="0" relativeHeight="251658240" behindDoc="0" locked="0" layoutInCell="1" allowOverlap="1" wp14:editId="1E4E90D3" wp14:anchorId="767B3373">
             <wp:simplePos x="0" y="0"/>
             <wp:positionH relativeFrom="column">
-              <wp:posOffset>0</wp:posOffset>
+              <wp:posOffset>76200</wp:posOffset>
             </wp:positionH>
             <wp:positionV relativeFrom="paragraph">
-              <wp:posOffset>381000</wp:posOffset>
+              <wp:posOffset>476250</wp:posOffset>
             </wp:positionV>
             <wp:extent cx="1613826" cy="731787"/>
             <wp:effectExtent l="0" t="0" r="0" b="5080"/>
@@ -1123,143 +1278,30 @@
           </wp:anchor>
         </w:drawing>
       </w:r>
-      <w:r>
-        <w:rPr>
-          <w:rFonts w:ascii="Arial" w:hAnsi="Arial" w:eastAsia="Arial" w:cs="Arial"/>
-          <w:sz w:val="28"/>
-          <w:szCs w:val="28"/>
-          <w:rtl w:val="1"/>
-        </w:rPr>
-        <w:t xml:space="preserve">وذلك </w:t>
-      </w:r>
-      <w:r>
-        <w:rPr>
-          <w:rFonts w:ascii="Arial" w:hAnsi="Arial" w:eastAsia="Arial" w:cs="Arial"/>
-          <w:sz w:val="28"/>
-          <w:szCs w:val="28"/>
-          <w:rtl w:val="1"/>
-        </w:rPr>
-        <w:t xml:space="preserve">داخل المعرض </w:t>
-      </w:r>
-      <w:r>
-        <w:rPr>
-          <w:rFonts w:ascii="Arial" w:hAnsi="Arial" w:eastAsia="Arial" w:cs="Arial"/>
-          <w:sz w:val="28"/>
-          <w:szCs w:val="28"/>
-          <w:rtl w:val="1"/>
-        </w:rPr>
-        <w:t xml:space="preserve">المذكور أعلاه </w:t>
-      </w:r>
-      <w:r>
-        <w:rPr>
-          <w:rFonts w:ascii="Arial" w:hAnsi="Arial" w:eastAsia="Arial" w:cs="Arial"/>
-          <w:sz w:val="28"/>
-          <w:szCs w:val="28"/>
-          <w:rtl w:val="1"/>
-        </w:rPr>
-        <w:t xml:space="preserve">وفق المخطط المعتمد، بمساحة </w:t>
-      </w:r>
-      <w:r>
-        <w:rPr>
-          <w:rFonts w:ascii="Arial" w:hAnsi="Arial" w:eastAsia="Arial" w:cs="Arial"/>
-          <w:b w:val="1"/>
-          <w:bCs w:val="1"/>
-          <w:sz w:val="28"/>
-          <w:szCs w:val="28"/>
-          <w:rtl w:val="1"/>
-        </w:rPr>
-        <w:t>(</w:t>
-      </w:r>
-      <w:r>
-        <w:rPr>
-          <w:rFonts w:ascii="Arial" w:hAnsi="Arial" w:eastAsia="Arial" w:cs="Arial"/>
-          <w:b w:val="1"/>
-          <w:bCs w:val="1"/>
-          <w:sz w:val="28"/>
-          <w:szCs w:val="28"/>
-        </w:rPr>
-        <w:t>3</w:t>
-      </w:r>
-      <w:r>
-        <w:rPr>
-          <w:rFonts w:ascii="Arial" w:hAnsi="Arial" w:eastAsia="Arial" w:cs="Arial"/>
-          <w:b w:val="1"/>
-          <w:bCs w:val="1"/>
-          <w:sz w:val="28"/>
-          <w:szCs w:val="28"/>
-          <w:rtl w:val="1"/>
-        </w:rPr>
-        <w:t xml:space="preserve"> × </w:t>
-      </w:r>
-      <w:r>
-        <w:rPr>
-          <w:rFonts w:ascii="Arial" w:hAnsi="Arial" w:eastAsia="Arial" w:cs="Arial"/>
-          <w:b w:val="1"/>
-          <w:bCs w:val="1"/>
-          <w:sz w:val="28"/>
-          <w:szCs w:val="28"/>
-        </w:rPr>
-        <w:t>2</w:t>
-      </w:r>
-      <w:r>
-        <w:rPr>
-          <w:rFonts w:ascii="Arial" w:hAnsi="Arial" w:eastAsia="Arial" w:cs="Arial"/>
-          <w:b w:val="1"/>
-          <w:bCs w:val="1"/>
-          <w:sz w:val="28"/>
-          <w:szCs w:val="28"/>
-          <w:rtl w:val="1"/>
-        </w:rPr>
-        <w:t xml:space="preserve">) </w:t>
-      </w:r>
-      <w:r>
-        <w:rPr>
-          <w:rFonts w:ascii="Arial" w:hAnsi="Arial" w:eastAsia="Arial" w:cs="Arial"/>
-          <w:b w:val="1"/>
-          <w:bCs w:val="1"/>
-          <w:sz w:val="28"/>
-          <w:szCs w:val="28"/>
-          <w:rtl w:val="1"/>
-        </w:rPr>
-        <w:t xml:space="preserve"> </w:t>
-      </w:r>
-      <w:r>
-        <w:rPr>
-          <w:rFonts w:ascii="Arial" w:hAnsi="Arial" w:eastAsia="Arial" w:cs="Arial"/>
-          <w:b w:val="1"/>
-          <w:bCs w:val="1"/>
-          <w:sz w:val="28"/>
-          <w:szCs w:val="28"/>
-          <w:rtl w:val="1"/>
-        </w:rPr>
-        <w:t>متر</w:t>
-      </w:r>
-      <w:r>
-        <w:rPr>
-          <w:rFonts w:ascii="Arial" w:hAnsi="Arial" w:eastAsia="Arial" w:cs="Arial"/>
-          <w:sz w:val="28"/>
-          <w:szCs w:val="28"/>
-          <w:rtl w:val="1"/>
-        </w:rPr>
-        <w:t>، وذلك خلال فترة إقامة المعرض، إضافة إلى أيام التركيب والفك التي يحددها الطرف الأول</w:t>
-      </w:r>
-      <w:r>
-        <w:rPr>
-          <w:rFonts w:ascii="Arial" w:hAnsi="Arial" w:eastAsia="Arial" w:cs="Arial"/>
-          <w:sz w:val="28"/>
-          <w:szCs w:val="28"/>
-          <w:rtl w:val="1"/>
-        </w:rPr>
-        <w:t>.</w:t>
-      </w:r>
     </w:p>
     <w:p>
       <w:pPr>
-        <w:bidi/>
-        <w:rPr>
-          <w:rFonts w:ascii="Arial" w:hAnsi="Arial" w:eastAsia="Arial" w:cs="Arial"/>
-          <w:sz w:val="28"/>
-          <w:szCs w:val="28"/>
+        <w:bidi w:val="1"/>
+        <w:rPr>
+          <w:rFonts w:ascii="Arial" w:hAnsi="Arial" w:eastAsia="Arial" w:cs="Arial"/>
+        </w:rPr>
+      </w:pPr>
+      <w:r>
+        <w:rPr>
+          <w:rFonts w:ascii="Arial" w:hAnsi="Arial" w:eastAsia="Arial" w:cs="Arial"/>
+        </w:rPr>
+        <w:br w:type="page"/>
+      </w:r>
+    </w:p>
+    <w:p>
+      <w:pPr>
+        <w:pStyle w:val="Normal"/>
+        <w:bidi w:val="1"/>
+        <w:rPr>
+          <w:rFonts w:ascii="Arial" w:hAnsi="Arial" w:eastAsia="Arial" w:cs="Arial"/>
+          <w:sz w:val="28"/>
+          <w:szCs w:val="28"/>
+          <w:rtl w:val="1"/>
         </w:rPr>
       </w:pPr>
     </w:p>
@@ -1304,7 +1346,7 @@
             </w:pPr>
             <w:r>
               <w:drawing>
-                <wp:inline wp14:editId="0E0A1FED" wp14:anchorId="70745379">
+                <wp:inline wp14:editId="4923392B" wp14:anchorId="70745379">
                   <wp:extent cx="2062595" cy="803564"/>
                   <wp:effectExtent l="0" t="0" r="0" b="0"/>
                   <wp:docPr id="1268605462" name="Picture 1" descr="A logo with purple letters and numbers&#10;&#10;AI-generated content may be incorrect."/>
@@ -1387,7 +1429,7 @@
             </w:pPr>
             <w:r>
               <w:drawing>
-                <wp:inline wp14:editId="0383FE30" wp14:anchorId="7E8A97B5">
+                <wp:inline wp14:editId="02C574F4" wp14:anchorId="7E8A97B5">
                   <wp:extent cx="1432560" cy="381000"/>
                   <wp:effectExtent l="0" t="0" r="0" b="0"/>
                   <wp:docPr id="1772269162" name="Picture 734064909" descr="Background pattern&#10;&#10;Description automatically generated with low confidence"/>
@@ -1453,7 +1495,7 @@
             </w:pPr>
             <w:r>
               <w:drawing>
-                <wp:inline wp14:editId="2D8E5345" wp14:anchorId="7DB69F20">
+                <wp:inline wp14:editId="03094077" wp14:anchorId="7DB69F20">
                   <wp:extent cx="1905000" cy="732155"/>
                   <wp:effectExtent l="0" t="0" r="0" b="0"/>
                   <wp:docPr id="807100138" name="Picture 1157273046" descr="Background pattern&#10;&#10;Description automatically generated with low confidence"/>
@@ -2422,7 +2464,7 @@
         </w:rPr>
         <w:t>يلتزم الطرف الثاني بتزويد الطرف الأول بصورة من الحوالة البنكية عبر البريد الإلكتروني (</w:t>
       </w:r>
-      <w:hyperlink r:id="Re785e7a45f44410c">
+      <w:hyperlink r:id="R7a565d83aa064196">
         <w:r>
           <w:rPr>
             <w:rStyle w:val="Hyperlink"/>
@@ -2642,43 +2684,14 @@
         </w:rPr>
       </w:pPr>
       <w:r>
-        <w:rPr>
-          <w:rFonts w:ascii="Arial" w:hAnsi="Arial" w:eastAsia="Arial" w:cs="Arial"/>
-          <w:sz w:val="28"/>
-          <w:szCs w:val="28"/>
-          <w:rtl w:val="1"/>
-        </w:rPr>
-        <w:t xml:space="preserve">عدم التنازل عن المساحة أو تأجيرها من الباطن أو مشاركتها مع أي طرف آخر إلا بعد الحصول على موافقة خطية مسبقة من </w:t>
-      </w:r>
-      <w:r>
-        <w:rPr>
-          <w:rFonts w:ascii="Arial" w:hAnsi="Arial" w:eastAsia="Arial" w:cs="Arial"/>
-          <w:b w:val="1"/>
-          <w:bCs w:val="1"/>
-          <w:sz w:val="28"/>
-          <w:szCs w:val="28"/>
-          <w:rtl w:val="1"/>
-        </w:rPr>
-        <w:t>الطرف الأول</w:t>
-      </w:r>
-      <w:r>
-        <w:rPr>
-          <w:rFonts w:ascii="Arial" w:hAnsi="Arial" w:eastAsia="Arial" w:cs="Arial"/>
-          <w:sz w:val="28"/>
-          <w:szCs w:val="28"/>
-          <w:rtl w:val="1"/>
-        </w:rPr>
-        <w:t>.</w:t>
-      </w:r>
-      <w:r>
         <w:drawing>
-          <wp:anchor distT="0" distB="0" distL="114300" distR="114300" simplePos="0" relativeHeight="251658240" behindDoc="0" locked="0" layoutInCell="1" allowOverlap="1" wp14:editId="5124CC0A" wp14:anchorId="7A1B4ACD">
+          <wp:anchor distT="0" distB="0" distL="114300" distR="114300" simplePos="0" relativeHeight="251658240" behindDoc="0" locked="0" layoutInCell="1" allowOverlap="1" wp14:editId="796718BC" wp14:anchorId="7A1B4ACD">
             <wp:simplePos x="0" y="0"/>
             <wp:positionH relativeFrom="column">
-              <wp:posOffset>-19050</wp:posOffset>
+              <wp:posOffset>123825</wp:posOffset>
             </wp:positionH>
             <wp:positionV relativeFrom="paragraph">
-              <wp:posOffset>476250</wp:posOffset>
+              <wp:posOffset>457200</wp:posOffset>
             </wp:positionV>
             <wp:extent cx="1613826" cy="731787"/>
             <wp:effectExtent l="0" t="0" r="0" b="5080"/>
@@ -2734,6 +2747,62 @@
           </wp:anchor>
         </w:drawing>
       </w:r>
+      <w:r>
+        <w:rPr>
+          <w:rFonts w:ascii="Arial" w:hAnsi="Arial" w:eastAsia="Arial" w:cs="Arial"/>
+          <w:sz w:val="28"/>
+          <w:szCs w:val="28"/>
+          <w:rtl w:val="1"/>
+        </w:rPr>
+        <w:t xml:space="preserve">عدم التنازل عن المساحة أو تأجيرها من الباطن أو مشاركتها مع أي طرف آخر إلا بعد الحصول على موافقة خطية مسبقة من </w:t>
+      </w:r>
+      <w:r>
+        <w:rPr>
+          <w:rFonts w:ascii="Arial" w:hAnsi="Arial" w:eastAsia="Arial" w:cs="Arial"/>
+          <w:b w:val="1"/>
+          <w:bCs w:val="1"/>
+          <w:sz w:val="28"/>
+          <w:szCs w:val="28"/>
+          <w:rtl w:val="1"/>
+        </w:rPr>
+        <w:t>الطرف الأول</w:t>
+      </w:r>
+      <w:r>
+        <w:rPr>
+          <w:rFonts w:ascii="Arial" w:hAnsi="Arial" w:eastAsia="Arial" w:cs="Arial"/>
+          <w:sz w:val="28"/>
+          <w:szCs w:val="28"/>
+          <w:rtl w:val="1"/>
+        </w:rPr>
+        <w:t>.</w:t>
+      </w:r>
+    </w:p>
+    <w:p>
+      <w:pPr>
+        <w:bidi w:val="1"/>
+        <w:rPr>
+          <w:rFonts w:ascii="Arial" w:hAnsi="Arial" w:eastAsia="Arial" w:cs="Arial"/>
+        </w:rPr>
+      </w:pPr>
+      <w:r>
+        <w:rPr>
+          <w:rFonts w:ascii="Arial" w:hAnsi="Arial" w:eastAsia="Arial" w:cs="Arial"/>
+        </w:rPr>
+        <w:br w:type="page"/>
+      </w:r>
+    </w:p>
+    <w:p>
+      <w:pPr>
+        <w:pStyle w:val="Normal"/>
+        <w:bidi w:val="1"/>
+        <w:ind w:left="720"/>
+        <w:rPr>
+          <w:rFonts w:ascii="Arial" w:hAnsi="Arial" w:eastAsia="Arial" w:cs="Arial"/>
+          <w:sz w:val="28"/>
+          <w:szCs w:val="28"/>
+          <w:rtl w:val="1"/>
+        </w:rPr>
+      </w:pPr>
     </w:p>
     <w:tbl>
       <w:tblPr>
@@ -2776,7 +2845,7 @@
             </w:pPr>
             <w:r>
               <w:drawing>
-                <wp:inline wp14:editId="1DFA3893" wp14:anchorId="2B870441">
+                <wp:inline wp14:editId="5DC11671" wp14:anchorId="2B870441">
                   <wp:extent cx="2062595" cy="803564"/>
                   <wp:effectExtent l="0" t="0" r="0" b="0"/>
                   <wp:docPr id="1263759944" name="Picture 1" descr="A logo with purple letters and numbers&#10;&#10;AI-generated content may be incorrect."/>
@@ -2859,7 +2928,7 @@
             </w:pPr>
             <w:r>
               <w:drawing>
-                <wp:inline wp14:editId="4A8C4F9D" wp14:anchorId="5F9469B1">
+                <wp:inline wp14:editId="07E50922" wp14:anchorId="5F9469B1">
                   <wp:extent cx="1432560" cy="381000"/>
                   <wp:effectExtent l="0" t="0" r="0" b="0"/>
                   <wp:docPr id="1137802053" name="Picture 734064909" descr="Background pattern&#10;&#10;Description automatically generated with low confidence"/>
@@ -2925,7 +2994,7 @@
             </w:pPr>
             <w:r>
               <w:drawing>
-                <wp:inline wp14:editId="2BDEE967" wp14:anchorId="05396F47">
+                <wp:inline wp14:editId="5DEEC676" wp14:anchorId="05396F47">
                   <wp:extent cx="1905000" cy="732155"/>
                   <wp:effectExtent l="0" t="0" r="0" b="0"/>
                   <wp:docPr id="1125603714" name="Picture 1157273046" descr="Background pattern&#10;&#10;Description automatically generated with low confidence"/>
@@ -3748,126 +3817,14 @@
         </w:rPr>
       </w:pPr>
       <w:r>
-        <w:rPr>
-          <w:rFonts w:ascii="Arial" w:hAnsi="Arial" w:eastAsia="Arial" w:cs="Arial"/>
-          <w:sz w:val="28"/>
-          <w:szCs w:val="28"/>
-          <w:rtl w:val="1"/>
-        </w:rPr>
-        <w:t xml:space="preserve">يلتزم </w:t>
-      </w:r>
-      <w:r>
-        <w:rPr>
-          <w:rFonts w:ascii="Arial" w:hAnsi="Arial" w:eastAsia="Arial" w:cs="Arial"/>
-          <w:b w:val="1"/>
-          <w:bCs w:val="1"/>
-          <w:sz w:val="28"/>
-          <w:szCs w:val="28"/>
-          <w:rtl w:val="1"/>
-        </w:rPr>
-        <w:t>الطرف الثاني</w:t>
-      </w:r>
-      <w:r>
-        <w:rPr>
-          <w:rFonts w:ascii="Arial" w:hAnsi="Arial" w:eastAsia="Arial" w:cs="Arial"/>
-          <w:sz w:val="28"/>
-          <w:szCs w:val="28"/>
-          <w:rtl w:val="1"/>
-        </w:rPr>
-        <w:t xml:space="preserve"> بتعويض </w:t>
-      </w:r>
-      <w:r>
-        <w:rPr>
-          <w:rFonts w:ascii="Arial" w:hAnsi="Arial" w:eastAsia="Arial" w:cs="Arial"/>
-          <w:b w:val="1"/>
-          <w:bCs w:val="1"/>
-          <w:sz w:val="28"/>
-          <w:szCs w:val="28"/>
-          <w:rtl w:val="1"/>
-        </w:rPr>
-        <w:t>الطرف الأول</w:t>
-      </w:r>
-      <w:r>
-        <w:rPr>
-          <w:rFonts w:ascii="Arial" w:hAnsi="Arial" w:eastAsia="Arial" w:cs="Arial"/>
-          <w:sz w:val="28"/>
-          <w:szCs w:val="28"/>
-          <w:rtl w:val="1"/>
-        </w:rPr>
-        <w:t xml:space="preserve"> عن أي </w:t>
-      </w:r>
-      <w:r>
-        <w:rPr>
-          <w:rFonts w:ascii="Arial" w:hAnsi="Arial" w:eastAsia="Arial" w:cs="Arial"/>
-          <w:sz w:val="28"/>
-          <w:szCs w:val="28"/>
-          <w:rtl w:val="1"/>
-        </w:rPr>
-        <w:t>أضرار،</w:t>
-      </w:r>
-      <w:r>
-        <w:rPr>
-          <w:rFonts w:ascii="Arial" w:hAnsi="Arial" w:eastAsia="Arial" w:cs="Arial"/>
-          <w:sz w:val="28"/>
-          <w:szCs w:val="28"/>
-          <w:rtl w:val="1"/>
-        </w:rPr>
-        <w:t xml:space="preserve"> أو </w:t>
-      </w:r>
-      <w:r>
-        <w:rPr>
-          <w:rFonts w:ascii="Arial" w:hAnsi="Arial" w:eastAsia="Arial" w:cs="Arial"/>
-          <w:sz w:val="28"/>
-          <w:szCs w:val="28"/>
-          <w:rtl w:val="1"/>
-        </w:rPr>
-        <w:t>خسائر،</w:t>
-      </w:r>
-      <w:r>
-        <w:rPr>
-          <w:rFonts w:ascii="Arial" w:hAnsi="Arial" w:eastAsia="Arial" w:cs="Arial"/>
-          <w:sz w:val="28"/>
-          <w:szCs w:val="28"/>
-          <w:rtl w:val="1"/>
-        </w:rPr>
-        <w:t xml:space="preserve"> أو </w:t>
-      </w:r>
-      <w:r>
-        <w:rPr>
-          <w:rFonts w:ascii="Arial" w:hAnsi="Arial" w:eastAsia="Arial" w:cs="Arial"/>
-          <w:sz w:val="28"/>
-          <w:szCs w:val="28"/>
-          <w:rtl w:val="1"/>
-        </w:rPr>
-        <w:t>مطالبات قضائية، أو</w:t>
-      </w:r>
-      <w:r>
-        <w:rPr>
-          <w:rFonts w:ascii="Arial" w:hAnsi="Arial" w:eastAsia="Arial" w:cs="Arial"/>
-          <w:sz w:val="28"/>
-          <w:szCs w:val="28"/>
-          <w:rtl w:val="1"/>
-        </w:rPr>
-        <w:t xml:space="preserve"> إدارية تنتج عن تصرفاته أو إخلاله بالتزاماته</w:t>
-      </w:r>
-      <w:r>
-        <w:rPr>
-          <w:rFonts w:ascii="Arial" w:hAnsi="Arial" w:eastAsia="Arial" w:cs="Arial"/>
-          <w:sz w:val="28"/>
-          <w:szCs w:val="28"/>
-          <w:rtl w:val="1"/>
-        </w:rPr>
-        <w:t>.</w:t>
-      </w:r>
-      <w:r>
         <w:drawing>
-          <wp:anchor distT="0" distB="0" distL="114300" distR="114300" simplePos="0" relativeHeight="251658240" behindDoc="0" locked="0" layoutInCell="1" allowOverlap="1" wp14:editId="7586EBC0" wp14:anchorId="2E5AC562">
+          <wp:anchor distT="0" distB="0" distL="114300" distR="114300" simplePos="0" relativeHeight="251658240" behindDoc="0" locked="0" layoutInCell="1" allowOverlap="1" wp14:editId="2722E20A" wp14:anchorId="2E5AC562">
             <wp:simplePos x="0" y="0"/>
             <wp:positionH relativeFrom="column">
-              <wp:posOffset>0</wp:posOffset>
+              <wp:posOffset>-76200</wp:posOffset>
             </wp:positionH>
             <wp:positionV relativeFrom="paragraph">
-              <wp:posOffset>314325</wp:posOffset>
+              <wp:posOffset>342900</wp:posOffset>
             </wp:positionV>
             <wp:extent cx="1613826" cy="731787"/>
             <wp:effectExtent l="0" t="0" r="0" b="5080"/>
@@ -3923,6 +3880,145 @@
           </wp:anchor>
         </w:drawing>
       </w:r>
+      <w:r>
+        <w:rPr>
+          <w:rFonts w:ascii="Arial" w:hAnsi="Arial" w:eastAsia="Arial" w:cs="Arial"/>
+          <w:sz w:val="28"/>
+          <w:szCs w:val="28"/>
+          <w:rtl w:val="1"/>
+        </w:rPr>
+        <w:t xml:space="preserve">يلتزم </w:t>
+      </w:r>
+      <w:r>
+        <w:rPr>
+          <w:rFonts w:ascii="Arial" w:hAnsi="Arial" w:eastAsia="Arial" w:cs="Arial"/>
+          <w:b w:val="1"/>
+          <w:bCs w:val="1"/>
+          <w:sz w:val="28"/>
+          <w:szCs w:val="28"/>
+          <w:rtl w:val="1"/>
+        </w:rPr>
+        <w:t>الطرف الثاني</w:t>
+      </w:r>
+      <w:r>
+        <w:rPr>
+          <w:rFonts w:ascii="Arial" w:hAnsi="Arial" w:eastAsia="Arial" w:cs="Arial"/>
+          <w:sz w:val="28"/>
+          <w:szCs w:val="28"/>
+          <w:rtl w:val="1"/>
+        </w:rPr>
+        <w:t xml:space="preserve"> بتعويض </w:t>
+      </w:r>
+      <w:r>
+        <w:rPr>
+          <w:rFonts w:ascii="Arial" w:hAnsi="Arial" w:eastAsia="Arial" w:cs="Arial"/>
+          <w:b w:val="1"/>
+          <w:bCs w:val="1"/>
+          <w:sz w:val="28"/>
+          <w:szCs w:val="28"/>
+          <w:rtl w:val="1"/>
+        </w:rPr>
+        <w:t>الطرف الأول</w:t>
+      </w:r>
+      <w:r>
+        <w:rPr>
+          <w:rFonts w:ascii="Arial" w:hAnsi="Arial" w:eastAsia="Arial" w:cs="Arial"/>
+          <w:sz w:val="28"/>
+          <w:szCs w:val="28"/>
+          <w:rtl w:val="1"/>
+        </w:rPr>
+        <w:t xml:space="preserve"> عن أي </w:t>
+      </w:r>
+      <w:r>
+        <w:rPr>
+          <w:rFonts w:ascii="Arial" w:hAnsi="Arial" w:eastAsia="Arial" w:cs="Arial"/>
+          <w:sz w:val="28"/>
+          <w:szCs w:val="28"/>
+          <w:rtl w:val="1"/>
+        </w:rPr>
+        <w:t>أضرار،</w:t>
+      </w:r>
+      <w:r>
+        <w:rPr>
+          <w:rFonts w:ascii="Arial" w:hAnsi="Arial" w:eastAsia="Arial" w:cs="Arial"/>
+          <w:sz w:val="28"/>
+          <w:szCs w:val="28"/>
+          <w:rtl w:val="1"/>
+        </w:rPr>
+        <w:t xml:space="preserve"> أو </w:t>
+      </w:r>
+      <w:r>
+        <w:rPr>
+          <w:rFonts w:ascii="Arial" w:hAnsi="Arial" w:eastAsia="Arial" w:cs="Arial"/>
+          <w:sz w:val="28"/>
+          <w:szCs w:val="28"/>
+          <w:rtl w:val="1"/>
+        </w:rPr>
+        <w:t>خسائر،</w:t>
+      </w:r>
+      <w:r>
+        <w:rPr>
+          <w:rFonts w:ascii="Arial" w:hAnsi="Arial" w:eastAsia="Arial" w:cs="Arial"/>
+          <w:sz w:val="28"/>
+          <w:szCs w:val="28"/>
+          <w:rtl w:val="1"/>
+        </w:rPr>
+        <w:t xml:space="preserve"> أو </w:t>
+      </w:r>
+      <w:r>
+        <w:rPr>
+          <w:rFonts w:ascii="Arial" w:hAnsi="Arial" w:eastAsia="Arial" w:cs="Arial"/>
+          <w:sz w:val="28"/>
+          <w:szCs w:val="28"/>
+          <w:rtl w:val="1"/>
+        </w:rPr>
+        <w:t>مطالبات قضائية، أو</w:t>
+      </w:r>
+      <w:r>
+        <w:rPr>
+          <w:rFonts w:ascii="Arial" w:hAnsi="Arial" w:eastAsia="Arial" w:cs="Arial"/>
+          <w:sz w:val="28"/>
+          <w:szCs w:val="28"/>
+          <w:rtl w:val="1"/>
+        </w:rPr>
+        <w:t xml:space="preserve"> إدارية تنتج عن تصرفاته أو إخلاله بالتزاماته</w:t>
+      </w:r>
+      <w:r>
+        <w:rPr>
+          <w:rFonts w:ascii="Arial" w:hAnsi="Arial" w:eastAsia="Arial" w:cs="Arial"/>
+          <w:sz w:val="28"/>
+          <w:szCs w:val="28"/>
+          <w:rtl w:val="1"/>
+        </w:rPr>
+        <w:t>.</w:t>
+      </w:r>
+    </w:p>
+    <w:p>
+      <w:pPr>
+        <w:bidi w:val="1"/>
+        <w:rPr>
+          <w:rFonts w:ascii="Arial" w:hAnsi="Arial" w:eastAsia="Arial" w:cs="Arial"/>
+        </w:rPr>
+      </w:pPr>
+      <w:r>
+        <w:rPr>
+          <w:rFonts w:ascii="Arial" w:hAnsi="Arial" w:eastAsia="Arial" w:cs="Arial"/>
+        </w:rPr>
+        <w:br w:type="page"/>
+      </w:r>
+    </w:p>
+    <w:p>
+      <w:pPr>
+        <w:pStyle w:val="Normal"/>
+        <w:bidi w:val="1"/>
+        <w:ind w:left="0"/>
+        <w:rPr>
+          <w:rFonts w:ascii="Arial" w:hAnsi="Arial" w:eastAsia="Arial" w:cs="Arial"/>
+          <w:sz w:val="28"/>
+          <w:szCs w:val="28"/>
+          <w:rtl w:val="1"/>
+        </w:rPr>
+      </w:pPr>
     </w:p>
     <w:tbl>
       <w:tblPr>
@@ -3965,7 +4061,7 @@
             </w:pPr>
             <w:r>
               <w:drawing>
-                <wp:inline wp14:editId="48A1A080" wp14:anchorId="0919128E">
+                <wp:inline wp14:editId="2D11F75A" wp14:anchorId="0919128E">
                   <wp:extent cx="2062595" cy="803564"/>
                   <wp:effectExtent l="0" t="0" r="0" b="0"/>
                   <wp:docPr id="2082314688" name="Picture 1" descr="A logo with purple letters and numbers&#10;&#10;AI-generated content may be incorrect."/>
@@ -4048,7 +4144,7 @@
             </w:pPr>
             <w:r>
               <w:drawing>
-                <wp:inline wp14:editId="36DFA481" wp14:anchorId="056C9F71">
+                <wp:inline wp14:editId="42A10B69" wp14:anchorId="056C9F71">
                   <wp:extent cx="1432560" cy="381000"/>
                   <wp:effectExtent l="0" t="0" r="0" b="0"/>
                   <wp:docPr id="411865572" name="Picture 734064909" descr="Background pattern&#10;&#10;Description automatically generated with low confidence"/>
@@ -4114,7 +4210,7 @@
             </w:pPr>
             <w:r>
               <w:drawing>
-                <wp:inline wp14:editId="04904CF9" wp14:anchorId="72681F26">
+                <wp:inline wp14:editId="443E6928" wp14:anchorId="72681F26">
                   <wp:extent cx="1905000" cy="732155"/>
                   <wp:effectExtent l="0" t="0" r="0" b="0"/>
                   <wp:docPr id="2147465302" name="Picture 1157273046" descr="Background pattern&#10;&#10;Description automatically generated with low confidence"/>
@@ -4681,6 +4777,7 @@
           <w:numId w:val="24"/>
         </w:numPr>
         <w:bidi/>
+        <w:ind/>
         <w:rPr>
           <w:rFonts w:ascii="Arial" w:hAnsi="Arial" w:eastAsia="Arial" w:cs="Arial"/>
           <w:sz w:val="26"/>
@@ -4714,18 +4811,6 @@
         </w:rPr>
         <w:t xml:space="preserve"> في حال لم يتم تحويل كامل المبلغ المستحق.</w:t>
       </w:r>
-    </w:p>
-    <w:p>
-      <w:pPr>
-        <w:bidi/>
-        <w:ind w:left="720"/>
-        <w:rPr>
-          <w:rFonts w:ascii="Arial" w:hAnsi="Arial" w:eastAsia="Arial" w:cs="Arial"/>
-          <w:sz w:val="26"/>
-          <w:szCs w:val="26"/>
-          <w:rtl w:val="1"/>
-        </w:rPr>
-      </w:pPr>
     </w:p>
     <w:p>
       <w:pPr>
@@ -4922,6 +5007,454 @@
 
 <file path=word/numbering.xml><?xml version="1.0" encoding="utf-8"?>
 <w:numbering xmlns:wpc="http://schemas.microsoft.com/office/word/2010/wordprocessingCanvas" xmlns:cx="http://schemas.microsoft.com/office/drawing/2014/chartex" xmlns:cx1="http://schemas.microsoft.com/office/drawing/2015/9/8/chartex" xmlns:cx2="http://schemas.microsoft.com/office/drawing/2015/10/21/chartex" xmlns:cx3="http://schemas.microsoft.com/office/drawing/2016/5/9/chartex" xmlns:cx4="http://schemas.microsoft.com/office/drawing/2016/5/10/chartex" xmlns:cx5="http://schemas.microsoft.com/office/drawing/2016/5/11/chartex" xmlns:cx6="http://schemas.microsoft.com/office/drawing/2016/5/12/chartex" xmlns:cx7="http://schemas.microsoft.com/office/drawing/2016/5/13/chartex" xmlns:cx8="http://schemas.microsoft.com/office/drawing/2016/5/14/chartex" xmlns:mc="http://schemas.openxmlformats.org/markup-compatibility/2006" xmlns:aink="http://schemas.microsoft.com/office/drawing/2016/ink" xmlns:am3d="http://schemas.microsoft.com/office/drawing/2017/model3d" xmlns:o="urn:schemas-microsoft-com:office:office" xmlns:oel="http://schemas.microsoft.com/office/2019/extlst" xmlns:r="http://schemas.openxmlformats.org/officeDocument/2006/relationships" xmlns:m="http://schemas.openxmlformats.org/officeDocument/2006/math" xmlns:v="urn:schemas-microsoft-com:vml" xmlns:wp14="http://schemas.microsoft.com/office/word/2010/wordprocessingDrawing" xmlns:wp="http://schemas.openxmlformats.org/drawingml/2006/wordprocessingDrawing" xmlns:w10="urn:schemas-microsoft-com:office:word" xmlns:w="http://schemas.openxmlformats.org/wordprocessingml/2006/main" xmlns:w14="http://schemas.microsoft.com/office/word/2010/wordml" xmlns:w15="http://schemas.microsoft.com/office/word/2012/wordml" xmlns:w16cex="http://schemas.microsoft.com/office/word/2018/wordml/cex" xmlns:w16cid="http://schemas.microsoft.com/office/word/2016/wordml/cid" xmlns:w16="http://schemas.microsoft.com/office/word/2018/wordml" xmlns:w16du="http://schemas.microsoft.com/office/word/2023/wordml/word16du" xmlns:w16sdtdh="http://schemas.microsoft.com/office/word/2020/wordml/sdtdatahash" xmlns:w16sdtfl="http://schemas.microsoft.com/office/word/2024/wordml/sdtformatlock" xmlns:w16se="http://schemas.microsoft.com/office/word/2015/wordml/symex" xmlns:wpg="http://schemas.microsoft.com/office/word/2010/wordprocessingGroup" xmlns:wpi="http://schemas.microsoft.com/office/word/2010/wordprocessingInk" xmlns:wne="http://schemas.microsoft.com/office/word/2006/wordml" xmlns:wps="http://schemas.microsoft.com/office/word/2010/wordprocessingShape" mc:Ignorable="w14 w15 w16se w16cid w16 w16cex w16sdtdh w16sdtfl w16du wp14">
+  <w:abstractNum xmlns:w="http://schemas.openxmlformats.org/wordprocessingml/2006/main" w:abstractNumId="27">
+    <w:nsid w:val="5f6f67fd"/>
+    <w:multiLevelType xmlns:w="http://schemas.openxmlformats.org/wordprocessingml/2006/main" w:val="hybridMultilevel"/>
+    <w:lvl xmlns:w="http://schemas.openxmlformats.org/wordprocessingml/2006/main" w:ilvl="0">
+      <w:start w:val="1"/>
+      <w:numFmt w:val="bullet"/>
+      <w:lvlText w:val=""/>
+      <w:lvlJc w:val="left"/>
+      <w:pPr>
+        <w:ind w:left="720" w:hanging="360"/>
+      </w:pPr>
+      <w:rPr>
+        <w:rFonts w:hint="default" w:ascii="Symbol" w:hAnsi="Symbol"/>
+      </w:rPr>
+    </w:lvl>
+    <w:lvl xmlns:w="http://schemas.openxmlformats.org/wordprocessingml/2006/main" w:ilvl="1">
+      <w:start w:val="1"/>
+      <w:numFmt w:val="bullet"/>
+      <w:lvlText w:val="o"/>
+      <w:lvlJc w:val="left"/>
+      <w:pPr>
+        <w:ind w:left="1440" w:hanging="360"/>
+      </w:pPr>
+      <w:rPr>
+        <w:rFonts w:hint="default" w:ascii="Courier New" w:hAnsi="Courier New"/>
+      </w:rPr>
+    </w:lvl>
+    <w:lvl xmlns:w="http://schemas.openxmlformats.org/wordprocessingml/2006/main" w:ilvl="2">
+      <w:start w:val="1"/>
+      <w:numFmt w:val="bullet"/>
+      <w:lvlText w:val=""/>
+      <w:lvlJc w:val="left"/>
+      <w:pPr>
+        <w:ind w:left="2160" w:hanging="360"/>
+      </w:pPr>
+      <w:rPr>
+        <w:rFonts w:hint="default" w:ascii="Wingdings" w:hAnsi="Wingdings"/>
+      </w:rPr>
+    </w:lvl>
+    <w:lvl xmlns:w="http://schemas.openxmlformats.org/wordprocessingml/2006/main" w:ilvl="3">
+      <w:start w:val="1"/>
+      <w:numFmt w:val="bullet"/>
+      <w:lvlText w:val=""/>
+      <w:lvlJc w:val="left"/>
+      <w:pPr>
+        <w:ind w:left="2880" w:hanging="360"/>
+      </w:pPr>
+      <w:rPr>
+        <w:rFonts w:hint="default" w:ascii="Symbol" w:hAnsi="Symbol"/>
+      </w:rPr>
+    </w:lvl>
+    <w:lvl xmlns:w="http://schemas.openxmlformats.org/wordprocessingml/2006/main" w:ilvl="4">
+      <w:start w:val="1"/>
+      <w:numFmt w:val="bullet"/>
+      <w:lvlText w:val="o"/>
+      <w:lvlJc w:val="left"/>
+      <w:pPr>
+        <w:ind w:left="3600" w:hanging="360"/>
+      </w:pPr>
+      <w:rPr>
+        <w:rFonts w:hint="default" w:ascii="Courier New" w:hAnsi="Courier New"/>
+      </w:rPr>
+    </w:lvl>
+    <w:lvl xmlns:w="http://schemas.openxmlformats.org/wordprocessingml/2006/main" w:ilvl="5">
+      <w:start w:val="1"/>
+      <w:numFmt w:val="bullet"/>
+      <w:lvlText w:val=""/>
+      <w:lvlJc w:val="left"/>
+      <w:pPr>
+        <w:ind w:left="4320" w:hanging="360"/>
+      </w:pPr>
+      <w:rPr>
+        <w:rFonts w:hint="default" w:ascii="Wingdings" w:hAnsi="Wingdings"/>
+      </w:rPr>
+    </w:lvl>
+    <w:lvl xmlns:w="http://schemas.openxmlformats.org/wordprocessingml/2006/main" w:ilvl="6">
+      <w:start w:val="1"/>
+      <w:numFmt w:val="bullet"/>
+      <w:lvlText w:val=""/>
+      <w:lvlJc w:val="left"/>
+      <w:pPr>
+        <w:ind w:left="5040" w:hanging="360"/>
+      </w:pPr>
+      <w:rPr>
+        <w:rFonts w:hint="default" w:ascii="Symbol" w:hAnsi="Symbol"/>
+      </w:rPr>
+    </w:lvl>
+    <w:lvl xmlns:w="http://schemas.openxmlformats.org/wordprocessingml/2006/main" w:ilvl="7">
+      <w:start w:val="1"/>
+      <w:numFmt w:val="bullet"/>
+      <w:lvlText w:val="o"/>
+      <w:lvlJc w:val="left"/>
+      <w:pPr>
+        <w:ind w:left="5760" w:hanging="360"/>
+      </w:pPr>
+      <w:rPr>
+        <w:rFonts w:hint="default" w:ascii="Courier New" w:hAnsi="Courier New"/>
+      </w:rPr>
+    </w:lvl>
+    <w:lvl xmlns:w="http://schemas.openxmlformats.org/wordprocessingml/2006/main" w:ilvl="8">
+      <w:start w:val="1"/>
+      <w:numFmt w:val="bullet"/>
+      <w:lvlText w:val=""/>
+      <w:lvlJc w:val="left"/>
+      <w:pPr>
+        <w:ind w:left="6480" w:hanging="360"/>
+      </w:pPr>
+      <w:rPr>
+        <w:rFonts w:hint="default" w:ascii="Wingdings" w:hAnsi="Wingdings"/>
+      </w:rPr>
+    </w:lvl>
+  </w:abstractNum>
+  <w:abstractNum xmlns:w="http://schemas.openxmlformats.org/wordprocessingml/2006/main" w:abstractNumId="26">
+    <w:nsid w:val="4baba14a"/>
+    <w:multiLevelType xmlns:w="http://schemas.openxmlformats.org/wordprocessingml/2006/main" w:val="hybridMultilevel"/>
+    <w:lvl xmlns:w="http://schemas.openxmlformats.org/wordprocessingml/2006/main" w:ilvl="0">
+      <w:start w:val="1"/>
+      <w:numFmt w:val="bullet"/>
+      <w:lvlText w:val=""/>
+      <w:lvlJc w:val="left"/>
+      <w:pPr>
+        <w:ind w:left="720" w:hanging="360"/>
+      </w:pPr>
+      <w:rPr>
+        <w:rFonts w:hint="default" w:ascii="Symbol" w:hAnsi="Symbol"/>
+      </w:rPr>
+    </w:lvl>
+    <w:lvl xmlns:w="http://schemas.openxmlformats.org/wordprocessingml/2006/main" w:ilvl="1">
+      <w:start w:val="1"/>
+      <w:numFmt w:val="bullet"/>
+      <w:lvlText w:val="o"/>
+      <w:lvlJc w:val="left"/>
+      <w:pPr>
+        <w:ind w:left="1440" w:hanging="360"/>
+      </w:pPr>
+      <w:rPr>
+        <w:rFonts w:hint="default" w:ascii="Courier New" w:hAnsi="Courier New"/>
+      </w:rPr>
+    </w:lvl>
+    <w:lvl xmlns:w="http://schemas.openxmlformats.org/wordprocessingml/2006/main" w:ilvl="2">
+      <w:start w:val="1"/>
+      <w:numFmt w:val="bullet"/>
+      <w:lvlText w:val=""/>
+      <w:lvlJc w:val="left"/>
+      <w:pPr>
+        <w:ind w:left="2160" w:hanging="360"/>
+      </w:pPr>
+      <w:rPr>
+        <w:rFonts w:hint="default" w:ascii="Wingdings" w:hAnsi="Wingdings"/>
+      </w:rPr>
+    </w:lvl>
+    <w:lvl xmlns:w="http://schemas.openxmlformats.org/wordprocessingml/2006/main" w:ilvl="3">
+      <w:start w:val="1"/>
+      <w:numFmt w:val="bullet"/>
+      <w:lvlText w:val=""/>
+      <w:lvlJc w:val="left"/>
+      <w:pPr>
+        <w:ind w:left="2880" w:hanging="360"/>
+      </w:pPr>
+      <w:rPr>
+        <w:rFonts w:hint="default" w:ascii="Symbol" w:hAnsi="Symbol"/>
+      </w:rPr>
+    </w:lvl>
+    <w:lvl xmlns:w="http://schemas.openxmlformats.org/wordprocessingml/2006/main" w:ilvl="4">
+      <w:start w:val="1"/>
+      <w:numFmt w:val="bullet"/>
+      <w:lvlText w:val="o"/>
+      <w:lvlJc w:val="left"/>
+      <w:pPr>
+        <w:ind w:left="3600" w:hanging="360"/>
+      </w:pPr>
+      <w:rPr>
+        <w:rFonts w:hint="default" w:ascii="Courier New" w:hAnsi="Courier New"/>
+      </w:rPr>
+    </w:lvl>
+    <w:lvl xmlns:w="http://schemas.openxmlformats.org/wordprocessingml/2006/main" w:ilvl="5">
+      <w:start w:val="1"/>
+      <w:numFmt w:val="bullet"/>
+      <w:lvlText w:val=""/>
+      <w:lvlJc w:val="left"/>
+      <w:pPr>
+        <w:ind w:left="4320" w:hanging="360"/>
+      </w:pPr>
+      <w:rPr>
+        <w:rFonts w:hint="default" w:ascii="Wingdings" w:hAnsi="Wingdings"/>
+      </w:rPr>
+    </w:lvl>
+    <w:lvl xmlns:w="http://schemas.openxmlformats.org/wordprocessingml/2006/main" w:ilvl="6">
+      <w:start w:val="1"/>
+      <w:numFmt w:val="bullet"/>
+      <w:lvlText w:val=""/>
+      <w:lvlJc w:val="left"/>
+      <w:pPr>
+        <w:ind w:left="5040" w:hanging="360"/>
+      </w:pPr>
+      <w:rPr>
+        <w:rFonts w:hint="default" w:ascii="Symbol" w:hAnsi="Symbol"/>
+      </w:rPr>
+    </w:lvl>
+    <w:lvl xmlns:w="http://schemas.openxmlformats.org/wordprocessingml/2006/main" w:ilvl="7">
+      <w:start w:val="1"/>
+      <w:numFmt w:val="bullet"/>
+      <w:lvlText w:val="o"/>
+      <w:lvlJc w:val="left"/>
+      <w:pPr>
+        <w:ind w:left="5760" w:hanging="360"/>
+      </w:pPr>
+      <w:rPr>
+        <w:rFonts w:hint="default" w:ascii="Courier New" w:hAnsi="Courier New"/>
+      </w:rPr>
+    </w:lvl>
+    <w:lvl xmlns:w="http://schemas.openxmlformats.org/wordprocessingml/2006/main" w:ilvl="8">
+      <w:start w:val="1"/>
+      <w:numFmt w:val="bullet"/>
+      <w:lvlText w:val=""/>
+      <w:lvlJc w:val="left"/>
+      <w:pPr>
+        <w:ind w:left="6480" w:hanging="360"/>
+      </w:pPr>
+      <w:rPr>
+        <w:rFonts w:hint="default" w:ascii="Wingdings" w:hAnsi="Wingdings"/>
+      </w:rPr>
+    </w:lvl>
+  </w:abstractNum>
+  <w:abstractNum xmlns:w="http://schemas.openxmlformats.org/wordprocessingml/2006/main" w:abstractNumId="25">
+    <w:nsid w:val="116dd9b8"/>
+    <w:multiLevelType xmlns:w="http://schemas.openxmlformats.org/wordprocessingml/2006/main" w:val="hybridMultilevel"/>
+    <w:lvl xmlns:w="http://schemas.openxmlformats.org/wordprocessingml/2006/main" w:ilvl="0">
+      <w:start w:val="1"/>
+      <w:numFmt w:val="bullet"/>
+      <w:lvlText w:val=""/>
+      <w:lvlJc w:val="left"/>
+      <w:pPr>
+        <w:ind w:left="720" w:hanging="360"/>
+      </w:pPr>
+      <w:rPr>
+        <w:rFonts w:hint="default" w:ascii="Symbol" w:hAnsi="Symbol"/>
+      </w:rPr>
+    </w:lvl>
+    <w:lvl xmlns:w="http://schemas.openxmlformats.org/wordprocessingml/2006/main" w:ilvl="1">
+      <w:start w:val="1"/>
+      <w:numFmt w:val="bullet"/>
+      <w:lvlText w:val="o"/>
+      <w:lvlJc w:val="left"/>
+      <w:pPr>
+        <w:ind w:left="1440" w:hanging="360"/>
+      </w:pPr>
+      <w:rPr>
+        <w:rFonts w:hint="default" w:ascii="Courier New" w:hAnsi="Courier New"/>
+      </w:rPr>
+    </w:lvl>
+    <w:lvl xmlns:w="http://schemas.openxmlformats.org/wordprocessingml/2006/main" w:ilvl="2">
+      <w:start w:val="1"/>
+      <w:numFmt w:val="bullet"/>
+      <w:lvlText w:val=""/>
+      <w:lvlJc w:val="left"/>
+      <w:pPr>
+        <w:ind w:left="2160" w:hanging="360"/>
+      </w:pPr>
+      <w:rPr>
+        <w:rFonts w:hint="default" w:ascii="Wingdings" w:hAnsi="Wingdings"/>
+      </w:rPr>
+    </w:lvl>
+    <w:lvl xmlns:w="http://schemas.openxmlformats.org/wordprocessingml/2006/main" w:ilvl="3">
+      <w:start w:val="1"/>
+      <w:numFmt w:val="bullet"/>
+      <w:lvlText w:val=""/>
+      <w:lvlJc w:val="left"/>
+      <w:pPr>
+        <w:ind w:left="2880" w:hanging="360"/>
+      </w:pPr>
+      <w:rPr>
+        <w:rFonts w:hint="default" w:ascii="Symbol" w:hAnsi="Symbol"/>
+      </w:rPr>
+    </w:lvl>
+    <w:lvl xmlns:w="http://schemas.openxmlformats.org/wordprocessingml/2006/main" w:ilvl="4">
+      <w:start w:val="1"/>
+      <w:numFmt w:val="bullet"/>
+      <w:lvlText w:val="o"/>
+      <w:lvlJc w:val="left"/>
+      <w:pPr>
+        <w:ind w:left="3600" w:hanging="360"/>
+      </w:pPr>
+      <w:rPr>
+        <w:rFonts w:hint="default" w:ascii="Courier New" w:hAnsi="Courier New"/>
+      </w:rPr>
+    </w:lvl>
+    <w:lvl xmlns:w="http://schemas.openxmlformats.org/wordprocessingml/2006/main" w:ilvl="5">
+      <w:start w:val="1"/>
+      <w:numFmt w:val="bullet"/>
+      <w:lvlText w:val=""/>
+      <w:lvlJc w:val="left"/>
+      <w:pPr>
+        <w:ind w:left="4320" w:hanging="360"/>
+      </w:pPr>
+      <w:rPr>
+        <w:rFonts w:hint="default" w:ascii="Wingdings" w:hAnsi="Wingdings"/>
+      </w:rPr>
+    </w:lvl>
+    <w:lvl xmlns:w="http://schemas.openxmlformats.org/wordprocessingml/2006/main" w:ilvl="6">
+      <w:start w:val="1"/>
+      <w:numFmt w:val="bullet"/>
+      <w:lvlText w:val=""/>
+      <w:lvlJc w:val="left"/>
+      <w:pPr>
+        <w:ind w:left="5040" w:hanging="360"/>
+      </w:pPr>
+      <w:rPr>
+        <w:rFonts w:hint="default" w:ascii="Symbol" w:hAnsi="Symbol"/>
+      </w:rPr>
+    </w:lvl>
+    <w:lvl xmlns:w="http://schemas.openxmlformats.org/wordprocessingml/2006/main" w:ilvl="7">
+      <w:start w:val="1"/>
+      <w:numFmt w:val="bullet"/>
+      <w:lvlText w:val="o"/>
+      <w:lvlJc w:val="left"/>
+      <w:pPr>
+        <w:ind w:left="5760" w:hanging="360"/>
+      </w:pPr>
+      <w:rPr>
+        <w:rFonts w:hint="default" w:ascii="Courier New" w:hAnsi="Courier New"/>
+      </w:rPr>
+    </w:lvl>
+    <w:lvl xmlns:w="http://schemas.openxmlformats.org/wordprocessingml/2006/main" w:ilvl="8">
+      <w:start w:val="1"/>
+      <w:numFmt w:val="bullet"/>
+      <w:lvlText w:val=""/>
+      <w:lvlJc w:val="left"/>
+      <w:pPr>
+        <w:ind w:left="6480" w:hanging="360"/>
+      </w:pPr>
+      <w:rPr>
+        <w:rFonts w:hint="default" w:ascii="Wingdings" w:hAnsi="Wingdings"/>
+      </w:rPr>
+    </w:lvl>
+  </w:abstractNum>
+  <w:abstractNum xmlns:w="http://schemas.openxmlformats.org/wordprocessingml/2006/main" w:abstractNumId="24">
+    <w:nsid w:val="1e4b0caa"/>
+    <w:multiLevelType xmlns:w="http://schemas.openxmlformats.org/wordprocessingml/2006/main" w:val="hybridMultilevel"/>
+    <w:lvl xmlns:w="http://schemas.openxmlformats.org/wordprocessingml/2006/main" w:ilvl="0">
+      <w:start w:val="1"/>
+      <w:numFmt w:val="bullet"/>
+      <w:lvlText w:val=""/>
+      <w:lvlJc w:val="left"/>
+      <w:pPr>
+        <w:ind w:left="720" w:hanging="360"/>
+      </w:pPr>
+      <w:rPr>
+        <w:rFonts w:hint="default" w:ascii="Symbol" w:hAnsi="Symbol"/>
+      </w:rPr>
+    </w:lvl>
+    <w:lvl xmlns:w="http://schemas.openxmlformats.org/wordprocessingml/2006/main" w:ilvl="1">
+      <w:start w:val="1"/>
+      <w:numFmt w:val="bullet"/>
+      <w:lvlText w:val="o"/>
+      <w:lvlJc w:val="left"/>
+      <w:pPr>
+        <w:ind w:left="1440" w:hanging="360"/>
+      </w:pPr>
+      <w:rPr>
+        <w:rFonts w:hint="default" w:ascii="Courier New" w:hAnsi="Courier New"/>
+      </w:rPr>
+    </w:lvl>
+    <w:lvl xmlns:w="http://schemas.openxmlformats.org/wordprocessingml/2006/main" w:ilvl="2">
+      <w:start w:val="1"/>
+      <w:numFmt w:val="bullet"/>
+      <w:lvlText w:val=""/>
+      <w:lvlJc w:val="left"/>
+      <w:pPr>
+        <w:ind w:left="2160" w:hanging="360"/>
+      </w:pPr>
+      <w:rPr>
+        <w:rFonts w:hint="default" w:ascii="Wingdings" w:hAnsi="Wingdings"/>
+      </w:rPr>
+    </w:lvl>
+    <w:lvl xmlns:w="http://schemas.openxmlformats.org/wordprocessingml/2006/main" w:ilvl="3">
+      <w:start w:val="1"/>
+      <w:numFmt w:val="bullet"/>
+      <w:lvlText w:val=""/>
+      <w:lvlJc w:val="left"/>
+      <w:pPr>
+        <w:ind w:left="2880" w:hanging="360"/>
+      </w:pPr>
+      <w:rPr>
+        <w:rFonts w:hint="default" w:ascii="Symbol" w:hAnsi="Symbol"/>
+      </w:rPr>
+    </w:lvl>
+    <w:lvl xmlns:w="http://schemas.openxmlformats.org/wordprocessingml/2006/main" w:ilvl="4">
+      <w:start w:val="1"/>
+      <w:numFmt w:val="bullet"/>
+      <w:lvlText w:val="o"/>
+      <w:lvlJc w:val="left"/>
+      <w:pPr>
+        <w:ind w:left="3600" w:hanging="360"/>
+      </w:pPr>
+      <w:rPr>
+        <w:rFonts w:hint="default" w:ascii="Courier New" w:hAnsi="Courier New"/>
+      </w:rPr>
+    </w:lvl>
+    <w:lvl xmlns:w="http://schemas.openxmlformats.org/wordprocessingml/2006/main" w:ilvl="5">
+      <w:start w:val="1"/>
+      <w:numFmt w:val="bullet"/>
+      <w:lvlText w:val=""/>
+      <w:lvlJc w:val="left"/>
+      <w:pPr>
+        <w:ind w:left="4320" w:hanging="360"/>
+      </w:pPr>
+      <w:rPr>
+        <w:rFonts w:hint="default" w:ascii="Wingdings" w:hAnsi="Wingdings"/>
+      </w:rPr>
+    </w:lvl>
+    <w:lvl xmlns:w="http://schemas.openxmlformats.org/wordprocessingml/2006/main" w:ilvl="6">
+      <w:start w:val="1"/>
+      <w:numFmt w:val="bullet"/>
+      <w:lvlText w:val=""/>
+      <w:lvlJc w:val="left"/>
+      <w:pPr>
+        <w:ind w:left="5040" w:hanging="360"/>
+      </w:pPr>
+      <w:rPr>
+        <w:rFonts w:hint="default" w:ascii="Symbol" w:hAnsi="Symbol"/>
+      </w:rPr>
+    </w:lvl>
+    <w:lvl xmlns:w="http://schemas.openxmlformats.org/wordprocessingml/2006/main" w:ilvl="7">
+      <w:start w:val="1"/>
+      <w:numFmt w:val="bullet"/>
+      <w:lvlText w:val="o"/>
+      <w:lvlJc w:val="left"/>
+      <w:pPr>
+        <w:ind w:left="5760" w:hanging="360"/>
+      </w:pPr>
+      <w:rPr>
+        <w:rFonts w:hint="default" w:ascii="Courier New" w:hAnsi="Courier New"/>
+      </w:rPr>
+    </w:lvl>
+    <w:lvl xmlns:w="http://schemas.openxmlformats.org/wordprocessingml/2006/main" w:ilvl="8">
+      <w:start w:val="1"/>
+      <w:numFmt w:val="bullet"/>
+      <w:lvlText w:val=""/>
+      <w:lvlJc w:val="left"/>
+      <w:pPr>
+        <w:ind w:left="6480" w:hanging="360"/>
+      </w:pPr>
+      <w:rPr>
+        <w:rFonts w:hint="default" w:ascii="Wingdings" w:hAnsi="Wingdings"/>
+      </w:rPr>
+    </w:lvl>
+  </w:abstractNum>
   <w:abstractNum w:abstractNumId="0" w15:restartNumberingAfterBreak="0">
     <w:nsid w:val="073A5AAA"/>
     <w:multiLevelType w:val="hybridMultilevel"/>
@@ -7362,6 +7895,18 @@
       </w:pPr>
     </w:lvl>
   </w:abstractNum>
+  <w:num w:numId="28">
+    <w:abstractNumId w:val="27"/>
+  </w:num>
+  <w:num w:numId="27">
+    <w:abstractNumId w:val="26"/>
+  </w:num>
+  <w:num w:numId="26">
+    <w:abstractNumId w:val="25"/>
+  </w:num>
+  <w:num w:numId="25">
+    <w:abstractNumId w:val="24"/>
+  </w:num>
   <w:num w:numId="1" w16cid:durableId="495150088">
     <w:abstractNumId w:val="9"/>
   </w:num>
